--- a/public/templates/minutes-of-meeting.docx
+++ b/public/templates/minutes-of-meeting.docx
@@ -3505,25 +3505,104 @@
                     <w:textAlignment w:val="baseline"/>
                     <w:rPr>
                       <w:rFonts w:ascii="Times New Roman" w:hAnsi="Times New Roman"/>
-                      <w:b/>
-                      <w:bCs/>
-                      <w:color w:val="000000" w:themeColor="text1"/>
-                      <w:sz w:val="24"/>
-                      <w:szCs w:val="24"/>
-                      <w:lang w:val="en-US"/>
-                    </w:rPr>
-                  </w:pPr>
-                  <w:r>
-                    <w:rPr>
-                      <w:rFonts w:ascii="Times New Roman" w:hAnsi="Times New Roman"/>
-                      <w:b/>
-                      <w:bCs/>
-                      <w:color w:val="000000" w:themeColor="text1"/>
-                      <w:sz w:val="24"/>
-                      <w:szCs w:val="24"/>
-                      <w:lang w:val="en-US"/>
-                    </w:rPr>
-                    <w:t>APPROVED()</w:t>
+                      <w:bCs/>
+                      <w:color w:val="000000" w:themeColor="text1"/>
+                      <w:sz w:val="24"/>
+                      <w:szCs w:val="24"/>
+                      <w:lang w:val="en-US"/>
+                    </w:rPr>
+                  </w:pPr>
+                  <w:r>
+                    <w:rPr>
+                      <w:rFonts w:ascii="Times New Roman" w:hAnsi="Times New Roman"/>
+                      <w:bCs/>
+                      <w:color w:val="000000" w:themeColor="text1"/>
+                      <w:sz w:val="24"/>
+                      <w:szCs w:val="24"/>
+                      <w:lang w:val="en-US"/>
+                    </w:rPr>
+                    <w:t>APPROVED</w:t>
+                  </w:r>
+                  <w:r>
+                    <w:rPr>
+                      <w:rFonts w:ascii="Times New Roman" w:hAnsi="Times New Roman"/>
+                      <w:bCs/>
+                      <w:color w:val="000000" w:themeColor="text1"/>
+                      <w:sz w:val="24"/>
+                      <w:szCs w:val="24"/>
+                      <w:lang w:val="en-US"/>
+                    </w:rPr>
+                    <w:t xml:space="preserve"> </w:t>
+                  </w:r>
+                  <w:r>
+                    <w:rPr>
+                      <w:rFonts w:ascii="Times New Roman" w:hAnsi="Times New Roman"/>
+                      <w:bCs/>
+                      <w:color w:val="000000" w:themeColor="text1"/>
+                      <w:sz w:val="24"/>
+                      <w:szCs w:val="24"/>
+                      <w:lang w:val="en-US"/>
+                    </w:rPr>
+                    <w:t>LAND APPLICATIONS(</w:t>
+                  </w:r>
+                  <w:r>
+                    <w:rPr>
+                      <w:rFonts w:ascii="Times New Roman" w:hAnsi="Times New Roman"/>
+                      <w:bCs/>
+                      <w:color w:val="000000" w:themeColor="text1"/>
+                      <w:sz w:val="24"/>
+                      <w:szCs w:val="24"/>
+                      <w:lang w:val="en-US"/>
+                    </w:rPr>
+                    <w:t>{</w:t>
+                  </w:r>
+                  <w:r>
+                    <w:rPr>
+                      <w:rFonts w:ascii="Times New Roman" w:hAnsi="Times New Roman"/>
+                      <w:bCs/>
+                      <w:color w:val="000000" w:themeColor="text1"/>
+                      <w:sz w:val="24"/>
+                      <w:szCs w:val="24"/>
+                      <w:lang w:val="en-US"/>
+                    </w:rPr>
+                    <w:t>d.agendas[i].</w:t>
+                  </w:r>
+                  <w:bookmarkStart w:id="29" w:name="OLE_LINK95"/>
+                  <w:bookmarkStart w:id="30" w:name="OLE_LINK96"/>
+                  <w:r>
+                    <w:rPr>
+                      <w:rFonts w:ascii="Times New Roman" w:hAnsi="Times New Roman"/>
+                      <w:bCs/>
+                      <w:color w:val="000000" w:themeColor="text1"/>
+                      <w:sz w:val="24"/>
+                      <w:szCs w:val="24"/>
+                      <w:lang w:val="en-US"/>
+                    </w:rPr>
+                    <w:t>approvedNumber</w:t>
+                  </w:r>
+                  <w:bookmarkEnd w:id="29"/>
+                  <w:bookmarkEnd w:id="30"/>
+                  <w:r>
+                    <w:rPr>
+                      <w:rFonts w:ascii="Times New Roman" w:hAnsi="Times New Roman"/>
+                      <w:bCs/>
+                      <w:color w:val="000000" w:themeColor="text1"/>
+                      <w:sz w:val="24"/>
+                      <w:szCs w:val="24"/>
+                      <w:lang w:val="en-US"/>
+                    </w:rPr>
+                    <w:t>}</w:t>
+                  </w:r>
+                  <w:r>
+                    <w:rPr>
+                      <w:rFonts w:ascii="Times New Roman" w:hAnsi="Times New Roman"/>
+                      <w:bCs/>
+                      <w:color w:val="000000" w:themeColor="text1"/>
+                      <w:sz w:val="24"/>
+                      <w:szCs w:val="24"/>
+                      <w:lang w:val="en-US"/>
+                    </w:rPr>
+                    <w:t>)</w:t>
                   </w:r>
                 </w:p>
               </w:tc>
@@ -4451,26 +4530,105 @@
                     <w:textAlignment w:val="baseline"/>
                     <w:rPr>
                       <w:rFonts w:ascii="Times New Roman" w:hAnsi="Times New Roman"/>
-                      <w:b/>
-                      <w:bCs/>
-                      <w:color w:val="000000" w:themeColor="text1"/>
-                      <w:sz w:val="24"/>
-                      <w:szCs w:val="24"/>
-                      <w:lang w:val="en-US"/>
-                    </w:rPr>
-                  </w:pPr>
-                  <w:r>
-                    <w:rPr>
-                      <w:rFonts w:ascii="Times New Roman" w:hAnsi="Times New Roman"/>
-                      <w:b/>
-                      <w:bCs/>
-                      <w:color w:val="000000" w:themeColor="text1"/>
-                      <w:sz w:val="24"/>
-                      <w:szCs w:val="24"/>
-                      <w:lang w:val="en-US"/>
-                    </w:rPr>
-                    <w:t>DEFERRED()</w:t>
-                  </w:r>
+                      <w:bCs/>
+                      <w:color w:val="000000" w:themeColor="text1"/>
+                      <w:sz w:val="24"/>
+                      <w:szCs w:val="24"/>
+                      <w:lang w:val="en-US"/>
+                    </w:rPr>
+                  </w:pPr>
+                  <w:r>
+                    <w:rPr>
+                      <w:rFonts w:ascii="Times New Roman" w:hAnsi="Times New Roman"/>
+                      <w:bCs/>
+                      <w:color w:val="000000" w:themeColor="text1"/>
+                      <w:sz w:val="24"/>
+                      <w:szCs w:val="24"/>
+                      <w:lang w:val="en-US"/>
+                    </w:rPr>
+                    <w:t>DEFERRED</w:t>
+                  </w:r>
+                  <w:r>
+                    <w:rPr>
+                      <w:rFonts w:ascii="Times New Roman" w:hAnsi="Times New Roman"/>
+                      <w:bCs/>
+                      <w:color w:val="000000" w:themeColor="text1"/>
+                      <w:sz w:val="24"/>
+                      <w:szCs w:val="24"/>
+                      <w:lang w:val="en-US"/>
+                    </w:rPr>
+                    <w:t xml:space="preserve"> </w:t>
+                  </w:r>
+                  <w:bookmarkStart w:id="31" w:name="OLE_LINK93"/>
+                  <w:bookmarkStart w:id="32" w:name="OLE_LINK94"/>
+                  <w:r>
+                    <w:rPr>
+                      <w:rFonts w:ascii="Times New Roman" w:hAnsi="Times New Roman"/>
+                      <w:bCs/>
+                      <w:color w:val="000000" w:themeColor="text1"/>
+                      <w:sz w:val="24"/>
+                      <w:szCs w:val="24"/>
+                      <w:lang w:val="en-US"/>
+                    </w:rPr>
+                    <w:t>LAND APPLICATIONS</w:t>
+                  </w:r>
+                  <w:r>
+                    <w:rPr>
+                      <w:rFonts w:ascii="Times New Roman" w:hAnsi="Times New Roman"/>
+                      <w:bCs/>
+                      <w:color w:val="000000" w:themeColor="text1"/>
+                      <w:sz w:val="24"/>
+                      <w:szCs w:val="24"/>
+                      <w:lang w:val="en-US"/>
+                    </w:rPr>
+                    <w:t>(</w:t>
+                  </w:r>
+                  <w:r>
+                    <w:rPr>
+                      <w:rFonts w:ascii="Times New Roman" w:hAnsi="Times New Roman"/>
+                      <w:bCs/>
+                      <w:color w:val="000000" w:themeColor="text1"/>
+                      <w:sz w:val="24"/>
+                      <w:szCs w:val="24"/>
+                      <w:lang w:val="en-US"/>
+                    </w:rPr>
+                    <w:t>{</w:t>
+                  </w:r>
+                  <w:r>
+                    <w:rPr>
+                      <w:rFonts w:ascii="Times New Roman" w:hAnsi="Times New Roman"/>
+                      <w:bCs/>
+                      <w:color w:val="000000" w:themeColor="text1"/>
+                      <w:sz w:val="24"/>
+                      <w:szCs w:val="24"/>
+                      <w:lang w:val="en-US"/>
+                    </w:rPr>
+                    <w:t>d.agendas[i].deferredNumber</w:t>
+                  </w:r>
+                  <w:r>
+                    <w:rPr>
+                      <w:rFonts w:ascii="Times New Roman" w:hAnsi="Times New Roman"/>
+                      <w:bCs/>
+                      <w:color w:val="000000" w:themeColor="text1"/>
+                      <w:sz w:val="24"/>
+                      <w:szCs w:val="24"/>
+                      <w:lang w:val="en-US"/>
+                    </w:rPr>
+                    <w:t>}</w:t>
+                  </w:r>
+                  <w:r>
+                    <w:rPr>
+                      <w:rFonts w:ascii="Times New Roman" w:hAnsi="Times New Roman"/>
+                      <w:bCs/>
+                      <w:color w:val="000000" w:themeColor="text1"/>
+                      <w:sz w:val="24"/>
+                      <w:szCs w:val="24"/>
+                      <w:lang w:val="en-US"/>
+                    </w:rPr>
+                    <w:t>)</w:t>
+                  </w:r>
+                  <w:bookmarkEnd w:id="31"/>
+                  <w:bookmarkEnd w:id="32"/>
                 </w:p>
               </w:tc>
             </w:tr>
@@ -5449,26 +5607,94 @@
                     <w:textAlignment w:val="baseline"/>
                     <w:rPr>
                       <w:rFonts w:ascii="Times New Roman" w:hAnsi="Times New Roman"/>
-                      <w:b/>
-                      <w:bCs/>
-                      <w:color w:val="000000" w:themeColor="text1"/>
-                      <w:sz w:val="24"/>
-                      <w:szCs w:val="24"/>
-                      <w:lang w:val="en-US"/>
-                    </w:rPr>
-                  </w:pPr>
-                  <w:r>
-                    <w:rPr>
-                      <w:rFonts w:ascii="Times New Roman" w:hAnsi="Times New Roman"/>
-                      <w:b/>
-                      <w:bCs/>
-                      <w:color w:val="000000" w:themeColor="text1"/>
-                      <w:sz w:val="24"/>
-                      <w:szCs w:val="24"/>
-                      <w:lang w:val="en-US"/>
-                    </w:rPr>
-                    <w:t>REJECTED()</w:t>
-                  </w:r>
+                      <w:bCs/>
+                      <w:color w:val="000000" w:themeColor="text1"/>
+                      <w:sz w:val="24"/>
+                      <w:szCs w:val="24"/>
+                      <w:lang w:val="en-US"/>
+                    </w:rPr>
+                  </w:pPr>
+                  <w:r>
+                    <w:rPr>
+                      <w:rFonts w:ascii="Times New Roman" w:hAnsi="Times New Roman"/>
+                      <w:bCs/>
+                      <w:color w:val="000000" w:themeColor="text1"/>
+                      <w:sz w:val="24"/>
+                      <w:szCs w:val="24"/>
+                      <w:lang w:val="en-US"/>
+                    </w:rPr>
+                    <w:t>REJECTED</w:t>
+                  </w:r>
+                  <w:r>
+                    <w:rPr>
+                      <w:rFonts w:ascii="Times New Roman" w:hAnsi="Times New Roman"/>
+                      <w:bCs/>
+                      <w:color w:val="000000" w:themeColor="text1"/>
+                      <w:sz w:val="24"/>
+                      <w:szCs w:val="24"/>
+                      <w:lang w:val="en-US"/>
+                    </w:rPr>
+                    <w:t xml:space="preserve"> </w:t>
+                  </w:r>
+                  <w:r>
+                    <w:rPr>
+                      <w:rFonts w:ascii="Times New Roman" w:hAnsi="Times New Roman"/>
+                      <w:bCs/>
+                      <w:color w:val="000000" w:themeColor="text1"/>
+                      <w:sz w:val="24"/>
+                      <w:szCs w:val="24"/>
+                      <w:lang w:val="en-US"/>
+                    </w:rPr>
+                    <w:t>LAND APPLICATIONS(</w:t>
+                  </w:r>
+                  <w:bookmarkStart w:id="33" w:name="OLE_LINK97"/>
+                  <w:bookmarkStart w:id="34" w:name="OLE_LINK98"/>
+                  <w:r>
+                    <w:rPr>
+                      <w:rFonts w:ascii="Times New Roman" w:hAnsi="Times New Roman"/>
+                      <w:bCs/>
+                      <w:color w:val="000000" w:themeColor="text1"/>
+                      <w:sz w:val="24"/>
+                      <w:szCs w:val="24"/>
+                      <w:lang w:val="en-US"/>
+                    </w:rPr>
+                    <w:t>{</w:t>
+                  </w:r>
+                  <w:r>
+                    <w:rPr>
+                      <w:rFonts w:ascii="Times New Roman" w:hAnsi="Times New Roman"/>
+                      <w:bCs/>
+                      <w:color w:val="000000" w:themeColor="text1"/>
+                      <w:sz w:val="24"/>
+                      <w:szCs w:val="24"/>
+                      <w:lang w:val="en-US"/>
+                    </w:rPr>
+                    <w:t>d.agendas[i].rejectedNumber</w:t>
+                  </w:r>
+                  <w:r>
+                    <w:rPr>
+                      <w:rFonts w:ascii="Times New Roman" w:hAnsi="Times New Roman"/>
+                      <w:bCs/>
+                      <w:color w:val="000000" w:themeColor="text1"/>
+                      <w:sz w:val="24"/>
+                      <w:szCs w:val="24"/>
+                      <w:lang w:val="en-US"/>
+                    </w:rPr>
+                    <w:t>}</w:t>
+                  </w:r>
+                  <w:r>
+                    <w:rPr>
+                      <w:rFonts w:ascii="Times New Roman" w:hAnsi="Times New Roman"/>
+                      <w:bCs/>
+                      <w:color w:val="000000" w:themeColor="text1"/>
+                      <w:sz w:val="24"/>
+                      <w:szCs w:val="24"/>
+                      <w:lang w:val="en-US"/>
+                    </w:rPr>
+                    <w:t>)</w:t>
+                  </w:r>
+                  <w:bookmarkEnd w:id="33"/>
+                  <w:bookmarkEnd w:id="34"/>
                 </w:p>
               </w:tc>
             </w:tr>
@@ -5479,7 +5705,6 @@
               <w:autoSpaceDN w:val="0"/>
               <w:spacing w:after="0" w:line="360" w:lineRule="auto"/>
               <w:ind w:right="317"/>
-              <w:jc w:val="both"/>
               <w:textAlignment w:val="baseline"/>
               <w:rPr>
                 <w:rFonts w:ascii="Times New Roman" w:hAnsi="Times New Roman"/>
@@ -5490,6 +5715,214 @@
                 <w:lang w:val="en-US"/>
               </w:rPr>
             </w:pPr>
+            <w:bookmarkStart w:id="35" w:name="OLE_LINK99"/>
+            <w:bookmarkStart w:id="36" w:name="OLE_LINK100"/>
+            <w:r>
+              <w:rPr>
+                <w:rFonts w:ascii="Times New Roman" w:hAnsi="Times New Roman"/>
+                <w:b/>
+                <w:bCs/>
+                <w:color w:val="000000" w:themeColor="text1"/>
+                <w:sz w:val="24"/>
+                <w:szCs w:val="24"/>
+                <w:lang w:val="en-US"/>
+              </w:rPr>
+              <w:t>Summary (</w:t>
+            </w:r>
+            <w:r>
+              <w:rPr>
+                <w:rFonts w:ascii="Times New Roman" w:hAnsi="Times New Roman"/>
+                <w:b/>
+                <w:bCs/>
+                <w:color w:val="000000" w:themeColor="text1"/>
+                <w:sz w:val="24"/>
+                <w:szCs w:val="24"/>
+                <w:lang w:val="en-US"/>
+              </w:rPr>
+              <w:t>{d.agendas[i].</w:t>
+            </w:r>
+            <w:r>
+              <w:rPr>
+                <w:rFonts w:ascii="Times New Roman" w:hAnsi="Times New Roman"/>
+                <w:b/>
+                <w:bCs/>
+                <w:color w:val="000000" w:themeColor="text1"/>
+                <w:sz w:val="24"/>
+                <w:szCs w:val="24"/>
+                <w:lang w:val="en-US"/>
+              </w:rPr>
+              <w:t>approved</w:t>
+            </w:r>
+            <w:r>
+              <w:rPr>
+                <w:rFonts w:ascii="Times New Roman" w:hAnsi="Times New Roman"/>
+                <w:b/>
+                <w:bCs/>
+                <w:color w:val="000000" w:themeColor="text1"/>
+                <w:sz w:val="24"/>
+                <w:szCs w:val="24"/>
+                <w:lang w:val="en-US"/>
+              </w:rPr>
+              <w:t>Number})</w:t>
+            </w:r>
+            <w:r>
+              <w:rPr>
+                <w:rFonts w:ascii="Times New Roman" w:hAnsi="Times New Roman"/>
+                <w:b/>
+                <w:bCs/>
+                <w:color w:val="000000" w:themeColor="text1"/>
+                <w:sz w:val="24"/>
+                <w:szCs w:val="24"/>
+                <w:lang w:val="en-US"/>
+              </w:rPr>
+              <w:t>) Approved, (</w:t>
+            </w:r>
+            <w:r>
+              <w:rPr>
+                <w:rFonts w:ascii="Times New Roman" w:hAnsi="Times New Roman"/>
+                <w:b/>
+                <w:bCs/>
+                <w:color w:val="000000" w:themeColor="text1"/>
+                <w:sz w:val="24"/>
+                <w:szCs w:val="24"/>
+                <w:lang w:val="en-US"/>
+              </w:rPr>
+              <w:t>{d.agendas[i].</w:t>
+            </w:r>
+            <w:r>
+              <w:rPr>
+                <w:rFonts w:ascii="Times New Roman" w:hAnsi="Times New Roman"/>
+                <w:b/>
+                <w:bCs/>
+                <w:color w:val="000000" w:themeColor="text1"/>
+                <w:sz w:val="24"/>
+                <w:szCs w:val="24"/>
+                <w:lang w:val="en-US"/>
+              </w:rPr>
+              <w:t>deferred</w:t>
+            </w:r>
+            <w:r>
+              <w:rPr>
+                <w:rFonts w:ascii="Times New Roman" w:hAnsi="Times New Roman"/>
+                <w:b/>
+                <w:bCs/>
+                <w:color w:val="000000" w:themeColor="text1"/>
+                <w:sz w:val="24"/>
+                <w:szCs w:val="24"/>
+                <w:lang w:val="en-US"/>
+              </w:rPr>
+              <w:t>Number})</w:t>
+            </w:r>
+            <w:r>
+              <w:rPr>
+                <w:rFonts w:ascii="Times New Roman" w:hAnsi="Times New Roman"/>
+                <w:b/>
+                <w:bCs/>
+                <w:color w:val="000000" w:themeColor="text1"/>
+                <w:sz w:val="24"/>
+                <w:szCs w:val="24"/>
+                <w:lang w:val="en-US"/>
+              </w:rPr>
+              <w:t>)</w:t>
+            </w:r>
+            <w:r>
+              <w:rPr>
+                <w:rFonts w:ascii="Times New Roman" w:hAnsi="Times New Roman"/>
+                <w:b/>
+                <w:bCs/>
+                <w:color w:val="000000" w:themeColor="text1"/>
+                <w:sz w:val="24"/>
+                <w:szCs w:val="24"/>
+                <w:lang w:val="en-US"/>
+              </w:rPr>
+              <w:t xml:space="preserve"> Deferred, </w:t>
+            </w:r>
+            <w:r>
+              <w:rPr>
+                <w:rFonts w:ascii="Times New Roman" w:hAnsi="Times New Roman"/>
+                <w:b/>
+                <w:bCs/>
+                <w:color w:val="000000" w:themeColor="text1"/>
+                <w:sz w:val="24"/>
+                <w:szCs w:val="24"/>
+                <w:lang w:val="en-US"/>
+              </w:rPr>
+              <w:t>(</w:t>
+            </w:r>
+            <w:r>
+              <w:rPr>
+                <w:rFonts w:ascii="Times New Roman" w:hAnsi="Times New Roman"/>
+                <w:b/>
+                <w:bCs/>
+                <w:color w:val="000000" w:themeColor="text1"/>
+                <w:sz w:val="24"/>
+                <w:szCs w:val="24"/>
+                <w:lang w:val="en-US"/>
+              </w:rPr>
+              <w:t>{d.agendas[i].rejectedNumber})</w:t>
+            </w:r>
+            <w:r>
+              <w:rPr>
+                <w:rFonts w:ascii="Times New Roman" w:hAnsi="Times New Roman"/>
+                <w:b/>
+                <w:bCs/>
+                <w:color w:val="000000" w:themeColor="text1"/>
+                <w:sz w:val="24"/>
+                <w:szCs w:val="24"/>
+                <w:lang w:val="en-US"/>
+              </w:rPr>
+              <w:t>)</w:t>
+            </w:r>
+            <w:r>
+              <w:rPr>
+                <w:rFonts w:ascii="Times New Roman" w:hAnsi="Times New Roman"/>
+                <w:b/>
+                <w:bCs/>
+                <w:color w:val="000000" w:themeColor="text1"/>
+                <w:sz w:val="24"/>
+                <w:szCs w:val="24"/>
+                <w:lang w:val="en-US"/>
+              </w:rPr>
+              <w:t xml:space="preserve"> </w:t>
+            </w:r>
+            <w:r>
+              <w:rPr>
+                <w:rFonts w:ascii="Times New Roman" w:hAnsi="Times New Roman"/>
+                <w:b/>
+                <w:bCs/>
+                <w:color w:val="000000" w:themeColor="text1"/>
+                <w:sz w:val="24"/>
+                <w:szCs w:val="24"/>
+                <w:lang w:val="en-US"/>
+              </w:rPr>
+              <w:t>Rejected</w:t>
+            </w:r>
+            <w:r>
+              <w:rPr>
+                <w:rFonts w:ascii="Times New Roman" w:hAnsi="Times New Roman"/>
+                <w:b/>
+                <w:bCs/>
+                <w:color w:val="000000" w:themeColor="text1"/>
+                <w:sz w:val="24"/>
+                <w:szCs w:val="24"/>
+                <w:lang w:val="en-US"/>
+              </w:rPr>
+              <w:t xml:space="preserve"> </w:t>
+            </w:r>
+            <w:bookmarkEnd w:id="35"/>
+            <w:bookmarkEnd w:id="36"/>
+            <w:r>
+              <w:rPr>
+                <w:rFonts w:ascii="Times New Roman" w:hAnsi="Times New Roman"/>
+                <w:b/>
+                <w:bCs/>
+                <w:color w:val="000000" w:themeColor="text1"/>
+                <w:sz w:val="24"/>
+                <w:szCs w:val="24"/>
+                <w:lang w:val="en-US"/>
+              </w:rPr>
+              <w:t xml:space="preserve">Land Applications </w:t>
+            </w:r>
             <w:r>
               <w:rPr>
                 <w:rFonts w:ascii="Times New Roman" w:hAnsi="Times New Roman"/>
@@ -5556,15 +5989,7 @@
               </w:rPr>
               <w:t>}</w:t>
             </w:r>
-          </w:p>
-          <w:p>
-            <w:pPr>
-              <w:suppressAutoHyphens/>
-              <w:autoSpaceDN w:val="0"/>
-              <w:spacing w:after="0" w:line="360" w:lineRule="auto"/>
-              <w:ind w:right="317"/>
-              <w:jc w:val="both"/>
-              <w:textAlignment w:val="baseline"/>
+            <w:r>
               <w:rPr>
                 <w:rFonts w:ascii="Times New Roman" w:hAnsi="Times New Roman"/>
                 <w:bCs/>
@@ -5573,7 +5998,8 @@
                 <w:szCs w:val="24"/>
                 <w:lang w:val="en-US"/>
               </w:rPr>
-            </w:pPr>
+              <w:t>{d.agendas[i].</w:t>
+            </w:r>
             <w:r>
               <w:rPr>
                 <w:rFonts w:ascii="Times New Roman" w:hAnsi="Times New Roman"/>
@@ -5583,7 +6009,7 @@
                 <w:szCs w:val="24"/>
                 <w:lang w:val="en-US"/>
               </w:rPr>
-              <w:t>{d.agendas[i].</w:t>
+              <w:t>hasBuilding</w:t>
             </w:r>
             <w:r>
               <w:rPr>
@@ -5594,7 +6020,7 @@
                 <w:szCs w:val="24"/>
                 <w:lang w:val="en-US"/>
               </w:rPr>
-              <w:t>hasBuilding</w:t>
+              <w:t>:ifEQ(</w:t>
             </w:r>
             <w:r>
               <w:rPr>
@@ -5605,7 +6031,7 @@
                 <w:szCs w:val="24"/>
                 <w:lang w:val="en-US"/>
               </w:rPr>
-              <w:t>:ifEQ(</w:t>
+              <w:t>true</w:t>
             </w:r>
             <w:r>
               <w:rPr>
@@ -5616,7 +6042,7 @@
                 <w:szCs w:val="24"/>
                 <w:lang w:val="en-US"/>
               </w:rPr>
-              <w:t>true</w:t>
+              <w:t>)</w:t>
             </w:r>
             <w:r>
               <w:rPr>
@@ -5627,7 +6053,7 @@
                 <w:szCs w:val="24"/>
                 <w:lang w:val="en-US"/>
               </w:rPr>
-              <w:t>)</w:t>
+              <w:t>:and(.applications):if</w:t>
             </w:r>
             <w:r>
               <w:rPr>
@@ -5638,7 +6064,7 @@
                 <w:szCs w:val="24"/>
                 <w:lang w:val="en-US"/>
               </w:rPr>
-              <w:t>:and(.applications):if</w:t>
+              <w:t>N</w:t>
             </w:r>
             <w:r>
               <w:rPr>
@@ -5649,7 +6075,7 @@
                 <w:szCs w:val="24"/>
                 <w:lang w:val="en-US"/>
               </w:rPr>
-              <w:t>N</w:t>
+              <w:t>EM()</w:t>
             </w:r>
             <w:r>
               <w:rPr>
@@ -5660,21 +6086,10 @@
                 <w:szCs w:val="24"/>
                 <w:lang w:val="en-US"/>
               </w:rPr>
-              <w:t>EM()</w:t>
-            </w:r>
-            <w:r>
-              <w:rPr>
-                <w:rFonts w:ascii="Times New Roman" w:hAnsi="Times New Roman"/>
-                <w:bCs/>
-                <w:color w:val="000000" w:themeColor="text1"/>
-                <w:sz w:val="24"/>
-                <w:szCs w:val="24"/>
-                <w:lang w:val="en-US"/>
-              </w:rPr>
               <w:t>:</w:t>
             </w:r>
-            <w:bookmarkStart w:id="29" w:name="OLE_LINK71"/>
-            <w:bookmarkStart w:id="30" w:name="OLE_LINK72"/>
+            <w:bookmarkStart w:id="37" w:name="OLE_LINK71"/>
+            <w:bookmarkStart w:id="38" w:name="OLE_LINK72"/>
             <w:r>
               <w:rPr>
                 <w:rFonts w:ascii="Times New Roman" w:hAnsi="Times New Roman"/>
@@ -5717,8 +6132,8 @@
                 <w:tcPr>
                   <w:tcW w:w="2263" w:type="dxa"/>
                 </w:tcPr>
-                <w:bookmarkEnd w:id="29"/>
-                <w:bookmarkEnd w:id="30"/>
+                <w:bookmarkEnd w:id="37"/>
+                <w:bookmarkEnd w:id="38"/>
                 <w:p>
                   <w:pPr>
                     <w:rPr>
@@ -5858,8 +6273,8 @@
                       <w:lang w:val="en-US"/>
                     </w:rPr>
                   </w:pPr>
-                  <w:bookmarkStart w:id="31" w:name="OLE_LINK26"/>
-                  <w:bookmarkStart w:id="32" w:name="OLE_LINK27"/>
+                  <w:bookmarkStart w:id="39" w:name="OLE_LINK26"/>
+                  <w:bookmarkStart w:id="40" w:name="OLE_LINK27"/>
                   <w:r>
                     <w:rPr>
                       <w:rFonts w:ascii="Times New Roman" w:hAnsi="Times New Roman"/>
@@ -5981,8 +6396,8 @@
                     </w:rPr>
                     <w:t>].sn}</w:t>
                   </w:r>
-                  <w:bookmarkEnd w:id="31"/>
-                  <w:bookmarkEnd w:id="32"/>
+                  <w:bookmarkEnd w:id="39"/>
+                  <w:bookmarkEnd w:id="40"/>
                 </w:p>
               </w:tc>
               <w:tc>
@@ -6006,10 +6421,10 @@
                       <w:lang w:val="en-US"/>
                     </w:rPr>
                   </w:pPr>
-                  <w:bookmarkStart w:id="33" w:name="OLE_LINK33"/>
-                  <w:bookmarkStart w:id="34" w:name="OLE_LINK34"/>
-                  <w:bookmarkStart w:id="35" w:name="OLE_LINK69"/>
-                  <w:bookmarkStart w:id="36" w:name="OLE_LINK70"/>
+                  <w:bookmarkStart w:id="41" w:name="OLE_LINK33"/>
+                  <w:bookmarkStart w:id="42" w:name="OLE_LINK34"/>
+                  <w:bookmarkStart w:id="43" w:name="OLE_LINK69"/>
+                  <w:bookmarkStart w:id="44" w:name="OLE_LINK70"/>
                   <w:r>
                     <w:rPr>
                       <w:rFonts w:ascii="Times New Roman" w:hAnsi="Times New Roman"/>
@@ -6076,8 +6491,8 @@
                     </w:rPr>
                     <w:t>].</w:t>
                   </w:r>
-                  <w:bookmarkEnd w:id="35"/>
-                  <w:bookmarkEnd w:id="36"/>
+                  <w:bookmarkEnd w:id="43"/>
+                  <w:bookmarkEnd w:id="44"/>
                   <w:r>
                     <w:rPr>
                       <w:rFonts w:ascii="Times New Roman" w:hAnsi="Times New Roman"/>
@@ -6089,8 +6504,8 @@
                     </w:rPr>
                     <w:t>owners}</w:t>
                   </w:r>
-                  <w:bookmarkEnd w:id="33"/>
-                  <w:bookmarkEnd w:id="34"/>
+                  <w:bookmarkEnd w:id="41"/>
+                  <w:bookmarkEnd w:id="42"/>
                 </w:p>
               </w:tc>
               <w:tc>
@@ -6604,18 +7019,18 @@
                     <w:textAlignment w:val="baseline"/>
                     <w:rPr>
                       <w:rFonts w:ascii="Times New Roman" w:hAnsi="Times New Roman"/>
-                      <w:b/>
-                      <w:bCs/>
-                      <w:color w:val="000000" w:themeColor="text1"/>
-                      <w:sz w:val="24"/>
-                      <w:szCs w:val="24"/>
-                      <w:lang w:val="en-US"/>
-                    </w:rPr>
-                  </w:pPr>
-                  <w:r>
-                    <w:rPr>
-                      <w:rFonts w:ascii="Times New Roman" w:hAnsi="Times New Roman"/>
-                      <w:b/>
+                      <w:bCs/>
+                      <w:color w:val="000000" w:themeColor="text1"/>
+                      <w:sz w:val="24"/>
+                      <w:szCs w:val="24"/>
+                      <w:lang w:val="en-US"/>
+                    </w:rPr>
+                  </w:pPr>
+                  <w:bookmarkStart w:id="45" w:name="OLE_LINK87"/>
+                  <w:bookmarkStart w:id="46" w:name="OLE_LINK88"/>
+                  <w:r>
+                    <w:rPr>
+                      <w:rFonts w:ascii="Times New Roman" w:hAnsi="Times New Roman"/>
                       <w:bCs/>
                       <w:color w:val="000000" w:themeColor="text1"/>
                       <w:sz w:val="24"/>
@@ -6627,15 +7042,49 @@
                   <w:r>
                     <w:rPr>
                       <w:rFonts w:ascii="Times New Roman" w:hAnsi="Times New Roman"/>
-                      <w:b/>
-                      <w:bCs/>
-                      <w:color w:val="000000" w:themeColor="text1"/>
-                      <w:sz w:val="24"/>
-                      <w:szCs w:val="24"/>
-                      <w:lang w:val="en-US"/>
-                    </w:rPr>
-                    <w:t>()</w:t>
-                  </w:r>
+                      <w:bCs/>
+                      <w:color w:val="000000" w:themeColor="text1"/>
+                      <w:sz w:val="24"/>
+                      <w:szCs w:val="24"/>
+                      <w:lang w:val="en-US"/>
+                    </w:rPr>
+                    <w:t xml:space="preserve"> BUILDING APPLICATIONS</w:t>
+                  </w:r>
+                  <w:r>
+                    <w:rPr>
+                      <w:rFonts w:ascii="Times New Roman" w:hAnsi="Times New Roman"/>
+                      <w:bCs/>
+                      <w:color w:val="000000" w:themeColor="text1"/>
+                      <w:sz w:val="24"/>
+                      <w:szCs w:val="24"/>
+                      <w:lang w:val="en-US"/>
+                    </w:rPr>
+                    <w:t>(</w:t>
+                  </w:r>
+                  <w:r>
+                    <w:rPr>
+                      <w:rFonts w:ascii="Times New Roman" w:hAnsi="Times New Roman"/>
+                      <w:bCs/>
+                      <w:color w:val="000000" w:themeColor="text1"/>
+                      <w:sz w:val="24"/>
+                      <w:szCs w:val="24"/>
+                      <w:lang w:val="en-US"/>
+                    </w:rPr>
+                    <w:t>{d.agendas[i].approvedNumber})</w:t>
+                  </w:r>
+                  <w:r>
+                    <w:rPr>
+                      <w:rFonts w:ascii="Times New Roman" w:hAnsi="Times New Roman"/>
+                      <w:bCs/>
+                      <w:color w:val="000000" w:themeColor="text1"/>
+                      <w:sz w:val="24"/>
+                      <w:szCs w:val="24"/>
+                      <w:lang w:val="en-US"/>
+                    </w:rPr>
+                    <w:t>)</w:t>
+                  </w:r>
+                  <w:bookmarkEnd w:id="45"/>
+                  <w:bookmarkEnd w:id="46"/>
                 </w:p>
               </w:tc>
             </w:tr>
@@ -6661,7 +7110,7 @@
                       <w:lang w:val="en-US"/>
                     </w:rPr>
                   </w:pPr>
-                  <w:bookmarkStart w:id="37" w:name="_Hlk223865098"/>
+                  <w:bookmarkStart w:id="47" w:name="_Hlk223865098"/>
                   <w:r>
                     <w:rPr>
                       <w:rFonts w:ascii="Times New Roman" w:hAnsi="Times New Roman"/>
@@ -7205,8 +7654,8 @@
                     </w:rPr>
                     <w:t>{d.agendas[i].</w:t>
                   </w:r>
-                  <w:bookmarkStart w:id="38" w:name="OLE_LINK79"/>
-                  <w:bookmarkStart w:id="39" w:name="OLE_LINK80"/>
+                  <w:bookmarkStart w:id="48" w:name="OLE_LINK79"/>
+                  <w:bookmarkStart w:id="49" w:name="OLE_LINK80"/>
                   <w:r>
                     <w:rPr>
                       <w:rFonts w:ascii="Times New Roman" w:hAnsi="Times New Roman"/>
@@ -7229,8 +7678,8 @@
                     </w:rPr>
                     <w:t>Applications</w:t>
                   </w:r>
-                  <w:bookmarkEnd w:id="38"/>
-                  <w:bookmarkEnd w:id="39"/>
+                  <w:bookmarkEnd w:id="48"/>
+                  <w:bookmarkEnd w:id="49"/>
                   <w:r>
                     <w:rPr>
                       <w:rFonts w:ascii="Times New Roman" w:hAnsi="Times New Roman"/>
@@ -7338,7 +7787,7 @@
                 </w:p>
               </w:tc>
             </w:tr>
-            <w:bookmarkEnd w:id="37"/>
+            <w:bookmarkEnd w:id="47"/>
             <w:tr>
               <w:tc>
                 <w:tcPr>
@@ -7356,37 +7805,45 @@
                     <w:textAlignment w:val="baseline"/>
                     <w:rPr>
                       <w:rFonts w:ascii="Times New Roman" w:hAnsi="Times New Roman"/>
-                      <w:b/>
-                      <w:bCs/>
-                      <w:color w:val="000000" w:themeColor="text1"/>
-                      <w:sz w:val="24"/>
-                      <w:szCs w:val="24"/>
-                      <w:lang w:val="en-US"/>
-                    </w:rPr>
-                  </w:pPr>
-                  <w:r>
-                    <w:rPr>
-                      <w:rFonts w:ascii="Times New Roman" w:hAnsi="Times New Roman"/>
-                      <w:b/>
-                      <w:bCs/>
-                      <w:color w:val="000000" w:themeColor="text1"/>
-                      <w:sz w:val="24"/>
-                      <w:szCs w:val="24"/>
-                      <w:lang w:val="en-US"/>
-                    </w:rPr>
-                    <w:t>DEFFERED</w:t>
-                  </w:r>
-                  <w:r>
-                    <w:rPr>
-                      <w:rFonts w:ascii="Times New Roman" w:hAnsi="Times New Roman"/>
-                      <w:b/>
-                      <w:bCs/>
-                      <w:color w:val="000000" w:themeColor="text1"/>
-                      <w:sz w:val="24"/>
-                      <w:szCs w:val="24"/>
-                      <w:lang w:val="en-US"/>
-                    </w:rPr>
-                    <w:t>()</w:t>
+                      <w:bCs/>
+                      <w:color w:val="000000" w:themeColor="text1"/>
+                      <w:sz w:val="24"/>
+                      <w:szCs w:val="24"/>
+                      <w:lang w:val="en-US"/>
+                    </w:rPr>
+                  </w:pPr>
+                  <w:r>
+                    <w:rPr>
+                      <w:rFonts w:ascii="Times New Roman" w:hAnsi="Times New Roman"/>
+                      <w:bCs/>
+                      <w:color w:val="000000" w:themeColor="text1"/>
+                      <w:sz w:val="24"/>
+                      <w:szCs w:val="24"/>
+                      <w:lang w:val="en-US"/>
+                    </w:rPr>
+                    <w:t>DEFERRED BUILDING APPLICATIONS(</w:t>
+                  </w:r>
+                  <w:r>
+                    <w:rPr>
+                      <w:rFonts w:ascii="Times New Roman" w:hAnsi="Times New Roman"/>
+                      <w:bCs/>
+                      <w:color w:val="000000" w:themeColor="text1"/>
+                      <w:sz w:val="24"/>
+                      <w:szCs w:val="24"/>
+                      <w:lang w:val="en-US"/>
+                    </w:rPr>
+                    <w:t>{d.agendas[i].deferredNumber})</w:t>
+                  </w:r>
+                  <w:r>
+                    <w:rPr>
+                      <w:rFonts w:ascii="Times New Roman" w:hAnsi="Times New Roman"/>
+                      <w:bCs/>
+                      <w:color w:val="000000" w:themeColor="text1"/>
+                      <w:sz w:val="24"/>
+                      <w:szCs w:val="24"/>
+                      <w:lang w:val="en-US"/>
+                    </w:rPr>
+                    <w:t>)</w:t>
                   </w:r>
                 </w:p>
               </w:tc>
@@ -7444,18 +7901,7 @@
                       <w:szCs w:val="24"/>
                       <w:lang w:val="en-US"/>
                     </w:rPr>
-                    <w:t>Applications[i]}{d.agendas[i].</w:t>
-                  </w:r>
-                  <w:r>
-                    <w:rPr>
-                      <w:rFonts w:ascii="Times New Roman" w:hAnsi="Times New Roman"/>
-                      <w:bCs/>
-                      <w:color w:val="000000" w:themeColor="text1"/>
-                      <w:sz w:val="24"/>
-                      <w:szCs w:val="24"/>
-                      <w:lang w:val="en-US"/>
-                    </w:rPr>
-                    <w:t>r</w:t>
+                    <w:t>Applications[</w:t>
                   </w:r>
                   <w:r>
                     <w:rPr>
@@ -7467,7 +7913,18 @@
                       <w:lang w:val="en-US"/>
                     </w:rPr>
                     <w:lastRenderedPageBreak/>
-                    <w:t>ejected</w:t>
+                    <w:t>i]}{d.agendas[i].</w:t>
+                  </w:r>
+                  <w:r>
+                    <w:rPr>
+                      <w:rFonts w:ascii="Times New Roman" w:hAnsi="Times New Roman"/>
+                      <w:bCs/>
+                      <w:color w:val="000000" w:themeColor="text1"/>
+                      <w:sz w:val="24"/>
+                      <w:szCs w:val="24"/>
+                      <w:lang w:val="en-US"/>
+                    </w:rPr>
+                    <w:t>rejected</w:t>
                   </w:r>
                   <w:r>
                     <w:rPr>
@@ -7535,7 +7992,19 @@
                       <w:szCs w:val="24"/>
                       <w:lang w:val="en-US"/>
                     </w:rPr>
-                    <w:t>d.agendas[i].deferredApplications[i</w:t>
+                    <w:t>d.agendas[i].deferredApplications</w:t>
+                  </w:r>
+                  <w:r>
+                    <w:rPr>
+                      <w:rFonts w:ascii="Times New Roman" w:hAnsi="Times New Roman"/>
+                      <w:bCs/>
+                      <w:color w:val="000000" w:themeColor="text1"/>
+                      <w:sz w:val="24"/>
+                      <w:szCs w:val="24"/>
+                      <w:lang w:val="en-US"/>
+                    </w:rPr>
+                    <w:lastRenderedPageBreak/>
+                    <w:t>[i</w:t>
                   </w:r>
                   <w:r>
                     <w:rPr>
@@ -7580,6 +8049,7 @@
                       <w:szCs w:val="24"/>
                       <w:lang w:val="en-US"/>
                     </w:rPr>
+                    <w:lastRenderedPageBreak/>
                     <w:t>{</w:t>
                   </w:r>
                   <w:r>
@@ -7613,7 +8083,19 @@
                       <w:szCs w:val="24"/>
                       <w:lang w:val="en-US"/>
                     </w:rPr>
-                    <w:t>Applications[i</w:t>
+                    <w:t>Applications[</w:t>
+                  </w:r>
+                  <w:r>
+                    <w:rPr>
+                      <w:rFonts w:ascii="Times New Roman" w:hAnsi="Times New Roman"/>
+                      <w:bCs/>
+                      <w:color w:val="000000" w:themeColor="text1"/>
+                      <w:sz w:val="24"/>
+                      <w:szCs w:val="24"/>
+                      <w:lang w:val="en-US"/>
+                    </w:rPr>
+                    <w:lastRenderedPageBreak/>
+                    <w:t>i</w:t>
                   </w:r>
                   <w:r>
                     <w:rPr>
@@ -7653,7 +8135,6 @@
                       <w:szCs w:val="24"/>
                       <w:lang w:val="en-US"/>
                     </w:rPr>
-                    <w:lastRenderedPageBreak/>
                     <w:t>{</w:t>
                   </w:r>
                   <w:r>
@@ -7777,6 +8258,7 @@
                       <w:szCs w:val="24"/>
                       <w:lang w:val="en-US"/>
                     </w:rPr>
+                    <w:lastRenderedPageBreak/>
                     <w:t>i</w:t>
                   </w:r>
                   <w:r>
@@ -7824,6 +8306,7 @@
                       <w:szCs w:val="24"/>
                       <w:lang w:val="en-US"/>
                     </w:rPr>
+                    <w:lastRenderedPageBreak/>
                     <w:t>{d.agendas[i].</w:t>
                   </w:r>
                   <w:r>
@@ -7848,7 +8331,7 @@
                       <w:szCs w:val="24"/>
                       <w:lang w:val="en-US"/>
                     </w:rPr>
-                    <w:t>Applications[i].recommend</w:t>
+                    <w:t>Applicatio</w:t>
                   </w:r>
                   <w:r>
                     <w:rPr>
@@ -7861,7 +8344,7 @@
                       <w:lang w:val="en-US"/>
                     </w:rPr>
                     <w:lastRenderedPageBreak/>
-                    <w:t>ation}</w:t>
+                    <w:t>ns[i].recommendation}</w:t>
                   </w:r>
                 </w:p>
                 <w:p>
@@ -8087,37 +8570,45 @@
                     <w:textAlignment w:val="baseline"/>
                     <w:rPr>
                       <w:rFonts w:ascii="Times New Roman" w:hAnsi="Times New Roman"/>
-                      <w:b/>
-                      <w:bCs/>
-                      <w:color w:val="000000" w:themeColor="text1"/>
-                      <w:sz w:val="24"/>
-                      <w:szCs w:val="24"/>
-                      <w:lang w:val="en-US"/>
-                    </w:rPr>
-                  </w:pPr>
-                  <w:r>
-                    <w:rPr>
-                      <w:rFonts w:ascii="Times New Roman" w:hAnsi="Times New Roman"/>
-                      <w:b/>
-                      <w:bCs/>
-                      <w:color w:val="000000" w:themeColor="text1"/>
-                      <w:sz w:val="24"/>
-                      <w:szCs w:val="24"/>
-                      <w:lang w:val="en-US"/>
-                    </w:rPr>
-                    <w:t>REJECTED</w:t>
-                  </w:r>
-                  <w:r>
-                    <w:rPr>
-                      <w:rFonts w:ascii="Times New Roman" w:hAnsi="Times New Roman"/>
-                      <w:b/>
-                      <w:bCs/>
-                      <w:color w:val="000000" w:themeColor="text1"/>
-                      <w:sz w:val="24"/>
-                      <w:szCs w:val="24"/>
-                      <w:lang w:val="en-US"/>
-                    </w:rPr>
-                    <w:t>()</w:t>
+                      <w:bCs/>
+                      <w:color w:val="000000" w:themeColor="text1"/>
+                      <w:sz w:val="24"/>
+                      <w:szCs w:val="24"/>
+                      <w:lang w:val="en-US"/>
+                    </w:rPr>
+                  </w:pPr>
+                  <w:r>
+                    <w:rPr>
+                      <w:rFonts w:ascii="Times New Roman" w:hAnsi="Times New Roman"/>
+                      <w:bCs/>
+                      <w:color w:val="000000" w:themeColor="text1"/>
+                      <w:sz w:val="24"/>
+                      <w:szCs w:val="24"/>
+                      <w:lang w:val="en-US"/>
+                    </w:rPr>
+                    <w:t>REJECTED BUILDING APPLICATIONS(</w:t>
+                  </w:r>
+                  <w:r>
+                    <w:rPr>
+                      <w:rFonts w:ascii="Times New Roman" w:hAnsi="Times New Roman"/>
+                      <w:bCs/>
+                      <w:color w:val="000000" w:themeColor="text1"/>
+                      <w:sz w:val="24"/>
+                      <w:szCs w:val="24"/>
+                      <w:lang w:val="en-US"/>
+                    </w:rPr>
+                    <w:t>{d.agendas[i].rejectedNumber})</w:t>
+                  </w:r>
+                  <w:r>
+                    <w:rPr>
+                      <w:rFonts w:ascii="Times New Roman" w:hAnsi="Times New Roman"/>
+                      <w:bCs/>
+                      <w:color w:val="000000" w:themeColor="text1"/>
+                      <w:sz w:val="24"/>
+                      <w:szCs w:val="24"/>
+                      <w:lang w:val="en-US"/>
+                    </w:rPr>
+                    <w:t>)</w:t>
                   </w:r>
                 </w:p>
               </w:tc>
@@ -8129,8 +8620,60 @@
               <w:autoSpaceDN w:val="0"/>
               <w:spacing w:after="0" w:line="360" w:lineRule="auto"/>
               <w:ind w:right="317"/>
-              <w:jc w:val="both"/>
               <w:textAlignment w:val="baseline"/>
+              <w:rPr>
+                <w:rFonts w:ascii="Times New Roman" w:hAnsi="Times New Roman"/>
+                <w:b/>
+                <w:bCs/>
+                <w:color w:val="000000" w:themeColor="text1"/>
+                <w:sz w:val="24"/>
+                <w:szCs w:val="24"/>
+                <w:lang w:val="en-US"/>
+              </w:rPr>
+            </w:pPr>
+            <w:bookmarkStart w:id="50" w:name="OLE_LINK47"/>
+            <w:bookmarkStart w:id="51" w:name="OLE_LINK48"/>
+            <w:bookmarkStart w:id="52" w:name="OLE_LINK91"/>
+            <w:bookmarkStart w:id="53" w:name="OLE_LINK92"/>
+            <w:r>
+              <w:rPr>
+                <w:rFonts w:ascii="Times New Roman" w:hAnsi="Times New Roman"/>
+                <w:b/>
+                <w:bCs/>
+                <w:color w:val="000000" w:themeColor="text1"/>
+                <w:sz w:val="24"/>
+                <w:szCs w:val="24"/>
+                <w:lang w:val="en-US"/>
+              </w:rPr>
+              <w:t xml:space="preserve">Summary ({d.agendas[i].approvedNumber})) Approved, ({d.agendas[i].deferredNumber})) Deferred, ({d.agendas[i].rejectedNumber})) Rejected </w:t>
+            </w:r>
+            <w:r>
+              <w:rPr>
+                <w:rFonts w:ascii="Times New Roman" w:hAnsi="Times New Roman"/>
+                <w:b/>
+                <w:bCs/>
+                <w:color w:val="000000" w:themeColor="text1"/>
+                <w:sz w:val="24"/>
+                <w:szCs w:val="24"/>
+                <w:lang w:val="en-US"/>
+              </w:rPr>
+              <w:t>Building Applications</w:t>
+            </w:r>
+            <w:r>
+              <w:rPr>
+                <w:rFonts w:ascii="Times New Roman" w:hAnsi="Times New Roman"/>
+                <w:b/>
+                <w:bCs/>
+                <w:color w:val="000000" w:themeColor="text1"/>
+                <w:sz w:val="24"/>
+                <w:szCs w:val="24"/>
+                <w:lang w:val="en-US"/>
+              </w:rPr>
+              <w:t xml:space="preserve"> </w:t>
+            </w:r>
+            <w:bookmarkEnd w:id="52"/>
+            <w:bookmarkEnd w:id="53"/>
+            <w:r>
               <w:rPr>
                 <w:rFonts w:ascii="Times New Roman" w:hAnsi="Times New Roman"/>
                 <w:bCs/>
@@ -8139,9 +8682,8 @@
                 <w:szCs w:val="24"/>
                 <w:lang w:val="en-US"/>
               </w:rPr>
-            </w:pPr>
-            <w:bookmarkStart w:id="40" w:name="OLE_LINK47"/>
-            <w:bookmarkStart w:id="41" w:name="OLE_LINK48"/>
+              <w:t>{</w:t>
+            </w:r>
             <w:r>
               <w:rPr>
                 <w:rFonts w:ascii="Times New Roman" w:hAnsi="Times New Roman"/>
@@ -8151,7 +8693,7 @@
                 <w:szCs w:val="24"/>
                 <w:lang w:val="en-US"/>
               </w:rPr>
-              <w:t>{</w:t>
+              <w:t>d.</w:t>
             </w:r>
             <w:r>
               <w:rPr>
@@ -8162,7 +8704,7 @@
                 <w:szCs w:val="24"/>
                 <w:lang w:val="en-US"/>
               </w:rPr>
-              <w:t>d.</w:t>
+              <w:t>agendas[i].</w:t>
             </w:r>
             <w:r>
               <w:rPr>
@@ -8173,7 +8715,7 @@
                 <w:szCs w:val="24"/>
                 <w:lang w:val="en-US"/>
               </w:rPr>
-              <w:t>agendas[i].</w:t>
+              <w:t>hasBuilding</w:t>
             </w:r>
             <w:r>
               <w:rPr>
@@ -8184,21 +8726,10 @@
                 <w:szCs w:val="24"/>
                 <w:lang w:val="en-US"/>
               </w:rPr>
-              <w:t>hasBuilding</w:t>
-            </w:r>
-            <w:r>
-              <w:rPr>
-                <w:rFonts w:ascii="Times New Roman" w:hAnsi="Times New Roman"/>
-                <w:bCs/>
-                <w:color w:val="000000" w:themeColor="text1"/>
-                <w:sz w:val="24"/>
-                <w:szCs w:val="24"/>
-                <w:lang w:val="en-US"/>
-              </w:rPr>
               <w:t>:</w:t>
             </w:r>
-            <w:bookmarkEnd w:id="40"/>
-            <w:bookmarkEnd w:id="41"/>
+            <w:bookmarkEnd w:id="50"/>
+            <w:bookmarkEnd w:id="51"/>
             <w:r>
               <w:rPr>
                 <w:rFonts w:ascii="Times New Roman" w:hAnsi="Times New Roman"/>
@@ -8441,8 +8972,8 @@
               </w:rPr>
               <w:br/>
             </w:r>
-            <w:bookmarkStart w:id="42" w:name="OLE_LINK39"/>
-            <w:bookmarkStart w:id="43" w:name="OLE_LINK40"/>
+            <w:bookmarkStart w:id="54" w:name="OLE_LINK39"/>
+            <w:bookmarkStart w:id="55" w:name="OLE_LINK40"/>
             <w:r>
               <w:rPr>
                 <w:rFonts w:ascii="Times New Roman" w:hAnsi="Times New Roman"/>
@@ -8462,8 +8993,8 @@
               <w:br/>
               <w:t>{d.secretary.title}</w:t>
             </w:r>
-            <w:bookmarkEnd w:id="42"/>
-            <w:bookmarkEnd w:id="43"/>
+            <w:bookmarkEnd w:id="54"/>
+            <w:bookmarkEnd w:id="55"/>
           </w:p>
         </w:tc>
         <w:tc>
@@ -9226,7 +9757,6 @@
   <w:style w:type="character" w:default="1" w:styleId="DefaultParagraphFont">
     <w:name w:val="Default Paragraph Font"/>
     <w:uiPriority w:val="1"/>
-    <w:semiHidden/>
     <w:unhideWhenUsed/>
   </w:style>
   <w:style w:type="table" w:default="1" w:styleId="TableNormal">
@@ -9644,7 +10174,7 @@
 </file>
 
 <file path=customXml/itemProps1.xml><?xml version="1.0" encoding="utf-8"?>
-<ds:datastoreItem xmlns:ds="http://schemas.openxmlformats.org/officeDocument/2006/customXml" ds:itemID="{0B43A713-C6BB-480E-9F80-44B1BBE10CEC}">
+<ds:datastoreItem xmlns:ds="http://schemas.openxmlformats.org/officeDocument/2006/customXml" ds:itemID="{78760B0B-2E9A-4EC2-AC16-66292AF6A548}">
   <ds:schemaRefs>
     <ds:schemaRef ds:uri="http://schemas.openxmlformats.org/officeDocument/2006/bibliography"/>
   </ds:schemaRefs>

--- a/public/templates/minutes-of-meeting.docx
+++ b/public/templates/minutes-of-meeting.docx
@@ -2112,18 +2112,18 @@
               <w:tblLook w:val="04A0"/>
             </w:tblPr>
             <w:tblGrid>
-              <w:gridCol w:w="1617"/>
-              <w:gridCol w:w="1617"/>
-              <w:gridCol w:w="1617"/>
+              <w:gridCol w:w="1075"/>
+              <w:gridCol w:w="1890"/>
+              <w:gridCol w:w="1886"/>
               <w:gridCol w:w="1618"/>
-              <w:gridCol w:w="1617"/>
-              <w:gridCol w:w="1617"/>
+              <w:gridCol w:w="1716"/>
+              <w:gridCol w:w="1518"/>
               <w:gridCol w:w="1618"/>
             </w:tblGrid>
             <w:tr>
               <w:tc>
                 <w:tcPr>
-                  <w:tcW w:w="1617" w:type="dxa"/>
+                  <w:tcW w:w="1075" w:type="dxa"/>
                 </w:tcPr>
                 <w:bookmarkEnd w:id="14"/>
                 <w:bookmarkEnd w:id="15"/>
@@ -2149,7 +2149,7 @@
               </w:tc>
               <w:tc>
                 <w:tcPr>
-                  <w:tcW w:w="1617" w:type="dxa"/>
+                  <w:tcW w:w="1890" w:type="dxa"/>
                 </w:tcPr>
                 <w:p>
                   <w:pPr>
@@ -2177,7 +2177,7 @@
               </w:tc>
               <w:tc>
                 <w:tcPr>
-                  <w:tcW w:w="1617" w:type="dxa"/>
+                  <w:tcW w:w="1886" w:type="dxa"/>
                 </w:tcPr>
                 <w:p>
                   <w:pPr>
@@ -2233,7 +2233,7 @@
               </w:tc>
               <w:tc>
                 <w:tcPr>
-                  <w:tcW w:w="1617" w:type="dxa"/>
+                  <w:tcW w:w="1716" w:type="dxa"/>
                 </w:tcPr>
                 <w:p>
                   <w:pPr>
@@ -2261,7 +2261,7 @@
               </w:tc>
               <w:tc>
                 <w:tcPr>
-                  <w:tcW w:w="1617" w:type="dxa"/>
+                  <w:tcW w:w="1518" w:type="dxa"/>
                 </w:tcPr>
                 <w:p>
                   <w:pPr>
@@ -2321,7 +2321,7 @@
             <w:tr>
               <w:tc>
                 <w:tcPr>
-                  <w:tcW w:w="1617" w:type="dxa"/>
+                  <w:tcW w:w="1075" w:type="dxa"/>
                 </w:tcPr>
                 <w:p>
                   <w:pPr>
@@ -2374,7 +2374,7 @@
                       <w:szCs w:val="24"/>
                       <w:lang w:val="en-US"/>
                     </w:rPr>
-                    <w:t>approvedApplicati</w:t>
+                    <w:t>a</w:t>
                   </w:r>
                   <w:r>
                     <w:rPr>
@@ -2386,7 +2386,7 @@
                       <w:lang w:val="en-US"/>
                     </w:rPr>
                     <w:lastRenderedPageBreak/>
-                    <w:t>ons</w:t>
+                    <w:t>pprovedApplications</w:t>
                   </w:r>
                   <w:r>
                     <w:rPr>
@@ -2460,7 +2460,7 @@
               </w:tc>
               <w:tc>
                 <w:tcPr>
-                  <w:tcW w:w="1617" w:type="dxa"/>
+                  <w:tcW w:w="1890" w:type="dxa"/>
                 </w:tcPr>
                 <w:p>
                   <w:pPr>
@@ -2511,7 +2511,29 @@
                       <w:szCs w:val="24"/>
                       <w:lang w:val="en-US"/>
                     </w:rPr>
-                    <w:t>approvedApplicati</w:t>
+                    <w:t>approvedApplications</w:t>
+                  </w:r>
+                  <w:r>
+                    <w:rPr>
+                      <w:rFonts w:ascii="Times New Roman" w:hAnsi="Times New Roman"/>
+                      <w:bCs/>
+                      <w:color w:val="000000" w:themeColor="text1"/>
+                      <w:sz w:val="24"/>
+                      <w:szCs w:val="24"/>
+                      <w:lang w:val="en-US"/>
+                    </w:rPr>
+                    <w:t>[i</w:t>
+                  </w:r>
+                  <w:r>
+                    <w:rPr>
+                      <w:rFonts w:ascii="Times New Roman" w:hAnsi="Times New Roman"/>
+                      <w:bCs/>
+                      <w:color w:val="000000" w:themeColor="text1"/>
+                      <w:sz w:val="24"/>
+                      <w:szCs w:val="24"/>
+                      <w:lang w:val="en-US"/>
+                    </w:rPr>
+                    <w:t>].o</w:t>
                   </w:r>
                   <w:r>
                     <w:rPr>
@@ -2523,36 +2545,9 @@
                       <w:lang w:val="en-US"/>
                     </w:rPr>
                     <w:lastRenderedPageBreak/>
-                    <w:t>ons</w:t>
-                  </w:r>
-                  <w:r>
-                    <w:rPr>
-                      <w:rFonts w:ascii="Times New Roman" w:hAnsi="Times New Roman"/>
-                      <w:bCs/>
-                      <w:color w:val="000000" w:themeColor="text1"/>
-                      <w:sz w:val="24"/>
-                      <w:szCs w:val="24"/>
-                      <w:lang w:val="en-US"/>
-                    </w:rPr>
-                    <w:t>[i</w:t>
-                  </w:r>
-                  <w:r>
-                    <w:rPr>
-                      <w:rFonts w:ascii="Times New Roman" w:hAnsi="Times New Roman"/>
-                      <w:bCs/>
-                      <w:color w:val="000000" w:themeColor="text1"/>
-                      <w:sz w:val="24"/>
-                      <w:szCs w:val="24"/>
-                      <w:lang w:val="en-US"/>
-                    </w:rPr>
-                    <w:t>].owners}</w:t>
-                  </w:r>
-                </w:p>
-              </w:tc>
-              <w:tc>
-                <w:tcPr>
-                  <w:tcW w:w="1617" w:type="dxa"/>
-                </w:tcPr>
+                    <w:t>wners}</w:t>
+                  </w:r>
+                </w:p>
                 <w:p>
                   <w:pPr>
                     <w:suppressAutoHyphens/>
@@ -2561,88 +2556,23 @@
                     <w:ind w:right="317"/>
                     <w:jc w:val="both"/>
                     <w:textAlignment w:val="baseline"/>
-                    <w:rPr>
-                      <w:rFonts w:ascii="Times New Roman" w:hAnsi="Times New Roman"/>
-                      <w:bCs/>
-                      <w:color w:val="000000" w:themeColor="text1"/>
-                      <w:sz w:val="24"/>
-                      <w:szCs w:val="24"/>
-                      <w:lang w:val="en-US"/>
-                    </w:rPr>
-                  </w:pPr>
-                  <w:r>
-                    <w:rPr>
-                      <w:rFonts w:ascii="Times New Roman" w:hAnsi="Times New Roman"/>
-                      <w:bCs/>
-                      <w:color w:val="000000" w:themeColor="text1"/>
-                      <w:sz w:val="24"/>
-                      <w:szCs w:val="24"/>
-                      <w:lang w:val="en-US"/>
-                    </w:rPr>
-                    <w:lastRenderedPageBreak/>
-                    <w:t>{</w:t>
-                  </w:r>
-                  <w:r>
-                    <w:rPr>
-                      <w:rFonts w:ascii="Times New Roman" w:hAnsi="Times New Roman"/>
-                      <w:bCs/>
-                      <w:color w:val="000000" w:themeColor="text1"/>
-                      <w:sz w:val="24"/>
-                      <w:szCs w:val="24"/>
-                      <w:lang w:val="en-US"/>
-                    </w:rPr>
-                    <w:t>d.agendas[i].</w:t>
-                  </w:r>
-                  <w:r>
-                    <w:rPr>
-                      <w:rFonts w:ascii="Times New Roman" w:hAnsi="Times New Roman"/>
-                      <w:bCs/>
-                      <w:color w:val="000000" w:themeColor="text1"/>
-                      <w:sz w:val="24"/>
-                      <w:szCs w:val="24"/>
-                      <w:lang w:val="en-US"/>
-                    </w:rPr>
-                    <w:t>approvedApplicati</w:t>
-                  </w:r>
-                  <w:r>
-                    <w:rPr>
-                      <w:rFonts w:ascii="Times New Roman" w:hAnsi="Times New Roman"/>
-                      <w:bCs/>
-                      <w:color w:val="000000" w:themeColor="text1"/>
-                      <w:sz w:val="24"/>
-                      <w:szCs w:val="24"/>
-                      <w:lang w:val="en-US"/>
-                    </w:rPr>
-                    <w:lastRenderedPageBreak/>
-                    <w:t>ons</w:t>
-                  </w:r>
-                  <w:r>
-                    <w:rPr>
-                      <w:rFonts w:ascii="Times New Roman" w:hAnsi="Times New Roman"/>
-                      <w:bCs/>
-                      <w:color w:val="000000" w:themeColor="text1"/>
-                      <w:sz w:val="24"/>
-                      <w:szCs w:val="24"/>
-                      <w:lang w:val="en-US"/>
-                    </w:rPr>
-                    <w:t>[i</w:t>
-                  </w:r>
-                  <w:r>
-                    <w:rPr>
-                      <w:rFonts w:ascii="Times New Roman" w:hAnsi="Times New Roman"/>
-                      <w:bCs/>
-                      <w:color w:val="000000" w:themeColor="text1"/>
-                      <w:sz w:val="24"/>
-                      <w:szCs w:val="24"/>
-                      <w:lang w:val="en-US"/>
-                    </w:rPr>
-                    <w:t>].tenure}</w:t>
+                  </w:pPr>
+                  <w:r>
+                    <w:rPr>
+                      <w:rFonts w:ascii="Times New Roman" w:hAnsi="Times New Roman"/>
+                      <w:bCs/>
+                      <w:color w:val="0070C0"/>
+                      <w:sz w:val="24"/>
+                      <w:szCs w:val="24"/>
+                      <w:lang w:val="en-US"/>
+                    </w:rPr>
+                    <w:t>{d.agendas[i].approvedApplications[i].applicationNumber}</w:t>
                   </w:r>
                 </w:p>
               </w:tc>
               <w:tc>
                 <w:tcPr>
-                  <w:tcW w:w="1618" w:type="dxa"/>
+                  <w:tcW w:w="1886" w:type="dxa"/>
                 </w:tcPr>
                 <w:p>
                   <w:pPr>
@@ -2693,7 +2623,29 @@
                       <w:szCs w:val="24"/>
                       <w:lang w:val="en-US"/>
                     </w:rPr>
-                    <w:t>approvedApplicati</w:t>
+                    <w:t>approvedApplications</w:t>
+                  </w:r>
+                  <w:r>
+                    <w:rPr>
+                      <w:rFonts w:ascii="Times New Roman" w:hAnsi="Times New Roman"/>
+                      <w:bCs/>
+                      <w:color w:val="000000" w:themeColor="text1"/>
+                      <w:sz w:val="24"/>
+                      <w:szCs w:val="24"/>
+                      <w:lang w:val="en-US"/>
+                    </w:rPr>
+                    <w:t>[i</w:t>
+                  </w:r>
+                  <w:r>
+                    <w:rPr>
+                      <w:rFonts w:ascii="Times New Roman" w:hAnsi="Times New Roman"/>
+                      <w:bCs/>
+                      <w:color w:val="000000" w:themeColor="text1"/>
+                      <w:sz w:val="24"/>
+                      <w:szCs w:val="24"/>
+                      <w:lang w:val="en-US"/>
+                    </w:rPr>
+                    <w:t>].t</w:t>
                   </w:r>
                   <w:r>
                     <w:rPr>
@@ -2705,31 +2657,14 @@
                       <w:lang w:val="en-US"/>
                     </w:rPr>
                     <w:lastRenderedPageBreak/>
-                    <w:t>ons</w:t>
-                  </w:r>
-                  <w:r>
-                    <w:rPr>
-                      <w:rFonts w:ascii="Times New Roman" w:hAnsi="Times New Roman"/>
-                      <w:bCs/>
-                      <w:color w:val="000000" w:themeColor="text1"/>
-                      <w:sz w:val="24"/>
-                      <w:szCs w:val="24"/>
-                      <w:lang w:val="en-US"/>
-                    </w:rPr>
-                    <w:t>[i</w:t>
-                  </w:r>
-                  <w:r>
-                    <w:rPr>
-                      <w:rFonts w:ascii="Times New Roman" w:hAnsi="Times New Roman"/>
-                      <w:bCs/>
-                      <w:color w:val="000000" w:themeColor="text1"/>
-                      <w:sz w:val="24"/>
-                      <w:szCs w:val="24"/>
-                      <w:lang w:val="en-US"/>
-                    </w:rPr>
-                    <w:t>].location}</w:t>
-                  </w:r>
-                </w:p>
+                    <w:t>enure}</w:t>
+                  </w:r>
+                </w:p>
+              </w:tc>
+              <w:tc>
+                <w:tcPr>
+                  <w:tcW w:w="1618" w:type="dxa"/>
+                </w:tcPr>
                 <w:p>
                   <w:pPr>
                     <w:suppressAutoHyphens/>
@@ -2747,17 +2682,16 @@
                       <w:lang w:val="en-US"/>
                     </w:rPr>
                   </w:pPr>
-                  <w:bookmarkStart w:id="19" w:name="OLE_LINK61"/>
-                  <w:bookmarkStart w:id="20" w:name="OLE_LINK62"/>
-                  <w:r>
-                    <w:rPr>
-                      <w:rFonts w:ascii="Times New Roman" w:hAnsi="Times New Roman"/>
-                      <w:bCs/>
-                      <w:color w:val="000000" w:themeColor="text1"/>
-                      <w:sz w:val="24"/>
-                      <w:szCs w:val="24"/>
-                      <w:lang w:val="en-US"/>
-                    </w:rPr>
+                  <w:r>
+                    <w:rPr>
+                      <w:rFonts w:ascii="Times New Roman" w:hAnsi="Times New Roman"/>
+                      <w:bCs/>
+                      <w:color w:val="000000" w:themeColor="text1"/>
+                      <w:sz w:val="24"/>
+                      <w:szCs w:val="24"/>
+                      <w:lang w:val="en-US"/>
+                    </w:rPr>
+                    <w:lastRenderedPageBreak/>
                     <w:t>{</w:t>
                   </w:r>
                   <w:r>
@@ -2780,7 +2714,19 @@
                       <w:szCs w:val="24"/>
                       <w:lang w:val="en-US"/>
                     </w:rPr>
-                    <w:t>approvedApplications</w:t>
+                    <w:t>approvedApplicati</w:t>
+                  </w:r>
+                  <w:r>
+                    <w:rPr>
+                      <w:rFonts w:ascii="Times New Roman" w:hAnsi="Times New Roman"/>
+                      <w:bCs/>
+                      <w:color w:val="000000" w:themeColor="text1"/>
+                      <w:sz w:val="24"/>
+                      <w:szCs w:val="24"/>
+                      <w:lang w:val="en-US"/>
+                    </w:rPr>
+                    <w:lastRenderedPageBreak/>
+                    <w:t>ons</w:t>
                   </w:r>
                   <w:r>
                     <w:rPr>
@@ -2802,16 +2748,9 @@
                       <w:szCs w:val="24"/>
                       <w:lang w:val="en-US"/>
                     </w:rPr>
-                    <w:t>].preciseLocation}</w:t>
-                  </w:r>
-                  <w:bookmarkEnd w:id="19"/>
-                  <w:bookmarkEnd w:id="20"/>
-                </w:p>
-              </w:tc>
-              <w:tc>
-                <w:tcPr>
-                  <w:tcW w:w="1617" w:type="dxa"/>
-                </w:tcPr>
+                    <w:t>].location}</w:t>
+                  </w:r>
+                </w:p>
                 <w:p>
                   <w:pPr>
                     <w:suppressAutoHyphens/>
@@ -2829,18 +2768,17 @@
                       <w:lang w:val="en-US"/>
                     </w:rPr>
                   </w:pPr>
-                  <w:bookmarkStart w:id="21" w:name="OLE_LINK43"/>
-                  <w:bookmarkStart w:id="22" w:name="OLE_LINK44"/>
-                  <w:r>
-                    <w:rPr>
-                      <w:rFonts w:ascii="Times New Roman" w:hAnsi="Times New Roman"/>
-                      <w:bCs/>
-                      <w:color w:val="000000" w:themeColor="text1"/>
-                      <w:sz w:val="24"/>
-                      <w:szCs w:val="24"/>
-                      <w:lang w:val="en-US"/>
-                    </w:rPr>
-                    <w:lastRenderedPageBreak/>
+                  <w:bookmarkStart w:id="19" w:name="OLE_LINK61"/>
+                  <w:bookmarkStart w:id="20" w:name="OLE_LINK62"/>
+                  <w:r>
+                    <w:rPr>
+                      <w:rFonts w:ascii="Times New Roman" w:hAnsi="Times New Roman"/>
+                      <w:bCs/>
+                      <w:color w:val="000000" w:themeColor="text1"/>
+                      <w:sz w:val="24"/>
+                      <w:szCs w:val="24"/>
+                      <w:lang w:val="en-US"/>
+                    </w:rPr>
                     <w:t>{</w:t>
                   </w:r>
                   <w:r>
@@ -2863,19 +2801,7 @@
                       <w:szCs w:val="24"/>
                       <w:lang w:val="en-US"/>
                     </w:rPr>
-                    <w:t>approvedApplicati</w:t>
-                  </w:r>
-                  <w:r>
-                    <w:rPr>
-                      <w:rFonts w:ascii="Times New Roman" w:hAnsi="Times New Roman"/>
-                      <w:bCs/>
-                      <w:color w:val="000000" w:themeColor="text1"/>
-                      <w:sz w:val="24"/>
-                      <w:szCs w:val="24"/>
-                      <w:lang w:val="en-US"/>
-                    </w:rPr>
-                    <w:lastRenderedPageBreak/>
-                    <w:t>ons</w:t>
+                    <w:t>approvedApplications</w:t>
                   </w:r>
                   <w:r>
                     <w:rPr>
@@ -2897,11 +2823,16 @@
                       <w:szCs w:val="24"/>
                       <w:lang w:val="en-US"/>
                     </w:rPr>
-                    <w:t>].road}</w:t>
-                  </w:r>
-                  <w:bookmarkEnd w:id="21"/>
-                  <w:bookmarkEnd w:id="22"/>
-                </w:p>
+                    <w:t>].preciseLocation}</w:t>
+                  </w:r>
+                  <w:bookmarkEnd w:id="19"/>
+                  <w:bookmarkEnd w:id="20"/>
+                </w:p>
+              </w:tc>
+              <w:tc>
+                <w:tcPr>
+                  <w:tcW w:w="1716" w:type="dxa"/>
+                </w:tcPr>
                 <w:p>
                   <w:pPr>
                     <w:suppressAutoHyphens/>
@@ -2919,15 +2850,18 @@
                       <w:lang w:val="en-US"/>
                     </w:rPr>
                   </w:pPr>
-                  <w:r>
-                    <w:rPr>
-                      <w:rFonts w:ascii="Times New Roman" w:hAnsi="Times New Roman"/>
-                      <w:bCs/>
-                      <w:color w:val="000000" w:themeColor="text1"/>
-                      <w:sz w:val="24"/>
-                      <w:szCs w:val="24"/>
-                      <w:lang w:val="en-US"/>
-                    </w:rPr>
+                  <w:bookmarkStart w:id="21" w:name="OLE_LINK43"/>
+                  <w:bookmarkStart w:id="22" w:name="OLE_LINK44"/>
+                  <w:r>
+                    <w:rPr>
+                      <w:rFonts w:ascii="Times New Roman" w:hAnsi="Times New Roman"/>
+                      <w:bCs/>
+                      <w:color w:val="000000" w:themeColor="text1"/>
+                      <w:sz w:val="24"/>
+                      <w:szCs w:val="24"/>
+                      <w:lang w:val="en-US"/>
+                    </w:rPr>
+                    <w:lastRenderedPageBreak/>
                     <w:t>{</w:t>
                   </w:r>
                   <w:r>
@@ -2950,7 +2884,19 @@
                       <w:szCs w:val="24"/>
                       <w:lang w:val="en-US"/>
                     </w:rPr>
-                    <w:t>approvedApplications</w:t>
+                    <w:t>approvedApplication</w:t>
+                  </w:r>
+                  <w:r>
+                    <w:rPr>
+                      <w:rFonts w:ascii="Times New Roman" w:hAnsi="Times New Roman"/>
+                      <w:bCs/>
+                      <w:color w:val="000000" w:themeColor="text1"/>
+                      <w:sz w:val="24"/>
+                      <w:szCs w:val="24"/>
+                      <w:lang w:val="en-US"/>
+                    </w:rPr>
+                    <w:lastRenderedPageBreak/>
+                    <w:t>s</w:t>
                   </w:r>
                   <w:r>
                     <w:rPr>
@@ -2972,14 +2918,11 @@
                       <w:szCs w:val="24"/>
                       <w:lang w:val="en-US"/>
                     </w:rPr>
-                    <w:t>].blockAndPlot}</w:t>
-                  </w:r>
-                </w:p>
-              </w:tc>
-              <w:tc>
-                <w:tcPr>
-                  <w:tcW w:w="1617" w:type="dxa"/>
-                </w:tcPr>
+                    <w:t>].road}</w:t>
+                  </w:r>
+                  <w:bookmarkEnd w:id="21"/>
+                  <w:bookmarkEnd w:id="22"/>
+                </w:p>
                 <w:p>
                   <w:pPr>
                     <w:suppressAutoHyphens/>
@@ -2997,18 +2940,15 @@
                       <w:lang w:val="en-US"/>
                     </w:rPr>
                   </w:pPr>
-                  <w:bookmarkStart w:id="23" w:name="OLE_LINK83"/>
-                  <w:bookmarkStart w:id="24" w:name="OLE_LINK84"/>
-                  <w:r>
-                    <w:rPr>
-                      <w:rFonts w:ascii="Times New Roman" w:hAnsi="Times New Roman"/>
-                      <w:bCs/>
-                      <w:color w:val="000000" w:themeColor="text1"/>
-                      <w:sz w:val="24"/>
-                      <w:szCs w:val="24"/>
-                      <w:lang w:val="en-US"/>
-                    </w:rPr>
-                    <w:lastRenderedPageBreak/>
+                  <w:r>
+                    <w:rPr>
+                      <w:rFonts w:ascii="Times New Roman" w:hAnsi="Times New Roman"/>
+                      <w:bCs/>
+                      <w:color w:val="000000" w:themeColor="text1"/>
+                      <w:sz w:val="24"/>
+                      <w:szCs w:val="24"/>
+                      <w:lang w:val="en-US"/>
+                    </w:rPr>
                     <w:t>{</w:t>
                   </w:r>
                   <w:r>
@@ -3031,19 +2971,7 @@
                       <w:szCs w:val="24"/>
                       <w:lang w:val="en-US"/>
                     </w:rPr>
-                    <w:t>approvedApplicati</w:t>
-                  </w:r>
-                  <w:r>
-                    <w:rPr>
-                      <w:rFonts w:ascii="Times New Roman" w:hAnsi="Times New Roman"/>
-                      <w:bCs/>
-                      <w:color w:val="000000" w:themeColor="text1"/>
-                      <w:sz w:val="24"/>
-                      <w:szCs w:val="24"/>
-                      <w:lang w:val="en-US"/>
-                    </w:rPr>
-                    <w:lastRenderedPageBreak/>
-                    <w:t>ons</w:t>
+                    <w:t>approvedApplications</w:t>
                   </w:r>
                   <w:r>
                     <w:rPr>
@@ -3065,15 +2993,13 @@
                       <w:szCs w:val="24"/>
                       <w:lang w:val="en-US"/>
                     </w:rPr>
-                    <w:t>].user}</w:t>
-                  </w:r>
-                  <w:bookmarkEnd w:id="23"/>
-                  <w:bookmarkEnd w:id="24"/>
+                    <w:t>].blockAndPlot}</w:t>
+                  </w:r>
                 </w:p>
               </w:tc>
               <w:tc>
                 <w:tcPr>
-                  <w:tcW w:w="1618" w:type="dxa"/>
+                  <w:tcW w:w="1518" w:type="dxa"/>
                 </w:tcPr>
                 <w:p>
                   <w:pPr>
@@ -3085,20 +3011,18 @@
                     <w:textAlignment w:val="baseline"/>
                     <w:rPr>
                       <w:rFonts w:ascii="Times New Roman" w:hAnsi="Times New Roman"/>
-                      <w:b/>
-                      <w:bCs/>
-                      <w:color w:val="000000" w:themeColor="text1"/>
-                      <w:sz w:val="24"/>
-                      <w:szCs w:val="24"/>
-                      <w:lang w:val="en-US"/>
-                    </w:rPr>
-                  </w:pPr>
-                  <w:bookmarkStart w:id="25" w:name="OLE_LINK63"/>
-                  <w:bookmarkStart w:id="26" w:name="OLE_LINK64"/>
-                  <w:r>
-                    <w:rPr>
-                      <w:rFonts w:ascii="Times New Roman" w:hAnsi="Times New Roman"/>
-                      <w:b/>
+                      <w:bCs/>
+                      <w:color w:val="000000" w:themeColor="text1"/>
+                      <w:sz w:val="24"/>
+                      <w:szCs w:val="24"/>
+                      <w:lang w:val="en-US"/>
+                    </w:rPr>
+                  </w:pPr>
+                  <w:bookmarkStart w:id="23" w:name="OLE_LINK83"/>
+                  <w:bookmarkStart w:id="24" w:name="OLE_LINK84"/>
+                  <w:r>
+                    <w:rPr>
+                      <w:rFonts w:ascii="Times New Roman" w:hAnsi="Times New Roman"/>
                       <w:bCs/>
                       <w:color w:val="000000" w:themeColor="text1"/>
                       <w:sz w:val="24"/>
@@ -3111,7 +3035,6 @@
                   <w:r>
                     <w:rPr>
                       <w:rFonts w:ascii="Times New Roman" w:hAnsi="Times New Roman"/>
-                      <w:b/>
                       <w:bCs/>
                       <w:color w:val="000000" w:themeColor="text1"/>
                       <w:sz w:val="24"/>
@@ -3123,19 +3046,17 @@
                   <w:r>
                     <w:rPr>
                       <w:rFonts w:ascii="Times New Roman" w:hAnsi="Times New Roman"/>
-                      <w:b/>
-                      <w:bCs/>
-                      <w:color w:val="000000" w:themeColor="text1"/>
-                      <w:sz w:val="24"/>
-                      <w:szCs w:val="24"/>
-                      <w:lang w:val="en-US"/>
-                    </w:rPr>
-                    <w:t>approvedApplic</w:t>
-                  </w:r>
-                  <w:r>
-                    <w:rPr>
-                      <w:rFonts w:ascii="Times New Roman" w:hAnsi="Times New Roman"/>
-                      <w:b/>
+                      <w:bCs/>
+                      <w:color w:val="000000" w:themeColor="text1"/>
+                      <w:sz w:val="24"/>
+                      <w:szCs w:val="24"/>
+                      <w:lang w:val="en-US"/>
+                    </w:rPr>
+                    <w:t>approvedAppli</w:t>
+                  </w:r>
+                  <w:r>
+                    <w:rPr>
+                      <w:rFonts w:ascii="Times New Roman" w:hAnsi="Times New Roman"/>
                       <w:bCs/>
                       <w:color w:val="000000" w:themeColor="text1"/>
                       <w:sz w:val="24"/>
@@ -3143,12 +3064,11 @@
                       <w:lang w:val="en-US"/>
                     </w:rPr>
                     <w:lastRenderedPageBreak/>
-                    <w:t>ations</w:t>
-                  </w:r>
-                  <w:r>
-                    <w:rPr>
-                      <w:rFonts w:ascii="Times New Roman" w:hAnsi="Times New Roman"/>
-                      <w:b/>
+                    <w:t>cations</w:t>
+                  </w:r>
+                  <w:r>
+                    <w:rPr>
+                      <w:rFonts w:ascii="Times New Roman" w:hAnsi="Times New Roman"/>
                       <w:bCs/>
                       <w:color w:val="000000" w:themeColor="text1"/>
                       <w:sz w:val="24"/>
@@ -3160,16 +3080,22 @@
                   <w:r>
                     <w:rPr>
                       <w:rFonts w:ascii="Times New Roman" w:hAnsi="Times New Roman"/>
-                      <w:b/>
-                      <w:bCs/>
-                      <w:color w:val="000000" w:themeColor="text1"/>
-                      <w:sz w:val="24"/>
-                      <w:szCs w:val="24"/>
-                      <w:lang w:val="en-US"/>
-                    </w:rPr>
-                    <w:t>].decision}</w:t>
-                  </w:r>
-                </w:p>
+                      <w:bCs/>
+                      <w:color w:val="000000" w:themeColor="text1"/>
+                      <w:sz w:val="24"/>
+                      <w:szCs w:val="24"/>
+                      <w:lang w:val="en-US"/>
+                    </w:rPr>
+                    <w:t>].user}</w:t>
+                  </w:r>
+                  <w:bookmarkEnd w:id="23"/>
+                  <w:bookmarkEnd w:id="24"/>
+                </w:p>
+              </w:tc>
+              <w:tc>
+                <w:tcPr>
+                  <w:tcW w:w="1618" w:type="dxa"/>
+                </w:tcPr>
                 <w:p>
                   <w:pPr>
                     <w:suppressAutoHyphens/>
@@ -3180,27 +3106,33 @@
                     <w:textAlignment w:val="baseline"/>
                     <w:rPr>
                       <w:rFonts w:ascii="Times New Roman" w:hAnsi="Times New Roman"/>
-                      <w:bCs/>
-                      <w:color w:val="000000" w:themeColor="text1"/>
-                      <w:sz w:val="24"/>
-                      <w:szCs w:val="24"/>
-                      <w:lang w:val="en-US"/>
-                    </w:rPr>
-                  </w:pPr>
-                  <w:r>
-                    <w:rPr>
-                      <w:rFonts w:ascii="Times New Roman" w:hAnsi="Times New Roman"/>
-                      <w:bCs/>
-                      <w:color w:val="000000" w:themeColor="text1"/>
-                      <w:sz w:val="24"/>
-                      <w:szCs w:val="24"/>
-                      <w:lang w:val="en-US"/>
-                    </w:rPr>
+                      <w:b/>
+                      <w:bCs/>
+                      <w:color w:val="000000" w:themeColor="text1"/>
+                      <w:sz w:val="24"/>
+                      <w:szCs w:val="24"/>
+                      <w:lang w:val="en-US"/>
+                    </w:rPr>
+                  </w:pPr>
+                  <w:bookmarkStart w:id="25" w:name="OLE_LINK63"/>
+                  <w:bookmarkStart w:id="26" w:name="OLE_LINK64"/>
+                  <w:r>
+                    <w:rPr>
+                      <w:rFonts w:ascii="Times New Roman" w:hAnsi="Times New Roman"/>
+                      <w:b/>
+                      <w:bCs/>
+                      <w:color w:val="000000" w:themeColor="text1"/>
+                      <w:sz w:val="24"/>
+                      <w:szCs w:val="24"/>
+                      <w:lang w:val="en-US"/>
+                    </w:rPr>
+                    <w:lastRenderedPageBreak/>
                     <w:t>{</w:t>
                   </w:r>
                   <w:r>
                     <w:rPr>
                       <w:rFonts w:ascii="Times New Roman" w:hAnsi="Times New Roman"/>
+                      <w:b/>
                       <w:bCs/>
                       <w:color w:val="000000" w:themeColor="text1"/>
                       <w:sz w:val="24"/>
@@ -3212,17 +3144,32 @@
                   <w:r>
                     <w:rPr>
                       <w:rFonts w:ascii="Times New Roman" w:hAnsi="Times New Roman"/>
-                      <w:bCs/>
-                      <w:color w:val="000000" w:themeColor="text1"/>
-                      <w:sz w:val="24"/>
-                      <w:szCs w:val="24"/>
-                      <w:lang w:val="en-US"/>
-                    </w:rPr>
-                    <w:t>approvedApplications</w:t>
-                  </w:r>
-                  <w:r>
-                    <w:rPr>
-                      <w:rFonts w:ascii="Times New Roman" w:hAnsi="Times New Roman"/>
+                      <w:b/>
+                      <w:bCs/>
+                      <w:color w:val="000000" w:themeColor="text1"/>
+                      <w:sz w:val="24"/>
+                      <w:szCs w:val="24"/>
+                      <w:lang w:val="en-US"/>
+                    </w:rPr>
+                    <w:t>approvedApplic</w:t>
+                  </w:r>
+                  <w:r>
+                    <w:rPr>
+                      <w:rFonts w:ascii="Times New Roman" w:hAnsi="Times New Roman"/>
+                      <w:b/>
+                      <w:bCs/>
+                      <w:color w:val="000000" w:themeColor="text1"/>
+                      <w:sz w:val="24"/>
+                      <w:szCs w:val="24"/>
+                      <w:lang w:val="en-US"/>
+                    </w:rPr>
+                    <w:lastRenderedPageBreak/>
+                    <w:t>ations</w:t>
+                  </w:r>
+                  <w:r>
+                    <w:rPr>
+                      <w:rFonts w:ascii="Times New Roman" w:hAnsi="Times New Roman"/>
+                      <w:b/>
                       <w:bCs/>
                       <w:color w:val="000000" w:themeColor="text1"/>
                       <w:sz w:val="24"/>
@@ -3234,24 +3181,16 @@
                   <w:r>
                     <w:rPr>
                       <w:rFonts w:ascii="Times New Roman" w:hAnsi="Times New Roman"/>
-                      <w:bCs/>
-                      <w:color w:val="000000" w:themeColor="text1"/>
-                      <w:sz w:val="24"/>
-                      <w:szCs w:val="24"/>
-                      <w:lang w:val="en-US"/>
-                    </w:rPr>
-                    <w:t>].report}</w:t>
-                  </w:r>
-                  <w:bookmarkEnd w:id="25"/>
-                  <w:bookmarkEnd w:id="26"/>
-                </w:p>
-              </w:tc>
-            </w:tr>
-            <w:tr>
-              <w:tc>
-                <w:tcPr>
-                  <w:tcW w:w="1617" w:type="dxa"/>
-                </w:tcPr>
+                      <w:b/>
+                      <w:bCs/>
+                      <w:color w:val="000000" w:themeColor="text1"/>
+                      <w:sz w:val="24"/>
+                      <w:szCs w:val="24"/>
+                      <w:lang w:val="en-US"/>
+                    </w:rPr>
+                    <w:t>].decision}</w:t>
+                  </w:r>
+                </w:p>
                 <w:p>
                   <w:pPr>
                     <w:suppressAutoHyphens/>
@@ -3269,18 +3208,15 @@
                       <w:lang w:val="en-US"/>
                     </w:rPr>
                   </w:pPr>
-                  <w:bookmarkStart w:id="27" w:name="OLE_LINK59"/>
-                  <w:bookmarkStart w:id="28" w:name="OLE_LINK60"/>
-                  <w:r>
-                    <w:rPr>
-                      <w:rFonts w:ascii="Times New Roman" w:hAnsi="Times New Roman"/>
-                      <w:bCs/>
-                      <w:color w:val="000000" w:themeColor="text1"/>
-                      <w:sz w:val="24"/>
-                      <w:szCs w:val="24"/>
-                      <w:lang w:val="en-US"/>
-                    </w:rPr>
-                    <w:lastRenderedPageBreak/>
+                  <w:r>
+                    <w:rPr>
+                      <w:rFonts w:ascii="Times New Roman" w:hAnsi="Times New Roman"/>
+                      <w:bCs/>
+                      <w:color w:val="000000" w:themeColor="text1"/>
+                      <w:sz w:val="24"/>
+                      <w:szCs w:val="24"/>
+                      <w:lang w:val="en-US"/>
+                    </w:rPr>
                     <w:t>{</w:t>
                   </w:r>
                   <w:r>
@@ -3314,37 +3250,28 @@
                       <w:szCs w:val="24"/>
                       <w:lang w:val="en-US"/>
                     </w:rPr>
-                    <w:t>[</w:t>
-                  </w:r>
-                  <w:r>
-                    <w:rPr>
-                      <w:rFonts w:ascii="Times New Roman" w:hAnsi="Times New Roman"/>
-                      <w:bCs/>
-                      <w:color w:val="000000" w:themeColor="text1"/>
-                      <w:sz w:val="24"/>
-                      <w:szCs w:val="24"/>
-                      <w:lang w:val="en-US"/>
-                    </w:rPr>
-                    <w:t xml:space="preserve"> </w:t>
-                  </w:r>
-                  <w:r>
-                    <w:rPr>
-                      <w:rFonts w:ascii="Times New Roman" w:hAnsi="Times New Roman"/>
-                      <w:bCs/>
-                      <w:color w:val="000000" w:themeColor="text1"/>
-                      <w:sz w:val="24"/>
-                      <w:szCs w:val="24"/>
-                      <w:lang w:val="en-US"/>
-                    </w:rPr>
-                    <w:t>i+1]}</w:t>
-                  </w:r>
-                  <w:bookmarkEnd w:id="27"/>
-                  <w:bookmarkEnd w:id="28"/>
+                    <w:t>[i</w:t>
+                  </w:r>
+                  <w:r>
+                    <w:rPr>
+                      <w:rFonts w:ascii="Times New Roman" w:hAnsi="Times New Roman"/>
+                      <w:bCs/>
+                      <w:color w:val="000000" w:themeColor="text1"/>
+                      <w:sz w:val="24"/>
+                      <w:szCs w:val="24"/>
+                      <w:lang w:val="en-US"/>
+                    </w:rPr>
+                    <w:t>].report}</w:t>
+                  </w:r>
+                  <w:bookmarkEnd w:id="25"/>
+                  <w:bookmarkEnd w:id="26"/>
                 </w:p>
               </w:tc>
+            </w:tr>
+            <w:tr>
               <w:tc>
                 <w:tcPr>
-                  <w:tcW w:w="1617" w:type="dxa"/>
+                  <w:tcW w:w="1075" w:type="dxa"/>
                 </w:tcPr>
                 <w:p>
                   <w:pPr>
@@ -3356,19 +3283,89 @@
                     <w:textAlignment w:val="baseline"/>
                     <w:rPr>
                       <w:rFonts w:ascii="Times New Roman" w:hAnsi="Times New Roman"/>
-                      <w:b/>
-                      <w:bCs/>
-                      <w:color w:val="000000" w:themeColor="text1"/>
-                      <w:sz w:val="24"/>
-                      <w:szCs w:val="24"/>
-                      <w:lang w:val="en-US"/>
-                    </w:rPr>
-                  </w:pPr>
+                      <w:bCs/>
+                      <w:color w:val="000000" w:themeColor="text1"/>
+                      <w:sz w:val="24"/>
+                      <w:szCs w:val="24"/>
+                      <w:lang w:val="en-US"/>
+                    </w:rPr>
+                  </w:pPr>
+                  <w:bookmarkStart w:id="27" w:name="OLE_LINK59"/>
+                  <w:bookmarkStart w:id="28" w:name="OLE_LINK60"/>
+                  <w:r>
+                    <w:rPr>
+                      <w:rFonts w:ascii="Times New Roman" w:hAnsi="Times New Roman"/>
+                      <w:bCs/>
+                      <w:color w:val="000000" w:themeColor="text1"/>
+                      <w:sz w:val="24"/>
+                      <w:szCs w:val="24"/>
+                      <w:lang w:val="en-US"/>
+                    </w:rPr>
+                    <w:lastRenderedPageBreak/>
+                    <w:t>{</w:t>
+                  </w:r>
+                  <w:r>
+                    <w:rPr>
+                      <w:rFonts w:ascii="Times New Roman" w:hAnsi="Times New Roman"/>
+                      <w:bCs/>
+                      <w:color w:val="000000" w:themeColor="text1"/>
+                      <w:sz w:val="24"/>
+                      <w:szCs w:val="24"/>
+                      <w:lang w:val="en-US"/>
+                    </w:rPr>
+                    <w:t>d.agendas[i].</w:t>
+                  </w:r>
+                  <w:r>
+                    <w:rPr>
+                      <w:rFonts w:ascii="Times New Roman" w:hAnsi="Times New Roman"/>
+                      <w:bCs/>
+                      <w:color w:val="000000" w:themeColor="text1"/>
+                      <w:sz w:val="24"/>
+                      <w:szCs w:val="24"/>
+                      <w:lang w:val="en-US"/>
+                    </w:rPr>
+                    <w:t>approvedApplications</w:t>
+                  </w:r>
+                  <w:r>
+                    <w:rPr>
+                      <w:rFonts w:ascii="Times New Roman" w:hAnsi="Times New Roman"/>
+                      <w:bCs/>
+                      <w:color w:val="000000" w:themeColor="text1"/>
+                      <w:sz w:val="24"/>
+                      <w:szCs w:val="24"/>
+                      <w:lang w:val="en-US"/>
+                    </w:rPr>
+                    <w:t>[</w:t>
+                  </w:r>
+                  <w:r>
+                    <w:rPr>
+                      <w:rFonts w:ascii="Times New Roman" w:hAnsi="Times New Roman"/>
+                      <w:bCs/>
+                      <w:color w:val="000000" w:themeColor="text1"/>
+                      <w:sz w:val="24"/>
+                      <w:szCs w:val="24"/>
+                      <w:lang w:val="en-US"/>
+                    </w:rPr>
+                    <w:t xml:space="preserve"> </w:t>
+                  </w:r>
+                  <w:r>
+                    <w:rPr>
+                      <w:rFonts w:ascii="Times New Roman" w:hAnsi="Times New Roman"/>
+                      <w:bCs/>
+                      <w:color w:val="000000" w:themeColor="text1"/>
+                      <w:sz w:val="24"/>
+                      <w:szCs w:val="24"/>
+                      <w:lang w:val="en-US"/>
+                    </w:rPr>
+                    <w:t>i+1]}</w:t>
+                  </w:r>
+                  <w:bookmarkEnd w:id="27"/>
+                  <w:bookmarkEnd w:id="28"/>
                 </w:p>
               </w:tc>
               <w:tc>
                 <w:tcPr>
-                  <w:tcW w:w="1617" w:type="dxa"/>
+                  <w:tcW w:w="1890" w:type="dxa"/>
                 </w:tcPr>
                 <w:p>
                   <w:pPr>
@@ -3392,7 +3389,7 @@
               </w:tc>
               <w:tc>
                 <w:tcPr>
-                  <w:tcW w:w="1618" w:type="dxa"/>
+                  <w:tcW w:w="1886" w:type="dxa"/>
                 </w:tcPr>
                 <w:p>
                   <w:pPr>
@@ -3416,7 +3413,7 @@
               </w:tc>
               <w:tc>
                 <w:tcPr>
-                  <w:tcW w:w="1617" w:type="dxa"/>
+                  <w:tcW w:w="1618" w:type="dxa"/>
                 </w:tcPr>
                 <w:p>
                   <w:pPr>
@@ -3440,7 +3437,31 @@
               </w:tc>
               <w:tc>
                 <w:tcPr>
-                  <w:tcW w:w="1617" w:type="dxa"/>
+                  <w:tcW w:w="1716" w:type="dxa"/>
+                </w:tcPr>
+                <w:p>
+                  <w:pPr>
+                    <w:suppressAutoHyphens/>
+                    <w:autoSpaceDN w:val="0"/>
+                    <w:spacing w:after="0" w:line="360" w:lineRule="auto"/>
+                    <w:ind w:right="317"/>
+                    <w:jc w:val="both"/>
+                    <w:textAlignment w:val="baseline"/>
+                    <w:rPr>
+                      <w:rFonts w:ascii="Times New Roman" w:hAnsi="Times New Roman"/>
+                      <w:b/>
+                      <w:bCs/>
+                      <w:color w:val="000000" w:themeColor="text1"/>
+                      <w:sz w:val="24"/>
+                      <w:szCs w:val="24"/>
+                      <w:lang w:val="en-US"/>
+                    </w:rPr>
+                  </w:pPr>
+                </w:p>
+              </w:tc>
+              <w:tc>
+                <w:tcPr>
+                  <w:tcW w:w="1518" w:type="dxa"/>
                 </w:tcPr>
                 <w:p>
                   <w:pPr>
@@ -3610,7 +3631,7 @@
             <w:tr>
               <w:tc>
                 <w:tcPr>
-                  <w:tcW w:w="1617" w:type="dxa"/>
+                  <w:tcW w:w="1075" w:type="dxa"/>
                 </w:tcPr>
                 <w:p>
                   <w:pPr>
@@ -3693,7 +3714,19 @@
                       <w:szCs w:val="24"/>
                       <w:lang w:val="en-US"/>
                     </w:rPr>
-                    <w:t>deferredApplications</w:t>
+                    <w:t>deferred</w:t>
+                  </w:r>
+                  <w:r>
+                    <w:rPr>
+                      <w:rFonts w:ascii="Times New Roman" w:hAnsi="Times New Roman"/>
+                      <w:bCs/>
+                      <w:color w:val="000000" w:themeColor="text1"/>
+                      <w:sz w:val="24"/>
+                      <w:szCs w:val="24"/>
+                      <w:lang w:val="en-US"/>
+                    </w:rPr>
+                    <w:lastRenderedPageBreak/>
+                    <w:t>Applications</w:t>
                   </w:r>
                   <w:r>
                     <w:rPr>
@@ -3710,7 +3743,7 @@
               </w:tc>
               <w:tc>
                 <w:tcPr>
-                  <w:tcW w:w="1617" w:type="dxa"/>
+                  <w:tcW w:w="1890" w:type="dxa"/>
                 </w:tcPr>
                 <w:p>
                   <w:pPr>
@@ -3738,6 +3771,7 @@
                       <w:szCs w:val="24"/>
                       <w:lang w:val="en-US"/>
                     </w:rPr>
+                    <w:lastRenderedPageBreak/>
                     <w:t>{</w:t>
                   </w:r>
                   <w:r>
@@ -3774,11 +3808,6 @@
                     <w:t>[i].owners}</w:t>
                   </w:r>
                 </w:p>
-              </w:tc>
-              <w:tc>
-                <w:tcPr>
-                  <w:tcW w:w="1617" w:type="dxa"/>
-                </w:tcPr>
                 <w:p>
                   <w:pPr>
                     <w:suppressAutoHyphens/>
@@ -3800,51 +3829,40 @@
                     <w:rPr>
                       <w:rFonts w:ascii="Times New Roman" w:hAnsi="Times New Roman"/>
                       <w:bCs/>
-                      <w:color w:val="000000" w:themeColor="text1"/>
-                      <w:sz w:val="24"/>
-                      <w:szCs w:val="24"/>
-                      <w:lang w:val="en-US"/>
-                    </w:rPr>
-                    <w:t>{</w:t>
-                  </w:r>
-                  <w:r>
-                    <w:rPr>
-                      <w:rFonts w:ascii="Times New Roman" w:hAnsi="Times New Roman"/>
-                      <w:bCs/>
-                      <w:color w:val="000000" w:themeColor="text1"/>
-                      <w:sz w:val="24"/>
-                      <w:szCs w:val="24"/>
-                      <w:lang w:val="en-US"/>
-                    </w:rPr>
-                    <w:t>d.agendas[i].</w:t>
-                  </w:r>
-                  <w:r>
-                    <w:rPr>
-                      <w:rFonts w:ascii="Times New Roman" w:hAnsi="Times New Roman"/>
-                      <w:bCs/>
-                      <w:color w:val="000000" w:themeColor="text1"/>
-                      <w:sz w:val="24"/>
-                      <w:szCs w:val="24"/>
-                      <w:lang w:val="en-US"/>
-                    </w:rPr>
-                    <w:t>deferredApplications</w:t>
-                  </w:r>
-                  <w:r>
-                    <w:rPr>
-                      <w:rFonts w:ascii="Times New Roman" w:hAnsi="Times New Roman"/>
-                      <w:bCs/>
-                      <w:color w:val="000000" w:themeColor="text1"/>
-                      <w:sz w:val="24"/>
-                      <w:szCs w:val="24"/>
-                      <w:lang w:val="en-US"/>
-                    </w:rPr>
-                    <w:t>[i].tenure}</w:t>
+                      <w:color w:val="0070C0"/>
+                      <w:sz w:val="24"/>
+                      <w:szCs w:val="24"/>
+                      <w:lang w:val="en-US"/>
+                    </w:rPr>
+                    <w:t>{d.agendas[i].</w:t>
+                  </w:r>
+                  <w:r>
+                    <w:rPr>
+                      <w:rFonts w:ascii="Times New Roman" w:hAnsi="Times New Roman"/>
+                      <w:bCs/>
+                      <w:color w:val="0070C0"/>
+                      <w:sz w:val="24"/>
+                      <w:szCs w:val="24"/>
+                      <w:lang w:val="en-US"/>
+                    </w:rPr>
+                    <w:t>deferred</w:t>
+                  </w:r>
+                  <w:r>
+                    <w:rPr>
+                      <w:rFonts w:ascii="Times New Roman" w:hAnsi="Times New Roman"/>
+                      <w:bCs/>
+                      <w:color w:val="0070C0"/>
+                      <w:sz w:val="24"/>
+                      <w:szCs w:val="24"/>
+                      <w:lang w:val="en-US"/>
+                    </w:rPr>
+                    <w:t>Applications[i].applicationNumber}</w:t>
                   </w:r>
                 </w:p>
               </w:tc>
               <w:tc>
                 <w:tcPr>
-                  <w:tcW w:w="1618" w:type="dxa"/>
+                  <w:tcW w:w="1886" w:type="dxa"/>
                 </w:tcPr>
                 <w:p>
                   <w:pPr>
@@ -3905,9 +3923,14 @@
                       <w:szCs w:val="24"/>
                       <w:lang w:val="en-US"/>
                     </w:rPr>
-                    <w:t>[i].location}</w:t>
-                  </w:r>
-                </w:p>
+                    <w:t>[i].tenure}</w:t>
+                  </w:r>
+                </w:p>
+              </w:tc>
+              <w:tc>
+                <w:tcPr>
+                  <w:tcW w:w="1618" w:type="dxa"/>
+                </w:tcPr>
                 <w:p>
                   <w:pPr>
                     <w:suppressAutoHyphens/>
@@ -3967,14 +3990,9 @@
                       <w:szCs w:val="24"/>
                       <w:lang w:val="en-US"/>
                     </w:rPr>
-                    <w:t>[i].preciseLocation}</w:t>
-                  </w:r>
-                </w:p>
-              </w:tc>
-              <w:tc>
-                <w:tcPr>
-                  <w:tcW w:w="1617" w:type="dxa"/>
-                </w:tcPr>
+                    <w:t>[i].location}</w:t>
+                  </w:r>
+                </w:p>
                 <w:p>
                   <w:pPr>
                     <w:suppressAutoHyphens/>
@@ -4034,9 +4052,14 @@
                       <w:szCs w:val="24"/>
                       <w:lang w:val="en-US"/>
                     </w:rPr>
-                    <w:t>[i].road}</w:t>
-                  </w:r>
-                </w:p>
+                    <w:t>[i].preciseLocation}</w:t>
+                  </w:r>
+                </w:p>
+              </w:tc>
+              <w:tc>
+                <w:tcPr>
+                  <w:tcW w:w="1716" w:type="dxa"/>
+                </w:tcPr>
                 <w:p>
                   <w:pPr>
                     <w:suppressAutoHyphens/>
@@ -4096,14 +4119,9 @@
                       <w:szCs w:val="24"/>
                       <w:lang w:val="en-US"/>
                     </w:rPr>
-                    <w:t>[i].blockAndPlot}</w:t>
-                  </w:r>
-                </w:p>
-              </w:tc>
-              <w:tc>
-                <w:tcPr>
-                  <w:tcW w:w="1617" w:type="dxa"/>
-                </w:tcPr>
+                    <w:t>[i].road}</w:t>
+                  </w:r>
+                </w:p>
                 <w:p>
                   <w:pPr>
                     <w:suppressAutoHyphens/>
@@ -4163,13 +4181,13 @@
                       <w:szCs w:val="24"/>
                       <w:lang w:val="en-US"/>
                     </w:rPr>
-                    <w:t>[i].user}</w:t>
+                    <w:t>[i].blockAndPlot}</w:t>
                   </w:r>
                 </w:p>
               </w:tc>
               <w:tc>
                 <w:tcPr>
-                  <w:tcW w:w="1618" w:type="dxa"/>
+                  <w:tcW w:w="1518" w:type="dxa"/>
                 </w:tcPr>
                 <w:p>
                   <w:pPr>
@@ -4181,30 +4199,38 @@
                     <w:textAlignment w:val="baseline"/>
                     <w:rPr>
                       <w:rFonts w:ascii="Times New Roman" w:hAnsi="Times New Roman"/>
-                      <w:b/>
-                      <w:bCs/>
-                      <w:color w:val="000000" w:themeColor="text1"/>
-                      <w:sz w:val="24"/>
-                      <w:szCs w:val="24"/>
-                      <w:lang w:val="en-US"/>
-                    </w:rPr>
-                  </w:pPr>
-                  <w:r>
-                    <w:rPr>
-                      <w:rFonts w:ascii="Times New Roman" w:hAnsi="Times New Roman"/>
-                      <w:b/>
-                      <w:bCs/>
-                      <w:color w:val="000000" w:themeColor="text1"/>
-                      <w:sz w:val="24"/>
-                      <w:szCs w:val="24"/>
-                      <w:lang w:val="en-US"/>
-                    </w:rPr>
-                    <w:t>{d.agendas[i].</w:t>
-                  </w:r>
-                  <w:r>
-                    <w:rPr>
-                      <w:rFonts w:ascii="Times New Roman" w:hAnsi="Times New Roman"/>
-                      <w:b/>
+                      <w:bCs/>
+                      <w:color w:val="000000" w:themeColor="text1"/>
+                      <w:sz w:val="24"/>
+                      <w:szCs w:val="24"/>
+                      <w:lang w:val="en-US"/>
+                    </w:rPr>
+                  </w:pPr>
+                  <w:r>
+                    <w:rPr>
+                      <w:rFonts w:ascii="Times New Roman" w:hAnsi="Times New Roman"/>
+                      <w:bCs/>
+                      <w:color w:val="000000" w:themeColor="text1"/>
+                      <w:sz w:val="24"/>
+                      <w:szCs w:val="24"/>
+                      <w:lang w:val="en-US"/>
+                    </w:rPr>
+                    <w:t>{</w:t>
+                  </w:r>
+                  <w:r>
+                    <w:rPr>
+                      <w:rFonts w:ascii="Times New Roman" w:hAnsi="Times New Roman"/>
+                      <w:bCs/>
+                      <w:color w:val="000000" w:themeColor="text1"/>
+                      <w:sz w:val="24"/>
+                      <w:szCs w:val="24"/>
+                      <w:lang w:val="en-US"/>
+                    </w:rPr>
+                    <w:t>d.agendas[i].</w:t>
+                  </w:r>
+                  <w:r>
+                    <w:rPr>
+                      <w:rFonts w:ascii="Times New Roman" w:hAnsi="Times New Roman"/>
                       <w:bCs/>
                       <w:color w:val="000000" w:themeColor="text1"/>
                       <w:sz w:val="24"/>
@@ -4216,16 +4242,20 @@
                   <w:r>
                     <w:rPr>
                       <w:rFonts w:ascii="Times New Roman" w:hAnsi="Times New Roman"/>
-                      <w:b/>
-                      <w:bCs/>
-                      <w:color w:val="000000" w:themeColor="text1"/>
-                      <w:sz w:val="24"/>
-                      <w:szCs w:val="24"/>
-                      <w:lang w:val="en-US"/>
-                    </w:rPr>
-                    <w:t>[i].decision}</w:t>
-                  </w:r>
-                </w:p>
+                      <w:bCs/>
+                      <w:color w:val="000000" w:themeColor="text1"/>
+                      <w:sz w:val="24"/>
+                      <w:szCs w:val="24"/>
+                      <w:lang w:val="en-US"/>
+                    </w:rPr>
+                    <w:t>[i].user}</w:t>
+                  </w:r>
+                </w:p>
+              </w:tc>
+              <w:tc>
+                <w:tcPr>
+                  <w:tcW w:w="1618" w:type="dxa"/>
+                </w:tcPr>
                 <w:p>
                   <w:pPr>
                     <w:suppressAutoHyphens/>
@@ -4236,38 +4266,30 @@
                     <w:textAlignment w:val="baseline"/>
                     <w:rPr>
                       <w:rFonts w:ascii="Times New Roman" w:hAnsi="Times New Roman"/>
-                      <w:bCs/>
-                      <w:color w:val="000000" w:themeColor="text1"/>
-                      <w:sz w:val="24"/>
-                      <w:szCs w:val="24"/>
-                      <w:lang w:val="en-US"/>
-                    </w:rPr>
-                  </w:pPr>
-                  <w:r>
-                    <w:rPr>
-                      <w:rFonts w:ascii="Times New Roman" w:hAnsi="Times New Roman"/>
-                      <w:bCs/>
-                      <w:color w:val="000000" w:themeColor="text1"/>
-                      <w:sz w:val="24"/>
-                      <w:szCs w:val="24"/>
-                      <w:lang w:val="en-US"/>
-                    </w:rPr>
-                    <w:t>{</w:t>
-                  </w:r>
-                  <w:r>
-                    <w:rPr>
-                      <w:rFonts w:ascii="Times New Roman" w:hAnsi="Times New Roman"/>
-                      <w:bCs/>
-                      <w:color w:val="000000" w:themeColor="text1"/>
-                      <w:sz w:val="24"/>
-                      <w:szCs w:val="24"/>
-                      <w:lang w:val="en-US"/>
-                    </w:rPr>
-                    <w:t>d.agendas[i].</w:t>
-                  </w:r>
-                  <w:r>
-                    <w:rPr>
-                      <w:rFonts w:ascii="Times New Roman" w:hAnsi="Times New Roman"/>
+                      <w:b/>
+                      <w:bCs/>
+                      <w:color w:val="000000" w:themeColor="text1"/>
+                      <w:sz w:val="24"/>
+                      <w:szCs w:val="24"/>
+                      <w:lang w:val="en-US"/>
+                    </w:rPr>
+                  </w:pPr>
+                  <w:r>
+                    <w:rPr>
+                      <w:rFonts w:ascii="Times New Roman" w:hAnsi="Times New Roman"/>
+                      <w:b/>
+                      <w:bCs/>
+                      <w:color w:val="000000" w:themeColor="text1"/>
+                      <w:sz w:val="24"/>
+                      <w:szCs w:val="24"/>
+                      <w:lang w:val="en-US"/>
+                    </w:rPr>
+                    <w:t>{d.agendas[i].</w:t>
+                  </w:r>
+                  <w:r>
+                    <w:rPr>
+                      <w:rFonts w:ascii="Times New Roman" w:hAnsi="Times New Roman"/>
+                      <w:b/>
                       <w:bCs/>
                       <w:color w:val="000000" w:themeColor="text1"/>
                       <w:sz w:val="24"/>
@@ -4279,33 +4301,16 @@
                   <w:r>
                     <w:rPr>
                       <w:rFonts w:ascii="Times New Roman" w:hAnsi="Times New Roman"/>
-                      <w:bCs/>
-                      <w:color w:val="000000" w:themeColor="text1"/>
-                      <w:sz w:val="24"/>
-                      <w:szCs w:val="24"/>
-                      <w:lang w:val="en-US"/>
-                    </w:rPr>
-                    <w:t>[i</w:t>
-                  </w:r>
-                  <w:r>
-                    <w:rPr>
-                      <w:rFonts w:ascii="Times New Roman" w:hAnsi="Times New Roman"/>
-                      <w:bCs/>
-                      <w:color w:val="000000" w:themeColor="text1"/>
-                      <w:sz w:val="24"/>
-                      <w:szCs w:val="24"/>
-                      <w:lang w:val="en-US"/>
-                    </w:rPr>
-                    <w:t>].report}</w:t>
-                  </w:r>
-                </w:p>
-              </w:tc>
-            </w:tr>
-            <w:tr>
-              <w:tc>
-                <w:tcPr>
-                  <w:tcW w:w="1617" w:type="dxa"/>
-                </w:tcPr>
+                      <w:b/>
+                      <w:bCs/>
+                      <w:color w:val="000000" w:themeColor="text1"/>
+                      <w:sz w:val="24"/>
+                      <w:szCs w:val="24"/>
+                      <w:lang w:val="en-US"/>
+                    </w:rPr>
+                    <w:t>[i].decision}</w:t>
+                  </w:r>
+                </w:p>
                 <w:p>
                   <w:pPr>
                     <w:suppressAutoHyphens/>
@@ -4365,13 +4370,26 @@
                       <w:szCs w:val="24"/>
                       <w:lang w:val="en-US"/>
                     </w:rPr>
-                    <w:t>[i+1]}</w:t>
+                    <w:t>[i</w:t>
+                  </w:r>
+                  <w:r>
+                    <w:rPr>
+                      <w:rFonts w:ascii="Times New Roman" w:hAnsi="Times New Roman"/>
+                      <w:bCs/>
+                      <w:color w:val="000000" w:themeColor="text1"/>
+                      <w:sz w:val="24"/>
+                      <w:szCs w:val="24"/>
+                      <w:lang w:val="en-US"/>
+                    </w:rPr>
+                    <w:t>].report}</w:t>
                   </w:r>
                 </w:p>
               </w:tc>
+            </w:tr>
+            <w:tr>
               <w:tc>
                 <w:tcPr>
-                  <w:tcW w:w="1617" w:type="dxa"/>
+                  <w:tcW w:w="1075" w:type="dxa"/>
                 </w:tcPr>
                 <w:p>
                   <w:pPr>
@@ -4383,19 +4401,63 @@
                     <w:textAlignment w:val="baseline"/>
                     <w:rPr>
                       <w:rFonts w:ascii="Times New Roman" w:hAnsi="Times New Roman"/>
-                      <w:b/>
-                      <w:bCs/>
-                      <w:color w:val="000000" w:themeColor="text1"/>
-                      <w:sz w:val="24"/>
-                      <w:szCs w:val="24"/>
-                      <w:lang w:val="en-US"/>
-                    </w:rPr>
-                  </w:pPr>
+                      <w:bCs/>
+                      <w:color w:val="000000" w:themeColor="text1"/>
+                      <w:sz w:val="24"/>
+                      <w:szCs w:val="24"/>
+                      <w:lang w:val="en-US"/>
+                    </w:rPr>
+                  </w:pPr>
+                  <w:r>
+                    <w:rPr>
+                      <w:rFonts w:ascii="Times New Roman" w:hAnsi="Times New Roman"/>
+                      <w:bCs/>
+                      <w:color w:val="000000" w:themeColor="text1"/>
+                      <w:sz w:val="24"/>
+                      <w:szCs w:val="24"/>
+                      <w:lang w:val="en-US"/>
+                    </w:rPr>
+                    <w:lastRenderedPageBreak/>
+                    <w:t>{</w:t>
+                  </w:r>
+                  <w:r>
+                    <w:rPr>
+                      <w:rFonts w:ascii="Times New Roman" w:hAnsi="Times New Roman"/>
+                      <w:bCs/>
+                      <w:color w:val="000000" w:themeColor="text1"/>
+                      <w:sz w:val="24"/>
+                      <w:szCs w:val="24"/>
+                      <w:lang w:val="en-US"/>
+                    </w:rPr>
+                    <w:t>d.agendas[i].</w:t>
+                  </w:r>
+                  <w:r>
+                    <w:rPr>
+                      <w:rFonts w:ascii="Times New Roman" w:hAnsi="Times New Roman"/>
+                      <w:bCs/>
+                      <w:color w:val="000000" w:themeColor="text1"/>
+                      <w:sz w:val="24"/>
+                      <w:szCs w:val="24"/>
+                      <w:lang w:val="en-US"/>
+                    </w:rPr>
+                    <w:t>deferredApplications</w:t>
+                  </w:r>
+                  <w:r>
+                    <w:rPr>
+                      <w:rFonts w:ascii="Times New Roman" w:hAnsi="Times New Roman"/>
+                      <w:bCs/>
+                      <w:color w:val="000000" w:themeColor="text1"/>
+                      <w:sz w:val="24"/>
+                      <w:szCs w:val="24"/>
+                      <w:lang w:val="en-US"/>
+                    </w:rPr>
+                    <w:t>[i+1]}</w:t>
+                  </w:r>
                 </w:p>
               </w:tc>
               <w:tc>
                 <w:tcPr>
-                  <w:tcW w:w="1617" w:type="dxa"/>
+                  <w:tcW w:w="1890" w:type="dxa"/>
                 </w:tcPr>
                 <w:p>
                   <w:pPr>
@@ -4419,7 +4481,7 @@
               </w:tc>
               <w:tc>
                 <w:tcPr>
-                  <w:tcW w:w="1618" w:type="dxa"/>
+                  <w:tcW w:w="1886" w:type="dxa"/>
                 </w:tcPr>
                 <w:p>
                   <w:pPr>
@@ -4443,7 +4505,7 @@
               </w:tc>
               <w:tc>
                 <w:tcPr>
-                  <w:tcW w:w="1617" w:type="dxa"/>
+                  <w:tcW w:w="1618" w:type="dxa"/>
                 </w:tcPr>
                 <w:p>
                   <w:pPr>
@@ -4467,7 +4529,31 @@
               </w:tc>
               <w:tc>
                 <w:tcPr>
-                  <w:tcW w:w="1617" w:type="dxa"/>
+                  <w:tcW w:w="1716" w:type="dxa"/>
+                </w:tcPr>
+                <w:p>
+                  <w:pPr>
+                    <w:suppressAutoHyphens/>
+                    <w:autoSpaceDN w:val="0"/>
+                    <w:spacing w:after="0" w:line="360" w:lineRule="auto"/>
+                    <w:ind w:right="317"/>
+                    <w:jc w:val="both"/>
+                    <w:textAlignment w:val="baseline"/>
+                    <w:rPr>
+                      <w:rFonts w:ascii="Times New Roman" w:hAnsi="Times New Roman"/>
+                      <w:b/>
+                      <w:bCs/>
+                      <w:color w:val="000000" w:themeColor="text1"/>
+                      <w:sz w:val="24"/>
+                      <w:szCs w:val="24"/>
+                      <w:lang w:val="en-US"/>
+                    </w:rPr>
+                  </w:pPr>
+                </w:p>
+              </w:tc>
+              <w:tc>
+                <w:tcPr>
+                  <w:tcW w:w="1518" w:type="dxa"/>
                 </w:tcPr>
                 <w:p>
                   <w:pPr>
@@ -4635,7 +4721,7 @@
             <w:tr>
               <w:tc>
                 <w:tcPr>
-                  <w:tcW w:w="1617" w:type="dxa"/>
+                  <w:tcW w:w="1075" w:type="dxa"/>
                 </w:tcPr>
                 <w:p>
                   <w:pPr>
@@ -4729,25 +4815,13 @@
                       <w:szCs w:val="24"/>
                       <w:lang w:val="en-US"/>
                     </w:rPr>
-                    <w:t>[i].</w:t>
-                  </w:r>
-                  <w:r>
-                    <w:rPr>
-                      <w:rFonts w:ascii="Times New Roman" w:hAnsi="Times New Roman"/>
-                      <w:bCs/>
-                      <w:color w:val="000000" w:themeColor="text1"/>
-                      <w:sz w:val="24"/>
-                      <w:szCs w:val="24"/>
-                      <w:lang w:val="en-US"/>
-                    </w:rPr>
-                    <w:lastRenderedPageBreak/>
-                    <w:t>sn}</w:t>
+                    <w:t>[i].sn}</w:t>
                   </w:r>
                 </w:p>
               </w:tc>
               <w:tc>
                 <w:tcPr>
-                  <w:tcW w:w="1617" w:type="dxa"/>
+                  <w:tcW w:w="1890" w:type="dxa"/>
                 </w:tcPr>
                 <w:p>
                   <w:pPr>
@@ -4775,7 +4849,6 @@
                       <w:szCs w:val="24"/>
                       <w:lang w:val="en-US"/>
                     </w:rPr>
-                    <w:lastRenderedPageBreak/>
                     <w:t>{</w:t>
                   </w:r>
                   <w:r>
@@ -4812,11 +4885,6 @@
                     <w:t>[i].owners}</w:t>
                   </w:r>
                 </w:p>
-              </w:tc>
-              <w:tc>
-                <w:tcPr>
-                  <w:tcW w:w="1617" w:type="dxa"/>
-                </w:tcPr>
                 <w:p>
                   <w:pPr>
                     <w:suppressAutoHyphens/>
@@ -4838,51 +4906,40 @@
                     <w:rPr>
                       <w:rFonts w:ascii="Times New Roman" w:hAnsi="Times New Roman"/>
                       <w:bCs/>
-                      <w:color w:val="000000" w:themeColor="text1"/>
-                      <w:sz w:val="24"/>
-                      <w:szCs w:val="24"/>
-                      <w:lang w:val="en-US"/>
-                    </w:rPr>
-                    <w:t>{</w:t>
-                  </w:r>
-                  <w:r>
-                    <w:rPr>
-                      <w:rFonts w:ascii="Times New Roman" w:hAnsi="Times New Roman"/>
-                      <w:bCs/>
-                      <w:color w:val="000000" w:themeColor="text1"/>
-                      <w:sz w:val="24"/>
-                      <w:szCs w:val="24"/>
-                      <w:lang w:val="en-US"/>
-                    </w:rPr>
-                    <w:t>d.agendas[i].</w:t>
-                  </w:r>
-                  <w:r>
-                    <w:rPr>
-                      <w:rFonts w:ascii="Times New Roman" w:hAnsi="Times New Roman"/>
-                      <w:bCs/>
-                      <w:color w:val="000000" w:themeColor="text1"/>
-                      <w:sz w:val="24"/>
-                      <w:szCs w:val="24"/>
-                      <w:lang w:val="en-US"/>
-                    </w:rPr>
-                    <w:t>rejectedApplications</w:t>
-                  </w:r>
-                  <w:r>
-                    <w:rPr>
-                      <w:rFonts w:ascii="Times New Roman" w:hAnsi="Times New Roman"/>
-                      <w:bCs/>
-                      <w:color w:val="000000" w:themeColor="text1"/>
-                      <w:sz w:val="24"/>
-                      <w:szCs w:val="24"/>
-                      <w:lang w:val="en-US"/>
-                    </w:rPr>
-                    <w:t>[i].tenure}</w:t>
+                      <w:color w:val="0070C0"/>
+                      <w:sz w:val="24"/>
+                      <w:szCs w:val="24"/>
+                      <w:lang w:val="en-US"/>
+                    </w:rPr>
+                    <w:t>{d.agendas[i].</w:t>
+                  </w:r>
+                  <w:r>
+                    <w:rPr>
+                      <w:rFonts w:ascii="Times New Roman" w:hAnsi="Times New Roman"/>
+                      <w:bCs/>
+                      <w:color w:val="0070C0"/>
+                      <w:sz w:val="24"/>
+                      <w:szCs w:val="24"/>
+                      <w:lang w:val="en-US"/>
+                    </w:rPr>
+                    <w:t>rejected</w:t>
+                  </w:r>
+                  <w:r>
+                    <w:rPr>
+                      <w:rFonts w:ascii="Times New Roman" w:hAnsi="Times New Roman"/>
+                      <w:bCs/>
+                      <w:color w:val="0070C0"/>
+                      <w:sz w:val="24"/>
+                      <w:szCs w:val="24"/>
+                      <w:lang w:val="en-US"/>
+                    </w:rPr>
+                    <w:t>Applications[i].applicationNumber}</w:t>
                   </w:r>
                 </w:p>
               </w:tc>
               <w:tc>
                 <w:tcPr>
-                  <w:tcW w:w="1618" w:type="dxa"/>
+                  <w:tcW w:w="1886" w:type="dxa"/>
                 </w:tcPr>
                 <w:p>
                   <w:pPr>
@@ -4943,9 +5000,14 @@
                       <w:szCs w:val="24"/>
                       <w:lang w:val="en-US"/>
                     </w:rPr>
-                    <w:t>[i].location}</w:t>
-                  </w:r>
-                </w:p>
+                    <w:t>[i].tenure}</w:t>
+                  </w:r>
+                </w:p>
+              </w:tc>
+              <w:tc>
+                <w:tcPr>
+                  <w:tcW w:w="1618" w:type="dxa"/>
+                </w:tcPr>
                 <w:p>
                   <w:pPr>
                     <w:suppressAutoHyphens/>
@@ -4994,37 +5056,20 @@
                       <w:szCs w:val="24"/>
                       <w:lang w:val="en-US"/>
                     </w:rPr>
-                    <w:t>rejected</w:t>
-                  </w:r>
-                  <w:r>
-                    <w:rPr>
-                      <w:rFonts w:ascii="Times New Roman" w:hAnsi="Times New Roman"/>
-                      <w:bCs/>
-                      <w:color w:val="000000" w:themeColor="text1"/>
-                      <w:sz w:val="24"/>
-                      <w:szCs w:val="24"/>
-                      <w:lang w:val="en-US"/>
-                    </w:rPr>
-                    <w:lastRenderedPageBreak/>
-                    <w:t>Applications</w:t>
-                  </w:r>
-                  <w:r>
-                    <w:rPr>
-                      <w:rFonts w:ascii="Times New Roman" w:hAnsi="Times New Roman"/>
-                      <w:bCs/>
-                      <w:color w:val="000000" w:themeColor="text1"/>
-                      <w:sz w:val="24"/>
-                      <w:szCs w:val="24"/>
-                      <w:lang w:val="en-US"/>
-                    </w:rPr>
-                    <w:t>[i].preciseLocation}</w:t>
-                  </w:r>
-                </w:p>
-              </w:tc>
-              <w:tc>
-                <w:tcPr>
-                  <w:tcW w:w="1617" w:type="dxa"/>
-                </w:tcPr>
+                    <w:t>rejectedApplications</w:t>
+                  </w:r>
+                  <w:r>
+                    <w:rPr>
+                      <w:rFonts w:ascii="Times New Roman" w:hAnsi="Times New Roman"/>
+                      <w:bCs/>
+                      <w:color w:val="000000" w:themeColor="text1"/>
+                      <w:sz w:val="24"/>
+                      <w:szCs w:val="24"/>
+                      <w:lang w:val="en-US"/>
+                    </w:rPr>
+                    <w:t>[i].location}</w:t>
+                  </w:r>
+                </w:p>
                 <w:p>
                   <w:pPr>
                     <w:suppressAutoHyphens/>
@@ -5051,7 +5096,6 @@
                       <w:szCs w:val="24"/>
                       <w:lang w:val="en-US"/>
                     </w:rPr>
-                    <w:lastRenderedPageBreak/>
                     <w:t>{</w:t>
                   </w:r>
                   <w:r>
@@ -5085,9 +5129,14 @@
                       <w:szCs w:val="24"/>
                       <w:lang w:val="en-US"/>
                     </w:rPr>
-                    <w:t>[i].road}</w:t>
-                  </w:r>
-                </w:p>
+                    <w:t>[i].preciseLocation}</w:t>
+                  </w:r>
+                </w:p>
+              </w:tc>
+              <w:tc>
+                <w:tcPr>
+                  <w:tcW w:w="1716" w:type="dxa"/>
+                </w:tcPr>
                 <w:p>
                   <w:pPr>
                     <w:suppressAutoHyphens/>
@@ -5136,37 +5185,20 @@
                       <w:szCs w:val="24"/>
                       <w:lang w:val="en-US"/>
                     </w:rPr>
-                    <w:t>rejectedApplicatio</w:t>
-                  </w:r>
-                  <w:r>
-                    <w:rPr>
-                      <w:rFonts w:ascii="Times New Roman" w:hAnsi="Times New Roman"/>
-                      <w:bCs/>
-                      <w:color w:val="000000" w:themeColor="text1"/>
-                      <w:sz w:val="24"/>
-                      <w:szCs w:val="24"/>
-                      <w:lang w:val="en-US"/>
-                    </w:rPr>
-                    <w:lastRenderedPageBreak/>
-                    <w:t>ns</w:t>
-                  </w:r>
-                  <w:r>
-                    <w:rPr>
-                      <w:rFonts w:ascii="Times New Roman" w:hAnsi="Times New Roman"/>
-                      <w:bCs/>
-                      <w:color w:val="000000" w:themeColor="text1"/>
-                      <w:sz w:val="24"/>
-                      <w:szCs w:val="24"/>
-                      <w:lang w:val="en-US"/>
-                    </w:rPr>
-                    <w:t>[i].blockAndPlot}</w:t>
-                  </w:r>
-                </w:p>
-              </w:tc>
-              <w:tc>
-                <w:tcPr>
-                  <w:tcW w:w="1617" w:type="dxa"/>
-                </w:tcPr>
+                    <w:t>rejectedApplications</w:t>
+                  </w:r>
+                  <w:r>
+                    <w:rPr>
+                      <w:rFonts w:ascii="Times New Roman" w:hAnsi="Times New Roman"/>
+                      <w:bCs/>
+                      <w:color w:val="000000" w:themeColor="text1"/>
+                      <w:sz w:val="24"/>
+                      <w:szCs w:val="24"/>
+                      <w:lang w:val="en-US"/>
+                    </w:rPr>
+                    <w:t>[i].road}</w:t>
+                  </w:r>
+                </w:p>
                 <w:p>
                   <w:pPr>
                     <w:suppressAutoHyphens/>
@@ -5193,7 +5225,6 @@
                       <w:szCs w:val="24"/>
                       <w:lang w:val="en-US"/>
                     </w:rPr>
-                    <w:lastRenderedPageBreak/>
                     <w:t>{</w:t>
                   </w:r>
                   <w:r>
@@ -5227,13 +5258,13 @@
                       <w:szCs w:val="24"/>
                       <w:lang w:val="en-US"/>
                     </w:rPr>
-                    <w:t>[i].user}</w:t>
+                    <w:t>[i].blockAndPlot}</w:t>
                   </w:r>
                 </w:p>
               </w:tc>
               <w:tc>
                 <w:tcPr>
-                  <w:tcW w:w="1618" w:type="dxa"/>
+                  <w:tcW w:w="1518" w:type="dxa"/>
                 </w:tcPr>
                 <w:p>
                   <w:pPr>
@@ -5245,30 +5276,38 @@
                     <w:textAlignment w:val="baseline"/>
                     <w:rPr>
                       <w:rFonts w:ascii="Times New Roman" w:hAnsi="Times New Roman"/>
-                      <w:b/>
-                      <w:bCs/>
-                      <w:color w:val="000000" w:themeColor="text1"/>
-                      <w:sz w:val="24"/>
-                      <w:szCs w:val="24"/>
-                      <w:lang w:val="en-US"/>
-                    </w:rPr>
-                  </w:pPr>
-                  <w:r>
-                    <w:rPr>
-                      <w:rFonts w:ascii="Times New Roman" w:hAnsi="Times New Roman"/>
-                      <w:b/>
-                      <w:bCs/>
-                      <w:color w:val="000000" w:themeColor="text1"/>
-                      <w:sz w:val="24"/>
-                      <w:szCs w:val="24"/>
-                      <w:lang w:val="en-US"/>
-                    </w:rPr>
-                    <w:t>{d.agendas[i].</w:t>
-                  </w:r>
-                  <w:r>
-                    <w:rPr>
-                      <w:rFonts w:ascii="Times New Roman" w:hAnsi="Times New Roman"/>
-                      <w:b/>
+                      <w:bCs/>
+                      <w:color w:val="000000" w:themeColor="text1"/>
+                      <w:sz w:val="24"/>
+                      <w:szCs w:val="24"/>
+                      <w:lang w:val="en-US"/>
+                    </w:rPr>
+                  </w:pPr>
+                  <w:r>
+                    <w:rPr>
+                      <w:rFonts w:ascii="Times New Roman" w:hAnsi="Times New Roman"/>
+                      <w:bCs/>
+                      <w:color w:val="000000" w:themeColor="text1"/>
+                      <w:sz w:val="24"/>
+                      <w:szCs w:val="24"/>
+                      <w:lang w:val="en-US"/>
+                    </w:rPr>
+                    <w:t>{</w:t>
+                  </w:r>
+                  <w:r>
+                    <w:rPr>
+                      <w:rFonts w:ascii="Times New Roman" w:hAnsi="Times New Roman"/>
+                      <w:bCs/>
+                      <w:color w:val="000000" w:themeColor="text1"/>
+                      <w:sz w:val="24"/>
+                      <w:szCs w:val="24"/>
+                      <w:lang w:val="en-US"/>
+                    </w:rPr>
+                    <w:t>d.agendas[i].</w:t>
+                  </w:r>
+                  <w:r>
+                    <w:rPr>
+                      <w:rFonts w:ascii="Times New Roman" w:hAnsi="Times New Roman"/>
                       <w:bCs/>
                       <w:color w:val="000000" w:themeColor="text1"/>
                       <w:sz w:val="24"/>
@@ -5280,16 +5319,20 @@
                   <w:r>
                     <w:rPr>
                       <w:rFonts w:ascii="Times New Roman" w:hAnsi="Times New Roman"/>
-                      <w:b/>
-                      <w:bCs/>
-                      <w:color w:val="000000" w:themeColor="text1"/>
-                      <w:sz w:val="24"/>
-                      <w:szCs w:val="24"/>
-                      <w:lang w:val="en-US"/>
-                    </w:rPr>
-                    <w:t>[i].decision}</w:t>
-                  </w:r>
-                </w:p>
+                      <w:bCs/>
+                      <w:color w:val="000000" w:themeColor="text1"/>
+                      <w:sz w:val="24"/>
+                      <w:szCs w:val="24"/>
+                      <w:lang w:val="en-US"/>
+                    </w:rPr>
+                    <w:t>[i].user}</w:t>
+                  </w:r>
+                </w:p>
+              </w:tc>
+              <w:tc>
+                <w:tcPr>
+                  <w:tcW w:w="1618" w:type="dxa"/>
+                </w:tcPr>
                 <w:p>
                   <w:pPr>
                     <w:suppressAutoHyphens/>
@@ -5300,88 +5343,51 @@
                     <w:textAlignment w:val="baseline"/>
                     <w:rPr>
                       <w:rFonts w:ascii="Times New Roman" w:hAnsi="Times New Roman"/>
-                      <w:bCs/>
-                      <w:color w:val="000000" w:themeColor="text1"/>
-                      <w:sz w:val="24"/>
-                      <w:szCs w:val="24"/>
-                      <w:lang w:val="en-US"/>
-                    </w:rPr>
-                  </w:pPr>
-                  <w:r>
-                    <w:rPr>
-                      <w:rFonts w:ascii="Times New Roman" w:hAnsi="Times New Roman"/>
-                      <w:bCs/>
-                      <w:color w:val="000000" w:themeColor="text1"/>
-                      <w:sz w:val="24"/>
-                      <w:szCs w:val="24"/>
-                      <w:lang w:val="en-US"/>
-                    </w:rPr>
-                    <w:t>{</w:t>
-                  </w:r>
-                  <w:r>
-                    <w:rPr>
-                      <w:rFonts w:ascii="Times New Roman" w:hAnsi="Times New Roman"/>
-                      <w:bCs/>
-                      <w:color w:val="000000" w:themeColor="text1"/>
-                      <w:sz w:val="24"/>
-                      <w:szCs w:val="24"/>
-                      <w:lang w:val="en-US"/>
-                    </w:rPr>
-                    <w:t>d.agendas[i].</w:t>
-                  </w:r>
-                  <w:r>
-                    <w:rPr>
-                      <w:rFonts w:ascii="Times New Roman" w:hAnsi="Times New Roman"/>
-                      <w:bCs/>
-                      <w:color w:val="000000" w:themeColor="text1"/>
-                      <w:sz w:val="24"/>
-                      <w:szCs w:val="24"/>
-                      <w:lang w:val="en-US"/>
-                    </w:rPr>
-                    <w:t>rejected</w:t>
-                  </w:r>
-                  <w:r>
-                    <w:rPr>
-                      <w:rFonts w:ascii="Times New Roman" w:hAnsi="Times New Roman"/>
-                      <w:bCs/>
-                      <w:color w:val="000000" w:themeColor="text1"/>
-                      <w:sz w:val="24"/>
-                      <w:szCs w:val="24"/>
-                      <w:lang w:val="en-US"/>
-                    </w:rPr>
-                    <w:lastRenderedPageBreak/>
-                    <w:t>Applications</w:t>
-                  </w:r>
-                  <w:r>
-                    <w:rPr>
-                      <w:rFonts w:ascii="Times New Roman" w:hAnsi="Times New Roman"/>
-                      <w:bCs/>
-                      <w:color w:val="000000" w:themeColor="text1"/>
-                      <w:sz w:val="24"/>
-                      <w:szCs w:val="24"/>
-                      <w:lang w:val="en-US"/>
-                    </w:rPr>
-                    <w:t>[i</w:t>
-                  </w:r>
-                  <w:r>
-                    <w:rPr>
-                      <w:rFonts w:ascii="Times New Roman" w:hAnsi="Times New Roman"/>
-                      <w:bCs/>
-                      <w:color w:val="000000" w:themeColor="text1"/>
-                      <w:sz w:val="24"/>
-                      <w:szCs w:val="24"/>
-                      <w:lang w:val="en-US"/>
-                    </w:rPr>
-                    <w:t>].report}</w:t>
-                  </w:r>
-                </w:p>
-              </w:tc>
-            </w:tr>
-            <w:tr>
-              <w:tc>
-                <w:tcPr>
-                  <w:tcW w:w="1617" w:type="dxa"/>
-                </w:tcPr>
+                      <w:b/>
+                      <w:bCs/>
+                      <w:color w:val="000000" w:themeColor="text1"/>
+                      <w:sz w:val="24"/>
+                      <w:szCs w:val="24"/>
+                      <w:lang w:val="en-US"/>
+                    </w:rPr>
+                  </w:pPr>
+                  <w:r>
+                    <w:rPr>
+                      <w:rFonts w:ascii="Times New Roman" w:hAnsi="Times New Roman"/>
+                      <w:b/>
+                      <w:bCs/>
+                      <w:color w:val="000000" w:themeColor="text1"/>
+                      <w:sz w:val="24"/>
+                      <w:szCs w:val="24"/>
+                      <w:lang w:val="en-US"/>
+                    </w:rPr>
+                    <w:t>{d.agendas[i].</w:t>
+                  </w:r>
+                  <w:r>
+                    <w:rPr>
+                      <w:rFonts w:ascii="Times New Roman" w:hAnsi="Times New Roman"/>
+                      <w:b/>
+                      <w:bCs/>
+                      <w:color w:val="000000" w:themeColor="text1"/>
+                      <w:sz w:val="24"/>
+                      <w:szCs w:val="24"/>
+                      <w:lang w:val="en-US"/>
+                    </w:rPr>
+                    <w:t>rejectedApplications</w:t>
+                  </w:r>
+                  <w:r>
+                    <w:rPr>
+                      <w:rFonts w:ascii="Times New Roman" w:hAnsi="Times New Roman"/>
+                      <w:b/>
+                      <w:bCs/>
+                      <w:color w:val="000000" w:themeColor="text1"/>
+                      <w:sz w:val="24"/>
+                      <w:szCs w:val="24"/>
+                      <w:lang w:val="en-US"/>
+                    </w:rPr>
+                    <w:t>[i].decision}</w:t>
+                  </w:r>
+                </w:p>
                 <w:p>
                   <w:pPr>
                     <w:suppressAutoHyphens/>
@@ -5408,7 +5414,6 @@
                       <w:szCs w:val="24"/>
                       <w:lang w:val="en-US"/>
                     </w:rPr>
-                    <w:lastRenderedPageBreak/>
                     <w:t>{</w:t>
                   </w:r>
                   <w:r>
@@ -5442,13 +5447,26 @@
                       <w:szCs w:val="24"/>
                       <w:lang w:val="en-US"/>
                     </w:rPr>
-                    <w:t>[i+1]}</w:t>
+                    <w:t>[i</w:t>
+                  </w:r>
+                  <w:r>
+                    <w:rPr>
+                      <w:rFonts w:ascii="Times New Roman" w:hAnsi="Times New Roman"/>
+                      <w:bCs/>
+                      <w:color w:val="000000" w:themeColor="text1"/>
+                      <w:sz w:val="24"/>
+                      <w:szCs w:val="24"/>
+                      <w:lang w:val="en-US"/>
+                    </w:rPr>
+                    <w:t>].report}</w:t>
                   </w:r>
                 </w:p>
               </w:tc>
+            </w:tr>
+            <w:tr>
               <w:tc>
                 <w:tcPr>
-                  <w:tcW w:w="1617" w:type="dxa"/>
+                  <w:tcW w:w="1075" w:type="dxa"/>
                 </w:tcPr>
                 <w:p>
                   <w:pPr>
@@ -5460,19 +5478,74 @@
                     <w:textAlignment w:val="baseline"/>
                     <w:rPr>
                       <w:rFonts w:ascii="Times New Roman" w:hAnsi="Times New Roman"/>
-                      <w:b/>
-                      <w:bCs/>
-                      <w:color w:val="000000" w:themeColor="text1"/>
-                      <w:sz w:val="24"/>
-                      <w:szCs w:val="24"/>
-                      <w:lang w:val="en-US"/>
-                    </w:rPr>
-                  </w:pPr>
+                      <w:bCs/>
+                      <w:color w:val="000000" w:themeColor="text1"/>
+                      <w:sz w:val="24"/>
+                      <w:szCs w:val="24"/>
+                      <w:lang w:val="en-US"/>
+                    </w:rPr>
+                  </w:pPr>
+                  <w:r>
+                    <w:rPr>
+                      <w:rFonts w:ascii="Times New Roman" w:hAnsi="Times New Roman"/>
+                      <w:bCs/>
+                      <w:color w:val="000000" w:themeColor="text1"/>
+                      <w:sz w:val="24"/>
+                      <w:szCs w:val="24"/>
+                      <w:lang w:val="en-US"/>
+                    </w:rPr>
+                    <w:t>{</w:t>
+                  </w:r>
+                  <w:r>
+                    <w:rPr>
+                      <w:rFonts w:ascii="Times New Roman" w:hAnsi="Times New Roman"/>
+                      <w:bCs/>
+                      <w:color w:val="000000" w:themeColor="text1"/>
+                      <w:sz w:val="24"/>
+                      <w:szCs w:val="24"/>
+                      <w:lang w:val="en-US"/>
+                    </w:rPr>
+                    <w:t>d.agendas[i].</w:t>
+                  </w:r>
+                  <w:r>
+                    <w:rPr>
+                      <w:rFonts w:ascii="Times New Roman" w:hAnsi="Times New Roman"/>
+                      <w:bCs/>
+                      <w:color w:val="000000" w:themeColor="text1"/>
+                      <w:sz w:val="24"/>
+                      <w:szCs w:val="24"/>
+                      <w:lang w:val="en-US"/>
+                    </w:rPr>
+                    <w:t>rejectedApplications</w:t>
+                  </w:r>
+                  <w:r>
+                    <w:rPr>
+                      <w:rFonts w:ascii="Times New Roman" w:hAnsi="Times New Roman"/>
+                      <w:bCs/>
+                      <w:color w:val="000000" w:themeColor="text1"/>
+                      <w:sz w:val="24"/>
+                      <w:szCs w:val="24"/>
+                      <w:lang w:val="en-US"/>
+                    </w:rPr>
+                    <w:t>[</w:t>
+                  </w:r>
+                  <w:r>
+                    <w:rPr>
+                      <w:rFonts w:ascii="Times New Roman" w:hAnsi="Times New Roman"/>
+                      <w:bCs/>
+                      <w:color w:val="000000" w:themeColor="text1"/>
+                      <w:sz w:val="24"/>
+                      <w:szCs w:val="24"/>
+                      <w:lang w:val="en-US"/>
+                    </w:rPr>
+                    <w:lastRenderedPageBreak/>
+                    <w:t>i+1]}</w:t>
+                  </w:r>
                 </w:p>
               </w:tc>
               <w:tc>
                 <w:tcPr>
-                  <w:tcW w:w="1617" w:type="dxa"/>
+                  <w:tcW w:w="1890" w:type="dxa"/>
                 </w:tcPr>
                 <w:p>
                   <w:pPr>
@@ -5496,7 +5569,7 @@
               </w:tc>
               <w:tc>
                 <w:tcPr>
-                  <w:tcW w:w="1618" w:type="dxa"/>
+                  <w:tcW w:w="1886" w:type="dxa"/>
                 </w:tcPr>
                 <w:p>
                   <w:pPr>
@@ -5520,7 +5593,7 @@
               </w:tc>
               <w:tc>
                 <w:tcPr>
-                  <w:tcW w:w="1617" w:type="dxa"/>
+                  <w:tcW w:w="1618" w:type="dxa"/>
                 </w:tcPr>
                 <w:p>
                   <w:pPr>
@@ -5544,7 +5617,31 @@
               </w:tc>
               <w:tc>
                 <w:tcPr>
-                  <w:tcW w:w="1617" w:type="dxa"/>
+                  <w:tcW w:w="1716" w:type="dxa"/>
+                </w:tcPr>
+                <w:p>
+                  <w:pPr>
+                    <w:suppressAutoHyphens/>
+                    <w:autoSpaceDN w:val="0"/>
+                    <w:spacing w:after="0" w:line="360" w:lineRule="auto"/>
+                    <w:ind w:right="317"/>
+                    <w:jc w:val="both"/>
+                    <w:textAlignment w:val="baseline"/>
+                    <w:rPr>
+                      <w:rFonts w:ascii="Times New Roman" w:hAnsi="Times New Roman"/>
+                      <w:b/>
+                      <w:bCs/>
+                      <w:color w:val="000000" w:themeColor="text1"/>
+                      <w:sz w:val="24"/>
+                      <w:szCs w:val="24"/>
+                      <w:lang w:val="en-US"/>
+                    </w:rPr>
+                  </w:pPr>
+                </w:p>
+              </w:tc>
+              <w:tc>
+                <w:tcPr>
+                  <w:tcW w:w="1518" w:type="dxa"/>
                 </w:tcPr>
                 <w:p>
                   <w:pPr>
@@ -5623,6 +5720,7 @@
                       <w:szCs w:val="24"/>
                       <w:lang w:val="en-US"/>
                     </w:rPr>
+                    <w:lastRenderedPageBreak/>
                     <w:t>REJECTED</w:t>
                   </w:r>
                   <w:r>
@@ -5649,6 +5747,7 @@
                   </w:r>
                   <w:bookmarkStart w:id="33" w:name="OLE_LINK97"/>
                   <w:bookmarkStart w:id="34" w:name="OLE_LINK98"/>
+                  <w:bookmarkStart w:id="35" w:name="OLE_LINK101"/>
                   <w:r>
                     <w:rPr>
                       <w:rFonts w:ascii="Times New Roman" w:hAnsi="Times New Roman"/>
@@ -5695,6 +5794,7 @@
                   </w:r>
                   <w:bookmarkEnd w:id="33"/>
                   <w:bookmarkEnd w:id="34"/>
+                  <w:bookmarkEnd w:id="35"/>
                 </w:p>
               </w:tc>
             </w:tr>
@@ -5715,8 +5815,9 @@
                 <w:lang w:val="en-US"/>
               </w:rPr>
             </w:pPr>
-            <w:bookmarkStart w:id="35" w:name="OLE_LINK99"/>
-            <w:bookmarkStart w:id="36" w:name="OLE_LINK100"/>
+            <w:bookmarkStart w:id="36" w:name="OLE_LINK99"/>
+            <w:bookmarkStart w:id="37" w:name="OLE_LINK100"/>
+            <w:bookmarkStart w:id="38" w:name="OLE_LINK102"/>
             <w:r>
               <w:rPr>
                 <w:rFonts w:ascii="Times New Roman" w:hAnsi="Times New Roman"/>
@@ -5727,7 +5828,7 @@
                 <w:szCs w:val="24"/>
                 <w:lang w:val="en-US"/>
               </w:rPr>
-              <w:t>Summary (</w:t>
+              <w:t xml:space="preserve">Summary </w:t>
             </w:r>
             <w:r>
               <w:rPr>
@@ -5763,7 +5864,7 @@
                 <w:szCs w:val="24"/>
                 <w:lang w:val="en-US"/>
               </w:rPr>
-              <w:t>Number})</w:t>
+              <w:t>Number}</w:t>
             </w:r>
             <w:r>
               <w:rPr>
@@ -5775,7 +5876,7 @@
                 <w:szCs w:val="24"/>
                 <w:lang w:val="en-US"/>
               </w:rPr>
-              <w:t>) Approved, (</w:t>
+              <w:t xml:space="preserve"> Approved, </w:t>
             </w:r>
             <w:r>
               <w:rPr>
@@ -5811,7 +5912,7 @@
                 <w:szCs w:val="24"/>
                 <w:lang w:val="en-US"/>
               </w:rPr>
-              <w:t>Number})</w:t>
+              <w:t>Number}</w:t>
             </w:r>
             <w:r>
               <w:rPr>
@@ -5823,7 +5924,7 @@
                 <w:szCs w:val="24"/>
                 <w:lang w:val="en-US"/>
               </w:rPr>
-              <w:t>)</w:t>
+              <w:t xml:space="preserve"> Deferred, </w:t>
             </w:r>
             <w:r>
               <w:rPr>
@@ -5835,7 +5936,7 @@
                 <w:szCs w:val="24"/>
                 <w:lang w:val="en-US"/>
               </w:rPr>
-              <w:t xml:space="preserve"> Deferred, </w:t>
+              <w:t>{d.agendas[i].rejectedNumber}</w:t>
             </w:r>
             <w:r>
               <w:rPr>
@@ -5847,7 +5948,7 @@
                 <w:szCs w:val="24"/>
                 <w:lang w:val="en-US"/>
               </w:rPr>
-              <w:t>(</w:t>
+              <w:t xml:space="preserve"> </w:t>
             </w:r>
             <w:r>
               <w:rPr>
@@ -5859,7 +5960,7 @@
                 <w:szCs w:val="24"/>
                 <w:lang w:val="en-US"/>
               </w:rPr>
-              <w:t>{d.agendas[i].rejectedNumber})</w:t>
+              <w:t>Rejected</w:t>
             </w:r>
             <w:r>
               <w:rPr>
@@ -5871,8 +5972,11 @@
                 <w:szCs w:val="24"/>
                 <w:lang w:val="en-US"/>
               </w:rPr>
-              <w:t>)</w:t>
+              <w:t xml:space="preserve"> </w:t>
             </w:r>
+            <w:bookmarkEnd w:id="36"/>
+            <w:bookmarkEnd w:id="37"/>
+            <w:bookmarkEnd w:id="38"/>
             <w:r>
               <w:rPr>
                 <w:rFonts w:ascii="Times New Roman" w:hAnsi="Times New Roman"/>
@@ -5883,44 +5987,6 @@
                 <w:szCs w:val="24"/>
                 <w:lang w:val="en-US"/>
               </w:rPr>
-              <w:t xml:space="preserve"> </w:t>
-            </w:r>
-            <w:r>
-              <w:rPr>
-                <w:rFonts w:ascii="Times New Roman" w:hAnsi="Times New Roman"/>
-                <w:b/>
-                <w:bCs/>
-                <w:color w:val="000000" w:themeColor="text1"/>
-                <w:sz w:val="24"/>
-                <w:szCs w:val="24"/>
-                <w:lang w:val="en-US"/>
-              </w:rPr>
-              <w:t>Rejected</w:t>
-            </w:r>
-            <w:r>
-              <w:rPr>
-                <w:rFonts w:ascii="Times New Roman" w:hAnsi="Times New Roman"/>
-                <w:b/>
-                <w:bCs/>
-                <w:color w:val="000000" w:themeColor="text1"/>
-                <w:sz w:val="24"/>
-                <w:szCs w:val="24"/>
-                <w:lang w:val="en-US"/>
-              </w:rPr>
-              <w:t xml:space="preserve"> </w:t>
-            </w:r>
-            <w:bookmarkEnd w:id="35"/>
-            <w:bookmarkEnd w:id="36"/>
-            <w:r>
-              <w:rPr>
-                <w:rFonts w:ascii="Times New Roman" w:hAnsi="Times New Roman"/>
-                <w:b/>
-                <w:bCs/>
-                <w:color w:val="000000" w:themeColor="text1"/>
-                <w:sz w:val="24"/>
-                <w:szCs w:val="24"/>
-                <w:lang w:val="en-US"/>
-              </w:rPr>
               <w:t xml:space="preserve">Land Applications </w:t>
             </w:r>
             <w:r>
@@ -6088,8 +6154,8 @@
               </w:rPr>
               <w:t>:</w:t>
             </w:r>
-            <w:bookmarkStart w:id="37" w:name="OLE_LINK71"/>
-            <w:bookmarkStart w:id="38" w:name="OLE_LINK72"/>
+            <w:bookmarkStart w:id="39" w:name="OLE_LINK71"/>
+            <w:bookmarkStart w:id="40" w:name="OLE_LINK72"/>
             <w:r>
               <w:rPr>
                 <w:rFonts w:ascii="Times New Roman" w:hAnsi="Times New Roman"/>
@@ -6121,19 +6187,20 @@
               <w:tblLook w:val="04A0"/>
             </w:tblPr>
             <w:tblGrid>
-              <w:gridCol w:w="2263"/>
-              <w:gridCol w:w="2263"/>
-              <w:gridCol w:w="2263"/>
+              <w:gridCol w:w="1075"/>
+              <w:gridCol w:w="2610"/>
+              <w:gridCol w:w="2790"/>
+              <w:gridCol w:w="314"/>
               <w:gridCol w:w="2263"/>
               <w:gridCol w:w="2264"/>
             </w:tblGrid>
             <w:tr>
               <w:tc>
                 <w:tcPr>
-                  <w:tcW w:w="2263" w:type="dxa"/>
+                  <w:tcW w:w="1075" w:type="dxa"/>
                 </w:tcPr>
-                <w:bookmarkEnd w:id="37"/>
-                <w:bookmarkEnd w:id="38"/>
+                <w:bookmarkEnd w:id="39"/>
+                <w:bookmarkEnd w:id="40"/>
                 <w:p>
                   <w:pPr>
                     <w:rPr>
@@ -6156,7 +6223,7 @@
               </w:tc>
               <w:tc>
                 <w:tcPr>
-                  <w:tcW w:w="2263" w:type="dxa"/>
+                  <w:tcW w:w="2610" w:type="dxa"/>
                 </w:tcPr>
                 <w:p>
                   <w:pPr>
@@ -6180,7 +6247,7 @@
               </w:tc>
               <w:tc>
                 <w:tcPr>
-                  <w:tcW w:w="2263" w:type="dxa"/>
+                  <w:tcW w:w="2790" w:type="dxa"/>
                 </w:tcPr>
                 <w:p>
                   <w:pPr>
@@ -6204,7 +6271,8 @@
               </w:tc>
               <w:tc>
                 <w:tcPr>
-                  <w:tcW w:w="2263" w:type="dxa"/>
+                  <w:tcW w:w="2577" w:type="dxa"/>
+                  <w:gridSpan w:val="2"/>
                 </w:tcPr>
                 <w:p>
                   <w:pPr>
@@ -6254,7 +6322,7 @@
             <w:tr>
               <w:tc>
                 <w:tcPr>
-                  <w:tcW w:w="2263" w:type="dxa"/>
+                  <w:tcW w:w="1075" w:type="dxa"/>
                 </w:tcPr>
                 <w:p>
                   <w:pPr>
@@ -6273,8 +6341,8 @@
                       <w:lang w:val="en-US"/>
                     </w:rPr>
                   </w:pPr>
-                  <w:bookmarkStart w:id="39" w:name="OLE_LINK26"/>
-                  <w:bookmarkStart w:id="40" w:name="OLE_LINK27"/>
+                  <w:bookmarkStart w:id="41" w:name="OLE_LINK26"/>
+                  <w:bookmarkStart w:id="42" w:name="OLE_LINK27"/>
                   <w:r>
                     <w:rPr>
                       <w:rFonts w:ascii="Times New Roman" w:hAnsi="Times New Roman"/>
@@ -6396,13 +6464,13 @@
                     </w:rPr>
                     <w:t>].sn}</w:t>
                   </w:r>
-                  <w:bookmarkEnd w:id="39"/>
-                  <w:bookmarkEnd w:id="40"/>
+                  <w:bookmarkEnd w:id="41"/>
+                  <w:bookmarkEnd w:id="42"/>
                 </w:p>
               </w:tc>
               <w:tc>
                 <w:tcPr>
-                  <w:tcW w:w="2263" w:type="dxa"/>
+                  <w:tcW w:w="2610" w:type="dxa"/>
                 </w:tcPr>
                 <w:p>
                   <w:pPr>
@@ -6421,10 +6489,10 @@
                       <w:lang w:val="en-US"/>
                     </w:rPr>
                   </w:pPr>
-                  <w:bookmarkStart w:id="41" w:name="OLE_LINK33"/>
-                  <w:bookmarkStart w:id="42" w:name="OLE_LINK34"/>
-                  <w:bookmarkStart w:id="43" w:name="OLE_LINK69"/>
-                  <w:bookmarkStart w:id="44" w:name="OLE_LINK70"/>
+                  <w:bookmarkStart w:id="43" w:name="OLE_LINK33"/>
+                  <w:bookmarkStart w:id="44" w:name="OLE_LINK34"/>
+                  <w:bookmarkStart w:id="45" w:name="OLE_LINK69"/>
+                  <w:bookmarkStart w:id="46" w:name="OLE_LINK70"/>
                   <w:r>
                     <w:rPr>
                       <w:rFonts w:ascii="Times New Roman" w:hAnsi="Times New Roman"/>
@@ -6490,28 +6558,23 @@
                       <w:lang w:val="en-US"/>
                     </w:rPr>
                     <w:t>].</w:t>
+                  </w:r>
+                  <w:bookmarkEnd w:id="45"/>
+                  <w:bookmarkEnd w:id="46"/>
+                  <w:r>
+                    <w:rPr>
+                      <w:rFonts w:ascii="Times New Roman" w:hAnsi="Times New Roman"/>
+                      <w:bCs/>
+                      <w:color w:val="000000" w:themeColor="text1"/>
+                      <w:sz w:val="24"/>
+                      <w:szCs w:val="24"/>
+                      <w:lang w:val="en-US"/>
+                    </w:rPr>
+                    <w:t>owners}</w:t>
                   </w:r>
                   <w:bookmarkEnd w:id="43"/>
                   <w:bookmarkEnd w:id="44"/>
-                  <w:r>
-                    <w:rPr>
-                      <w:rFonts w:ascii="Times New Roman" w:hAnsi="Times New Roman"/>
-                      <w:bCs/>
-                      <w:color w:val="000000" w:themeColor="text1"/>
-                      <w:sz w:val="24"/>
-                      <w:szCs w:val="24"/>
-                      <w:lang w:val="en-US"/>
-                    </w:rPr>
-                    <w:t>owners}</w:t>
-                  </w:r>
-                  <w:bookmarkEnd w:id="41"/>
-                  <w:bookmarkEnd w:id="42"/>
-                </w:p>
-              </w:tc>
-              <w:tc>
-                <w:tcPr>
-                  <w:tcW w:w="2263" w:type="dxa"/>
-                </w:tcPr>
+                </w:p>
                 <w:p>
                   <w:pPr>
                     <w:suppressAutoHyphens/>
@@ -6523,66 +6586,22 @@
                     <w:rPr>
                       <w:rFonts w:ascii="Times New Roman" w:hAnsi="Times New Roman"/>
                       <w:bCs/>
-                      <w:color w:val="000000" w:themeColor="text1"/>
-                      <w:sz w:val="24"/>
-                      <w:szCs w:val="24"/>
-                      <w:lang w:val="en-US"/>
-                    </w:rPr>
-                  </w:pPr>
-                  <w:r>
-                    <w:rPr>
-                      <w:rFonts w:ascii="Times New Roman" w:hAnsi="Times New Roman"/>
-                      <w:bCs/>
-                      <w:color w:val="000000" w:themeColor="text1"/>
-                      <w:sz w:val="24"/>
-                      <w:szCs w:val="24"/>
-                      <w:lang w:val="en-US"/>
-                    </w:rPr>
-                    <w:t>{</w:t>
-                  </w:r>
-                  <w:r>
-                    <w:rPr>
-                      <w:rFonts w:ascii="Times New Roman" w:hAnsi="Times New Roman"/>
-                      <w:bCs/>
-                      <w:color w:val="000000" w:themeColor="text1"/>
-                      <w:sz w:val="24"/>
-                      <w:szCs w:val="24"/>
-                      <w:lang w:val="en-US"/>
-                    </w:rPr>
-                    <w:t>d.agendas[i].</w:t>
-                  </w:r>
-                  <w:r>
-                    <w:rPr>
-                      <w:rFonts w:ascii="Times New Roman" w:hAnsi="Times New Roman"/>
-                      <w:bCs/>
-                      <w:color w:val="000000" w:themeColor="text1"/>
-                      <w:sz w:val="24"/>
-                      <w:szCs w:val="24"/>
-                      <w:lang w:val="en-US"/>
-                    </w:rPr>
-                    <w:t>approvedApplications</w:t>
-                  </w:r>
-                  <w:r>
-                    <w:rPr>
-                      <w:rFonts w:ascii="Times New Roman" w:hAnsi="Times New Roman"/>
-                      <w:bCs/>
-                      <w:color w:val="000000" w:themeColor="text1"/>
-                      <w:sz w:val="24"/>
-                      <w:szCs w:val="24"/>
-                      <w:lang w:val="en-US"/>
-                    </w:rPr>
-                    <w:t>[i</w:t>
-                  </w:r>
-                  <w:r>
-                    <w:rPr>
-                      <w:rFonts w:ascii="Times New Roman" w:hAnsi="Times New Roman"/>
-                      <w:bCs/>
-                      <w:color w:val="000000" w:themeColor="text1"/>
-                      <w:sz w:val="24"/>
-                      <w:szCs w:val="24"/>
-                      <w:lang w:val="en-US"/>
-                    </w:rPr>
-                    <w:t>].location}</w:t>
+                      <w:color w:val="0070C0"/>
+                      <w:sz w:val="24"/>
+                      <w:szCs w:val="24"/>
+                      <w:lang w:val="en-US"/>
+                    </w:rPr>
+                  </w:pPr>
+                  <w:r>
+                    <w:rPr>
+                      <w:rFonts w:ascii="Times New Roman" w:hAnsi="Times New Roman"/>
+                      <w:bCs/>
+                      <w:color w:val="0070C0"/>
+                      <w:sz w:val="24"/>
+                      <w:szCs w:val="24"/>
+                      <w:lang w:val="en-US"/>
+                    </w:rPr>
+                    <w:t>{d.agendas[i].approvedApplications[i].applicationNumber}</w:t>
                   </w:r>
                 </w:p>
                 <w:p>
@@ -6602,55 +6621,11 @@
                       <w:lang w:val="en-US"/>
                     </w:rPr>
                   </w:pPr>
-                  <w:r>
-                    <w:rPr>
-                      <w:rFonts w:ascii="Times New Roman" w:hAnsi="Times New Roman"/>
-                      <w:bCs/>
-                      <w:color w:val="000000" w:themeColor="text1"/>
-                      <w:sz w:val="24"/>
-                      <w:szCs w:val="24"/>
-                      <w:lang w:val="en-US"/>
-                    </w:rPr>
-                    <w:t>{</w:t>
-                  </w:r>
-                  <w:r>
-                    <w:rPr>
-                      <w:rFonts w:ascii="Times New Roman" w:hAnsi="Times New Roman"/>
-                      <w:bCs/>
-                      <w:color w:val="000000" w:themeColor="text1"/>
-                      <w:sz w:val="24"/>
-                      <w:szCs w:val="24"/>
-                      <w:lang w:val="en-US"/>
-                    </w:rPr>
-                    <w:t>d.agendas[i].</w:t>
-                  </w:r>
-                  <w:r>
-                    <w:rPr>
-                      <w:rFonts w:ascii="Times New Roman" w:hAnsi="Times New Roman"/>
-                      <w:bCs/>
-                      <w:color w:val="000000" w:themeColor="text1"/>
-                      <w:sz w:val="24"/>
-                      <w:szCs w:val="24"/>
-                      <w:lang w:val="en-US"/>
-                    </w:rPr>
-                    <w:t>approvedApplications</w:t>
-                  </w:r>
-                  <w:r>
-                    <w:rPr>
-                      <w:rFonts w:ascii="Times New Roman" w:hAnsi="Times New Roman"/>
-                      <w:bCs/>
-                      <w:color w:val="000000" w:themeColor="text1"/>
-                      <w:sz w:val="24"/>
-                      <w:szCs w:val="24"/>
-                      <w:lang w:val="en-US"/>
-                    </w:rPr>
-                    <w:t>[i].preciseLocation}</w:t>
-                  </w:r>
                 </w:p>
               </w:tc>
               <w:tc>
                 <w:tcPr>
-                  <w:tcW w:w="2263" w:type="dxa"/>
+                  <w:tcW w:w="2790" w:type="dxa"/>
                 </w:tcPr>
                 <w:p>
                   <w:pPr>
@@ -6711,36 +6686,20 @@
                       <w:szCs w:val="24"/>
                       <w:lang w:val="en-US"/>
                     </w:rPr>
-                    <w:t>[</w:t>
-                  </w:r>
-                  <w:r>
-                    <w:rPr>
-                      <w:rFonts w:ascii="Times New Roman" w:hAnsi="Times New Roman"/>
-                      <w:bCs/>
-                      <w:color w:val="000000" w:themeColor="text1"/>
-                      <w:sz w:val="24"/>
-                      <w:szCs w:val="24"/>
-                      <w:lang w:val="en-US"/>
-                    </w:rPr>
-                    <w:t>i</w:t>
-                  </w:r>
-                  <w:r>
-                    <w:rPr>
-                      <w:rFonts w:ascii="Times New Roman" w:hAnsi="Times New Roman"/>
-                      <w:bCs/>
-                      <w:color w:val="000000" w:themeColor="text1"/>
-                      <w:sz w:val="24"/>
-                      <w:szCs w:val="24"/>
-                      <w:lang w:val="en-US"/>
-                    </w:rPr>
-                    <w:t>].landUse}</w:t>
-                  </w:r>
-                </w:p>
-              </w:tc>
-              <w:tc>
-                <w:tcPr>
-                  <w:tcW w:w="2264" w:type="dxa"/>
-                </w:tcPr>
+                    <w:t>[i</w:t>
+                  </w:r>
+                  <w:r>
+                    <w:rPr>
+                      <w:rFonts w:ascii="Times New Roman" w:hAnsi="Times New Roman"/>
+                      <w:bCs/>
+                      <w:color w:val="000000" w:themeColor="text1"/>
+                      <w:sz w:val="24"/>
+                      <w:szCs w:val="24"/>
+                      <w:lang w:val="en-US"/>
+                    </w:rPr>
+                    <w:t>].location}</w:t>
+                  </w:r>
+                </w:p>
                 <w:p>
                   <w:pPr>
                     <w:suppressAutoHyphens/>
@@ -6751,18 +6710,16 @@
                     <w:textAlignment w:val="baseline"/>
                     <w:rPr>
                       <w:rFonts w:ascii="Times New Roman" w:hAnsi="Times New Roman"/>
-                      <w:b/>
-                      <w:bCs/>
-                      <w:color w:val="000000" w:themeColor="text1"/>
-                      <w:sz w:val="24"/>
-                      <w:szCs w:val="24"/>
-                      <w:lang w:val="en-US"/>
-                    </w:rPr>
-                  </w:pPr>
-                  <w:r>
-                    <w:rPr>
-                      <w:rFonts w:ascii="Times New Roman" w:hAnsi="Times New Roman"/>
-                      <w:b/>
+                      <w:bCs/>
+                      <w:color w:val="000000" w:themeColor="text1"/>
+                      <w:sz w:val="24"/>
+                      <w:szCs w:val="24"/>
+                      <w:lang w:val="en-US"/>
+                    </w:rPr>
+                  </w:pPr>
+                  <w:r>
+                    <w:rPr>
+                      <w:rFonts w:ascii="Times New Roman" w:hAnsi="Times New Roman"/>
                       <w:bCs/>
                       <w:color w:val="000000" w:themeColor="text1"/>
                       <w:sz w:val="24"/>
@@ -6774,7 +6731,6 @@
                   <w:r>
                     <w:rPr>
                       <w:rFonts w:ascii="Times New Roman" w:hAnsi="Times New Roman"/>
-                      <w:b/>
                       <w:bCs/>
                       <w:color w:val="000000" w:themeColor="text1"/>
                       <w:sz w:val="24"/>
@@ -6786,7 +6742,6 @@
                   <w:r>
                     <w:rPr>
                       <w:rFonts w:ascii="Times New Roman" w:hAnsi="Times New Roman"/>
-                      <w:b/>
                       <w:bCs/>
                       <w:color w:val="000000" w:themeColor="text1"/>
                       <w:sz w:val="24"/>
@@ -6798,16 +6753,21 @@
                   <w:r>
                     <w:rPr>
                       <w:rFonts w:ascii="Times New Roman" w:hAnsi="Times New Roman"/>
-                      <w:b/>
-                      <w:bCs/>
-                      <w:color w:val="000000" w:themeColor="text1"/>
-                      <w:sz w:val="24"/>
-                      <w:szCs w:val="24"/>
-                      <w:lang w:val="en-US"/>
-                    </w:rPr>
-                    <w:t>[i].recommendation}</w:t>
-                  </w:r>
-                </w:p>
+                      <w:bCs/>
+                      <w:color w:val="000000" w:themeColor="text1"/>
+                      <w:sz w:val="24"/>
+                      <w:szCs w:val="24"/>
+                      <w:lang w:val="en-US"/>
+                    </w:rPr>
+                    <w:t>[i].preciseLocation}</w:t>
+                  </w:r>
+                </w:p>
+              </w:tc>
+              <w:tc>
+                <w:tcPr>
+                  <w:tcW w:w="2577" w:type="dxa"/>
+                  <w:gridSpan w:val="2"/>
+                </w:tcPr>
                 <w:p>
                   <w:pPr>
                     <w:suppressAutoHyphens/>
@@ -6818,7 +6778,6 @@
                     <w:textAlignment w:val="baseline"/>
                     <w:rPr>
                       <w:rFonts w:ascii="Times New Roman" w:hAnsi="Times New Roman"/>
-                      <w:b/>
                       <w:bCs/>
                       <w:color w:val="000000" w:themeColor="text1"/>
                       <w:sz w:val="24"/>
@@ -6868,15 +6827,35 @@
                       <w:szCs w:val="24"/>
                       <w:lang w:val="en-US"/>
                     </w:rPr>
-                    <w:t>[i].report}</w:t>
+                    <w:t>[</w:t>
+                  </w:r>
+                  <w:r>
+                    <w:rPr>
+                      <w:rFonts w:ascii="Times New Roman" w:hAnsi="Times New Roman"/>
+                      <w:bCs/>
+                      <w:color w:val="000000" w:themeColor="text1"/>
+                      <w:sz w:val="24"/>
+                      <w:szCs w:val="24"/>
+                      <w:lang w:val="en-US"/>
+                    </w:rPr>
+                    <w:t>i</w:t>
+                  </w:r>
+                  <w:r>
+                    <w:rPr>
+                      <w:rFonts w:ascii="Times New Roman" w:hAnsi="Times New Roman"/>
+                      <w:bCs/>
+                      <w:color w:val="000000" w:themeColor="text1"/>
+                      <w:sz w:val="24"/>
+                      <w:szCs w:val="24"/>
+                      <w:lang w:val="en-US"/>
+                    </w:rPr>
+                    <w:t>].landUse}</w:t>
                   </w:r>
                 </w:p>
               </w:tc>
-            </w:tr>
-            <w:tr>
               <w:tc>
                 <w:tcPr>
-                  <w:tcW w:w="2263" w:type="dxa"/>
+                  <w:tcW w:w="2264" w:type="dxa"/>
                 </w:tcPr>
                 <w:p>
                   <w:pPr>
@@ -6888,30 +6867,63 @@
                     <w:textAlignment w:val="baseline"/>
                     <w:rPr>
                       <w:rFonts w:ascii="Times New Roman" w:hAnsi="Times New Roman"/>
-                      <w:bCs/>
-                      <w:color w:val="000000" w:themeColor="text1"/>
-                      <w:sz w:val="24"/>
-                      <w:szCs w:val="24"/>
-                      <w:lang w:val="en-US"/>
-                    </w:rPr>
-                  </w:pPr>
-                  <w:r>
-                    <w:rPr>
-                      <w:rFonts w:ascii="Times New Roman" w:hAnsi="Times New Roman"/>
-                      <w:bCs/>
-                      <w:color w:val="000000" w:themeColor="text1"/>
-                      <w:sz w:val="24"/>
-                      <w:szCs w:val="24"/>
-                      <w:lang w:val="en-US"/>
-                    </w:rPr>
-                    <w:t>{d.agendas[i].approvedApplications[i+1]}</w:t>
-                  </w:r>
-                </w:p>
-              </w:tc>
-              <w:tc>
-                <w:tcPr>
-                  <w:tcW w:w="2263" w:type="dxa"/>
-                </w:tcPr>
+                      <w:b/>
+                      <w:bCs/>
+                      <w:color w:val="000000" w:themeColor="text1"/>
+                      <w:sz w:val="24"/>
+                      <w:szCs w:val="24"/>
+                      <w:lang w:val="en-US"/>
+                    </w:rPr>
+                  </w:pPr>
+                  <w:r>
+                    <w:rPr>
+                      <w:rFonts w:ascii="Times New Roman" w:hAnsi="Times New Roman"/>
+                      <w:b/>
+                      <w:bCs/>
+                      <w:color w:val="000000" w:themeColor="text1"/>
+                      <w:sz w:val="24"/>
+                      <w:szCs w:val="24"/>
+                      <w:lang w:val="en-US"/>
+                    </w:rPr>
+                    <w:t>{</w:t>
+                  </w:r>
+                  <w:r>
+                    <w:rPr>
+                      <w:rFonts w:ascii="Times New Roman" w:hAnsi="Times New Roman"/>
+                      <w:b/>
+                      <w:bCs/>
+                      <w:color w:val="000000" w:themeColor="text1"/>
+                      <w:sz w:val="24"/>
+                      <w:szCs w:val="24"/>
+                      <w:lang w:val="en-US"/>
+                    </w:rPr>
+                    <w:t>d.agendas[i].</w:t>
+                  </w:r>
+                  <w:r>
+                    <w:rPr>
+                      <w:rFonts w:ascii="Times New Roman" w:hAnsi="Times New Roman"/>
+                      <w:b/>
+                      <w:bCs/>
+                      <w:color w:val="000000" w:themeColor="text1"/>
+                      <w:sz w:val="24"/>
+                      <w:szCs w:val="24"/>
+                      <w:lang w:val="en-US"/>
+                    </w:rPr>
+                    <w:t>approvedApplications</w:t>
+                  </w:r>
+                  <w:r>
+                    <w:rPr>
+                      <w:rFonts w:ascii="Times New Roman" w:hAnsi="Times New Roman"/>
+                      <w:b/>
+                      <w:bCs/>
+                      <w:color w:val="000000" w:themeColor="text1"/>
+                      <w:sz w:val="24"/>
+                      <w:szCs w:val="24"/>
+                      <w:lang w:val="en-US"/>
+                    </w:rPr>
+                    <w:t>[i].recommendation}</w:t>
+                  </w:r>
+                </w:p>
                 <w:p>
                   <w:pPr>
                     <w:suppressAutoHyphens/>
@@ -6922,18 +6934,65 @@
                     <w:textAlignment w:val="baseline"/>
                     <w:rPr>
                       <w:rFonts w:ascii="Times New Roman" w:hAnsi="Times New Roman"/>
-                      <w:bCs/>
-                      <w:color w:val="000000" w:themeColor="text1"/>
-                      <w:sz w:val="24"/>
-                      <w:szCs w:val="24"/>
-                      <w:lang w:val="en-US"/>
-                    </w:rPr>
-                  </w:pPr>
+                      <w:b/>
+                      <w:bCs/>
+                      <w:color w:val="000000" w:themeColor="text1"/>
+                      <w:sz w:val="24"/>
+                      <w:szCs w:val="24"/>
+                      <w:lang w:val="en-US"/>
+                    </w:rPr>
+                  </w:pPr>
+                  <w:r>
+                    <w:rPr>
+                      <w:rFonts w:ascii="Times New Roman" w:hAnsi="Times New Roman"/>
+                      <w:bCs/>
+                      <w:color w:val="000000" w:themeColor="text1"/>
+                      <w:sz w:val="24"/>
+                      <w:szCs w:val="24"/>
+                      <w:lang w:val="en-US"/>
+                    </w:rPr>
+                    <w:t>{</w:t>
+                  </w:r>
+                  <w:r>
+                    <w:rPr>
+                      <w:rFonts w:ascii="Times New Roman" w:hAnsi="Times New Roman"/>
+                      <w:bCs/>
+                      <w:color w:val="000000" w:themeColor="text1"/>
+                      <w:sz w:val="24"/>
+                      <w:szCs w:val="24"/>
+                      <w:lang w:val="en-US"/>
+                    </w:rPr>
+                    <w:t>d.agendas[i].</w:t>
+                  </w:r>
+                  <w:r>
+                    <w:rPr>
+                      <w:rFonts w:ascii="Times New Roman" w:hAnsi="Times New Roman"/>
+                      <w:bCs/>
+                      <w:color w:val="000000" w:themeColor="text1"/>
+                      <w:sz w:val="24"/>
+                      <w:szCs w:val="24"/>
+                      <w:lang w:val="en-US"/>
+                    </w:rPr>
+                    <w:t>approvedApplications</w:t>
+                  </w:r>
+                  <w:r>
+                    <w:rPr>
+                      <w:rFonts w:ascii="Times New Roman" w:hAnsi="Times New Roman"/>
+                      <w:bCs/>
+                      <w:color w:val="000000" w:themeColor="text1"/>
+                      <w:sz w:val="24"/>
+                      <w:szCs w:val="24"/>
+                      <w:lang w:val="en-US"/>
+                    </w:rPr>
+                    <w:t>[i].report}</w:t>
+                  </w:r>
                 </w:p>
               </w:tc>
+            </w:tr>
+            <w:tr>
               <w:tc>
                 <w:tcPr>
-                  <w:tcW w:w="2263" w:type="dxa"/>
+                  <w:tcW w:w="1075" w:type="dxa"/>
                 </w:tcPr>
                 <w:p>
                   <w:pPr>
@@ -6952,11 +7011,22 @@
                       <w:lang w:val="en-US"/>
                     </w:rPr>
                   </w:pPr>
+                  <w:r>
+                    <w:rPr>
+                      <w:rFonts w:ascii="Times New Roman" w:hAnsi="Times New Roman"/>
+                      <w:bCs/>
+                      <w:color w:val="000000" w:themeColor="text1"/>
+                      <w:sz w:val="24"/>
+                      <w:szCs w:val="24"/>
+                      <w:lang w:val="en-US"/>
+                    </w:rPr>
+                    <w:t>{d.agendas[i].approvedApplications[i+1]}</w:t>
+                  </w:r>
                 </w:p>
               </w:tc>
               <w:tc>
                 <w:tcPr>
-                  <w:tcW w:w="2263" w:type="dxa"/>
+                  <w:tcW w:w="2610" w:type="dxa"/>
                 </w:tcPr>
                 <w:p>
                   <w:pPr>
@@ -6979,7 +7049,7 @@
               </w:tc>
               <w:tc>
                 <w:tcPr>
-                  <w:tcW w:w="2264" w:type="dxa"/>
+                  <w:tcW w:w="2790" w:type="dxa"/>
                 </w:tcPr>
                 <w:p>
                   <w:pPr>
@@ -6991,6 +7061,53 @@
                     <w:textAlignment w:val="baseline"/>
                     <w:rPr>
                       <w:rFonts w:ascii="Times New Roman" w:hAnsi="Times New Roman"/>
+                      <w:bCs/>
+                      <w:color w:val="000000" w:themeColor="text1"/>
+                      <w:sz w:val="24"/>
+                      <w:szCs w:val="24"/>
+                      <w:lang w:val="en-US"/>
+                    </w:rPr>
+                  </w:pPr>
+                </w:p>
+              </w:tc>
+              <w:tc>
+                <w:tcPr>
+                  <w:tcW w:w="2577" w:type="dxa"/>
+                  <w:gridSpan w:val="2"/>
+                </w:tcPr>
+                <w:p>
+                  <w:pPr>
+                    <w:suppressAutoHyphens/>
+                    <w:autoSpaceDN w:val="0"/>
+                    <w:spacing w:after="0" w:line="360" w:lineRule="auto"/>
+                    <w:ind w:right="317"/>
+                    <w:jc w:val="both"/>
+                    <w:textAlignment w:val="baseline"/>
+                    <w:rPr>
+                      <w:rFonts w:ascii="Times New Roman" w:hAnsi="Times New Roman"/>
+                      <w:bCs/>
+                      <w:color w:val="000000" w:themeColor="text1"/>
+                      <w:sz w:val="24"/>
+                      <w:szCs w:val="24"/>
+                      <w:lang w:val="en-US"/>
+                    </w:rPr>
+                  </w:pPr>
+                </w:p>
+              </w:tc>
+              <w:tc>
+                <w:tcPr>
+                  <w:tcW w:w="2264" w:type="dxa"/>
+                </w:tcPr>
+                <w:p>
+                  <w:pPr>
+                    <w:suppressAutoHyphens/>
+                    <w:autoSpaceDN w:val="0"/>
+                    <w:spacing w:after="0" w:line="360" w:lineRule="auto"/>
+                    <w:ind w:right="317"/>
+                    <w:jc w:val="both"/>
+                    <w:textAlignment w:val="baseline"/>
+                    <w:rPr>
+                      <w:rFonts w:ascii="Times New Roman" w:hAnsi="Times New Roman"/>
                       <w:b/>
                       <w:bCs/>
                       <w:color w:val="000000" w:themeColor="text1"/>
@@ -7006,7 +7123,7 @@
               <w:tc>
                 <w:tcPr>
                   <w:tcW w:w="11316" w:type="dxa"/>
-                  <w:gridSpan w:val="5"/>
+                  <w:gridSpan w:val="6"/>
                   <w:vAlign w:val="center"/>
                 </w:tcPr>
                 <w:p>
@@ -7026,8 +7143,8 @@
                       <w:lang w:val="en-US"/>
                     </w:rPr>
                   </w:pPr>
-                  <w:bookmarkStart w:id="45" w:name="OLE_LINK87"/>
-                  <w:bookmarkStart w:id="46" w:name="OLE_LINK88"/>
+                  <w:bookmarkStart w:id="47" w:name="OLE_LINK87"/>
+                  <w:bookmarkStart w:id="48" w:name="OLE_LINK88"/>
                   <w:r>
                     <w:rPr>
                       <w:rFonts w:ascii="Times New Roman" w:hAnsi="Times New Roman"/>
@@ -7072,26 +7189,15 @@
                     </w:rPr>
                     <w:t>{d.agendas[i].approvedNumber})</w:t>
                   </w:r>
-                  <w:r>
-                    <w:rPr>
-                      <w:rFonts w:ascii="Times New Roman" w:hAnsi="Times New Roman"/>
-                      <w:bCs/>
-                      <w:color w:val="000000" w:themeColor="text1"/>
-                      <w:sz w:val="24"/>
-                      <w:szCs w:val="24"/>
-                      <w:lang w:val="en-US"/>
-                    </w:rPr>
-                    <w:t>)</w:t>
-                  </w:r>
-                  <w:bookmarkEnd w:id="45"/>
-                  <w:bookmarkEnd w:id="46"/>
+                  <w:bookmarkEnd w:id="47"/>
+                  <w:bookmarkEnd w:id="48"/>
                 </w:p>
               </w:tc>
             </w:tr>
             <w:tr>
               <w:tc>
                 <w:tcPr>
-                  <w:tcW w:w="2263" w:type="dxa"/>
+                  <w:tcW w:w="1075" w:type="dxa"/>
                 </w:tcPr>
                 <w:p>
                   <w:pPr>
@@ -7110,7 +7216,7 @@
                       <w:lang w:val="en-US"/>
                     </w:rPr>
                   </w:pPr>
-                  <w:bookmarkStart w:id="47" w:name="_Hlk223865098"/>
+                  <w:bookmarkStart w:id="49" w:name="_Hlk223865098"/>
                   <w:r>
                     <w:rPr>
                       <w:rFonts w:ascii="Times New Roman" w:hAnsi="Times New Roman"/>
@@ -7131,7 +7237,19 @@
                       <w:szCs w:val="24"/>
                       <w:lang w:val="en-US"/>
                     </w:rPr>
-                    <w:t>deferred</w:t>
+                    <w:t>d</w:t>
+                  </w:r>
+                  <w:r>
+                    <w:rPr>
+                      <w:rFonts w:ascii="Times New Roman" w:hAnsi="Times New Roman"/>
+                      <w:bCs/>
+                      <w:color w:val="000000" w:themeColor="text1"/>
+                      <w:sz w:val="24"/>
+                      <w:szCs w:val="24"/>
+                      <w:lang w:val="en-US"/>
+                    </w:rPr>
+                    <w:lastRenderedPageBreak/>
+                    <w:t>eferred</w:t>
                   </w:r>
                   <w:r>
                     <w:rPr>
@@ -7192,7 +7310,7 @@
               </w:tc>
               <w:tc>
                 <w:tcPr>
-                  <w:tcW w:w="2263" w:type="dxa"/>
+                  <w:tcW w:w="2610" w:type="dxa"/>
                 </w:tcPr>
                 <w:p>
                   <w:pPr>
@@ -7220,6 +7338,7 @@
                       <w:szCs w:val="24"/>
                       <w:lang w:val="en-US"/>
                     </w:rPr>
+                    <w:lastRenderedPageBreak/>
                     <w:t>{</w:t>
                   </w:r>
                   <w:r>
@@ -7267,11 +7386,6 @@
                     <w:t>].owners}</w:t>
                   </w:r>
                 </w:p>
-              </w:tc>
-              <w:tc>
-                <w:tcPr>
-                  <w:tcW w:w="2263" w:type="dxa"/>
-                </w:tcPr>
                 <w:p>
                   <w:pPr>
                     <w:suppressAutoHyphens/>
@@ -7293,58 +7407,43 @@
                     <w:rPr>
                       <w:rFonts w:ascii="Times New Roman" w:hAnsi="Times New Roman"/>
                       <w:bCs/>
-                      <w:color w:val="000000" w:themeColor="text1"/>
-                      <w:sz w:val="24"/>
-                      <w:szCs w:val="24"/>
-                      <w:lang w:val="en-US"/>
-                    </w:rPr>
-                    <w:t>{</w:t>
-                  </w:r>
-                  <w:r>
-                    <w:rPr>
-                      <w:rFonts w:ascii="Times New Roman" w:hAnsi="Times New Roman"/>
-                      <w:bCs/>
-                      <w:color w:val="000000" w:themeColor="text1"/>
-                      <w:sz w:val="24"/>
-                      <w:szCs w:val="24"/>
-                      <w:lang w:val="en-US"/>
-                    </w:rPr>
-                    <w:t>d.agendas[i].</w:t>
-                  </w:r>
-                  <w:r>
-                    <w:rPr>
-                      <w:rFonts w:ascii="Times New Roman" w:hAnsi="Times New Roman"/>
-                      <w:bCs/>
-                      <w:color w:val="000000" w:themeColor="text1"/>
-                      <w:sz w:val="24"/>
-                      <w:szCs w:val="24"/>
-                      <w:lang w:val="en-US"/>
-                    </w:rPr>
-                    <w:t>deferred</w:t>
-                  </w:r>
-                  <w:r>
-                    <w:rPr>
-                      <w:rFonts w:ascii="Times New Roman" w:hAnsi="Times New Roman"/>
-                      <w:bCs/>
-                      <w:color w:val="000000" w:themeColor="text1"/>
-                      <w:sz w:val="24"/>
-                      <w:szCs w:val="24"/>
-                      <w:lang w:val="en-US"/>
-                    </w:rPr>
-                    <w:t>Applications[i</w:t>
-                  </w:r>
-                  <w:r>
-                    <w:rPr>
-                      <w:rFonts w:ascii="Times New Roman" w:hAnsi="Times New Roman"/>
-                      <w:bCs/>
-                      <w:color w:val="000000" w:themeColor="text1"/>
-                      <w:sz w:val="24"/>
-                      <w:szCs w:val="24"/>
-                      <w:lang w:val="en-US"/>
-                    </w:rPr>
-                    <w:t>].location}</w:t>
-                  </w:r>
-                </w:p>
+                      <w:color w:val="0070C0"/>
+                      <w:sz w:val="24"/>
+                      <w:szCs w:val="24"/>
+                      <w:lang w:val="en-US"/>
+                    </w:rPr>
+                    <w:lastRenderedPageBreak/>
+                    <w:t>{d.agendas[i].</w:t>
+                  </w:r>
+                  <w:r>
+                    <w:rPr>
+                      <w:rFonts w:ascii="Times New Roman" w:hAnsi="Times New Roman"/>
+                      <w:bCs/>
+                      <w:color w:val="0070C0"/>
+                      <w:sz w:val="24"/>
+                      <w:szCs w:val="24"/>
+                      <w:lang w:val="en-US"/>
+                    </w:rPr>
+                    <w:t>deferr</w:t>
+                  </w:r>
+                  <w:r>
+                    <w:rPr>
+                      <w:rFonts w:ascii="Times New Roman" w:hAnsi="Times New Roman"/>
+                      <w:bCs/>
+                      <w:color w:val="0070C0"/>
+                      <w:sz w:val="24"/>
+                      <w:szCs w:val="24"/>
+                      <w:lang w:val="en-US"/>
+                    </w:rPr>
+                    <w:t>edApplications[i].applicationNumber}</w:t>
+                  </w:r>
+                </w:p>
+              </w:tc>
+              <w:tc>
+                <w:tcPr>
+                  <w:tcW w:w="3104" w:type="dxa"/>
+                  <w:gridSpan w:val="2"/>
+                </w:tcPr>
                 <w:p>
                   <w:pPr>
                     <w:suppressAutoHyphens/>
@@ -7371,6 +7470,7 @@
                       <w:szCs w:val="24"/>
                       <w:lang w:val="en-US"/>
                     </w:rPr>
+                    <w:lastRenderedPageBreak/>
                     <w:t>{</w:t>
                   </w:r>
                   <w:r>
@@ -7404,25 +7504,20 @@
                       <w:szCs w:val="24"/>
                       <w:lang w:val="en-US"/>
                     </w:rPr>
-                    <w:t>Applications</w:t>
-                  </w:r>
-                  <w:r>
-                    <w:rPr>
-                      <w:rFonts w:ascii="Times New Roman" w:hAnsi="Times New Roman"/>
-                      <w:bCs/>
-                      <w:color w:val="000000" w:themeColor="text1"/>
-                      <w:sz w:val="24"/>
-                      <w:szCs w:val="24"/>
-                      <w:lang w:val="en-US"/>
-                    </w:rPr>
-                    <w:t>[i].preciseLocation}</w:t>
-                  </w:r>
-                </w:p>
-              </w:tc>
-              <w:tc>
-                <w:tcPr>
-                  <w:tcW w:w="2263" w:type="dxa"/>
-                </w:tcPr>
+                    <w:t>Applications[i</w:t>
+                  </w:r>
+                  <w:r>
+                    <w:rPr>
+                      <w:rFonts w:ascii="Times New Roman" w:hAnsi="Times New Roman"/>
+                      <w:bCs/>
+                      <w:color w:val="000000" w:themeColor="text1"/>
+                      <w:sz w:val="24"/>
+                      <w:szCs w:val="24"/>
+                      <w:lang w:val="en-US"/>
+                    </w:rPr>
+                    <w:t>].location}</w:t>
+                  </w:r>
+                </w:p>
                 <w:p>
                   <w:pPr>
                     <w:suppressAutoHyphens/>
@@ -7449,7 +7544,18 @@
                       <w:szCs w:val="24"/>
                       <w:lang w:val="en-US"/>
                     </w:rPr>
-                    <w:t>{d.agendas[i].</w:t>
+                    <w:t>{</w:t>
+                  </w:r>
+                  <w:r>
+                    <w:rPr>
+                      <w:rFonts w:ascii="Times New Roman" w:hAnsi="Times New Roman"/>
+                      <w:bCs/>
+                      <w:color w:val="000000" w:themeColor="text1"/>
+                      <w:sz w:val="24"/>
+                      <w:szCs w:val="24"/>
+                      <w:lang w:val="en-US"/>
+                    </w:rPr>
+                    <w:t>d.agendas[i].</w:t>
                   </w:r>
                   <w:r>
                     <w:rPr>
@@ -7471,46 +7577,36 @@
                       <w:szCs w:val="24"/>
                       <w:lang w:val="en-US"/>
                     </w:rPr>
-                    <w:t>Applications</w:t>
-                  </w:r>
-                  <w:r>
-                    <w:rPr>
-                      <w:rFonts w:ascii="Times New Roman" w:hAnsi="Times New Roman"/>
-                      <w:bCs/>
-                      <w:color w:val="000000" w:themeColor="text1"/>
-                      <w:sz w:val="24"/>
-                      <w:szCs w:val="24"/>
-                      <w:lang w:val="en-US"/>
-                    </w:rPr>
-                    <w:t>[</w:t>
-                  </w:r>
-                  <w:r>
-                    <w:rPr>
-                      <w:rFonts w:ascii="Times New Roman" w:hAnsi="Times New Roman"/>
-                      <w:bCs/>
-                      <w:color w:val="000000" w:themeColor="text1"/>
-                      <w:sz w:val="24"/>
-                      <w:szCs w:val="24"/>
-                      <w:lang w:val="en-US"/>
-                    </w:rPr>
-                    <w:t>i</w:t>
-                  </w:r>
-                  <w:r>
-                    <w:rPr>
-                      <w:rFonts w:ascii="Times New Roman" w:hAnsi="Times New Roman"/>
-                      <w:bCs/>
-                      <w:color w:val="000000" w:themeColor="text1"/>
-                      <w:sz w:val="24"/>
-                      <w:szCs w:val="24"/>
-                      <w:lang w:val="en-US"/>
-                    </w:rPr>
-                    <w:t>].landUse}</w:t>
+                    <w:t>App</w:t>
+                  </w:r>
+                  <w:r>
+                    <w:rPr>
+                      <w:rFonts w:ascii="Times New Roman" w:hAnsi="Times New Roman"/>
+                      <w:bCs/>
+                      <w:color w:val="000000" w:themeColor="text1"/>
+                      <w:sz w:val="24"/>
+                      <w:szCs w:val="24"/>
+                      <w:lang w:val="en-US"/>
+                    </w:rPr>
+                    <w:lastRenderedPageBreak/>
+                    <w:t>lications</w:t>
+                  </w:r>
+                  <w:r>
+                    <w:rPr>
+                      <w:rFonts w:ascii="Times New Roman" w:hAnsi="Times New Roman"/>
+                      <w:bCs/>
+                      <w:color w:val="000000" w:themeColor="text1"/>
+                      <w:sz w:val="24"/>
+                      <w:szCs w:val="24"/>
+                      <w:lang w:val="en-US"/>
+                    </w:rPr>
+                    <w:t>[i].preciseLocation}</w:t>
                   </w:r>
                 </w:p>
               </w:tc>
               <w:tc>
                 <w:tcPr>
-                  <w:tcW w:w="2264" w:type="dxa"/>
+                  <w:tcW w:w="2263" w:type="dxa"/>
                 </w:tcPr>
                 <w:p>
                   <w:pPr>
@@ -7522,30 +7618,28 @@
                     <w:textAlignment w:val="baseline"/>
                     <w:rPr>
                       <w:rFonts w:ascii="Times New Roman" w:hAnsi="Times New Roman"/>
-                      <w:b/>
-                      <w:bCs/>
-                      <w:color w:val="000000" w:themeColor="text1"/>
-                      <w:sz w:val="24"/>
-                      <w:szCs w:val="24"/>
-                      <w:lang w:val="en-US"/>
-                    </w:rPr>
-                  </w:pPr>
-                  <w:r>
-                    <w:rPr>
-                      <w:rFonts w:ascii="Times New Roman" w:hAnsi="Times New Roman"/>
-                      <w:b/>
-                      <w:bCs/>
-                      <w:color w:val="000000" w:themeColor="text1"/>
-                      <w:sz w:val="24"/>
-                      <w:szCs w:val="24"/>
-                      <w:lang w:val="en-US"/>
-                    </w:rPr>
+                      <w:bCs/>
+                      <w:color w:val="000000" w:themeColor="text1"/>
+                      <w:sz w:val="24"/>
+                      <w:szCs w:val="24"/>
+                      <w:lang w:val="en-US"/>
+                    </w:rPr>
+                  </w:pPr>
+                  <w:r>
+                    <w:rPr>
+                      <w:rFonts w:ascii="Times New Roman" w:hAnsi="Times New Roman"/>
+                      <w:bCs/>
+                      <w:color w:val="000000" w:themeColor="text1"/>
+                      <w:sz w:val="24"/>
+                      <w:szCs w:val="24"/>
+                      <w:lang w:val="en-US"/>
+                    </w:rPr>
+                    <w:lastRenderedPageBreak/>
                     <w:t>{d.agendas[i].</w:t>
                   </w:r>
                   <w:r>
                     <w:rPr>
                       <w:rFonts w:ascii="Times New Roman" w:hAnsi="Times New Roman"/>
-                      <w:b/>
                       <w:bCs/>
                       <w:color w:val="000000" w:themeColor="text1"/>
                       <w:sz w:val="24"/>
@@ -7557,16 +7651,53 @@
                   <w:r>
                     <w:rPr>
                       <w:rFonts w:ascii="Times New Roman" w:hAnsi="Times New Roman"/>
-                      <w:b/>
-                      <w:bCs/>
-                      <w:color w:val="000000" w:themeColor="text1"/>
-                      <w:sz w:val="24"/>
-                      <w:szCs w:val="24"/>
-                      <w:lang w:val="en-US"/>
-                    </w:rPr>
-                    <w:t>Applications[i].recommendation}</w:t>
-                  </w:r>
-                </w:p>
+                      <w:bCs/>
+                      <w:color w:val="000000" w:themeColor="text1"/>
+                      <w:sz w:val="24"/>
+                      <w:szCs w:val="24"/>
+                      <w:lang w:val="en-US"/>
+                    </w:rPr>
+                    <w:t>Applications</w:t>
+                  </w:r>
+                  <w:r>
+                    <w:rPr>
+                      <w:rFonts w:ascii="Times New Roman" w:hAnsi="Times New Roman"/>
+                      <w:bCs/>
+                      <w:color w:val="000000" w:themeColor="text1"/>
+                      <w:sz w:val="24"/>
+                      <w:szCs w:val="24"/>
+                      <w:lang w:val="en-US"/>
+                    </w:rPr>
+                    <w:t>[</w:t>
+                  </w:r>
+                  <w:r>
+                    <w:rPr>
+                      <w:rFonts w:ascii="Times New Roman" w:hAnsi="Times New Roman"/>
+                      <w:bCs/>
+                      <w:color w:val="000000" w:themeColor="text1"/>
+                      <w:sz w:val="24"/>
+                      <w:szCs w:val="24"/>
+                      <w:lang w:val="en-US"/>
+                    </w:rPr>
+                    <w:t>i</w:t>
+                  </w:r>
+                  <w:r>
+                    <w:rPr>
+                      <w:rFonts w:ascii="Times New Roman" w:hAnsi="Times New Roman"/>
+                      <w:bCs/>
+                      <w:color w:val="000000" w:themeColor="text1"/>
+                      <w:sz w:val="24"/>
+                      <w:szCs w:val="24"/>
+                      <w:lang w:val="en-US"/>
+                    </w:rPr>
+                    <w:t>].landUse}</w:t>
+                  </w:r>
+                </w:p>
+              </w:tc>
+              <w:tc>
+                <w:tcPr>
+                  <w:tcW w:w="2264" w:type="dxa"/>
+                </w:tcPr>
                 <w:p>
                   <w:pPr>
                     <w:suppressAutoHyphens/>
@@ -7588,6 +7719,7 @@
                   <w:r>
                     <w:rPr>
                       <w:rFonts w:ascii="Times New Roman" w:hAnsi="Times New Roman"/>
+                      <w:b/>
                       <w:bCs/>
                       <w:color w:val="000000" w:themeColor="text1"/>
                       <w:sz w:val="24"/>
@@ -7599,6 +7731,7 @@
                   <w:r>
                     <w:rPr>
                       <w:rFonts w:ascii="Times New Roman" w:hAnsi="Times New Roman"/>
+                      <w:b/>
                       <w:bCs/>
                       <w:color w:val="000000" w:themeColor="text1"/>
                       <w:sz w:val="24"/>
@@ -7610,22 +7743,29 @@
                   <w:r>
                     <w:rPr>
                       <w:rFonts w:ascii="Times New Roman" w:hAnsi="Times New Roman"/>
-                      <w:bCs/>
-                      <w:color w:val="000000" w:themeColor="text1"/>
-                      <w:sz w:val="24"/>
-                      <w:szCs w:val="24"/>
-                      <w:lang w:val="en-US"/>
-                    </w:rPr>
-                    <w:t>Applications[i].report}</w:t>
-                  </w:r>
-                </w:p>
-              </w:tc>
-            </w:tr>
-            <w:tr>
-              <w:tc>
-                <w:tcPr>
-                  <w:tcW w:w="2263" w:type="dxa"/>
-                </w:tcPr>
+                      <w:b/>
+                      <w:bCs/>
+                      <w:color w:val="000000" w:themeColor="text1"/>
+                      <w:sz w:val="24"/>
+                      <w:szCs w:val="24"/>
+                      <w:lang w:val="en-US"/>
+                    </w:rPr>
+                    <w:t>Applications[i].recommend</w:t>
+                  </w:r>
+                  <w:r>
+                    <w:rPr>
+                      <w:rFonts w:ascii="Times New Roman" w:hAnsi="Times New Roman"/>
+                      <w:b/>
+                      <w:bCs/>
+                      <w:color w:val="000000" w:themeColor="text1"/>
+                      <w:sz w:val="24"/>
+                      <w:szCs w:val="24"/>
+                      <w:lang w:val="en-US"/>
+                    </w:rPr>
+                    <w:lastRenderedPageBreak/>
+                    <w:t>ation}</w:t>
+                  </w:r>
+                </w:p>
                 <w:p>
                   <w:pPr>
                     <w:suppressAutoHyphens/>
@@ -7636,6 +7776,7 @@
                     <w:textAlignment w:val="baseline"/>
                     <w:rPr>
                       <w:rFonts w:ascii="Times New Roman" w:hAnsi="Times New Roman"/>
+                      <w:b/>
                       <w:bCs/>
                       <w:color w:val="000000" w:themeColor="text1"/>
                       <w:sz w:val="24"/>
@@ -7654,8 +7795,6 @@
                     </w:rPr>
                     <w:t>{d.agendas[i].</w:t>
                   </w:r>
-                  <w:bookmarkStart w:id="48" w:name="OLE_LINK79"/>
-                  <w:bookmarkStart w:id="49" w:name="OLE_LINK80"/>
                   <w:r>
                     <w:rPr>
                       <w:rFonts w:ascii="Times New Roman" w:hAnsi="Times New Roman"/>
@@ -7676,26 +7815,15 @@
                       <w:szCs w:val="24"/>
                       <w:lang w:val="en-US"/>
                     </w:rPr>
-                    <w:t>Applications</w:t>
-                  </w:r>
-                  <w:bookmarkEnd w:id="48"/>
-                  <w:bookmarkEnd w:id="49"/>
-                  <w:r>
-                    <w:rPr>
-                      <w:rFonts w:ascii="Times New Roman" w:hAnsi="Times New Roman"/>
-                      <w:bCs/>
-                      <w:color w:val="000000" w:themeColor="text1"/>
-                      <w:sz w:val="24"/>
-                      <w:szCs w:val="24"/>
-                      <w:lang w:val="en-US"/>
-                    </w:rPr>
-                    <w:t>[i+1]}</w:t>
+                    <w:t>Applications[i].report}</w:t>
                   </w:r>
                 </w:p>
               </w:tc>
+            </w:tr>
+            <w:tr>
               <w:tc>
                 <w:tcPr>
-                  <w:tcW w:w="2263" w:type="dxa"/>
+                  <w:tcW w:w="1075" w:type="dxa"/>
                 </w:tcPr>
                 <w:p>
                   <w:pPr>
@@ -7714,11 +7842,60 @@
                       <w:lang w:val="en-US"/>
                     </w:rPr>
                   </w:pPr>
+                  <w:r>
+                    <w:rPr>
+                      <w:rFonts w:ascii="Times New Roman" w:hAnsi="Times New Roman"/>
+                      <w:bCs/>
+                      <w:color w:val="000000" w:themeColor="text1"/>
+                      <w:sz w:val="24"/>
+                      <w:szCs w:val="24"/>
+                      <w:lang w:val="en-US"/>
+                    </w:rPr>
+                    <w:lastRenderedPageBreak/>
+                    <w:t>{d.agendas[i].</w:t>
+                  </w:r>
+                  <w:bookmarkStart w:id="50" w:name="OLE_LINK79"/>
+                  <w:bookmarkStart w:id="51" w:name="OLE_LINK80"/>
+                  <w:r>
+                    <w:rPr>
+                      <w:rFonts w:ascii="Times New Roman" w:hAnsi="Times New Roman"/>
+                      <w:bCs/>
+                      <w:color w:val="000000" w:themeColor="text1"/>
+                      <w:sz w:val="24"/>
+                      <w:szCs w:val="24"/>
+                      <w:lang w:val="en-US"/>
+                    </w:rPr>
+                    <w:t>deferred</w:t>
+                  </w:r>
+                  <w:r>
+                    <w:rPr>
+                      <w:rFonts w:ascii="Times New Roman" w:hAnsi="Times New Roman"/>
+                      <w:bCs/>
+                      <w:color w:val="000000" w:themeColor="text1"/>
+                      <w:sz w:val="24"/>
+                      <w:szCs w:val="24"/>
+                      <w:lang w:val="en-US"/>
+                    </w:rPr>
+                    <w:t>Applications</w:t>
+                  </w:r>
+                  <w:bookmarkEnd w:id="50"/>
+                  <w:bookmarkEnd w:id="51"/>
+                  <w:r>
+                    <w:rPr>
+                      <w:rFonts w:ascii="Times New Roman" w:hAnsi="Times New Roman"/>
+                      <w:bCs/>
+                      <w:color w:val="000000" w:themeColor="text1"/>
+                      <w:sz w:val="24"/>
+                      <w:szCs w:val="24"/>
+                      <w:lang w:val="en-US"/>
+                    </w:rPr>
+                    <w:t>[i+1]}</w:t>
+                  </w:r>
                 </w:p>
               </w:tc>
               <w:tc>
                 <w:tcPr>
-                  <w:tcW w:w="2263" w:type="dxa"/>
+                  <w:tcW w:w="2610" w:type="dxa"/>
                 </w:tcPr>
                 <w:p>
                   <w:pPr>
@@ -7741,7 +7918,8 @@
               </w:tc>
               <w:tc>
                 <w:tcPr>
-                  <w:tcW w:w="2263" w:type="dxa"/>
+                  <w:tcW w:w="3104" w:type="dxa"/>
+                  <w:gridSpan w:val="2"/>
                 </w:tcPr>
                 <w:p>
                   <w:pPr>
@@ -7764,7 +7942,7 @@
               </w:tc>
               <w:tc>
                 <w:tcPr>
-                  <w:tcW w:w="2264" w:type="dxa"/>
+                  <w:tcW w:w="2263" w:type="dxa"/>
                 </w:tcPr>
                 <w:p>
                   <w:pPr>
@@ -7776,6 +7954,29 @@
                     <w:textAlignment w:val="baseline"/>
                     <w:rPr>
                       <w:rFonts w:ascii="Times New Roman" w:hAnsi="Times New Roman"/>
+                      <w:bCs/>
+                      <w:color w:val="000000" w:themeColor="text1"/>
+                      <w:sz w:val="24"/>
+                      <w:szCs w:val="24"/>
+                      <w:lang w:val="en-US"/>
+                    </w:rPr>
+                  </w:pPr>
+                </w:p>
+              </w:tc>
+              <w:tc>
+                <w:tcPr>
+                  <w:tcW w:w="2264" w:type="dxa"/>
+                </w:tcPr>
+                <w:p>
+                  <w:pPr>
+                    <w:suppressAutoHyphens/>
+                    <w:autoSpaceDN w:val="0"/>
+                    <w:spacing w:after="0" w:line="360" w:lineRule="auto"/>
+                    <w:ind w:right="317"/>
+                    <w:jc w:val="both"/>
+                    <w:textAlignment w:val="baseline"/>
+                    <w:rPr>
+                      <w:rFonts w:ascii="Times New Roman" w:hAnsi="Times New Roman"/>
                       <w:b/>
                       <w:bCs/>
                       <w:color w:val="000000" w:themeColor="text1"/>
@@ -7787,12 +7988,12 @@
                 </w:p>
               </w:tc>
             </w:tr>
-            <w:bookmarkEnd w:id="47"/>
+            <w:bookmarkEnd w:id="49"/>
             <w:tr>
               <w:tc>
                 <w:tcPr>
                   <w:tcW w:w="11316" w:type="dxa"/>
-                  <w:gridSpan w:val="5"/>
+                  <w:gridSpan w:val="6"/>
                   <w:vAlign w:val="center"/>
                 </w:tcPr>
                 <w:p>
@@ -7834,24 +8035,13 @@
                     </w:rPr>
                     <w:t>{d.agendas[i].deferredNumber})</w:t>
                   </w:r>
-                  <w:r>
-                    <w:rPr>
-                      <w:rFonts w:ascii="Times New Roman" w:hAnsi="Times New Roman"/>
-                      <w:bCs/>
-                      <w:color w:val="000000" w:themeColor="text1"/>
-                      <w:sz w:val="24"/>
-                      <w:szCs w:val="24"/>
-                      <w:lang w:val="en-US"/>
-                    </w:rPr>
-                    <w:t>)</w:t>
-                  </w:r>
                 </w:p>
               </w:tc>
             </w:tr>
             <w:tr>
               <w:tc>
                 <w:tcPr>
-                  <w:tcW w:w="2263" w:type="dxa"/>
+                  <w:tcW w:w="1075" w:type="dxa"/>
                 </w:tcPr>
                 <w:p>
                   <w:pPr>
@@ -7901,7 +8091,29 @@
                       <w:szCs w:val="24"/>
                       <w:lang w:val="en-US"/>
                     </w:rPr>
-                    <w:t>Applications[</w:t>
+                    <w:t>Applications[i]}{d.agendas[i].</w:t>
+                  </w:r>
+                  <w:r>
+                    <w:rPr>
+                      <w:rFonts w:ascii="Times New Roman" w:hAnsi="Times New Roman"/>
+                      <w:bCs/>
+                      <w:color w:val="000000" w:themeColor="text1"/>
+                      <w:sz w:val="24"/>
+                      <w:szCs w:val="24"/>
+                      <w:lang w:val="en-US"/>
+                    </w:rPr>
+                    <w:t>rejected</w:t>
+                  </w:r>
+                  <w:r>
+                    <w:rPr>
+                      <w:rFonts w:ascii="Times New Roman" w:hAnsi="Times New Roman"/>
+                      <w:bCs/>
+                      <w:color w:val="000000" w:themeColor="text1"/>
+                      <w:sz w:val="24"/>
+                      <w:szCs w:val="24"/>
+                      <w:lang w:val="en-US"/>
+                    </w:rPr>
+                    <w:t>Applicatio</w:t>
                   </w:r>
                   <w:r>
                     <w:rPr>
@@ -7913,29 +8125,7 @@
                       <w:lang w:val="en-US"/>
                     </w:rPr>
                     <w:lastRenderedPageBreak/>
-                    <w:t>i]}{d.agendas[i].</w:t>
-                  </w:r>
-                  <w:r>
-                    <w:rPr>
-                      <w:rFonts w:ascii="Times New Roman" w:hAnsi="Times New Roman"/>
-                      <w:bCs/>
-                      <w:color w:val="000000" w:themeColor="text1"/>
-                      <w:sz w:val="24"/>
-                      <w:szCs w:val="24"/>
-                      <w:lang w:val="en-US"/>
-                    </w:rPr>
-                    <w:t>rejected</w:t>
-                  </w:r>
-                  <w:r>
-                    <w:rPr>
-                      <w:rFonts w:ascii="Times New Roman" w:hAnsi="Times New Roman"/>
-                      <w:bCs/>
-                      <w:color w:val="000000" w:themeColor="text1"/>
-                      <w:sz w:val="24"/>
-                      <w:szCs w:val="24"/>
-                      <w:lang w:val="en-US"/>
-                    </w:rPr>
-                    <w:t>Applications[i</w:t>
+                    <w:t>ns[i</w:t>
                   </w:r>
                   <w:r>
                     <w:rPr>
@@ -7952,7 +8142,7 @@
               </w:tc>
               <w:tc>
                 <w:tcPr>
-                  <w:tcW w:w="2263" w:type="dxa"/>
+                  <w:tcW w:w="2610" w:type="dxa"/>
                 </w:tcPr>
                 <w:p>
                   <w:pPr>
@@ -7992,19 +8182,29 @@
                       <w:szCs w:val="24"/>
                       <w:lang w:val="en-US"/>
                     </w:rPr>
-                    <w:t>d.agendas[i].deferredApplications</w:t>
-                  </w:r>
-                  <w:r>
-                    <w:rPr>
-                      <w:rFonts w:ascii="Times New Roman" w:hAnsi="Times New Roman"/>
-                      <w:bCs/>
-                      <w:color w:val="000000" w:themeColor="text1"/>
-                      <w:sz w:val="24"/>
-                      <w:szCs w:val="24"/>
-                      <w:lang w:val="en-US"/>
-                    </w:rPr>
-                    <w:lastRenderedPageBreak/>
-                    <w:t>[i</w:t>
+                    <w:t>d.agendas[i].</w:t>
+                  </w:r>
+                  <w:r>
+                    <w:rPr>
+                      <w:rFonts w:ascii="Times New Roman" w:hAnsi="Times New Roman"/>
+                      <w:bCs/>
+                      <w:color w:val="000000" w:themeColor="text1"/>
+                      <w:sz w:val="24"/>
+                      <w:szCs w:val="24"/>
+                      <w:lang w:val="en-US"/>
+                    </w:rPr>
+                    <w:t>rejected</w:t>
+                  </w:r>
+                  <w:r>
+                    <w:rPr>
+                      <w:rFonts w:ascii="Times New Roman" w:hAnsi="Times New Roman"/>
+                      <w:bCs/>
+                      <w:color w:val="000000" w:themeColor="text1"/>
+                      <w:sz w:val="24"/>
+                      <w:szCs w:val="24"/>
+                      <w:lang w:val="en-US"/>
+                    </w:rPr>
+                    <w:t>Applications[i</w:t>
                   </w:r>
                   <w:r>
                     <w:rPr>
@@ -8018,11 +8218,6 @@
                     <w:t>].owners}</w:t>
                   </w:r>
                 </w:p>
-              </w:tc>
-              <w:tc>
-                <w:tcPr>
-                  <w:tcW w:w="2263" w:type="dxa"/>
-                </w:tcPr>
                 <w:p>
                   <w:pPr>
                     <w:suppressAutoHyphens/>
@@ -8044,71 +8239,42 @@
                     <w:rPr>
                       <w:rFonts w:ascii="Times New Roman" w:hAnsi="Times New Roman"/>
                       <w:bCs/>
-                      <w:color w:val="000000" w:themeColor="text1"/>
-                      <w:sz w:val="24"/>
-                      <w:szCs w:val="24"/>
-                      <w:lang w:val="en-US"/>
-                    </w:rPr>
-                    <w:lastRenderedPageBreak/>
-                    <w:t>{</w:t>
-                  </w:r>
-                  <w:r>
-                    <w:rPr>
-                      <w:rFonts w:ascii="Times New Roman" w:hAnsi="Times New Roman"/>
-                      <w:bCs/>
-                      <w:color w:val="000000" w:themeColor="text1"/>
-                      <w:sz w:val="24"/>
-                      <w:szCs w:val="24"/>
-                      <w:lang w:val="en-US"/>
-                    </w:rPr>
-                    <w:t>d.agendas[i].</w:t>
-                  </w:r>
-                  <w:r>
-                    <w:rPr>
-                      <w:rFonts w:ascii="Times New Roman" w:hAnsi="Times New Roman"/>
-                      <w:bCs/>
-                      <w:color w:val="000000" w:themeColor="text1"/>
-                      <w:sz w:val="24"/>
-                      <w:szCs w:val="24"/>
-                      <w:lang w:val="en-US"/>
-                    </w:rPr>
-                    <w:t>rejected</w:t>
-                  </w:r>
-                  <w:r>
-                    <w:rPr>
-                      <w:rFonts w:ascii="Times New Roman" w:hAnsi="Times New Roman"/>
-                      <w:bCs/>
-                      <w:color w:val="000000" w:themeColor="text1"/>
-                      <w:sz w:val="24"/>
-                      <w:szCs w:val="24"/>
-                      <w:lang w:val="en-US"/>
-                    </w:rPr>
-                    <w:t>Applications[</w:t>
-                  </w:r>
-                  <w:r>
-                    <w:rPr>
-                      <w:rFonts w:ascii="Times New Roman" w:hAnsi="Times New Roman"/>
-                      <w:bCs/>
-                      <w:color w:val="000000" w:themeColor="text1"/>
-                      <w:sz w:val="24"/>
-                      <w:szCs w:val="24"/>
-                      <w:lang w:val="en-US"/>
-                    </w:rPr>
-                    <w:lastRenderedPageBreak/>
-                    <w:t>i</w:t>
-                  </w:r>
-                  <w:r>
-                    <w:rPr>
-                      <w:rFonts w:ascii="Times New Roman" w:hAnsi="Times New Roman"/>
-                      <w:bCs/>
-                      <w:color w:val="000000" w:themeColor="text1"/>
-                      <w:sz w:val="24"/>
-                      <w:szCs w:val="24"/>
-                      <w:lang w:val="en-US"/>
-                    </w:rPr>
-                    <w:t>].location}</w:t>
-                  </w:r>
-                </w:p>
+                      <w:color w:val="0070C0"/>
+                      <w:sz w:val="24"/>
+                      <w:szCs w:val="24"/>
+                      <w:lang w:val="en-US"/>
+                    </w:rPr>
+                    <w:t>{d.agendas[i].</w:t>
+                  </w:r>
+                  <w:r>
+                    <w:rPr>
+                      <w:rFonts w:ascii="Times New Roman" w:hAnsi="Times New Roman"/>
+                      <w:bCs/>
+                      <w:color w:val="0070C0"/>
+                      <w:sz w:val="24"/>
+                      <w:szCs w:val="24"/>
+                      <w:lang w:val="en-US"/>
+                    </w:rPr>
+                    <w:t>rejectedApplications</w:t>
+                  </w:r>
+                  <w:r>
+                    <w:rPr>
+                      <w:rFonts w:ascii="Times New Roman" w:hAnsi="Times New Roman"/>
+                      <w:bCs/>
+                      <w:color w:val="0070C0"/>
+                      <w:sz w:val="24"/>
+                      <w:szCs w:val="24"/>
+                      <w:lang w:val="en-US"/>
+                    </w:rPr>
+                    <w:t>[i].applicationNumber}</w:t>
+                  </w:r>
+                </w:p>
+              </w:tc>
+              <w:tc>
+                <w:tcPr>
+                  <w:tcW w:w="3104" w:type="dxa"/>
+                  <w:gridSpan w:val="2"/>
+                </w:tcPr>
                 <w:p>
                   <w:pPr>
                     <w:suppressAutoHyphens/>
@@ -8168,25 +8334,20 @@
                       <w:szCs w:val="24"/>
                       <w:lang w:val="en-US"/>
                     </w:rPr>
-                    <w:t>Applications</w:t>
-                  </w:r>
-                  <w:r>
-                    <w:rPr>
-                      <w:rFonts w:ascii="Times New Roman" w:hAnsi="Times New Roman"/>
-                      <w:bCs/>
-                      <w:color w:val="000000" w:themeColor="text1"/>
-                      <w:sz w:val="24"/>
-                      <w:szCs w:val="24"/>
-                      <w:lang w:val="en-US"/>
-                    </w:rPr>
-                    <w:t>[i].preciseLocation}</w:t>
-                  </w:r>
-                </w:p>
-              </w:tc>
-              <w:tc>
-                <w:tcPr>
-                  <w:tcW w:w="2263" w:type="dxa"/>
-                </w:tcPr>
+                    <w:t>Applications[i</w:t>
+                  </w:r>
+                  <w:r>
+                    <w:rPr>
+                      <w:rFonts w:ascii="Times New Roman" w:hAnsi="Times New Roman"/>
+                      <w:bCs/>
+                      <w:color w:val="000000" w:themeColor="text1"/>
+                      <w:sz w:val="24"/>
+                      <w:szCs w:val="24"/>
+                      <w:lang w:val="en-US"/>
+                    </w:rPr>
+                    <w:t>].location}</w:t>
+                  </w:r>
+                </w:p>
                 <w:p>
                   <w:pPr>
                     <w:suppressAutoHyphens/>
@@ -8213,8 +8374,18 @@
                       <w:szCs w:val="24"/>
                       <w:lang w:val="en-US"/>
                     </w:rPr>
-                    <w:lastRenderedPageBreak/>
-                    <w:t>{d.agendas[i].</w:t>
+                    <w:t>{</w:t>
+                  </w:r>
+                  <w:r>
+                    <w:rPr>
+                      <w:rFonts w:ascii="Times New Roman" w:hAnsi="Times New Roman"/>
+                      <w:bCs/>
+                      <w:color w:val="000000" w:themeColor="text1"/>
+                      <w:sz w:val="24"/>
+                      <w:szCs w:val="24"/>
+                      <w:lang w:val="en-US"/>
+                    </w:rPr>
+                    <w:t>d.agendas[i].</w:t>
                   </w:r>
                   <w:r>
                     <w:rPr>
@@ -8247,36 +8418,13 @@
                       <w:szCs w:val="24"/>
                       <w:lang w:val="en-US"/>
                     </w:rPr>
-                    <w:t>[</w:t>
-                  </w:r>
-                  <w:r>
-                    <w:rPr>
-                      <w:rFonts w:ascii="Times New Roman" w:hAnsi="Times New Roman"/>
-                      <w:bCs/>
-                      <w:color w:val="000000" w:themeColor="text1"/>
-                      <w:sz w:val="24"/>
-                      <w:szCs w:val="24"/>
-                      <w:lang w:val="en-US"/>
-                    </w:rPr>
-                    <w:lastRenderedPageBreak/>
-                    <w:t>i</w:t>
-                  </w:r>
-                  <w:r>
-                    <w:rPr>
-                      <w:rFonts w:ascii="Times New Roman" w:hAnsi="Times New Roman"/>
-                      <w:bCs/>
-                      <w:color w:val="000000" w:themeColor="text1"/>
-                      <w:sz w:val="24"/>
-                      <w:szCs w:val="24"/>
-                      <w:lang w:val="en-US"/>
-                    </w:rPr>
-                    <w:t>].landUse}</w:t>
+                    <w:t>[i].preciseLocation}</w:t>
                   </w:r>
                 </w:p>
               </w:tc>
               <w:tc>
                 <w:tcPr>
-                  <w:tcW w:w="2264" w:type="dxa"/>
+                  <w:tcW w:w="2263" w:type="dxa"/>
                 </w:tcPr>
                 <w:p>
                   <w:pPr>
@@ -8288,31 +8436,27 @@
                     <w:textAlignment w:val="baseline"/>
                     <w:rPr>
                       <w:rFonts w:ascii="Times New Roman" w:hAnsi="Times New Roman"/>
-                      <w:b/>
-                      <w:bCs/>
-                      <w:color w:val="000000" w:themeColor="text1"/>
-                      <w:sz w:val="24"/>
-                      <w:szCs w:val="24"/>
-                      <w:lang w:val="en-US"/>
-                    </w:rPr>
-                  </w:pPr>
-                  <w:r>
-                    <w:rPr>
-                      <w:rFonts w:ascii="Times New Roman" w:hAnsi="Times New Roman"/>
-                      <w:b/>
-                      <w:bCs/>
-                      <w:color w:val="000000" w:themeColor="text1"/>
-                      <w:sz w:val="24"/>
-                      <w:szCs w:val="24"/>
-                      <w:lang w:val="en-US"/>
-                    </w:rPr>
-                    <w:lastRenderedPageBreak/>
+                      <w:bCs/>
+                      <w:color w:val="000000" w:themeColor="text1"/>
+                      <w:sz w:val="24"/>
+                      <w:szCs w:val="24"/>
+                      <w:lang w:val="en-US"/>
+                    </w:rPr>
+                  </w:pPr>
+                  <w:r>
+                    <w:rPr>
+                      <w:rFonts w:ascii="Times New Roman" w:hAnsi="Times New Roman"/>
+                      <w:bCs/>
+                      <w:color w:val="000000" w:themeColor="text1"/>
+                      <w:sz w:val="24"/>
+                      <w:szCs w:val="24"/>
+                      <w:lang w:val="en-US"/>
+                    </w:rPr>
                     <w:t>{d.agendas[i].</w:t>
                   </w:r>
                   <w:r>
                     <w:rPr>
                       <w:rFonts w:ascii="Times New Roman" w:hAnsi="Times New Roman"/>
-                      <w:b/>
                       <w:bCs/>
                       <w:color w:val="000000" w:themeColor="text1"/>
                       <w:sz w:val="24"/>
@@ -8324,29 +8468,53 @@
                   <w:r>
                     <w:rPr>
                       <w:rFonts w:ascii="Times New Roman" w:hAnsi="Times New Roman"/>
-                      <w:b/>
-                      <w:bCs/>
-                      <w:color w:val="000000" w:themeColor="text1"/>
-                      <w:sz w:val="24"/>
-                      <w:szCs w:val="24"/>
-                      <w:lang w:val="en-US"/>
-                    </w:rPr>
-                    <w:t>Applicatio</w:t>
-                  </w:r>
-                  <w:r>
-                    <w:rPr>
-                      <w:rFonts w:ascii="Times New Roman" w:hAnsi="Times New Roman"/>
-                      <w:b/>
-                      <w:bCs/>
-                      <w:color w:val="000000" w:themeColor="text1"/>
-                      <w:sz w:val="24"/>
-                      <w:szCs w:val="24"/>
-                      <w:lang w:val="en-US"/>
-                    </w:rPr>
-                    <w:lastRenderedPageBreak/>
-                    <w:t>ns[i].recommendation}</w:t>
-                  </w:r>
-                </w:p>
+                      <w:bCs/>
+                      <w:color w:val="000000" w:themeColor="text1"/>
+                      <w:sz w:val="24"/>
+                      <w:szCs w:val="24"/>
+                      <w:lang w:val="en-US"/>
+                    </w:rPr>
+                    <w:t>Applications</w:t>
+                  </w:r>
+                  <w:r>
+                    <w:rPr>
+                      <w:rFonts w:ascii="Times New Roman" w:hAnsi="Times New Roman"/>
+                      <w:bCs/>
+                      <w:color w:val="000000" w:themeColor="text1"/>
+                      <w:sz w:val="24"/>
+                      <w:szCs w:val="24"/>
+                      <w:lang w:val="en-US"/>
+                    </w:rPr>
+                    <w:t>[</w:t>
+                  </w:r>
+                  <w:r>
+                    <w:rPr>
+                      <w:rFonts w:ascii="Times New Roman" w:hAnsi="Times New Roman"/>
+                      <w:bCs/>
+                      <w:color w:val="000000" w:themeColor="text1"/>
+                      <w:sz w:val="24"/>
+                      <w:szCs w:val="24"/>
+                      <w:lang w:val="en-US"/>
+                    </w:rPr>
+                    <w:t>i</w:t>
+                  </w:r>
+                  <w:r>
+                    <w:rPr>
+                      <w:rFonts w:ascii="Times New Roman" w:hAnsi="Times New Roman"/>
+                      <w:bCs/>
+                      <w:color w:val="000000" w:themeColor="text1"/>
+                      <w:sz w:val="24"/>
+                      <w:szCs w:val="24"/>
+                      <w:lang w:val="en-US"/>
+                    </w:rPr>
+                    <w:t>].landUse}</w:t>
+                  </w:r>
+                </w:p>
+              </w:tc>
+              <w:tc>
+                <w:tcPr>
+                  <w:tcW w:w="2264" w:type="dxa"/>
+                </w:tcPr>
                 <w:p>
                   <w:pPr>
                     <w:suppressAutoHyphens/>
@@ -8368,6 +8536,7 @@
                   <w:r>
                     <w:rPr>
                       <w:rFonts w:ascii="Times New Roman" w:hAnsi="Times New Roman"/>
+                      <w:b/>
                       <w:bCs/>
                       <w:color w:val="000000" w:themeColor="text1"/>
                       <w:sz w:val="24"/>
@@ -8379,6 +8548,7 @@
                   <w:r>
                     <w:rPr>
                       <w:rFonts w:ascii="Times New Roman" w:hAnsi="Times New Roman"/>
+                      <w:b/>
                       <w:bCs/>
                       <w:color w:val="000000" w:themeColor="text1"/>
                       <w:sz w:val="24"/>
@@ -8390,22 +8560,16 @@
                   <w:r>
                     <w:rPr>
                       <w:rFonts w:ascii="Times New Roman" w:hAnsi="Times New Roman"/>
-                      <w:bCs/>
-                      <w:color w:val="000000" w:themeColor="text1"/>
-                      <w:sz w:val="24"/>
-                      <w:szCs w:val="24"/>
-                      <w:lang w:val="en-US"/>
-                    </w:rPr>
-                    <w:t>Applications[i].report}</w:t>
-                  </w:r>
-                </w:p>
-              </w:tc>
-            </w:tr>
-            <w:tr>
-              <w:tc>
-                <w:tcPr>
-                  <w:tcW w:w="2263" w:type="dxa"/>
-                </w:tcPr>
+                      <w:b/>
+                      <w:bCs/>
+                      <w:color w:val="000000" w:themeColor="text1"/>
+                      <w:sz w:val="24"/>
+                      <w:szCs w:val="24"/>
+                      <w:lang w:val="en-US"/>
+                    </w:rPr>
+                    <w:t>Applications[i].recommendation}</w:t>
+                  </w:r>
+                </w:p>
                 <w:p>
                   <w:pPr>
                     <w:suppressAutoHyphens/>
@@ -8416,23 +8580,23 @@
                     <w:textAlignment w:val="baseline"/>
                     <w:rPr>
                       <w:rFonts w:ascii="Times New Roman" w:hAnsi="Times New Roman"/>
-                      <w:bCs/>
-                      <w:color w:val="000000" w:themeColor="text1"/>
-                      <w:sz w:val="24"/>
-                      <w:szCs w:val="24"/>
-                      <w:lang w:val="en-US"/>
-                    </w:rPr>
-                  </w:pPr>
-                  <w:r>
-                    <w:rPr>
-                      <w:rFonts w:ascii="Times New Roman" w:hAnsi="Times New Roman"/>
-                      <w:bCs/>
-                      <w:color w:val="000000" w:themeColor="text1"/>
-                      <w:sz w:val="24"/>
-                      <w:szCs w:val="24"/>
-                      <w:lang w:val="en-US"/>
-                    </w:rPr>
-                    <w:lastRenderedPageBreak/>
+                      <w:b/>
+                      <w:bCs/>
+                      <w:color w:val="000000" w:themeColor="text1"/>
+                      <w:sz w:val="24"/>
+                      <w:szCs w:val="24"/>
+                      <w:lang w:val="en-US"/>
+                    </w:rPr>
+                  </w:pPr>
+                  <w:r>
+                    <w:rPr>
+                      <w:rFonts w:ascii="Times New Roman" w:hAnsi="Times New Roman"/>
+                      <w:bCs/>
+                      <w:color w:val="000000" w:themeColor="text1"/>
+                      <w:sz w:val="24"/>
+                      <w:szCs w:val="24"/>
+                      <w:lang w:val="en-US"/>
+                    </w:rPr>
                     <w:t>{d.agendas[i].</w:t>
                   </w:r>
                   <w:r>
@@ -8455,13 +8619,15 @@
                       <w:szCs w:val="24"/>
                       <w:lang w:val="en-US"/>
                     </w:rPr>
-                    <w:t>Applications[i+1]}</w:t>
+                    <w:t>Applications[i].report}</w:t>
                   </w:r>
                 </w:p>
               </w:tc>
+            </w:tr>
+            <w:tr>
               <w:tc>
                 <w:tcPr>
-                  <w:tcW w:w="2263" w:type="dxa"/>
+                  <w:tcW w:w="1075" w:type="dxa"/>
                 </w:tcPr>
                 <w:p>
                   <w:pPr>
@@ -8480,11 +8646,45 @@
                       <w:lang w:val="en-US"/>
                     </w:rPr>
                   </w:pPr>
+                  <w:r>
+                    <w:rPr>
+                      <w:rFonts w:ascii="Times New Roman" w:hAnsi="Times New Roman"/>
+                      <w:bCs/>
+                      <w:color w:val="000000" w:themeColor="text1"/>
+                      <w:sz w:val="24"/>
+                      <w:szCs w:val="24"/>
+                      <w:lang w:val="en-US"/>
+                    </w:rPr>
+                    <w:lastRenderedPageBreak/>
+                    <w:t>{d.agendas[i].</w:t>
+                  </w:r>
+                  <w:r>
+                    <w:rPr>
+                      <w:rFonts w:ascii="Times New Roman" w:hAnsi="Times New Roman"/>
+                      <w:bCs/>
+                      <w:color w:val="000000" w:themeColor="text1"/>
+                      <w:sz w:val="24"/>
+                      <w:szCs w:val="24"/>
+                      <w:lang w:val="en-US"/>
+                    </w:rPr>
+                    <w:t>rejected</w:t>
+                  </w:r>
+                  <w:r>
+                    <w:rPr>
+                      <w:rFonts w:ascii="Times New Roman" w:hAnsi="Times New Roman"/>
+                      <w:bCs/>
+                      <w:color w:val="000000" w:themeColor="text1"/>
+                      <w:sz w:val="24"/>
+                      <w:szCs w:val="24"/>
+                      <w:lang w:val="en-US"/>
+                    </w:rPr>
+                    <w:t>Applications[i+1]}</w:t>
+                  </w:r>
                 </w:p>
               </w:tc>
               <w:tc>
                 <w:tcPr>
-                  <w:tcW w:w="2263" w:type="dxa"/>
+                  <w:tcW w:w="2610" w:type="dxa"/>
                 </w:tcPr>
                 <w:p>
                   <w:pPr>
@@ -8507,7 +8707,8 @@
               </w:tc>
               <w:tc>
                 <w:tcPr>
-                  <w:tcW w:w="2263" w:type="dxa"/>
+                  <w:tcW w:w="3104" w:type="dxa"/>
+                  <w:gridSpan w:val="2"/>
                 </w:tcPr>
                 <w:p>
                   <w:pPr>
@@ -8530,7 +8731,7 @@
               </w:tc>
               <w:tc>
                 <w:tcPr>
-                  <w:tcW w:w="2264" w:type="dxa"/>
+                  <w:tcW w:w="2263" w:type="dxa"/>
                 </w:tcPr>
                 <w:p>
                   <w:pPr>
@@ -8542,6 +8743,29 @@
                     <w:textAlignment w:val="baseline"/>
                     <w:rPr>
                       <w:rFonts w:ascii="Times New Roman" w:hAnsi="Times New Roman"/>
+                      <w:bCs/>
+                      <w:color w:val="000000" w:themeColor="text1"/>
+                      <w:sz w:val="24"/>
+                      <w:szCs w:val="24"/>
+                      <w:lang w:val="en-US"/>
+                    </w:rPr>
+                  </w:pPr>
+                </w:p>
+              </w:tc>
+              <w:tc>
+                <w:tcPr>
+                  <w:tcW w:w="2264" w:type="dxa"/>
+                </w:tcPr>
+                <w:p>
+                  <w:pPr>
+                    <w:suppressAutoHyphens/>
+                    <w:autoSpaceDN w:val="0"/>
+                    <w:spacing w:after="0" w:line="360" w:lineRule="auto"/>
+                    <w:ind w:right="317"/>
+                    <w:jc w:val="both"/>
+                    <w:textAlignment w:val="baseline"/>
+                    <w:rPr>
+                      <w:rFonts w:ascii="Times New Roman" w:hAnsi="Times New Roman"/>
                       <w:b/>
                       <w:bCs/>
                       <w:color w:val="000000" w:themeColor="text1"/>
@@ -8557,7 +8781,7 @@
               <w:tc>
                 <w:tcPr>
                   <w:tcW w:w="11316" w:type="dxa"/>
-                  <w:gridSpan w:val="5"/>
+                  <w:gridSpan w:val="6"/>
                   <w:vAlign w:val="center"/>
                 </w:tcPr>
                 <w:p>
@@ -8597,7 +8821,7 @@
                       <w:szCs w:val="24"/>
                       <w:lang w:val="en-US"/>
                     </w:rPr>
-                    <w:t>{d.agendas[i].rejectedNumber})</w:t>
+                    <w:t>{d.agendas[i].rejectedNumber}</w:t>
                   </w:r>
                   <w:r>
                     <w:rPr>
@@ -8631,10 +8855,10 @@
                 <w:lang w:val="en-US"/>
               </w:rPr>
             </w:pPr>
-            <w:bookmarkStart w:id="50" w:name="OLE_LINK47"/>
-            <w:bookmarkStart w:id="51" w:name="OLE_LINK48"/>
-            <w:bookmarkStart w:id="52" w:name="OLE_LINK91"/>
-            <w:bookmarkStart w:id="53" w:name="OLE_LINK92"/>
+            <w:bookmarkStart w:id="52" w:name="OLE_LINK47"/>
+            <w:bookmarkStart w:id="53" w:name="OLE_LINK48"/>
+            <w:bookmarkStart w:id="54" w:name="OLE_LINK91"/>
+            <w:bookmarkStart w:id="55" w:name="OLE_LINK92"/>
             <w:r>
               <w:rPr>
                 <w:rFonts w:ascii="Times New Roman" w:hAnsi="Times New Roman"/>
@@ -8645,7 +8869,7 @@
                 <w:szCs w:val="24"/>
                 <w:lang w:val="en-US"/>
               </w:rPr>
-              <w:t xml:space="preserve">Summary ({d.agendas[i].approvedNumber})) Approved, ({d.agendas[i].deferredNumber})) Deferred, ({d.agendas[i].rejectedNumber})) Rejected </w:t>
+              <w:t xml:space="preserve">Summary {d.agendas[i].approvedNumber} Approved, {d.agendas[i].deferredNumber} Deferred, {d.agendas[i].rejectedNumber} Rejected  </w:t>
             </w:r>
             <w:r>
               <w:rPr>
@@ -8671,8 +8895,8 @@
               </w:rPr>
               <w:t xml:space="preserve"> </w:t>
             </w:r>
-            <w:bookmarkEnd w:id="52"/>
-            <w:bookmarkEnd w:id="53"/>
+            <w:bookmarkEnd w:id="54"/>
+            <w:bookmarkEnd w:id="55"/>
             <w:r>
               <w:rPr>
                 <w:rFonts w:ascii="Times New Roman" w:hAnsi="Times New Roman"/>
@@ -8728,8 +8952,8 @@
               </w:rPr>
               <w:t>:</w:t>
             </w:r>
-            <w:bookmarkEnd w:id="50"/>
-            <w:bookmarkEnd w:id="51"/>
+            <w:bookmarkEnd w:id="52"/>
+            <w:bookmarkEnd w:id="53"/>
             <w:r>
               <w:rPr>
                 <w:rFonts w:ascii="Times New Roman" w:hAnsi="Times New Roman"/>
@@ -8972,8 +9196,8 @@
               </w:rPr>
               <w:br/>
             </w:r>
-            <w:bookmarkStart w:id="54" w:name="OLE_LINK39"/>
-            <w:bookmarkStart w:id="55" w:name="OLE_LINK40"/>
+            <w:bookmarkStart w:id="56" w:name="OLE_LINK39"/>
+            <w:bookmarkStart w:id="57" w:name="OLE_LINK40"/>
             <w:r>
               <w:rPr>
                 <w:rFonts w:ascii="Times New Roman" w:hAnsi="Times New Roman"/>
@@ -8993,8 +9217,8 @@
               <w:br/>
               <w:t>{d.secretary.title}</w:t>
             </w:r>
-            <w:bookmarkEnd w:id="54"/>
-            <w:bookmarkEnd w:id="55"/>
+            <w:bookmarkEnd w:id="56"/>
+            <w:bookmarkEnd w:id="57"/>
           </w:p>
         </w:tc>
         <w:tc>
@@ -10174,7 +10398,7 @@
 </file>
 
 <file path=customXml/itemProps1.xml><?xml version="1.0" encoding="utf-8"?>
-<ds:datastoreItem xmlns:ds="http://schemas.openxmlformats.org/officeDocument/2006/customXml" ds:itemID="{78760B0B-2E9A-4EC2-AC16-66292AF6A548}">
+<ds:datastoreItem xmlns:ds="http://schemas.openxmlformats.org/officeDocument/2006/customXml" ds:itemID="{787161BA-230E-45B8-A231-F1BCF3E35E9C}">
   <ds:schemaRefs>
     <ds:schemaRef ds:uri="http://schemas.openxmlformats.org/officeDocument/2006/bibliography"/>
   </ds:schemaRefs>

--- a/public/templates/minutes-of-meeting.docx
+++ b/public/templates/minutes-of-meeting.docx
@@ -2130,7 +2130,7 @@
                 <w:p>
                   <w:pPr>
                     <w:rPr>
-                      <w:rFonts w:eastAsia="Times New Roman" w:cs="Calibri"/>
+                      <w:rFonts w:ascii="Times New Roman" w:eastAsia="Times New Roman" w:hAnsi="Times New Roman"/>
                       <w:b/>
                       <w:color w:val="000000"/>
                       <w:lang w:val="en-US"/>
@@ -2138,9 +2138,10 @@
                   </w:pPr>
                   <w:r>
                     <w:rPr>
-                      <w:rFonts w:eastAsia="Times New Roman" w:cs="Calibri"/>
+                      <w:rFonts w:ascii="Times New Roman" w:eastAsia="Times New Roman" w:hAnsi="Times New Roman"/>
                       <w:b/>
                       <w:color w:val="000000"/>
+                      <w:sz w:val="24"/>
                       <w:lang w:val="en-US"/>
                     </w:rPr>
                     <w:t>S/N</w:t>
@@ -6187,23 +6188,24 @@
               <w:tblLook w:val="04A0"/>
             </w:tblPr>
             <w:tblGrid>
-              <w:gridCol w:w="1075"/>
-              <w:gridCol w:w="2610"/>
-              <w:gridCol w:w="2790"/>
-              <w:gridCol w:w="314"/>
-              <w:gridCol w:w="2263"/>
-              <w:gridCol w:w="2264"/>
+              <w:gridCol w:w="895"/>
+              <w:gridCol w:w="2700"/>
+              <w:gridCol w:w="2970"/>
+              <w:gridCol w:w="224"/>
+              <w:gridCol w:w="1846"/>
+              <w:gridCol w:w="2681"/>
             </w:tblGrid>
             <w:tr>
               <w:tc>
                 <w:tcPr>
-                  <w:tcW w:w="1075" w:type="dxa"/>
+                  <w:tcW w:w="895" w:type="dxa"/>
                 </w:tcPr>
                 <w:bookmarkEnd w:id="39"/>
                 <w:bookmarkEnd w:id="40"/>
                 <w:p>
                   <w:pPr>
                     <w:rPr>
+                      <w:rFonts w:ascii="Times New Roman" w:hAnsi="Times New Roman"/>
                       <w:b/>
                       <w:bCs/>
                       <w:sz w:val="24"/>
@@ -6212,6 +6214,7 @@
                   </w:pPr>
                   <w:r>
                     <w:rPr>
+                      <w:rFonts w:ascii="Times New Roman" w:hAnsi="Times New Roman"/>
                       <w:b/>
                       <w:bCs/>
                       <w:sz w:val="24"/>
@@ -6223,11 +6226,12 @@
               </w:tc>
               <w:tc>
                 <w:tcPr>
-                  <w:tcW w:w="2610" w:type="dxa"/>
+                  <w:tcW w:w="2700" w:type="dxa"/>
                 </w:tcPr>
                 <w:p>
                   <w:pPr>
                     <w:rPr>
+                      <w:rFonts w:ascii="Times New Roman" w:hAnsi="Times New Roman"/>
                       <w:b/>
                       <w:bCs/>
                       <w:sz w:val="24"/>
@@ -6236,6 +6240,7 @@
                   </w:pPr>
                   <w:r>
                     <w:rPr>
+                      <w:rFonts w:ascii="Times New Roman" w:hAnsi="Times New Roman"/>
                       <w:b/>
                       <w:bCs/>
                       <w:sz w:val="24"/>
@@ -6247,11 +6252,12 @@
               </w:tc>
               <w:tc>
                 <w:tcPr>
-                  <w:tcW w:w="2790" w:type="dxa"/>
+                  <w:tcW w:w="2970" w:type="dxa"/>
                 </w:tcPr>
                 <w:p>
                   <w:pPr>
                     <w:rPr>
+                      <w:rFonts w:ascii="Times New Roman" w:hAnsi="Times New Roman"/>
                       <w:b/>
                       <w:bCs/>
                       <w:sz w:val="24"/>
@@ -6260,6 +6266,7 @@
                   </w:pPr>
                   <w:r>
                     <w:rPr>
+                      <w:rFonts w:ascii="Times New Roman" w:hAnsi="Times New Roman"/>
                       <w:b/>
                       <w:bCs/>
                       <w:sz w:val="24"/>
@@ -6271,12 +6278,13 @@
               </w:tc>
               <w:tc>
                 <w:tcPr>
-                  <w:tcW w:w="2577" w:type="dxa"/>
+                  <w:tcW w:w="2070" w:type="dxa"/>
                   <w:gridSpan w:val="2"/>
                 </w:tcPr>
                 <w:p>
                   <w:pPr>
                     <w:rPr>
+                      <w:rFonts w:ascii="Times New Roman" w:hAnsi="Times New Roman"/>
                       <w:b/>
                       <w:bCs/>
                       <w:sz w:val="24"/>
@@ -6285,6 +6293,7 @@
                   </w:pPr>
                   <w:r>
                     <w:rPr>
+                      <w:rFonts w:ascii="Times New Roman" w:hAnsi="Times New Roman"/>
                       <w:b/>
                       <w:bCs/>
                       <w:sz w:val="24"/>
@@ -6296,11 +6305,12 @@
               </w:tc>
               <w:tc>
                 <w:tcPr>
-                  <w:tcW w:w="2264" w:type="dxa"/>
+                  <w:tcW w:w="2681" w:type="dxa"/>
                 </w:tcPr>
                 <w:p>
                   <w:pPr>
                     <w:rPr>
+                      <w:rFonts w:ascii="Times New Roman" w:hAnsi="Times New Roman"/>
                       <w:b/>
                       <w:bCs/>
                       <w:sz w:val="24"/>
@@ -6309,6 +6319,7 @@
                   </w:pPr>
                   <w:r>
                     <w:rPr>
+                      <w:rFonts w:ascii="Times New Roman" w:hAnsi="Times New Roman"/>
                       <w:b/>
                       <w:bCs/>
                       <w:sz w:val="24"/>
@@ -6322,7 +6333,7 @@
             <w:tr>
               <w:tc>
                 <w:tcPr>
-                  <w:tcW w:w="1075" w:type="dxa"/>
+                  <w:tcW w:w="895" w:type="dxa"/>
                 </w:tcPr>
                 <w:p>
                   <w:pPr>
@@ -6470,7 +6481,7 @@
               </w:tc>
               <w:tc>
                 <w:tcPr>
-                  <w:tcW w:w="2610" w:type="dxa"/>
+                  <w:tcW w:w="2700" w:type="dxa"/>
                 </w:tcPr>
                 <w:p>
                   <w:pPr>
@@ -6625,7 +6636,7 @@
               </w:tc>
               <w:tc>
                 <w:tcPr>
-                  <w:tcW w:w="2790" w:type="dxa"/>
+                  <w:tcW w:w="2970" w:type="dxa"/>
                 </w:tcPr>
                 <w:p>
                   <w:pPr>
@@ -6765,7 +6776,7 @@
               </w:tc>
               <w:tc>
                 <w:tcPr>
-                  <w:tcW w:w="2577" w:type="dxa"/>
+                  <w:tcW w:w="2070" w:type="dxa"/>
                   <w:gridSpan w:val="2"/>
                 </w:tcPr>
                 <w:p>
@@ -6855,7 +6866,7 @@
               </w:tc>
               <w:tc>
                 <w:tcPr>
-                  <w:tcW w:w="2264" w:type="dxa"/>
+                  <w:tcW w:w="2681" w:type="dxa"/>
                 </w:tcPr>
                 <w:p>
                   <w:pPr>
@@ -6992,7 +7003,7 @@
             <w:tr>
               <w:tc>
                 <w:tcPr>
-                  <w:tcW w:w="1075" w:type="dxa"/>
+                  <w:tcW w:w="895" w:type="dxa"/>
                 </w:tcPr>
                 <w:p>
                   <w:pPr>
@@ -7020,13 +7031,25 @@
                       <w:szCs w:val="24"/>
                       <w:lang w:val="en-US"/>
                     </w:rPr>
-                    <w:t>{d.agendas[i].approvedApplications[i+1]}</w:t>
+                    <w:t>{d.agendas[i].ap</w:t>
+                  </w:r>
+                  <w:r>
+                    <w:rPr>
+                      <w:rFonts w:ascii="Times New Roman" w:hAnsi="Times New Roman"/>
+                      <w:bCs/>
+                      <w:color w:val="000000" w:themeColor="text1"/>
+                      <w:sz w:val="24"/>
+                      <w:szCs w:val="24"/>
+                      <w:lang w:val="en-US"/>
+                    </w:rPr>
+                    <w:lastRenderedPageBreak/>
+                    <w:t>provedApplications[i+1]}</w:t>
                   </w:r>
                 </w:p>
               </w:tc>
               <w:tc>
                 <w:tcPr>
-                  <w:tcW w:w="2610" w:type="dxa"/>
+                  <w:tcW w:w="2700" w:type="dxa"/>
                 </w:tcPr>
                 <w:p>
                   <w:pPr>
@@ -7049,7 +7072,7 @@
               </w:tc>
               <w:tc>
                 <w:tcPr>
-                  <w:tcW w:w="2790" w:type="dxa"/>
+                  <w:tcW w:w="2970" w:type="dxa"/>
                 </w:tcPr>
                 <w:p>
                   <w:pPr>
@@ -7072,7 +7095,7 @@
               </w:tc>
               <w:tc>
                 <w:tcPr>
-                  <w:tcW w:w="2577" w:type="dxa"/>
+                  <w:tcW w:w="2070" w:type="dxa"/>
                   <w:gridSpan w:val="2"/>
                 </w:tcPr>
                 <w:p>
@@ -7096,7 +7119,7 @@
               </w:tc>
               <w:tc>
                 <w:tcPr>
-                  <w:tcW w:w="2264" w:type="dxa"/>
+                  <w:tcW w:w="2681" w:type="dxa"/>
                 </w:tcPr>
                 <w:p>
                   <w:pPr>
@@ -7154,6 +7177,7 @@
                       <w:szCs w:val="24"/>
                       <w:lang w:val="en-US"/>
                     </w:rPr>
+                    <w:lastRenderedPageBreak/>
                     <w:t>APPROVED</w:t>
                   </w:r>
                   <w:r>
@@ -7197,7 +7221,7 @@
             <w:tr>
               <w:tc>
                 <w:tcPr>
-                  <w:tcW w:w="1075" w:type="dxa"/>
+                  <w:tcW w:w="895" w:type="dxa"/>
                 </w:tcPr>
                 <w:p>
                   <w:pPr>
@@ -7237,19 +7261,7 @@
                       <w:szCs w:val="24"/>
                       <w:lang w:val="en-US"/>
                     </w:rPr>
-                    <w:t>d</w:t>
-                  </w:r>
-                  <w:r>
-                    <w:rPr>
-                      <w:rFonts w:ascii="Times New Roman" w:hAnsi="Times New Roman"/>
-                      <w:bCs/>
-                      <w:color w:val="000000" w:themeColor="text1"/>
-                      <w:sz w:val="24"/>
-                      <w:szCs w:val="24"/>
-                      <w:lang w:val="en-US"/>
-                    </w:rPr>
-                    <w:lastRenderedPageBreak/>
-                    <w:t>eferred</w:t>
+                    <w:t>deferred</w:t>
                   </w:r>
                   <w:r>
                     <w:rPr>
@@ -7310,7 +7322,7 @@
               </w:tc>
               <w:tc>
                 <w:tcPr>
-                  <w:tcW w:w="2610" w:type="dxa"/>
+                  <w:tcW w:w="2700" w:type="dxa"/>
                 </w:tcPr>
                 <w:p>
                   <w:pPr>
@@ -7338,7 +7350,6 @@
                       <w:szCs w:val="24"/>
                       <w:lang w:val="en-US"/>
                     </w:rPr>
-                    <w:lastRenderedPageBreak/>
                     <w:t>{</w:t>
                   </w:r>
                   <w:r>
@@ -7412,7 +7423,6 @@
                       <w:szCs w:val="24"/>
                       <w:lang w:val="en-US"/>
                     </w:rPr>
-                    <w:lastRenderedPageBreak/>
                     <w:t>{d.agendas[i].</w:t>
                   </w:r>
                   <w:r>
@@ -7441,7 +7451,7 @@
               </w:tc>
               <w:tc>
                 <w:tcPr>
-                  <w:tcW w:w="3104" w:type="dxa"/>
+                  <w:tcW w:w="3194" w:type="dxa"/>
                   <w:gridSpan w:val="2"/>
                 </w:tcPr>
                 <w:p>
@@ -7470,7 +7480,6 @@
                       <w:szCs w:val="24"/>
                       <w:lang w:val="en-US"/>
                     </w:rPr>
-                    <w:lastRenderedPageBreak/>
                     <w:t>{</w:t>
                   </w:r>
                   <w:r>
@@ -7577,19 +7586,7 @@
                       <w:szCs w:val="24"/>
                       <w:lang w:val="en-US"/>
                     </w:rPr>
-                    <w:t>App</w:t>
-                  </w:r>
-                  <w:r>
-                    <w:rPr>
-                      <w:rFonts w:ascii="Times New Roman" w:hAnsi="Times New Roman"/>
-                      <w:bCs/>
-                      <w:color w:val="000000" w:themeColor="text1"/>
-                      <w:sz w:val="24"/>
-                      <w:szCs w:val="24"/>
-                      <w:lang w:val="en-US"/>
-                    </w:rPr>
-                    <w:lastRenderedPageBreak/>
-                    <w:t>lications</w:t>
+                    <w:t>Applications</w:t>
                   </w:r>
                   <w:r>
                     <w:rPr>
@@ -7606,7 +7603,7 @@
               </w:tc>
               <w:tc>
                 <w:tcPr>
-                  <w:tcW w:w="2263" w:type="dxa"/>
+                  <w:tcW w:w="1846" w:type="dxa"/>
                 </w:tcPr>
                 <w:p>
                   <w:pPr>
@@ -7634,7 +7631,6 @@
                       <w:szCs w:val="24"/>
                       <w:lang w:val="en-US"/>
                     </w:rPr>
-                    <w:lastRenderedPageBreak/>
                     <w:t>{d.agendas[i].</w:t>
                   </w:r>
                   <w:r>
@@ -7696,7 +7692,7 @@
               </w:tc>
               <w:tc>
                 <w:tcPr>
-                  <w:tcW w:w="2264" w:type="dxa"/>
+                  <w:tcW w:w="2681" w:type="dxa"/>
                 </w:tcPr>
                 <w:p>
                   <w:pPr>
@@ -7750,20 +7746,7 @@
                       <w:szCs w:val="24"/>
                       <w:lang w:val="en-US"/>
                     </w:rPr>
-                    <w:t>Applications[i].recommend</w:t>
-                  </w:r>
-                  <w:r>
-                    <w:rPr>
-                      <w:rFonts w:ascii="Times New Roman" w:hAnsi="Times New Roman"/>
-                      <w:b/>
-                      <w:bCs/>
-                      <w:color w:val="000000" w:themeColor="text1"/>
-                      <w:sz w:val="24"/>
-                      <w:szCs w:val="24"/>
-                      <w:lang w:val="en-US"/>
-                    </w:rPr>
-                    <w:lastRenderedPageBreak/>
-                    <w:t>ation}</w:t>
+                    <w:t>Applications[i].recommendation}</w:t>
                   </w:r>
                 </w:p>
                 <w:p>
@@ -7823,7 +7806,7 @@
             <w:tr>
               <w:tc>
                 <w:tcPr>
-                  <w:tcW w:w="1075" w:type="dxa"/>
+                  <w:tcW w:w="895" w:type="dxa"/>
                 </w:tcPr>
                 <w:p>
                   <w:pPr>
@@ -7851,8 +7834,19 @@
                       <w:szCs w:val="24"/>
                       <w:lang w:val="en-US"/>
                     </w:rPr>
+                    <w:t>{d.age</w:t>
+                  </w:r>
+                  <w:r>
+                    <w:rPr>
+                      <w:rFonts w:ascii="Times New Roman" w:hAnsi="Times New Roman"/>
+                      <w:bCs/>
+                      <w:color w:val="000000" w:themeColor="text1"/>
+                      <w:sz w:val="24"/>
+                      <w:szCs w:val="24"/>
+                      <w:lang w:val="en-US"/>
+                    </w:rPr>
                     <w:lastRenderedPageBreak/>
-                    <w:t>{d.agendas[i].</w:t>
+                    <w:t>ndas[i].</w:t>
                   </w:r>
                   <w:bookmarkStart w:id="50" w:name="OLE_LINK79"/>
                   <w:bookmarkStart w:id="51" w:name="OLE_LINK80"/>
@@ -7895,7 +7889,7 @@
               </w:tc>
               <w:tc>
                 <w:tcPr>
-                  <w:tcW w:w="2610" w:type="dxa"/>
+                  <w:tcW w:w="2700" w:type="dxa"/>
                 </w:tcPr>
                 <w:p>
                   <w:pPr>
@@ -7918,7 +7912,7 @@
               </w:tc>
               <w:tc>
                 <w:tcPr>
-                  <w:tcW w:w="3104" w:type="dxa"/>
+                  <w:tcW w:w="3194" w:type="dxa"/>
                   <w:gridSpan w:val="2"/>
                 </w:tcPr>
                 <w:p>
@@ -7942,7 +7936,7 @@
               </w:tc>
               <w:tc>
                 <w:tcPr>
-                  <w:tcW w:w="2263" w:type="dxa"/>
+                  <w:tcW w:w="1846" w:type="dxa"/>
                 </w:tcPr>
                 <w:p>
                   <w:pPr>
@@ -7965,7 +7959,7 @@
               </w:tc>
               <w:tc>
                 <w:tcPr>
-                  <w:tcW w:w="2264" w:type="dxa"/>
+                  <w:tcW w:w="2681" w:type="dxa"/>
                 </w:tcPr>
                 <w:p>
                   <w:pPr>
@@ -8022,6 +8016,7 @@
                       <w:szCs w:val="24"/>
                       <w:lang w:val="en-US"/>
                     </w:rPr>
+                    <w:lastRenderedPageBreak/>
                     <w:t>DEFERRED BUILDING APPLICATIONS(</w:t>
                   </w:r>
                   <w:r>
@@ -8041,7 +8036,7 @@
             <w:tr>
               <w:tc>
                 <w:tcPr>
-                  <w:tcW w:w="1075" w:type="dxa"/>
+                  <w:tcW w:w="895" w:type="dxa"/>
                 </w:tcPr>
                 <w:p>
                   <w:pPr>
@@ -8113,7 +8108,18 @@
                       <w:szCs w:val="24"/>
                       <w:lang w:val="en-US"/>
                     </w:rPr>
-                    <w:t>Applicatio</w:t>
+                    <w:t>Applications[i</w:t>
+                  </w:r>
+                  <w:r>
+                    <w:rPr>
+                      <w:rFonts w:ascii="Times New Roman" w:hAnsi="Times New Roman"/>
+                      <w:bCs/>
+                      <w:color w:val="000000" w:themeColor="text1"/>
+                      <w:sz w:val="24"/>
+                      <w:szCs w:val="24"/>
+                      <w:lang w:val="en-US"/>
+                    </w:rPr>
+                    <w:t>].sn</w:t>
                   </w:r>
                   <w:r>
                     <w:rPr>
@@ -8125,24 +8131,13 @@
                       <w:lang w:val="en-US"/>
                     </w:rPr>
                     <w:lastRenderedPageBreak/>
-                    <w:t>ns[i</w:t>
-                  </w:r>
-                  <w:r>
-                    <w:rPr>
-                      <w:rFonts w:ascii="Times New Roman" w:hAnsi="Times New Roman"/>
-                      <w:bCs/>
-                      <w:color w:val="000000" w:themeColor="text1"/>
-                      <w:sz w:val="24"/>
-                      <w:szCs w:val="24"/>
-                      <w:lang w:val="en-US"/>
-                    </w:rPr>
-                    <w:t>].sn}</w:t>
+                    <w:t>}</w:t>
                   </w:r>
                 </w:p>
               </w:tc>
               <w:tc>
                 <w:tcPr>
-                  <w:tcW w:w="2610" w:type="dxa"/>
+                  <w:tcW w:w="2700" w:type="dxa"/>
                 </w:tcPr>
                 <w:p>
                   <w:pPr>
@@ -8272,7 +8267,7 @@
               </w:tc>
               <w:tc>
                 <w:tcPr>
-                  <w:tcW w:w="3104" w:type="dxa"/>
+                  <w:tcW w:w="3194" w:type="dxa"/>
                   <w:gridSpan w:val="2"/>
                 </w:tcPr>
                 <w:p>
@@ -8424,7 +8419,7 @@
               </w:tc>
               <w:tc>
                 <w:tcPr>
-                  <w:tcW w:w="2263" w:type="dxa"/>
+                  <w:tcW w:w="1846" w:type="dxa"/>
                 </w:tcPr>
                 <w:p>
                   <w:pPr>
@@ -8513,7 +8508,7 @@
               </w:tc>
               <w:tc>
                 <w:tcPr>
-                  <w:tcW w:w="2264" w:type="dxa"/>
+                  <w:tcW w:w="2681" w:type="dxa"/>
                 </w:tcPr>
                 <w:p>
                   <w:pPr>
@@ -8627,7 +8622,7 @@
             <w:tr>
               <w:tc>
                 <w:tcPr>
-                  <w:tcW w:w="1075" w:type="dxa"/>
+                  <w:tcW w:w="895" w:type="dxa"/>
                 </w:tcPr>
                 <w:p>
                   <w:pPr>
@@ -8684,7 +8679,7 @@
               </w:tc>
               <w:tc>
                 <w:tcPr>
-                  <w:tcW w:w="2610" w:type="dxa"/>
+                  <w:tcW w:w="2700" w:type="dxa"/>
                 </w:tcPr>
                 <w:p>
                   <w:pPr>
@@ -8707,7 +8702,7 @@
               </w:tc>
               <w:tc>
                 <w:tcPr>
-                  <w:tcW w:w="3104" w:type="dxa"/>
+                  <w:tcW w:w="3194" w:type="dxa"/>
                   <w:gridSpan w:val="2"/>
                 </w:tcPr>
                 <w:p>
@@ -8731,7 +8726,7 @@
               </w:tc>
               <w:tc>
                 <w:tcPr>
-                  <w:tcW w:w="2263" w:type="dxa"/>
+                  <w:tcW w:w="1846" w:type="dxa"/>
                 </w:tcPr>
                 <w:p>
                   <w:pPr>
@@ -8754,7 +8749,7 @@
               </w:tc>
               <w:tc>
                 <w:tcPr>
-                  <w:tcW w:w="2264" w:type="dxa"/>
+                  <w:tcW w:w="2681" w:type="dxa"/>
                 </w:tcPr>
                 <w:p>
                   <w:pPr>
@@ -9380,7 +9375,7 @@
             <w:rPr>
               <w:noProof/>
             </w:rPr>
-            <w:t>4</w:t>
+            <w:t>1</w:t>
           </w:r>
         </w:fldSimple>
       </w:p>
@@ -10398,7 +10393,7 @@
 </file>
 
 <file path=customXml/itemProps1.xml><?xml version="1.0" encoding="utf-8"?>
-<ds:datastoreItem xmlns:ds="http://schemas.openxmlformats.org/officeDocument/2006/customXml" ds:itemID="{787161BA-230E-45B8-A231-F1BCF3E35E9C}">
+<ds:datastoreItem xmlns:ds="http://schemas.openxmlformats.org/officeDocument/2006/customXml" ds:itemID="{C20DF9B8-4525-4EAF-9597-1EBFFDCC6034}">
   <ds:schemaRefs>
     <ds:schemaRef ds:uri="http://schemas.openxmlformats.org/officeDocument/2006/bibliography"/>
   </ds:schemaRefs>

--- a/public/templates/minutes-of-meeting.docx
+++ b/public/templates/minutes-of-meeting.docx
@@ -52,7 +52,7 @@
                     <a:blip r:embed="rId8">
                       <a:extLst>
                         <a:ext uri="{28A0092B-C50C-407E-A947-70E740481C1C}">
-                          <a14:useLocalDpi xmlns:a14="http://schemas.microsoft.com/office/drawing/2010/main" xmlns:wps="http://schemas.microsoft.com/office/word/2010/wordprocessingShape" xmlns:wpi="http://schemas.microsoft.com/office/word/2010/wordprocessingInk" xmlns:wpg="http://schemas.microsoft.com/office/word/2010/wordprocessingGroup" xmlns:w16se="http://schemas.microsoft.com/office/word/2015/wordml/symex" xmlns:w16sdtfl="http://schemas.microsoft.com/office/word/2024/wordml/sdtformatlock" xmlns:w16sdtdh="http://schemas.microsoft.com/office/word/2020/wordml/sdtdatahash" xmlns:w16du="http://schemas.microsoft.com/office/word/2023/wordml/word16du" xmlns:w16="http://schemas.microsoft.com/office/word/2018/wordml" xmlns:w16cid="http://schemas.microsoft.com/office/word/2016/wordml/cid" xmlns:w16cex="http://schemas.microsoft.com/office/word/2018/wordml/cex" xmlns:w15="http://schemas.microsoft.com/office/word/2012/wordml" xmlns:w14="http://schemas.microsoft.com/office/word/2010/wordml" xmlns:w="http://schemas.openxmlformats.org/wordprocessingml/2006/main" xmlns:w10="urn:schemas-microsoft-com:office:word" xmlns:wp14="http://schemas.microsoft.com/office/word/2010/wordprocessingDrawing" xmlns:v="urn:schemas-microsoft-com:vml" xmlns:oel="http://schemas.microsoft.com/office/2019/extlst" xmlns:o="urn:schemas-microsoft-com:office:office" xmlns:am3d="http://schemas.microsoft.com/office/drawing/2017/model3d" xmlns:aink="http://schemas.microsoft.com/office/drawing/2016/ink" xmlns:mc="http://schemas.openxmlformats.org/markup-compatibility/2006" xmlns:cx8="http://schemas.microsoft.com/office/drawing/2016/5/14/chartex" xmlns:cx7="http://schemas.microsoft.com/office/drawing/2016/5/13/chartex" xmlns:cx6="http://schemas.microsoft.com/office/drawing/2016/5/12/chartex" xmlns:cx5="http://schemas.microsoft.com/office/drawing/2016/5/11/chartex" xmlns:cx4="http://schemas.microsoft.com/office/drawing/2016/5/10/chartex" xmlns:cx3="http://schemas.microsoft.com/office/drawing/2016/5/9/chartex" xmlns:cx2="http://schemas.microsoft.com/office/drawing/2015/10/21/chartex" xmlns:cx1="http://schemas.microsoft.com/office/drawing/2015/9/8/chartex" xmlns:cx="http://schemas.microsoft.com/office/drawing/2014/chartex" xmlns:wpc="http://schemas.microsoft.com/office/word/2010/wordprocessingCanvas" xmlns="" val="0"/>
+                          <a14:useLocalDpi xmlns="" xmlns:wpc="http://schemas.microsoft.com/office/word/2010/wordprocessingCanvas" xmlns:cx="http://schemas.microsoft.com/office/drawing/2014/chartex" xmlns:cx1="http://schemas.microsoft.com/office/drawing/2015/9/8/chartex" xmlns:cx2="http://schemas.microsoft.com/office/drawing/2015/10/21/chartex" xmlns:cx3="http://schemas.microsoft.com/office/drawing/2016/5/9/chartex" xmlns:cx4="http://schemas.microsoft.com/office/drawing/2016/5/10/chartex" xmlns:cx5="http://schemas.microsoft.com/office/drawing/2016/5/11/chartex" xmlns:cx6="http://schemas.microsoft.com/office/drawing/2016/5/12/chartex" xmlns:cx7="http://schemas.microsoft.com/office/drawing/2016/5/13/chartex" xmlns:cx8="http://schemas.microsoft.com/office/drawing/2016/5/14/chartex" xmlns:mc="http://schemas.openxmlformats.org/markup-compatibility/2006" xmlns:aink="http://schemas.microsoft.com/office/drawing/2016/ink" xmlns:am3d="http://schemas.microsoft.com/office/drawing/2017/model3d" xmlns:o="urn:schemas-microsoft-com:office:office" xmlns:oel="http://schemas.microsoft.com/office/2019/extlst" xmlns:v="urn:schemas-microsoft-com:vml" xmlns:wp14="http://schemas.microsoft.com/office/word/2010/wordprocessingDrawing" xmlns:w10="urn:schemas-microsoft-com:office:word" xmlns:w="http://schemas.openxmlformats.org/wordprocessingml/2006/main" xmlns:w14="http://schemas.microsoft.com/office/word/2010/wordml" xmlns:w15="http://schemas.microsoft.com/office/word/2012/wordml" xmlns:w16cex="http://schemas.microsoft.com/office/word/2018/wordml/cex" xmlns:w16cid="http://schemas.microsoft.com/office/word/2016/wordml/cid" xmlns:w16="http://schemas.microsoft.com/office/word/2018/wordml" xmlns:w16du="http://schemas.microsoft.com/office/word/2023/wordml/word16du" xmlns:w16sdtdh="http://schemas.microsoft.com/office/word/2020/wordml/sdtdatahash" xmlns:w16sdtfl="http://schemas.microsoft.com/office/word/2024/wordml/sdtformatlock" xmlns:w16se="http://schemas.microsoft.com/office/word/2015/wordml/symex" xmlns:wpg="http://schemas.microsoft.com/office/word/2010/wordprocessingGroup" xmlns:wpi="http://schemas.microsoft.com/office/word/2010/wordprocessingInk" xmlns:wps="http://schemas.microsoft.com/office/word/2010/wordprocessingShape" xmlns:a14="http://schemas.microsoft.com/office/drawing/2010/main" val="0"/>
                         </a:ext>
                       </a:extLst>
                     </a:blip>
@@ -118,7 +118,7 @@
                     <a:blip r:embed="rId9" cstate="print">
                       <a:extLst>
                         <a:ext uri="{28A0092B-C50C-407E-A947-70E740481C1C}">
-                          <a14:useLocalDpi xmlns:a14="http://schemas.microsoft.com/office/drawing/2010/main" xmlns:wps="http://schemas.microsoft.com/office/word/2010/wordprocessingShape" xmlns:wpi="http://schemas.microsoft.com/office/word/2010/wordprocessingInk" xmlns:wpg="http://schemas.microsoft.com/office/word/2010/wordprocessingGroup" xmlns:w16se="http://schemas.microsoft.com/office/word/2015/wordml/symex" xmlns:w16sdtfl="http://schemas.microsoft.com/office/word/2024/wordml/sdtformatlock" xmlns:w16sdtdh="http://schemas.microsoft.com/office/word/2020/wordml/sdtdatahash" xmlns:w16du="http://schemas.microsoft.com/office/word/2023/wordml/word16du" xmlns:w16="http://schemas.microsoft.com/office/word/2018/wordml" xmlns:w16cid="http://schemas.microsoft.com/office/word/2016/wordml/cid" xmlns:w16cex="http://schemas.microsoft.com/office/word/2018/wordml/cex" xmlns:w15="http://schemas.microsoft.com/office/word/2012/wordml" xmlns:w14="http://schemas.microsoft.com/office/word/2010/wordml" xmlns:w="http://schemas.openxmlformats.org/wordprocessingml/2006/main" xmlns:w10="urn:schemas-microsoft-com:office:word" xmlns:wp14="http://schemas.microsoft.com/office/word/2010/wordprocessingDrawing" xmlns:v="urn:schemas-microsoft-com:vml" xmlns:oel="http://schemas.microsoft.com/office/2019/extlst" xmlns:o="urn:schemas-microsoft-com:office:office" xmlns:am3d="http://schemas.microsoft.com/office/drawing/2017/model3d" xmlns:aink="http://schemas.microsoft.com/office/drawing/2016/ink" xmlns:mc="http://schemas.openxmlformats.org/markup-compatibility/2006" xmlns:cx8="http://schemas.microsoft.com/office/drawing/2016/5/14/chartex" xmlns:cx7="http://schemas.microsoft.com/office/drawing/2016/5/13/chartex" xmlns:cx6="http://schemas.microsoft.com/office/drawing/2016/5/12/chartex" xmlns:cx5="http://schemas.microsoft.com/office/drawing/2016/5/11/chartex" xmlns:cx4="http://schemas.microsoft.com/office/drawing/2016/5/10/chartex" xmlns:cx3="http://schemas.microsoft.com/office/drawing/2016/5/9/chartex" xmlns:cx2="http://schemas.microsoft.com/office/drawing/2015/10/21/chartex" xmlns:cx1="http://schemas.microsoft.com/office/drawing/2015/9/8/chartex" xmlns:cx="http://schemas.microsoft.com/office/drawing/2014/chartex" xmlns:wpc="http://schemas.microsoft.com/office/word/2010/wordprocessingCanvas" xmlns="" val="0"/>
+                          <a14:useLocalDpi xmlns="" xmlns:wpc="http://schemas.microsoft.com/office/word/2010/wordprocessingCanvas" xmlns:cx="http://schemas.microsoft.com/office/drawing/2014/chartex" xmlns:cx1="http://schemas.microsoft.com/office/drawing/2015/9/8/chartex" xmlns:cx2="http://schemas.microsoft.com/office/drawing/2015/10/21/chartex" xmlns:cx3="http://schemas.microsoft.com/office/drawing/2016/5/9/chartex" xmlns:cx4="http://schemas.microsoft.com/office/drawing/2016/5/10/chartex" xmlns:cx5="http://schemas.microsoft.com/office/drawing/2016/5/11/chartex" xmlns:cx6="http://schemas.microsoft.com/office/drawing/2016/5/12/chartex" xmlns:cx7="http://schemas.microsoft.com/office/drawing/2016/5/13/chartex" xmlns:cx8="http://schemas.microsoft.com/office/drawing/2016/5/14/chartex" xmlns:mc="http://schemas.openxmlformats.org/markup-compatibility/2006" xmlns:aink="http://schemas.microsoft.com/office/drawing/2016/ink" xmlns:am3d="http://schemas.microsoft.com/office/drawing/2017/model3d" xmlns:o="urn:schemas-microsoft-com:office:office" xmlns:oel="http://schemas.microsoft.com/office/2019/extlst" xmlns:v="urn:schemas-microsoft-com:vml" xmlns:wp14="http://schemas.microsoft.com/office/word/2010/wordprocessingDrawing" xmlns:w10="urn:schemas-microsoft-com:office:word" xmlns:w="http://schemas.openxmlformats.org/wordprocessingml/2006/main" xmlns:w14="http://schemas.microsoft.com/office/word/2010/wordml" xmlns:w15="http://schemas.microsoft.com/office/word/2012/wordml" xmlns:w16cex="http://schemas.microsoft.com/office/word/2018/wordml/cex" xmlns:w16cid="http://schemas.microsoft.com/office/word/2016/wordml/cid" xmlns:w16="http://schemas.microsoft.com/office/word/2018/wordml" xmlns:w16du="http://schemas.microsoft.com/office/word/2023/wordml/word16du" xmlns:w16sdtdh="http://schemas.microsoft.com/office/word/2020/wordml/sdtdatahash" xmlns:w16sdtfl="http://schemas.microsoft.com/office/word/2024/wordml/sdtformatlock" xmlns:w16se="http://schemas.microsoft.com/office/word/2015/wordml/symex" xmlns:wpg="http://schemas.microsoft.com/office/word/2010/wordprocessingGroup" xmlns:wpi="http://schemas.microsoft.com/office/word/2010/wordprocessingInk" xmlns:wps="http://schemas.microsoft.com/office/word/2010/wordprocessingShape" xmlns:a14="http://schemas.microsoft.com/office/drawing/2010/main" val="0"/>
                         </a:ext>
                       </a:extLst>
                     </a:blip>
@@ -162,7 +162,7 @@
           </v:shapetype>
           <v:shape id="Text Box 3" o:spid="_x0000_s1026" type="#_x0000_t202" style="position:absolute;margin-left:77.15pt;margin-top:-.55pt;width:412.2pt;height:55pt;z-index:251662336;visibility:visible;mso-position-horizontal-relative:text;mso-position-vertical-relative:text" o:gfxdata="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" strokecolor="white" strokeweight=".26467mm">
             <v:path arrowok="t"/>
-            <v:textbox>
+            <v:textbox style="mso-next-textbox:#Text Box 3">
               <w:txbxContent>
                 <w:p>
                   <w:pPr>
@@ -319,12 +319,7 @@
       </w:r>
       <w:r>
         <w:rPr>
-          <w:rFonts w:ascii="Arial" w:hAnsi="Arial" w:cs="Arial"/>
-          <w:b/>
-          <w:noProof/>
-          <w:color w:val="000000" w:themeColor="text1"/>
           <w:sz w:val="16"/>
-          <w:lang w:val="en-US"/>
         </w:rPr>
       </w:r>
       <w:r>
@@ -332,7 +327,7 @@
           <w:sz w:val="16"/>
         </w:rPr>
         <w:pict>
-          <v:shape id="_x0000_s1030" type="#_x0000_t32" style="width:561.6pt;height:.05pt;mso-position-horizontal-relative:char;mso-position-vertical-relative:line" o:connectortype="straight">
+          <v:shape id="_x0000_s1031" type="#_x0000_t32" style="width:561.6pt;height:.05pt;mso-position-horizontal-relative:char;mso-position-vertical-relative:line" o:connectortype="straight">
             <w10:wrap type="none"/>
             <w10:anchorlock/>
           </v:shape>
@@ -432,12 +427,7 @@
       </w:pPr>
       <w:r>
         <w:rPr>
-          <w:rFonts w:ascii="Arial" w:hAnsi="Arial" w:cs="Arial"/>
-          <w:b/>
-          <w:noProof/>
-          <w:color w:val="000000" w:themeColor="text1"/>
           <w:sz w:val="16"/>
-          <w:lang w:val="en-US"/>
         </w:rPr>
       </w:r>
       <w:r>
@@ -445,7 +435,7 @@
           <w:sz w:val="16"/>
         </w:rPr>
         <w:pict>
-          <v:shape id="_x0000_s1031" type="#_x0000_t32" style="width:561.6pt;height:.05pt;mso-position-horizontal-relative:char;mso-position-vertical-relative:line" o:connectortype="straight">
+          <v:shape id="_x0000_s1030" type="#_x0000_t32" style="width:561.6pt;height:.05pt;mso-position-horizontal-relative:char;mso-position-vertical-relative:line" o:connectortype="straight">
             <w10:wrap type="none"/>
             <w10:anchorlock/>
           </v:shape>
@@ -477,7 +467,7 @@
           <w:szCs w:val="24"/>
           <w:lang w:val="en-US"/>
         </w:rPr>
-        <w:t xml:space="preserve">: {d.date} </w:t>
+        <w:t>: {d.date</w:t>
       </w:r>
       <w:r>
         <w:rPr>
@@ -488,7 +478,7 @@
           <w:szCs w:val="24"/>
           <w:lang w:val="en-US"/>
         </w:rPr>
-        <w:tab/>
+        <w:t>:</w:t>
       </w:r>
       <w:r>
         <w:rPr>
@@ -499,7 +489,7 @@
           <w:szCs w:val="24"/>
           <w:lang w:val="en-US"/>
         </w:rPr>
-        <w:tab/>
+        <w:t>upperC</w:t>
       </w:r>
       <w:r>
         <w:rPr>
@@ -510,6 +500,50 @@
           <w:szCs w:val="24"/>
           <w:lang w:val="en-US"/>
         </w:rPr>
+        <w:t>ase()</w:t>
+      </w:r>
+      <w:r>
+        <w:rPr>
+          <w:rFonts w:ascii="Times New Roman" w:hAnsi="Times New Roman"/>
+          <w:b/>
+          <w:color w:val="000000" w:themeColor="text1"/>
+          <w:sz w:val="24"/>
+          <w:szCs w:val="24"/>
+          <w:lang w:val="en-US"/>
+        </w:rPr>
+        <w:t xml:space="preserve">} </w:t>
+      </w:r>
+      <w:r>
+        <w:rPr>
+          <w:rFonts w:ascii="Times New Roman" w:hAnsi="Times New Roman"/>
+          <w:b/>
+          <w:color w:val="000000" w:themeColor="text1"/>
+          <w:sz w:val="24"/>
+          <w:szCs w:val="24"/>
+          <w:lang w:val="en-US"/>
+        </w:rPr>
+        <w:tab/>
+      </w:r>
+      <w:r>
+        <w:rPr>
+          <w:rFonts w:ascii="Times New Roman" w:hAnsi="Times New Roman"/>
+          <w:b/>
+          <w:color w:val="000000" w:themeColor="text1"/>
+          <w:sz w:val="24"/>
+          <w:szCs w:val="24"/>
+          <w:lang w:val="en-US"/>
+        </w:rPr>
+        <w:tab/>
+      </w:r>
+      <w:r>
+        <w:rPr>
+          <w:rFonts w:ascii="Times New Roman" w:hAnsi="Times New Roman"/>
+          <w:b/>
+          <w:color w:val="000000" w:themeColor="text1"/>
+          <w:sz w:val="24"/>
+          <w:szCs w:val="24"/>
+          <w:lang w:val="en-US"/>
+        </w:rPr>
         <w:t>TIME: {d.time}</w:t>
       </w:r>
     </w:p>
@@ -521,12 +555,7 @@
       </w:pPr>
       <w:r>
         <w:rPr>
-          <w:rFonts w:ascii="Arial" w:hAnsi="Arial" w:cs="Arial"/>
-          <w:b/>
-          <w:noProof/>
-          <w:color w:val="000000" w:themeColor="text1"/>
           <w:sz w:val="16"/>
-          <w:lang w:val="en-US"/>
         </w:rPr>
       </w:r>
       <w:r>
@@ -534,7 +563,7 @@
           <w:sz w:val="16"/>
         </w:rPr>
         <w:pict>
-          <v:shape id="_x0000_s1032" type="#_x0000_t32" style="width:561.6pt;height:.05pt;mso-position-horizontal-relative:char;mso-position-vertical-relative:line" o:connectortype="straight">
+          <v:shape id="_x0000_s1029" type="#_x0000_t32" style="width:561.6pt;height:.05pt;mso-position-horizontal-relative:char;mso-position-vertical-relative:line" o:connectortype="straight">
             <w10:wrap type="none"/>
             <w10:anchorlock/>
           </v:shape>
@@ -1506,7 +1535,7 @@
             <w:pPr>
               <w:suppressAutoHyphens/>
               <w:autoSpaceDN w:val="0"/>
-              <w:spacing w:after="200" w:line="360" w:lineRule="auto"/>
+              <w:spacing w:after="200" w:line="276" w:lineRule="auto"/>
               <w:jc w:val="both"/>
               <w:textAlignment w:val="baseline"/>
               <w:rPr>
@@ -1540,7 +1569,7 @@
             <w:pPr>
               <w:suppressAutoHyphens/>
               <w:autoSpaceDN w:val="0"/>
-              <w:spacing w:after="200" w:line="360" w:lineRule="auto"/>
+              <w:spacing w:after="200" w:line="276" w:lineRule="auto"/>
               <w:jc w:val="both"/>
               <w:textAlignment w:val="baseline"/>
               <w:rPr>
@@ -1573,7 +1602,7 @@
             <w:pPr>
               <w:suppressAutoHyphens/>
               <w:autoSpaceDN w:val="0"/>
-              <w:spacing w:after="200" w:line="360" w:lineRule="auto"/>
+              <w:spacing w:after="200" w:line="276" w:lineRule="auto"/>
               <w:jc w:val="both"/>
               <w:textAlignment w:val="baseline"/>
               <w:rPr>
@@ -1608,9 +1637,8 @@
             <w:pPr>
               <w:suppressAutoHyphens/>
               <w:autoSpaceDN w:val="0"/>
-              <w:spacing w:after="0" w:line="360" w:lineRule="auto"/>
+              <w:spacing w:after="0" w:line="276" w:lineRule="auto"/>
               <w:ind w:right="317"/>
-              <w:jc w:val="both"/>
               <w:textAlignment w:val="baseline"/>
               <w:rPr>
                 <w:rFonts w:ascii="Times New Roman" w:eastAsia="SimSun" w:hAnsi="Times New Roman"/>
@@ -1688,9 +1716,8 @@
             <w:pPr>
               <w:suppressAutoHyphens/>
               <w:autoSpaceDN w:val="0"/>
-              <w:spacing w:after="0" w:line="360" w:lineRule="auto"/>
+              <w:spacing w:after="0" w:line="276" w:lineRule="auto"/>
               <w:ind w:right="317"/>
-              <w:jc w:val="both"/>
               <w:textAlignment w:val="baseline"/>
               <w:rPr>
                 <w:rFonts w:ascii="Times New Roman" w:hAnsi="Times New Roman"/>
@@ -1717,9 +1744,8 @@
             <w:pPr>
               <w:suppressAutoHyphens/>
               <w:autoSpaceDN w:val="0"/>
-              <w:spacing w:after="0" w:line="360" w:lineRule="auto"/>
+              <w:spacing w:after="0" w:line="276" w:lineRule="auto"/>
               <w:ind w:right="317"/>
-              <w:jc w:val="both"/>
               <w:textAlignment w:val="baseline"/>
               <w:rPr>
                 <w:rFonts w:ascii="Times New Roman" w:hAnsi="Times New Roman"/>
@@ -1751,9 +1777,8 @@
             <w:pPr>
               <w:suppressAutoHyphens/>
               <w:autoSpaceDN w:val="0"/>
-              <w:spacing w:after="0" w:line="360" w:lineRule="auto"/>
+              <w:spacing w:after="0" w:line="276" w:lineRule="auto"/>
               <w:ind w:right="317"/>
-              <w:jc w:val="both"/>
               <w:textAlignment w:val="baseline"/>
               <w:rPr>
                 <w:rFonts w:ascii="Times New Roman" w:hAnsi="Times New Roman"/>
@@ -1855,9 +1880,8 @@
             <w:pPr>
               <w:suppressAutoHyphens/>
               <w:autoSpaceDN w:val="0"/>
-              <w:spacing w:after="0" w:line="360" w:lineRule="auto"/>
+              <w:spacing w:after="0" w:line="276" w:lineRule="auto"/>
               <w:ind w:right="317"/>
-              <w:jc w:val="both"/>
               <w:textAlignment w:val="baseline"/>
               <w:rPr>
                 <w:rFonts w:ascii="Times New Roman" w:eastAsia="SimSun" w:hAnsi="Times New Roman"/>
@@ -1923,7 +1947,7 @@
             <w:pPr>
               <w:suppressAutoHyphens/>
               <w:autoSpaceDN w:val="0"/>
-              <w:spacing w:after="0" w:line="360" w:lineRule="auto"/>
+              <w:spacing w:after="0" w:line="276" w:lineRule="auto"/>
               <w:ind w:right="317"/>
               <w:jc w:val="both"/>
               <w:textAlignment w:val="baseline"/>
@@ -2112,9 +2136,9 @@
               <w:tblLook w:val="04A0"/>
             </w:tblPr>
             <w:tblGrid>
-              <w:gridCol w:w="1075"/>
-              <w:gridCol w:w="1890"/>
-              <w:gridCol w:w="1886"/>
+              <w:gridCol w:w="985"/>
+              <w:gridCol w:w="2160"/>
+              <w:gridCol w:w="1706"/>
               <w:gridCol w:w="1618"/>
               <w:gridCol w:w="1716"/>
               <w:gridCol w:w="1518"/>
@@ -2123,12 +2147,14 @@
             <w:tr>
               <w:tc>
                 <w:tcPr>
-                  <w:tcW w:w="1075" w:type="dxa"/>
+                  <w:tcW w:w="985" w:type="dxa"/>
                 </w:tcPr>
                 <w:bookmarkEnd w:id="14"/>
                 <w:bookmarkEnd w:id="15"/>
                 <w:p>
                   <w:pPr>
+                    <w:spacing w:line="276" w:lineRule="auto"/>
+                    <w:jc w:val="center"/>
                     <w:rPr>
                       <w:rFonts w:ascii="Times New Roman" w:eastAsia="Times New Roman" w:hAnsi="Times New Roman"/>
                       <w:b/>
@@ -2150,10 +2176,11 @@
               </w:tc>
               <w:tc>
                 <w:tcPr>
-                  <w:tcW w:w="1890" w:type="dxa"/>
+                  <w:tcW w:w="2160" w:type="dxa"/>
                 </w:tcPr>
                 <w:p>
                   <w:pPr>
+                    <w:spacing w:line="276" w:lineRule="auto"/>
                     <w:rPr>
                       <w:rFonts w:ascii="Times New Roman" w:eastAsia="Times New Roman" w:hAnsi="Times New Roman"/>
                       <w:b/>
@@ -2178,10 +2205,11 @@
               </w:tc>
               <w:tc>
                 <w:tcPr>
-                  <w:tcW w:w="1886" w:type="dxa"/>
+                  <w:tcW w:w="1706" w:type="dxa"/>
                 </w:tcPr>
                 <w:p>
                   <w:pPr>
+                    <w:spacing w:line="276" w:lineRule="auto"/>
                     <w:rPr>
                       <w:rFonts w:ascii="Times New Roman" w:eastAsia="Times New Roman" w:hAnsi="Times New Roman"/>
                       <w:b/>
@@ -2210,6 +2238,7 @@
                 </w:tcPr>
                 <w:p>
                   <w:pPr>
+                    <w:spacing w:line="276" w:lineRule="auto"/>
                     <w:rPr>
                       <w:rFonts w:ascii="Times New Roman" w:eastAsia="Times New Roman" w:hAnsi="Times New Roman"/>
                       <w:b/>
@@ -2238,6 +2267,7 @@
                 </w:tcPr>
                 <w:p>
                   <w:pPr>
+                    <w:spacing w:line="276" w:lineRule="auto"/>
                     <w:rPr>
                       <w:rFonts w:ascii="Times New Roman" w:eastAsia="Times New Roman" w:hAnsi="Times New Roman"/>
                       <w:b/>
@@ -2266,6 +2296,7 @@
                 </w:tcPr>
                 <w:p>
                   <w:pPr>
+                    <w:spacing w:line="276" w:lineRule="auto"/>
                     <w:rPr>
                       <w:rFonts w:ascii="Times New Roman" w:eastAsia="Times New Roman" w:hAnsi="Times New Roman"/>
                       <w:b/>
@@ -2294,6 +2325,7 @@
                 </w:tcPr>
                 <w:p>
                   <w:pPr>
+                    <w:spacing w:line="276" w:lineRule="auto"/>
                     <w:rPr>
                       <w:rFonts w:ascii="Times New Roman" w:eastAsia="Times New Roman" w:hAnsi="Times New Roman"/>
                       <w:b/>
@@ -2322,15 +2354,15 @@
             <w:tr>
               <w:tc>
                 <w:tcPr>
-                  <w:tcW w:w="1075" w:type="dxa"/>
+                  <w:tcW w:w="985" w:type="dxa"/>
                 </w:tcPr>
                 <w:p>
                   <w:pPr>
                     <w:suppressAutoHyphens/>
                     <w:autoSpaceDN w:val="0"/>
-                    <w:spacing w:after="0" w:line="360" w:lineRule="auto"/>
-                    <w:ind w:right="317"/>
-                    <w:jc w:val="both"/>
+                    <w:spacing w:after="0" w:line="276" w:lineRule="auto"/>
+                    <w:ind w:right="317"/>
+                    <w:jc w:val="center"/>
                     <w:textAlignment w:val="baseline"/>
                     <w:rPr>
                       <w:rFonts w:ascii="Times New Roman" w:hAnsi="Times New Roman"/>
@@ -2375,7 +2407,7 @@
                       <w:szCs w:val="24"/>
                       <w:lang w:val="en-US"/>
                     </w:rPr>
-                    <w:t>a</w:t>
+                    <w:t>approvedAppli</w:t>
                   </w:r>
                   <w:r>
                     <w:rPr>
@@ -2387,7 +2419,7 @@
                       <w:lang w:val="en-US"/>
                     </w:rPr>
                     <w:lastRenderedPageBreak/>
-                    <w:t>pprovedApplications</w:t>
+                    <w:t>cations</w:t>
                   </w:r>
                   <w:r>
                     <w:rPr>
@@ -2461,15 +2493,14 @@
               </w:tc>
               <w:tc>
                 <w:tcPr>
-                  <w:tcW w:w="1890" w:type="dxa"/>
+                  <w:tcW w:w="2160" w:type="dxa"/>
                 </w:tcPr>
                 <w:p>
                   <w:pPr>
                     <w:suppressAutoHyphens/>
                     <w:autoSpaceDN w:val="0"/>
-                    <w:spacing w:after="0" w:line="360" w:lineRule="auto"/>
-                    <w:ind w:right="317"/>
-                    <w:jc w:val="both"/>
+                    <w:spacing w:after="0" w:line="276" w:lineRule="auto"/>
+                    <w:ind w:right="317"/>
                     <w:textAlignment w:val="baseline"/>
                     <w:rPr>
                       <w:rFonts w:ascii="Times New Roman" w:hAnsi="Times New Roman"/>
@@ -2534,28 +2565,15 @@
                       <w:szCs w:val="24"/>
                       <w:lang w:val="en-US"/>
                     </w:rPr>
-                    <w:t>].o</w:t>
-                  </w:r>
-                  <w:r>
-                    <w:rPr>
-                      <w:rFonts w:ascii="Times New Roman" w:hAnsi="Times New Roman"/>
-                      <w:bCs/>
-                      <w:color w:val="000000" w:themeColor="text1"/>
-                      <w:sz w:val="24"/>
-                      <w:szCs w:val="24"/>
-                      <w:lang w:val="en-US"/>
-                    </w:rPr>
-                    <w:lastRenderedPageBreak/>
-                    <w:t>wners}</w:t>
-                  </w:r>
-                </w:p>
-                <w:p>
-                  <w:pPr>
-                    <w:suppressAutoHyphens/>
-                    <w:autoSpaceDN w:val="0"/>
-                    <w:spacing w:after="0" w:line="360" w:lineRule="auto"/>
-                    <w:ind w:right="317"/>
-                    <w:jc w:val="both"/>
+                    <w:t>].owners}</w:t>
+                  </w:r>
+                </w:p>
+                <w:p>
+                  <w:pPr>
+                    <w:suppressAutoHyphens/>
+                    <w:autoSpaceDN w:val="0"/>
+                    <w:spacing w:after="0" w:line="276" w:lineRule="auto"/>
+                    <w:ind w:right="317"/>
                     <w:textAlignment w:val="baseline"/>
                   </w:pPr>
                   <w:r>
@@ -2573,35 +2591,33 @@
               </w:tc>
               <w:tc>
                 <w:tcPr>
-                  <w:tcW w:w="1886" w:type="dxa"/>
+                  <w:tcW w:w="1706" w:type="dxa"/>
                 </w:tcPr>
                 <w:p>
                   <w:pPr>
                     <w:suppressAutoHyphens/>
                     <w:autoSpaceDN w:val="0"/>
-                    <w:spacing w:after="0" w:line="360" w:lineRule="auto"/>
-                    <w:ind w:right="317"/>
-                    <w:jc w:val="both"/>
-                    <w:textAlignment w:val="baseline"/>
-                    <w:rPr>
-                      <w:rFonts w:ascii="Times New Roman" w:hAnsi="Times New Roman"/>
-                      <w:bCs/>
-                      <w:color w:val="000000" w:themeColor="text1"/>
-                      <w:sz w:val="24"/>
-                      <w:szCs w:val="24"/>
-                      <w:lang w:val="en-US"/>
-                    </w:rPr>
-                  </w:pPr>
-                  <w:r>
-                    <w:rPr>
-                      <w:rFonts w:ascii="Times New Roman" w:hAnsi="Times New Roman"/>
-                      <w:bCs/>
-                      <w:color w:val="000000" w:themeColor="text1"/>
-                      <w:sz w:val="24"/>
-                      <w:szCs w:val="24"/>
-                      <w:lang w:val="en-US"/>
-                    </w:rPr>
-                    <w:lastRenderedPageBreak/>
+                    <w:spacing w:after="0" w:line="276" w:lineRule="auto"/>
+                    <w:ind w:right="317"/>
+                    <w:textAlignment w:val="baseline"/>
+                    <w:rPr>
+                      <w:rFonts w:ascii="Times New Roman" w:hAnsi="Times New Roman"/>
+                      <w:bCs/>
+                      <w:color w:val="000000" w:themeColor="text1"/>
+                      <w:sz w:val="24"/>
+                      <w:szCs w:val="24"/>
+                      <w:lang w:val="en-US"/>
+                    </w:rPr>
+                  </w:pPr>
+                  <w:r>
+                    <w:rPr>
+                      <w:rFonts w:ascii="Times New Roman" w:hAnsi="Times New Roman"/>
+                      <w:bCs/>
+                      <w:color w:val="000000" w:themeColor="text1"/>
+                      <w:sz w:val="24"/>
+                      <w:szCs w:val="24"/>
+                      <w:lang w:val="en-US"/>
+                    </w:rPr>
                     <w:t>{</w:t>
                   </w:r>
                   <w:r>
@@ -2646,19 +2662,7 @@
                       <w:szCs w:val="24"/>
                       <w:lang w:val="en-US"/>
                     </w:rPr>
-                    <w:t>].t</w:t>
-                  </w:r>
-                  <w:r>
-                    <w:rPr>
-                      <w:rFonts w:ascii="Times New Roman" w:hAnsi="Times New Roman"/>
-                      <w:bCs/>
-                      <w:color w:val="000000" w:themeColor="text1"/>
-                      <w:sz w:val="24"/>
-                      <w:szCs w:val="24"/>
-                      <w:lang w:val="en-US"/>
-                    </w:rPr>
-                    <w:lastRenderedPageBreak/>
-                    <w:t>enure}</w:t>
+                    <w:t>].tenure}</w:t>
                   </w:r>
                 </w:p>
               </w:tc>
@@ -2670,29 +2674,27 @@
                   <w:pPr>
                     <w:suppressAutoHyphens/>
                     <w:autoSpaceDN w:val="0"/>
-                    <w:spacing w:after="0" w:line="360" w:lineRule="auto"/>
-                    <w:ind w:right="317"/>
-                    <w:jc w:val="both"/>
-                    <w:textAlignment w:val="baseline"/>
-                    <w:rPr>
-                      <w:rFonts w:ascii="Times New Roman" w:hAnsi="Times New Roman"/>
-                      <w:bCs/>
-                      <w:color w:val="000000" w:themeColor="text1"/>
-                      <w:sz w:val="24"/>
-                      <w:szCs w:val="24"/>
-                      <w:lang w:val="en-US"/>
-                    </w:rPr>
-                  </w:pPr>
-                  <w:r>
-                    <w:rPr>
-                      <w:rFonts w:ascii="Times New Roman" w:hAnsi="Times New Roman"/>
-                      <w:bCs/>
-                      <w:color w:val="000000" w:themeColor="text1"/>
-                      <w:sz w:val="24"/>
-                      <w:szCs w:val="24"/>
-                      <w:lang w:val="en-US"/>
-                    </w:rPr>
-                    <w:lastRenderedPageBreak/>
+                    <w:spacing w:after="0" w:line="276" w:lineRule="auto"/>
+                    <w:ind w:right="317"/>
+                    <w:textAlignment w:val="baseline"/>
+                    <w:rPr>
+                      <w:rFonts w:ascii="Times New Roman" w:hAnsi="Times New Roman"/>
+                      <w:bCs/>
+                      <w:color w:val="000000" w:themeColor="text1"/>
+                      <w:sz w:val="24"/>
+                      <w:szCs w:val="24"/>
+                      <w:lang w:val="en-US"/>
+                    </w:rPr>
+                  </w:pPr>
+                  <w:r>
+                    <w:rPr>
+                      <w:rFonts w:ascii="Times New Roman" w:hAnsi="Times New Roman"/>
+                      <w:bCs/>
+                      <w:color w:val="000000" w:themeColor="text1"/>
+                      <w:sz w:val="24"/>
+                      <w:szCs w:val="24"/>
+                      <w:lang w:val="en-US"/>
+                    </w:rPr>
                     <w:t>{</w:t>
                   </w:r>
                   <w:r>
@@ -2715,19 +2717,7 @@
                       <w:szCs w:val="24"/>
                       <w:lang w:val="en-US"/>
                     </w:rPr>
-                    <w:t>approvedApplicati</w:t>
-                  </w:r>
-                  <w:r>
-                    <w:rPr>
-                      <w:rFonts w:ascii="Times New Roman" w:hAnsi="Times New Roman"/>
-                      <w:bCs/>
-                      <w:color w:val="000000" w:themeColor="text1"/>
-                      <w:sz w:val="24"/>
-                      <w:szCs w:val="24"/>
-                      <w:lang w:val="en-US"/>
-                    </w:rPr>
-                    <w:lastRenderedPageBreak/>
-                    <w:t>ons</w:t>
+                    <w:t>approvedApplications</w:t>
                   </w:r>
                   <w:r>
                     <w:rPr>
@@ -2756,9 +2746,8 @@
                   <w:pPr>
                     <w:suppressAutoHyphens/>
                     <w:autoSpaceDN w:val="0"/>
-                    <w:spacing w:after="0" w:line="360" w:lineRule="auto"/>
-                    <w:ind w:right="317"/>
-                    <w:jc w:val="both"/>
+                    <w:spacing w:after="0" w:line="276" w:lineRule="auto"/>
+                    <w:ind w:right="317"/>
                     <w:textAlignment w:val="baseline"/>
                     <w:rPr>
                       <w:rFonts w:ascii="Times New Roman" w:hAnsi="Times New Roman"/>
@@ -2771,6 +2760,23 @@
                   </w:pPr>
                   <w:bookmarkStart w:id="19" w:name="OLE_LINK61"/>
                   <w:bookmarkStart w:id="20" w:name="OLE_LINK62"/>
+                </w:p>
+                <w:p>
+                  <w:pPr>
+                    <w:suppressAutoHyphens/>
+                    <w:autoSpaceDN w:val="0"/>
+                    <w:spacing w:after="0" w:line="276" w:lineRule="auto"/>
+                    <w:ind w:right="317"/>
+                    <w:textAlignment w:val="baseline"/>
+                    <w:rPr>
+                      <w:rFonts w:ascii="Times New Roman" w:hAnsi="Times New Roman"/>
+                      <w:bCs/>
+                      <w:color w:val="000000" w:themeColor="text1"/>
+                      <w:sz w:val="24"/>
+                      <w:szCs w:val="24"/>
+                      <w:lang w:val="en-US"/>
+                    </w:rPr>
+                  </w:pPr>
                   <w:r>
                     <w:rPr>
                       <w:rFonts w:ascii="Times New Roman" w:hAnsi="Times New Roman"/>
@@ -2791,7 +2797,19 @@
                       <w:szCs w:val="24"/>
                       <w:lang w:val="en-US"/>
                     </w:rPr>
-                    <w:t>d.agendas[i].</w:t>
+                    <w:t>d.agendas</w:t>
+                  </w:r>
+                  <w:r>
+                    <w:rPr>
+                      <w:rFonts w:ascii="Times New Roman" w:hAnsi="Times New Roman"/>
+                      <w:bCs/>
+                      <w:color w:val="000000" w:themeColor="text1"/>
+                      <w:sz w:val="24"/>
+                      <w:szCs w:val="24"/>
+                      <w:lang w:val="en-US"/>
+                    </w:rPr>
+                    <w:lastRenderedPageBreak/>
+                    <w:t>[i].</w:t>
                   </w:r>
                   <w:r>
                     <w:rPr>
@@ -2838,9 +2856,8 @@
                   <w:pPr>
                     <w:suppressAutoHyphens/>
                     <w:autoSpaceDN w:val="0"/>
-                    <w:spacing w:after="0" w:line="360" w:lineRule="auto"/>
-                    <w:ind w:right="317"/>
-                    <w:jc w:val="both"/>
+                    <w:spacing w:after="0" w:line="276" w:lineRule="auto"/>
+                    <w:ind w:right="317"/>
                     <w:textAlignment w:val="baseline"/>
                     <w:rPr>
                       <w:rFonts w:ascii="Times New Roman" w:hAnsi="Times New Roman"/>
@@ -2885,19 +2902,7 @@
                       <w:szCs w:val="24"/>
                       <w:lang w:val="en-US"/>
                     </w:rPr>
-                    <w:t>approvedApplication</w:t>
-                  </w:r>
-                  <w:r>
-                    <w:rPr>
-                      <w:rFonts w:ascii="Times New Roman" w:hAnsi="Times New Roman"/>
-                      <w:bCs/>
-                      <w:color w:val="000000" w:themeColor="text1"/>
-                      <w:sz w:val="24"/>
-                      <w:szCs w:val="24"/>
-                      <w:lang w:val="en-US"/>
-                    </w:rPr>
-                    <w:lastRenderedPageBreak/>
-                    <w:t>s</w:t>
+                    <w:t>approvedApplications</w:t>
                   </w:r>
                   <w:r>
                     <w:rPr>
@@ -2928,9 +2933,25 @@
                   <w:pPr>
                     <w:suppressAutoHyphens/>
                     <w:autoSpaceDN w:val="0"/>
-                    <w:spacing w:after="0" w:line="360" w:lineRule="auto"/>
-                    <w:ind w:right="317"/>
-                    <w:jc w:val="both"/>
+                    <w:spacing w:after="0" w:line="276" w:lineRule="auto"/>
+                    <w:ind w:right="317"/>
+                    <w:textAlignment w:val="baseline"/>
+                    <w:rPr>
+                      <w:rFonts w:ascii="Times New Roman" w:hAnsi="Times New Roman"/>
+                      <w:bCs/>
+                      <w:color w:val="000000" w:themeColor="text1"/>
+                      <w:sz w:val="24"/>
+                      <w:szCs w:val="24"/>
+                      <w:lang w:val="en-US"/>
+                    </w:rPr>
+                  </w:pPr>
+                </w:p>
+                <w:p>
+                  <w:pPr>
+                    <w:suppressAutoHyphens/>
+                    <w:autoSpaceDN w:val="0"/>
+                    <w:spacing w:after="0" w:line="276" w:lineRule="auto"/>
+                    <w:ind w:right="317"/>
                     <w:textAlignment w:val="baseline"/>
                     <w:rPr>
                       <w:rFonts w:ascii="Times New Roman" w:hAnsi="Times New Roman"/>
@@ -2972,7 +2993,19 @@
                       <w:szCs w:val="24"/>
                       <w:lang w:val="en-US"/>
                     </w:rPr>
-                    <w:t>approvedApplications</w:t>
+                    <w:t>approved</w:t>
+                  </w:r>
+                  <w:r>
+                    <w:rPr>
+                      <w:rFonts w:ascii="Times New Roman" w:hAnsi="Times New Roman"/>
+                      <w:bCs/>
+                      <w:color w:val="000000" w:themeColor="text1"/>
+                      <w:sz w:val="24"/>
+                      <w:szCs w:val="24"/>
+                      <w:lang w:val="en-US"/>
+                    </w:rPr>
+                    <w:lastRenderedPageBreak/>
+                    <w:t>Applications</w:t>
                   </w:r>
                   <w:r>
                     <w:rPr>
@@ -3006,9 +3039,8 @@
                   <w:pPr>
                     <w:suppressAutoHyphens/>
                     <w:autoSpaceDN w:val="0"/>
-                    <w:spacing w:after="0" w:line="360" w:lineRule="auto"/>
-                    <w:ind w:right="317"/>
-                    <w:jc w:val="both"/>
+                    <w:spacing w:after="0" w:line="276" w:lineRule="auto"/>
+                    <w:ind w:right="317"/>
                     <w:textAlignment w:val="baseline"/>
                     <w:rPr>
                       <w:rFonts w:ascii="Times New Roman" w:hAnsi="Times New Roman"/>
@@ -3053,19 +3085,7 @@
                       <w:szCs w:val="24"/>
                       <w:lang w:val="en-US"/>
                     </w:rPr>
-                    <w:t>approvedAppli</w:t>
-                  </w:r>
-                  <w:r>
-                    <w:rPr>
-                      <w:rFonts w:ascii="Times New Roman" w:hAnsi="Times New Roman"/>
-                      <w:bCs/>
-                      <w:color w:val="000000" w:themeColor="text1"/>
-                      <w:sz w:val="24"/>
-                      <w:szCs w:val="24"/>
-                      <w:lang w:val="en-US"/>
-                    </w:rPr>
-                    <w:lastRenderedPageBreak/>
-                    <w:t>cations</w:t>
+                    <w:t>approvedApplications</w:t>
                   </w:r>
                   <w:r>
                     <w:rPr>
@@ -3101,13 +3121,11 @@
                   <w:pPr>
                     <w:suppressAutoHyphens/>
                     <w:autoSpaceDN w:val="0"/>
-                    <w:spacing w:after="0" w:line="360" w:lineRule="auto"/>
-                    <w:ind w:right="317"/>
-                    <w:jc w:val="both"/>
-                    <w:textAlignment w:val="baseline"/>
-                    <w:rPr>
-                      <w:rFonts w:ascii="Times New Roman" w:hAnsi="Times New Roman"/>
-                      <w:b/>
+                    <w:spacing w:after="0" w:line="276" w:lineRule="auto"/>
+                    <w:ind w:right="317"/>
+                    <w:textAlignment w:val="baseline"/>
+                    <w:rPr>
+                      <w:rFonts w:ascii="Times New Roman" w:hAnsi="Times New Roman"/>
                       <w:bCs/>
                       <w:color w:val="000000" w:themeColor="text1"/>
                       <w:sz w:val="24"/>
@@ -3127,120 +3145,117 @@
                       <w:szCs w:val="24"/>
                       <w:lang w:val="en-US"/>
                     </w:rPr>
+                    <w:t>{</w:t>
+                  </w:r>
+                  <w:r>
+                    <w:rPr>
+                      <w:rFonts w:ascii="Times New Roman" w:hAnsi="Times New Roman"/>
+                      <w:b/>
+                      <w:bCs/>
+                      <w:color w:val="000000" w:themeColor="text1"/>
+                      <w:sz w:val="24"/>
+                      <w:szCs w:val="24"/>
+                      <w:lang w:val="en-US"/>
+                    </w:rPr>
+                    <w:t>d.agendas[i].</w:t>
+                  </w:r>
+                  <w:r>
+                    <w:rPr>
+                      <w:rFonts w:ascii="Times New Roman" w:hAnsi="Times New Roman"/>
+                      <w:b/>
+                      <w:bCs/>
+                      <w:color w:val="000000" w:themeColor="text1"/>
+                      <w:sz w:val="24"/>
+                      <w:szCs w:val="24"/>
+                      <w:lang w:val="en-US"/>
+                    </w:rPr>
+                    <w:t>approvedApplications</w:t>
+                  </w:r>
+                  <w:r>
+                    <w:rPr>
+                      <w:rFonts w:ascii="Times New Roman" w:hAnsi="Times New Roman"/>
+                      <w:b/>
+                      <w:bCs/>
+                      <w:color w:val="000000" w:themeColor="text1"/>
+                      <w:sz w:val="24"/>
+                      <w:szCs w:val="24"/>
+                      <w:lang w:val="en-US"/>
+                    </w:rPr>
+                    <w:t>[i</w:t>
+                  </w:r>
+                  <w:r>
+                    <w:rPr>
+                      <w:rFonts w:ascii="Times New Roman" w:hAnsi="Times New Roman"/>
+                      <w:b/>
+                      <w:bCs/>
+                      <w:color w:val="000000" w:themeColor="text1"/>
+                      <w:sz w:val="24"/>
+                      <w:szCs w:val="24"/>
+                      <w:lang w:val="en-US"/>
+                    </w:rPr>
+                    <w:t>].decision}</w:t>
+                  </w:r>
+                </w:p>
+                <w:p>
+                  <w:pPr>
+                    <w:suppressAutoHyphens/>
+                    <w:autoSpaceDN w:val="0"/>
+                    <w:spacing w:after="0" w:line="276" w:lineRule="auto"/>
+                    <w:ind w:right="317"/>
+                    <w:textAlignment w:val="baseline"/>
+                    <w:rPr>
+                      <w:rFonts w:ascii="Times New Roman" w:hAnsi="Times New Roman"/>
+                      <w:bCs/>
+                      <w:color w:val="000000" w:themeColor="text1"/>
+                      <w:sz w:val="24"/>
+                      <w:szCs w:val="24"/>
+                      <w:lang w:val="en-US"/>
+                    </w:rPr>
+                  </w:pPr>
+                  <w:r>
+                    <w:rPr>
+                      <w:rFonts w:ascii="Times New Roman" w:hAnsi="Times New Roman"/>
+                      <w:bCs/>
+                      <w:color w:val="000000" w:themeColor="text1"/>
+                      <w:sz w:val="24"/>
+                      <w:szCs w:val="24"/>
+                      <w:lang w:val="en-US"/>
+                    </w:rPr>
+                    <w:t>{</w:t>
+                  </w:r>
+                  <w:r>
+                    <w:rPr>
+                      <w:rFonts w:ascii="Times New Roman" w:hAnsi="Times New Roman"/>
+                      <w:bCs/>
+                      <w:color w:val="000000" w:themeColor="text1"/>
+                      <w:sz w:val="24"/>
+                      <w:szCs w:val="24"/>
+                      <w:lang w:val="en-US"/>
+                    </w:rPr>
+                    <w:t>d.agendas[i].</w:t>
+                  </w:r>
+                  <w:r>
+                    <w:rPr>
+                      <w:rFonts w:ascii="Times New Roman" w:hAnsi="Times New Roman"/>
+                      <w:bCs/>
+                      <w:color w:val="000000" w:themeColor="text1"/>
+                      <w:sz w:val="24"/>
+                      <w:szCs w:val="24"/>
+                      <w:lang w:val="en-US"/>
+                    </w:rPr>
+                    <w:t>approve</w:t>
+                  </w:r>
+                  <w:r>
+                    <w:rPr>
+                      <w:rFonts w:ascii="Times New Roman" w:hAnsi="Times New Roman"/>
+                      <w:bCs/>
+                      <w:color w:val="000000" w:themeColor="text1"/>
+                      <w:sz w:val="24"/>
+                      <w:szCs w:val="24"/>
+                      <w:lang w:val="en-US"/>
+                    </w:rPr>
                     <w:lastRenderedPageBreak/>
-                    <w:t>{</w:t>
-                  </w:r>
-                  <w:r>
-                    <w:rPr>
-                      <w:rFonts w:ascii="Times New Roman" w:hAnsi="Times New Roman"/>
-                      <w:b/>
-                      <w:bCs/>
-                      <w:color w:val="000000" w:themeColor="text1"/>
-                      <w:sz w:val="24"/>
-                      <w:szCs w:val="24"/>
-                      <w:lang w:val="en-US"/>
-                    </w:rPr>
-                    <w:t>d.agendas[i].</w:t>
-                  </w:r>
-                  <w:r>
-                    <w:rPr>
-                      <w:rFonts w:ascii="Times New Roman" w:hAnsi="Times New Roman"/>
-                      <w:b/>
-                      <w:bCs/>
-                      <w:color w:val="000000" w:themeColor="text1"/>
-                      <w:sz w:val="24"/>
-                      <w:szCs w:val="24"/>
-                      <w:lang w:val="en-US"/>
-                    </w:rPr>
-                    <w:t>approvedApplic</w:t>
-                  </w:r>
-                  <w:r>
-                    <w:rPr>
-                      <w:rFonts w:ascii="Times New Roman" w:hAnsi="Times New Roman"/>
-                      <w:b/>
-                      <w:bCs/>
-                      <w:color w:val="000000" w:themeColor="text1"/>
-                      <w:sz w:val="24"/>
-                      <w:szCs w:val="24"/>
-                      <w:lang w:val="en-US"/>
-                    </w:rPr>
-                    <w:lastRenderedPageBreak/>
-                    <w:t>ations</w:t>
-                  </w:r>
-                  <w:r>
-                    <w:rPr>
-                      <w:rFonts w:ascii="Times New Roman" w:hAnsi="Times New Roman"/>
-                      <w:b/>
-                      <w:bCs/>
-                      <w:color w:val="000000" w:themeColor="text1"/>
-                      <w:sz w:val="24"/>
-                      <w:szCs w:val="24"/>
-                      <w:lang w:val="en-US"/>
-                    </w:rPr>
-                    <w:t>[i</w:t>
-                  </w:r>
-                  <w:r>
-                    <w:rPr>
-                      <w:rFonts w:ascii="Times New Roman" w:hAnsi="Times New Roman"/>
-                      <w:b/>
-                      <w:bCs/>
-                      <w:color w:val="000000" w:themeColor="text1"/>
-                      <w:sz w:val="24"/>
-                      <w:szCs w:val="24"/>
-                      <w:lang w:val="en-US"/>
-                    </w:rPr>
-                    <w:t>].decision}</w:t>
-                  </w:r>
-                </w:p>
-                <w:p>
-                  <w:pPr>
-                    <w:suppressAutoHyphens/>
-                    <w:autoSpaceDN w:val="0"/>
-                    <w:spacing w:after="0" w:line="360" w:lineRule="auto"/>
-                    <w:ind w:right="317"/>
-                    <w:jc w:val="both"/>
-                    <w:textAlignment w:val="baseline"/>
-                    <w:rPr>
-                      <w:rFonts w:ascii="Times New Roman" w:hAnsi="Times New Roman"/>
-                      <w:bCs/>
-                      <w:color w:val="000000" w:themeColor="text1"/>
-                      <w:sz w:val="24"/>
-                      <w:szCs w:val="24"/>
-                      <w:lang w:val="en-US"/>
-                    </w:rPr>
-                  </w:pPr>
-                  <w:r>
-                    <w:rPr>
-                      <w:rFonts w:ascii="Times New Roman" w:hAnsi="Times New Roman"/>
-                      <w:bCs/>
-                      <w:color w:val="000000" w:themeColor="text1"/>
-                      <w:sz w:val="24"/>
-                      <w:szCs w:val="24"/>
-                      <w:lang w:val="en-US"/>
-                    </w:rPr>
-                    <w:t>{</w:t>
-                  </w:r>
-                  <w:r>
-                    <w:rPr>
-                      <w:rFonts w:ascii="Times New Roman" w:hAnsi="Times New Roman"/>
-                      <w:bCs/>
-                      <w:color w:val="000000" w:themeColor="text1"/>
-                      <w:sz w:val="24"/>
-                      <w:szCs w:val="24"/>
-                      <w:lang w:val="en-US"/>
-                    </w:rPr>
-                    <w:t>d.agendas[i].</w:t>
-                  </w:r>
-                  <w:r>
-                    <w:rPr>
-                      <w:rFonts w:ascii="Times New Roman" w:hAnsi="Times New Roman"/>
-                      <w:bCs/>
-                      <w:color w:val="000000" w:themeColor="text1"/>
-                      <w:sz w:val="24"/>
-                      <w:szCs w:val="24"/>
-                      <w:lang w:val="en-US"/>
-                    </w:rPr>
-                    <w:t>approvedApplications</w:t>
+                    <w:t>dApplications</w:t>
                   </w:r>
                   <w:r>
                     <w:rPr>
@@ -3272,15 +3287,15 @@
             <w:tr>
               <w:tc>
                 <w:tcPr>
-                  <w:tcW w:w="1075" w:type="dxa"/>
+                  <w:tcW w:w="985" w:type="dxa"/>
                 </w:tcPr>
                 <w:p>
                   <w:pPr>
                     <w:suppressAutoHyphens/>
                     <w:autoSpaceDN w:val="0"/>
-                    <w:spacing w:after="0" w:line="360" w:lineRule="auto"/>
-                    <w:ind w:right="317"/>
-                    <w:jc w:val="both"/>
+                    <w:spacing w:after="0" w:line="276" w:lineRule="auto"/>
+                    <w:ind w:right="317"/>
+                    <w:jc w:val="center"/>
                     <w:textAlignment w:val="baseline"/>
                     <w:rPr>
                       <w:rFonts w:ascii="Times New Roman" w:hAnsi="Times New Roman"/>
@@ -3366,13 +3381,13 @@
               </w:tc>
               <w:tc>
                 <w:tcPr>
-                  <w:tcW w:w="1890" w:type="dxa"/>
+                  <w:tcW w:w="2160" w:type="dxa"/>
                 </w:tcPr>
                 <w:p>
                   <w:pPr>
                     <w:suppressAutoHyphens/>
                     <w:autoSpaceDN w:val="0"/>
-                    <w:spacing w:after="0" w:line="360" w:lineRule="auto"/>
+                    <w:spacing w:after="0" w:line="276" w:lineRule="auto"/>
                     <w:ind w:right="317"/>
                     <w:jc w:val="both"/>
                     <w:textAlignment w:val="baseline"/>
@@ -3390,13 +3405,13 @@
               </w:tc>
               <w:tc>
                 <w:tcPr>
-                  <w:tcW w:w="1886" w:type="dxa"/>
+                  <w:tcW w:w="1706" w:type="dxa"/>
                 </w:tcPr>
                 <w:p>
                   <w:pPr>
                     <w:suppressAutoHyphens/>
                     <w:autoSpaceDN w:val="0"/>
-                    <w:spacing w:after="0" w:line="360" w:lineRule="auto"/>
+                    <w:spacing w:after="0" w:line="276" w:lineRule="auto"/>
                     <w:ind w:right="317"/>
                     <w:jc w:val="both"/>
                     <w:textAlignment w:val="baseline"/>
@@ -3420,7 +3435,7 @@
                   <w:pPr>
                     <w:suppressAutoHyphens/>
                     <w:autoSpaceDN w:val="0"/>
-                    <w:spacing w:after="0" w:line="360" w:lineRule="auto"/>
+                    <w:spacing w:after="0" w:line="276" w:lineRule="auto"/>
                     <w:ind w:right="317"/>
                     <w:jc w:val="both"/>
                     <w:textAlignment w:val="baseline"/>
@@ -3444,7 +3459,7 @@
                   <w:pPr>
                     <w:suppressAutoHyphens/>
                     <w:autoSpaceDN w:val="0"/>
-                    <w:spacing w:after="0" w:line="360" w:lineRule="auto"/>
+                    <w:spacing w:after="0" w:line="276" w:lineRule="auto"/>
                     <w:ind w:right="317"/>
                     <w:jc w:val="both"/>
                     <w:textAlignment w:val="baseline"/>
@@ -3468,7 +3483,7 @@
                   <w:pPr>
                     <w:suppressAutoHyphens/>
                     <w:autoSpaceDN w:val="0"/>
-                    <w:spacing w:after="0" w:line="360" w:lineRule="auto"/>
+                    <w:spacing w:after="0" w:line="276" w:lineRule="auto"/>
                     <w:ind w:right="317"/>
                     <w:jc w:val="both"/>
                     <w:textAlignment w:val="baseline"/>
@@ -3492,7 +3507,7 @@
                   <w:pPr>
                     <w:suppressAutoHyphens/>
                     <w:autoSpaceDN w:val="0"/>
-                    <w:spacing w:after="0" w:line="360" w:lineRule="auto"/>
+                    <w:spacing w:after="0" w:line="276" w:lineRule="auto"/>
                     <w:ind w:right="317"/>
                     <w:jc w:val="both"/>
                     <w:textAlignment w:val="baseline"/>
@@ -3521,7 +3536,7 @@
                   <w:pPr>
                     <w:suppressAutoHyphens/>
                     <w:autoSpaceDN w:val="0"/>
-                    <w:spacing w:after="0" w:line="360" w:lineRule="auto"/>
+                    <w:spacing w:after="0" w:line="276" w:lineRule="auto"/>
                     <w:ind w:right="317"/>
                     <w:jc w:val="center"/>
                     <w:textAlignment w:val="baseline"/>
@@ -3632,15 +3647,15 @@
             <w:tr>
               <w:tc>
                 <w:tcPr>
-                  <w:tcW w:w="1075" w:type="dxa"/>
+                  <w:tcW w:w="985" w:type="dxa"/>
                 </w:tcPr>
                 <w:p>
                   <w:pPr>
                     <w:suppressAutoHyphens/>
                     <w:autoSpaceDN w:val="0"/>
-                    <w:spacing w:after="0" w:line="360" w:lineRule="auto"/>
-                    <w:ind w:right="317"/>
-                    <w:jc w:val="both"/>
+                    <w:spacing w:after="0" w:line="276" w:lineRule="auto"/>
+                    <w:ind w:right="317"/>
+                    <w:jc w:val="center"/>
                     <w:textAlignment w:val="baseline"/>
                     <w:rPr>
                       <w:rFonts w:ascii="Times New Roman" w:hAnsi="Times New Roman"/>
@@ -3671,18 +3686,7 @@
                       <w:szCs w:val="24"/>
                       <w:lang w:val="en-US"/>
                     </w:rPr>
-                    <w:t>d.agendas[i].</w:t>
-                  </w:r>
-                  <w:r>
-                    <w:rPr>
-                      <w:rFonts w:ascii="Times New Roman" w:hAnsi="Times New Roman"/>
-                      <w:bCs/>
-                      <w:color w:val="000000" w:themeColor="text1"/>
-                      <w:sz w:val="24"/>
-                      <w:szCs w:val="24"/>
-                      <w:lang w:val="en-US"/>
-                    </w:rPr>
-                    <w:t>deferredApplications</w:t>
+                    <w:t>d.agendas[i].deferredApplications</w:t>
                   </w:r>
                   <w:r>
                     <w:rPr>
@@ -3704,30 +3708,7 @@
                       <w:szCs w:val="24"/>
                       <w:lang w:val="en-US"/>
                     </w:rPr>
-                    <w:t>d.agendas[i].</w:t>
-                  </w:r>
-                  <w:r>
-                    <w:rPr>
-                      <w:rFonts w:ascii="Times New Roman" w:hAnsi="Times New Roman"/>
-                      <w:bCs/>
-                      <w:color w:val="000000" w:themeColor="text1"/>
-                      <w:sz w:val="24"/>
-                      <w:szCs w:val="24"/>
-                      <w:lang w:val="en-US"/>
-                    </w:rPr>
-                    <w:t>deferred</w:t>
-                  </w:r>
-                  <w:r>
-                    <w:rPr>
-                      <w:rFonts w:ascii="Times New Roman" w:hAnsi="Times New Roman"/>
-                      <w:bCs/>
-                      <w:color w:val="000000" w:themeColor="text1"/>
-                      <w:sz w:val="24"/>
-                      <w:szCs w:val="24"/>
-                      <w:lang w:val="en-US"/>
-                    </w:rPr>
-                    <w:lastRenderedPageBreak/>
-                    <w:t>Applications</w:t>
+                    <w:t>d.agendas[i].deferredApplications</w:t>
                   </w:r>
                   <w:r>
                     <w:rPr>
@@ -3744,35 +3725,33 @@
               </w:tc>
               <w:tc>
                 <w:tcPr>
-                  <w:tcW w:w="1890" w:type="dxa"/>
+                  <w:tcW w:w="2160" w:type="dxa"/>
                 </w:tcPr>
                 <w:p>
                   <w:pPr>
                     <w:suppressAutoHyphens/>
                     <w:autoSpaceDN w:val="0"/>
-                    <w:spacing w:after="0" w:line="360" w:lineRule="auto"/>
-                    <w:ind w:right="317"/>
-                    <w:jc w:val="both"/>
-                    <w:textAlignment w:val="baseline"/>
-                    <w:rPr>
-                      <w:rFonts w:ascii="Times New Roman" w:hAnsi="Times New Roman"/>
-                      <w:bCs/>
-                      <w:color w:val="000000" w:themeColor="text1"/>
-                      <w:sz w:val="24"/>
-                      <w:szCs w:val="24"/>
-                      <w:lang w:val="en-US"/>
-                    </w:rPr>
-                  </w:pPr>
-                  <w:r>
-                    <w:rPr>
-                      <w:rFonts w:ascii="Times New Roman" w:hAnsi="Times New Roman"/>
-                      <w:bCs/>
-                      <w:color w:val="000000" w:themeColor="text1"/>
-                      <w:sz w:val="24"/>
-                      <w:szCs w:val="24"/>
-                      <w:lang w:val="en-US"/>
-                    </w:rPr>
-                    <w:lastRenderedPageBreak/>
+                    <w:spacing w:after="0" w:line="276" w:lineRule="auto"/>
+                    <w:ind w:right="317"/>
+                    <w:textAlignment w:val="baseline"/>
+                    <w:rPr>
+                      <w:rFonts w:ascii="Times New Roman" w:hAnsi="Times New Roman"/>
+                      <w:bCs/>
+                      <w:color w:val="000000" w:themeColor="text1"/>
+                      <w:sz w:val="24"/>
+                      <w:szCs w:val="24"/>
+                      <w:lang w:val="en-US"/>
+                    </w:rPr>
+                  </w:pPr>
+                  <w:r>
+                    <w:rPr>
+                      <w:rFonts w:ascii="Times New Roman" w:hAnsi="Times New Roman"/>
+                      <w:bCs/>
+                      <w:color w:val="000000" w:themeColor="text1"/>
+                      <w:sz w:val="24"/>
+                      <w:szCs w:val="24"/>
+                      <w:lang w:val="en-US"/>
+                    </w:rPr>
                     <w:t>{</w:t>
                   </w:r>
                   <w:r>
@@ -3784,18 +3763,7 @@
                       <w:szCs w:val="24"/>
                       <w:lang w:val="en-US"/>
                     </w:rPr>
-                    <w:t>d.agendas[i].</w:t>
-                  </w:r>
-                  <w:r>
-                    <w:rPr>
-                      <w:rFonts w:ascii="Times New Roman" w:hAnsi="Times New Roman"/>
-                      <w:bCs/>
-                      <w:color w:val="000000" w:themeColor="text1"/>
-                      <w:sz w:val="24"/>
-                      <w:szCs w:val="24"/>
-                      <w:lang w:val="en-US"/>
-                    </w:rPr>
-                    <w:t>deferredApplications</w:t>
+                    <w:t>d.agendas[i].deferredApplications</w:t>
                   </w:r>
                   <w:r>
                     <w:rPr>
@@ -3813,9 +3781,8 @@
                   <w:pPr>
                     <w:suppressAutoHyphens/>
                     <w:autoSpaceDN w:val="0"/>
-                    <w:spacing w:after="0" w:line="360" w:lineRule="auto"/>
-                    <w:ind w:right="317"/>
-                    <w:jc w:val="both"/>
+                    <w:spacing w:after="0" w:line="276" w:lineRule="auto"/>
+                    <w:ind w:right="317"/>
                     <w:textAlignment w:val="baseline"/>
                     <w:rPr>
                       <w:rFonts w:ascii="Times New Roman" w:hAnsi="Times New Roman"/>
@@ -3863,15 +3830,14 @@
               </w:tc>
               <w:tc>
                 <w:tcPr>
-                  <w:tcW w:w="1886" w:type="dxa"/>
+                  <w:tcW w:w="1706" w:type="dxa"/>
                 </w:tcPr>
                 <w:p>
                   <w:pPr>
                     <w:suppressAutoHyphens/>
                     <w:autoSpaceDN w:val="0"/>
-                    <w:spacing w:after="0" w:line="360" w:lineRule="auto"/>
-                    <w:ind w:right="317"/>
-                    <w:jc w:val="both"/>
+                    <w:spacing w:after="0" w:line="276" w:lineRule="auto"/>
+                    <w:ind w:right="317"/>
                     <w:textAlignment w:val="baseline"/>
                     <w:rPr>
                       <w:rFonts w:ascii="Times New Roman" w:hAnsi="Times New Roman"/>
@@ -3902,18 +3868,7 @@
                       <w:szCs w:val="24"/>
                       <w:lang w:val="en-US"/>
                     </w:rPr>
-                    <w:t>d.agendas[i].</w:t>
-                  </w:r>
-                  <w:r>
-                    <w:rPr>
-                      <w:rFonts w:ascii="Times New Roman" w:hAnsi="Times New Roman"/>
-                      <w:bCs/>
-                      <w:color w:val="000000" w:themeColor="text1"/>
-                      <w:sz w:val="24"/>
-                      <w:szCs w:val="24"/>
-                      <w:lang w:val="en-US"/>
-                    </w:rPr>
-                    <w:t>deferredApplications</w:t>
+                    <w:t>d.agendas[i].deferredApplications</w:t>
                   </w:r>
                   <w:r>
                     <w:rPr>
@@ -3936,9 +3891,8 @@
                   <w:pPr>
                     <w:suppressAutoHyphens/>
                     <w:autoSpaceDN w:val="0"/>
-                    <w:spacing w:after="0" w:line="360" w:lineRule="auto"/>
-                    <w:ind w:right="317"/>
-                    <w:jc w:val="both"/>
+                    <w:spacing w:after="0" w:line="276" w:lineRule="auto"/>
+                    <w:ind w:right="317"/>
                     <w:textAlignment w:val="baseline"/>
                     <w:rPr>
                       <w:rFonts w:ascii="Times New Roman" w:hAnsi="Times New Roman"/>
@@ -3969,18 +3923,7 @@
                       <w:szCs w:val="24"/>
                       <w:lang w:val="en-US"/>
                     </w:rPr>
-                    <w:t>d.agendas[i].</w:t>
-                  </w:r>
-                  <w:r>
-                    <w:rPr>
-                      <w:rFonts w:ascii="Times New Roman" w:hAnsi="Times New Roman"/>
-                      <w:bCs/>
-                      <w:color w:val="000000" w:themeColor="text1"/>
-                      <w:sz w:val="24"/>
-                      <w:szCs w:val="24"/>
-                      <w:lang w:val="en-US"/>
-                    </w:rPr>
-                    <w:t>deferredApplications</w:t>
+                    <w:t>d.agendas[i].deferredApplications</w:t>
                   </w:r>
                   <w:r>
                     <w:rPr>
@@ -3998,9 +3941,25 @@
                   <w:pPr>
                     <w:suppressAutoHyphens/>
                     <w:autoSpaceDN w:val="0"/>
-                    <w:spacing w:after="0" w:line="360" w:lineRule="auto"/>
-                    <w:ind w:right="317"/>
-                    <w:jc w:val="both"/>
+                    <w:spacing w:after="0" w:line="276" w:lineRule="auto"/>
+                    <w:ind w:right="317"/>
+                    <w:textAlignment w:val="baseline"/>
+                    <w:rPr>
+                      <w:rFonts w:ascii="Times New Roman" w:hAnsi="Times New Roman"/>
+                      <w:bCs/>
+                      <w:color w:val="000000" w:themeColor="text1"/>
+                      <w:sz w:val="24"/>
+                      <w:szCs w:val="24"/>
+                      <w:lang w:val="en-US"/>
+                    </w:rPr>
+                  </w:pPr>
+                </w:p>
+                <w:p>
+                  <w:pPr>
+                    <w:suppressAutoHyphens/>
+                    <w:autoSpaceDN w:val="0"/>
+                    <w:spacing w:after="0" w:line="276" w:lineRule="auto"/>
+                    <w:ind w:right="317"/>
                     <w:textAlignment w:val="baseline"/>
                     <w:rPr>
                       <w:rFonts w:ascii="Times New Roman" w:hAnsi="Times New Roman"/>
@@ -4031,18 +3990,7 @@
                       <w:szCs w:val="24"/>
                       <w:lang w:val="en-US"/>
                     </w:rPr>
-                    <w:t>d.agendas[i].</w:t>
-                  </w:r>
-                  <w:r>
-                    <w:rPr>
-                      <w:rFonts w:ascii="Times New Roman" w:hAnsi="Times New Roman"/>
-                      <w:bCs/>
-                      <w:color w:val="000000" w:themeColor="text1"/>
-                      <w:sz w:val="24"/>
-                      <w:szCs w:val="24"/>
-                      <w:lang w:val="en-US"/>
-                    </w:rPr>
-                    <w:t>deferredApplications</w:t>
+                    <w:t>d.agendas[i].deferredApplications</w:t>
                   </w:r>
                   <w:r>
                     <w:rPr>
@@ -4065,9 +4013,8 @@
                   <w:pPr>
                     <w:suppressAutoHyphens/>
                     <w:autoSpaceDN w:val="0"/>
-                    <w:spacing w:after="0" w:line="360" w:lineRule="auto"/>
-                    <w:ind w:right="317"/>
-                    <w:jc w:val="both"/>
+                    <w:spacing w:after="0" w:line="276" w:lineRule="auto"/>
+                    <w:ind w:right="317"/>
                     <w:textAlignment w:val="baseline"/>
                     <w:rPr>
                       <w:rFonts w:ascii="Times New Roman" w:hAnsi="Times New Roman"/>
@@ -4098,18 +4045,7 @@
                       <w:szCs w:val="24"/>
                       <w:lang w:val="en-US"/>
                     </w:rPr>
-                    <w:t>d.agendas[i].</w:t>
-                  </w:r>
-                  <w:r>
-                    <w:rPr>
-                      <w:rFonts w:ascii="Times New Roman" w:hAnsi="Times New Roman"/>
-                      <w:bCs/>
-                      <w:color w:val="000000" w:themeColor="text1"/>
-                      <w:sz w:val="24"/>
-                      <w:szCs w:val="24"/>
-                      <w:lang w:val="en-US"/>
-                    </w:rPr>
-                    <w:t>deferredApplications</w:t>
+                    <w:t>d.agendas[i].deferredApplications</w:t>
                   </w:r>
                   <w:r>
                     <w:rPr>
@@ -4127,9 +4063,25 @@
                   <w:pPr>
                     <w:suppressAutoHyphens/>
                     <w:autoSpaceDN w:val="0"/>
-                    <w:spacing w:after="0" w:line="360" w:lineRule="auto"/>
-                    <w:ind w:right="317"/>
-                    <w:jc w:val="both"/>
+                    <w:spacing w:after="0" w:line="276" w:lineRule="auto"/>
+                    <w:ind w:right="317"/>
+                    <w:textAlignment w:val="baseline"/>
+                    <w:rPr>
+                      <w:rFonts w:ascii="Times New Roman" w:hAnsi="Times New Roman"/>
+                      <w:bCs/>
+                      <w:color w:val="000000" w:themeColor="text1"/>
+                      <w:sz w:val="24"/>
+                      <w:szCs w:val="24"/>
+                      <w:lang w:val="en-US"/>
+                    </w:rPr>
+                  </w:pPr>
+                </w:p>
+                <w:p>
+                  <w:pPr>
+                    <w:suppressAutoHyphens/>
+                    <w:autoSpaceDN w:val="0"/>
+                    <w:spacing w:after="0" w:line="276" w:lineRule="auto"/>
+                    <w:ind w:right="317"/>
                     <w:textAlignment w:val="baseline"/>
                     <w:rPr>
                       <w:rFonts w:ascii="Times New Roman" w:hAnsi="Times New Roman"/>
@@ -4160,18 +4112,7 @@
                       <w:szCs w:val="24"/>
                       <w:lang w:val="en-US"/>
                     </w:rPr>
-                    <w:t>d.agendas[i].</w:t>
-                  </w:r>
-                  <w:r>
-                    <w:rPr>
-                      <w:rFonts w:ascii="Times New Roman" w:hAnsi="Times New Roman"/>
-                      <w:bCs/>
-                      <w:color w:val="000000" w:themeColor="text1"/>
-                      <w:sz w:val="24"/>
-                      <w:szCs w:val="24"/>
-                      <w:lang w:val="en-US"/>
-                    </w:rPr>
-                    <w:t>deferredApplications</w:t>
+                    <w:t>d.agendas[i].deferredApplications</w:t>
                   </w:r>
                   <w:r>
                     <w:rPr>
@@ -4194,9 +4135,8 @@
                   <w:pPr>
                     <w:suppressAutoHyphens/>
                     <w:autoSpaceDN w:val="0"/>
-                    <w:spacing w:after="0" w:line="360" w:lineRule="auto"/>
-                    <w:ind w:right="317"/>
-                    <w:jc w:val="both"/>
+                    <w:spacing w:after="0" w:line="276" w:lineRule="auto"/>
+                    <w:ind w:right="317"/>
                     <w:textAlignment w:val="baseline"/>
                     <w:rPr>
                       <w:rFonts w:ascii="Times New Roman" w:hAnsi="Times New Roman"/>
@@ -4261,10 +4201,19 @@
                   <w:pPr>
                     <w:suppressAutoHyphens/>
                     <w:autoSpaceDN w:val="0"/>
-                    <w:spacing w:after="0" w:line="360" w:lineRule="auto"/>
-                    <w:ind w:right="317"/>
-                    <w:jc w:val="both"/>
-                    <w:textAlignment w:val="baseline"/>
+                    <w:spacing w:after="0" w:line="276" w:lineRule="auto"/>
+                    <w:ind w:right="317"/>
+                    <w:textAlignment w:val="baseline"/>
+                    <w:rPr>
+                      <w:rFonts w:ascii="Times New Roman" w:hAnsi="Times New Roman"/>
+                      <w:bCs/>
+                      <w:color w:val="000000" w:themeColor="text1"/>
+                      <w:sz w:val="24"/>
+                      <w:szCs w:val="24"/>
+                      <w:lang w:val="en-US"/>
+                    </w:rPr>
+                  </w:pPr>
+                  <w:r>
                     <w:rPr>
                       <w:rFonts w:ascii="Times New Roman" w:hAnsi="Times New Roman"/>
                       <w:b/>
@@ -4274,51 +4223,15 @@
                       <w:szCs w:val="24"/>
                       <w:lang w:val="en-US"/>
                     </w:rPr>
-                  </w:pPr>
-                  <w:r>
-                    <w:rPr>
-                      <w:rFonts w:ascii="Times New Roman" w:hAnsi="Times New Roman"/>
-                      <w:b/>
-                      <w:bCs/>
-                      <w:color w:val="000000" w:themeColor="text1"/>
-                      <w:sz w:val="24"/>
-                      <w:szCs w:val="24"/>
-                      <w:lang w:val="en-US"/>
-                    </w:rPr>
-                    <w:t>{d.agendas[i].</w:t>
-                  </w:r>
-                  <w:r>
-                    <w:rPr>
-                      <w:rFonts w:ascii="Times New Roman" w:hAnsi="Times New Roman"/>
-                      <w:b/>
-                      <w:bCs/>
-                      <w:color w:val="000000" w:themeColor="text1"/>
-                      <w:sz w:val="24"/>
-                      <w:szCs w:val="24"/>
-                      <w:lang w:val="en-US"/>
-                    </w:rPr>
-                    <w:t>deferredApplications</w:t>
-                  </w:r>
-                  <w:r>
-                    <w:rPr>
-                      <w:rFonts w:ascii="Times New Roman" w:hAnsi="Times New Roman"/>
-                      <w:b/>
-                      <w:bCs/>
-                      <w:color w:val="000000" w:themeColor="text1"/>
-                      <w:sz w:val="24"/>
-                      <w:szCs w:val="24"/>
-                      <w:lang w:val="en-US"/>
-                    </w:rPr>
-                    <w:t>[i].decision}</w:t>
-                  </w:r>
-                </w:p>
-                <w:p>
-                  <w:pPr>
-                    <w:suppressAutoHyphens/>
-                    <w:autoSpaceDN w:val="0"/>
-                    <w:spacing w:after="0" w:line="360" w:lineRule="auto"/>
-                    <w:ind w:right="317"/>
-                    <w:jc w:val="both"/>
+                    <w:t>{d.agendas[i].deferredApplications[i].decision}</w:t>
+                  </w:r>
+                </w:p>
+                <w:p>
+                  <w:pPr>
+                    <w:suppressAutoHyphens/>
+                    <w:autoSpaceDN w:val="0"/>
+                    <w:spacing w:after="0" w:line="276" w:lineRule="auto"/>
+                    <w:ind w:right="317"/>
                     <w:textAlignment w:val="baseline"/>
                     <w:rPr>
                       <w:rFonts w:ascii="Times New Roman" w:hAnsi="Times New Roman"/>
@@ -4349,29 +4262,7 @@
                       <w:szCs w:val="24"/>
                       <w:lang w:val="en-US"/>
                     </w:rPr>
-                    <w:t>d.agendas[i].</w:t>
-                  </w:r>
-                  <w:r>
-                    <w:rPr>
-                      <w:rFonts w:ascii="Times New Roman" w:hAnsi="Times New Roman"/>
-                      <w:bCs/>
-                      <w:color w:val="000000" w:themeColor="text1"/>
-                      <w:sz w:val="24"/>
-                      <w:szCs w:val="24"/>
-                      <w:lang w:val="en-US"/>
-                    </w:rPr>
-                    <w:t>deferredApplications</w:t>
-                  </w:r>
-                  <w:r>
-                    <w:rPr>
-                      <w:rFonts w:ascii="Times New Roman" w:hAnsi="Times New Roman"/>
-                      <w:bCs/>
-                      <w:color w:val="000000" w:themeColor="text1"/>
-                      <w:sz w:val="24"/>
-                      <w:szCs w:val="24"/>
-                      <w:lang w:val="en-US"/>
-                    </w:rPr>
-                    <w:t>[i</w:t>
+                    <w:t>d.agendas[i].deferredApplications[i</w:t>
                   </w:r>
                   <w:r>
                     <w:rPr>
@@ -4390,25 +4281,47 @@
             <w:tr>
               <w:tc>
                 <w:tcPr>
-                  <w:tcW w:w="1075" w:type="dxa"/>
+                  <w:tcW w:w="985" w:type="dxa"/>
                 </w:tcPr>
                 <w:p>
                   <w:pPr>
                     <w:suppressAutoHyphens/>
                     <w:autoSpaceDN w:val="0"/>
-                    <w:spacing w:after="0" w:line="360" w:lineRule="auto"/>
-                    <w:ind w:right="317"/>
-                    <w:jc w:val="both"/>
-                    <w:textAlignment w:val="baseline"/>
-                    <w:rPr>
-                      <w:rFonts w:ascii="Times New Roman" w:hAnsi="Times New Roman"/>
-                      <w:bCs/>
-                      <w:color w:val="000000" w:themeColor="text1"/>
-                      <w:sz w:val="24"/>
-                      <w:szCs w:val="24"/>
-                      <w:lang w:val="en-US"/>
-                    </w:rPr>
-                  </w:pPr>
+                    <w:spacing w:after="0" w:line="276" w:lineRule="auto"/>
+                    <w:ind w:right="317"/>
+                    <w:jc w:val="center"/>
+                    <w:textAlignment w:val="baseline"/>
+                    <w:rPr>
+                      <w:rFonts w:ascii="Times New Roman" w:hAnsi="Times New Roman"/>
+                      <w:bCs/>
+                      <w:color w:val="000000" w:themeColor="text1"/>
+                      <w:sz w:val="24"/>
+                      <w:szCs w:val="24"/>
+                      <w:lang w:val="en-US"/>
+                    </w:rPr>
+                  </w:pPr>
+                  <w:r>
+                    <w:rPr>
+                      <w:rFonts w:ascii="Times New Roman" w:hAnsi="Times New Roman"/>
+                      <w:bCs/>
+                      <w:color w:val="000000" w:themeColor="text1"/>
+                      <w:sz w:val="24"/>
+                      <w:szCs w:val="24"/>
+                      <w:lang w:val="en-US"/>
+                    </w:rPr>
+                    <w:t>{</w:t>
+                  </w:r>
+                  <w:r>
+                    <w:rPr>
+                      <w:rFonts w:ascii="Times New Roman" w:hAnsi="Times New Roman"/>
+                      <w:bCs/>
+                      <w:color w:val="000000" w:themeColor="text1"/>
+                      <w:sz w:val="24"/>
+                      <w:szCs w:val="24"/>
+                      <w:lang w:val="en-US"/>
+                    </w:rPr>
+                    <w:t>d.agen</w:t>
+                  </w:r>
                   <w:r>
                     <w:rPr>
                       <w:rFonts w:ascii="Times New Roman" w:hAnsi="Times New Roman"/>
@@ -4419,29 +4332,7 @@
                       <w:lang w:val="en-US"/>
                     </w:rPr>
                     <w:lastRenderedPageBreak/>
-                    <w:t>{</w:t>
-                  </w:r>
-                  <w:r>
-                    <w:rPr>
-                      <w:rFonts w:ascii="Times New Roman" w:hAnsi="Times New Roman"/>
-                      <w:bCs/>
-                      <w:color w:val="000000" w:themeColor="text1"/>
-                      <w:sz w:val="24"/>
-                      <w:szCs w:val="24"/>
-                      <w:lang w:val="en-US"/>
-                    </w:rPr>
-                    <w:t>d.agendas[i].</w:t>
-                  </w:r>
-                  <w:r>
-                    <w:rPr>
-                      <w:rFonts w:ascii="Times New Roman" w:hAnsi="Times New Roman"/>
-                      <w:bCs/>
-                      <w:color w:val="000000" w:themeColor="text1"/>
-                      <w:sz w:val="24"/>
-                      <w:szCs w:val="24"/>
-                      <w:lang w:val="en-US"/>
-                    </w:rPr>
-                    <w:t>deferredApplications</w:t>
+                    <w:t>das[i].deferredApplications</w:t>
                   </w:r>
                   <w:r>
                     <w:rPr>
@@ -4458,15 +4349,14 @@
               </w:tc>
               <w:tc>
                 <w:tcPr>
-                  <w:tcW w:w="1890" w:type="dxa"/>
+                  <w:tcW w:w="2160" w:type="dxa"/>
                 </w:tcPr>
                 <w:p>
                   <w:pPr>
                     <w:suppressAutoHyphens/>
                     <w:autoSpaceDN w:val="0"/>
-                    <w:spacing w:after="0" w:line="360" w:lineRule="auto"/>
-                    <w:ind w:right="317"/>
-                    <w:jc w:val="both"/>
+                    <w:spacing w:after="0" w:line="276" w:lineRule="auto"/>
+                    <w:ind w:right="317"/>
                     <w:textAlignment w:val="baseline"/>
                     <w:rPr>
                       <w:rFonts w:ascii="Times New Roman" w:hAnsi="Times New Roman"/>
@@ -4482,15 +4372,14 @@
               </w:tc>
               <w:tc>
                 <w:tcPr>
-                  <w:tcW w:w="1886" w:type="dxa"/>
+                  <w:tcW w:w="1706" w:type="dxa"/>
                 </w:tcPr>
                 <w:p>
                   <w:pPr>
                     <w:suppressAutoHyphens/>
                     <w:autoSpaceDN w:val="0"/>
-                    <w:spacing w:after="0" w:line="360" w:lineRule="auto"/>
-                    <w:ind w:right="317"/>
-                    <w:jc w:val="both"/>
+                    <w:spacing w:after="0" w:line="276" w:lineRule="auto"/>
+                    <w:ind w:right="317"/>
                     <w:textAlignment w:val="baseline"/>
                     <w:rPr>
                       <w:rFonts w:ascii="Times New Roman" w:hAnsi="Times New Roman"/>
@@ -4512,9 +4401,8 @@
                   <w:pPr>
                     <w:suppressAutoHyphens/>
                     <w:autoSpaceDN w:val="0"/>
-                    <w:spacing w:after="0" w:line="360" w:lineRule="auto"/>
-                    <w:ind w:right="317"/>
-                    <w:jc w:val="both"/>
+                    <w:spacing w:after="0" w:line="276" w:lineRule="auto"/>
+                    <w:ind w:right="317"/>
                     <w:textAlignment w:val="baseline"/>
                     <w:rPr>
                       <w:rFonts w:ascii="Times New Roman" w:hAnsi="Times New Roman"/>
@@ -4536,9 +4424,8 @@
                   <w:pPr>
                     <w:suppressAutoHyphens/>
                     <w:autoSpaceDN w:val="0"/>
-                    <w:spacing w:after="0" w:line="360" w:lineRule="auto"/>
-                    <w:ind w:right="317"/>
-                    <w:jc w:val="both"/>
+                    <w:spacing w:after="0" w:line="276" w:lineRule="auto"/>
+                    <w:ind w:right="317"/>
                     <w:textAlignment w:val="baseline"/>
                     <w:rPr>
                       <w:rFonts w:ascii="Times New Roman" w:hAnsi="Times New Roman"/>
@@ -4560,9 +4447,8 @@
                   <w:pPr>
                     <w:suppressAutoHyphens/>
                     <w:autoSpaceDN w:val="0"/>
-                    <w:spacing w:after="0" w:line="360" w:lineRule="auto"/>
-                    <w:ind w:right="317"/>
-                    <w:jc w:val="both"/>
+                    <w:spacing w:after="0" w:line="276" w:lineRule="auto"/>
+                    <w:ind w:right="317"/>
                     <w:textAlignment w:val="baseline"/>
                     <w:rPr>
                       <w:rFonts w:ascii="Times New Roman" w:hAnsi="Times New Roman"/>
@@ -4584,9 +4470,8 @@
                   <w:pPr>
                     <w:suppressAutoHyphens/>
                     <w:autoSpaceDN w:val="0"/>
-                    <w:spacing w:after="0" w:line="360" w:lineRule="auto"/>
-                    <w:ind w:right="317"/>
-                    <w:jc w:val="both"/>
+                    <w:spacing w:after="0" w:line="276" w:lineRule="auto"/>
+                    <w:ind w:right="317"/>
                     <w:textAlignment w:val="baseline"/>
                     <w:rPr>
                       <w:rFonts w:ascii="Times New Roman" w:hAnsi="Times New Roman"/>
@@ -4611,7 +4496,7 @@
                   <w:pPr>
                     <w:suppressAutoHyphens/>
                     <w:autoSpaceDN w:val="0"/>
-                    <w:spacing w:after="0" w:line="360" w:lineRule="auto"/>
+                    <w:spacing w:after="0" w:line="276" w:lineRule="auto"/>
                     <w:ind w:right="317"/>
                     <w:jc w:val="center"/>
                     <w:textAlignment w:val="baseline"/>
@@ -4633,6 +4518,7 @@
                       <w:szCs w:val="24"/>
                       <w:lang w:val="en-US"/>
                     </w:rPr>
+                    <w:lastRenderedPageBreak/>
                     <w:t>DEFERRED</w:t>
                   </w:r>
                   <w:r>
@@ -4722,15 +4608,15 @@
             <w:tr>
               <w:tc>
                 <w:tcPr>
-                  <w:tcW w:w="1075" w:type="dxa"/>
+                  <w:tcW w:w="985" w:type="dxa"/>
                 </w:tcPr>
                 <w:p>
                   <w:pPr>
                     <w:suppressAutoHyphens/>
                     <w:autoSpaceDN w:val="0"/>
-                    <w:spacing w:after="0" w:line="360" w:lineRule="auto"/>
-                    <w:ind w:right="317"/>
-                    <w:jc w:val="both"/>
+                    <w:spacing w:after="0" w:line="276" w:lineRule="auto"/>
+                    <w:ind w:right="317"/>
+                    <w:jc w:val="center"/>
                     <w:textAlignment w:val="baseline"/>
                     <w:rPr>
                       <w:rFonts w:ascii="Times New Roman" w:hAnsi="Times New Roman"/>
@@ -4761,18 +4647,7 @@
                       <w:szCs w:val="24"/>
                       <w:lang w:val="en-US"/>
                     </w:rPr>
-                    <w:t>d.agendas[i].</w:t>
-                  </w:r>
-                  <w:r>
-                    <w:rPr>
-                      <w:rFonts w:ascii="Times New Roman" w:hAnsi="Times New Roman"/>
-                      <w:bCs/>
-                      <w:color w:val="000000" w:themeColor="text1"/>
-                      <w:sz w:val="24"/>
-                      <w:szCs w:val="24"/>
-                      <w:lang w:val="en-US"/>
-                    </w:rPr>
-                    <w:t>rejectedApplications</w:t>
+                    <w:t>d.agendas[i].rejectedApplications</w:t>
                   </w:r>
                   <w:r>
                     <w:rPr>
@@ -4794,18 +4669,7 @@
                       <w:szCs w:val="24"/>
                       <w:lang w:val="en-US"/>
                     </w:rPr>
-                    <w:t>d.agendas[i].</w:t>
-                  </w:r>
-                  <w:r>
-                    <w:rPr>
-                      <w:rFonts w:ascii="Times New Roman" w:hAnsi="Times New Roman"/>
-                      <w:bCs/>
-                      <w:color w:val="000000" w:themeColor="text1"/>
-                      <w:sz w:val="24"/>
-                      <w:szCs w:val="24"/>
-                      <w:lang w:val="en-US"/>
-                    </w:rPr>
-                    <w:t>rejectedApplications</w:t>
+                    <w:t>d.agendas[i].rejectedApplications</w:t>
                   </w:r>
                   <w:r>
                     <w:rPr>
@@ -4822,15 +4686,14 @@
               </w:tc>
               <w:tc>
                 <w:tcPr>
-                  <w:tcW w:w="1890" w:type="dxa"/>
+                  <w:tcW w:w="2160" w:type="dxa"/>
                 </w:tcPr>
                 <w:p>
                   <w:pPr>
                     <w:suppressAutoHyphens/>
                     <w:autoSpaceDN w:val="0"/>
-                    <w:spacing w:after="0" w:line="360" w:lineRule="auto"/>
-                    <w:ind w:right="317"/>
-                    <w:jc w:val="both"/>
+                    <w:spacing w:after="0" w:line="276" w:lineRule="auto"/>
+                    <w:ind w:right="317"/>
                     <w:textAlignment w:val="baseline"/>
                     <w:rPr>
                       <w:rFonts w:ascii="Times New Roman" w:hAnsi="Times New Roman"/>
@@ -4861,18 +4724,7 @@
                       <w:szCs w:val="24"/>
                       <w:lang w:val="en-US"/>
                     </w:rPr>
-                    <w:t>d.agendas[i].</w:t>
-                  </w:r>
-                  <w:r>
-                    <w:rPr>
-                      <w:rFonts w:ascii="Times New Roman" w:hAnsi="Times New Roman"/>
-                      <w:bCs/>
-                      <w:color w:val="000000" w:themeColor="text1"/>
-                      <w:sz w:val="24"/>
-                      <w:szCs w:val="24"/>
-                      <w:lang w:val="en-US"/>
-                    </w:rPr>
-                    <w:t>rejectedApplications</w:t>
+                    <w:t>d.agendas[i].rejectedApplications</w:t>
                   </w:r>
                   <w:r>
                     <w:rPr>
@@ -4890,9 +4742,8 @@
                   <w:pPr>
                     <w:suppressAutoHyphens/>
                     <w:autoSpaceDN w:val="0"/>
-                    <w:spacing w:after="0" w:line="360" w:lineRule="auto"/>
-                    <w:ind w:right="317"/>
-                    <w:jc w:val="both"/>
+                    <w:spacing w:after="0" w:line="276" w:lineRule="auto"/>
+                    <w:ind w:right="317"/>
                     <w:textAlignment w:val="baseline"/>
                     <w:rPr>
                       <w:rFonts w:ascii="Times New Roman" w:hAnsi="Times New Roman"/>
@@ -4940,15 +4791,14 @@
               </w:tc>
               <w:tc>
                 <w:tcPr>
-                  <w:tcW w:w="1886" w:type="dxa"/>
+                  <w:tcW w:w="1706" w:type="dxa"/>
                 </w:tcPr>
                 <w:p>
                   <w:pPr>
                     <w:suppressAutoHyphens/>
                     <w:autoSpaceDN w:val="0"/>
-                    <w:spacing w:after="0" w:line="360" w:lineRule="auto"/>
-                    <w:ind w:right="317"/>
-                    <w:jc w:val="both"/>
+                    <w:spacing w:after="0" w:line="276" w:lineRule="auto"/>
+                    <w:ind w:right="317"/>
                     <w:textAlignment w:val="baseline"/>
                     <w:rPr>
                       <w:rFonts w:ascii="Times New Roman" w:hAnsi="Times New Roman"/>
@@ -4979,18 +4829,7 @@
                       <w:szCs w:val="24"/>
                       <w:lang w:val="en-US"/>
                     </w:rPr>
-                    <w:t>d.agendas[i].</w:t>
-                  </w:r>
-                  <w:r>
-                    <w:rPr>
-                      <w:rFonts w:ascii="Times New Roman" w:hAnsi="Times New Roman"/>
-                      <w:bCs/>
-                      <w:color w:val="000000" w:themeColor="text1"/>
-                      <w:sz w:val="24"/>
-                      <w:szCs w:val="24"/>
-                      <w:lang w:val="en-US"/>
-                    </w:rPr>
-                    <w:t>rejectedApplications</w:t>
+                    <w:t>d.agendas[i].rejectedApplications</w:t>
                   </w:r>
                   <w:r>
                     <w:rPr>
@@ -5013,9 +4852,8 @@
                   <w:pPr>
                     <w:suppressAutoHyphens/>
                     <w:autoSpaceDN w:val="0"/>
-                    <w:spacing w:after="0" w:line="360" w:lineRule="auto"/>
-                    <w:ind w:right="317"/>
-                    <w:jc w:val="both"/>
+                    <w:spacing w:after="0" w:line="276" w:lineRule="auto"/>
+                    <w:ind w:right="317"/>
                     <w:textAlignment w:val="baseline"/>
                     <w:rPr>
                       <w:rFonts w:ascii="Times New Roman" w:hAnsi="Times New Roman"/>
@@ -5046,18 +4884,7 @@
                       <w:szCs w:val="24"/>
                       <w:lang w:val="en-US"/>
                     </w:rPr>
-                    <w:t>d.agendas[i].</w:t>
-                  </w:r>
-                  <w:r>
-                    <w:rPr>
-                      <w:rFonts w:ascii="Times New Roman" w:hAnsi="Times New Roman"/>
-                      <w:bCs/>
-                      <w:color w:val="000000" w:themeColor="text1"/>
-                      <w:sz w:val="24"/>
-                      <w:szCs w:val="24"/>
-                      <w:lang w:val="en-US"/>
-                    </w:rPr>
-                    <w:t>rejectedApplications</w:t>
+                    <w:t>d.agendas[i].rejectedApplications</w:t>
                   </w:r>
                   <w:r>
                     <w:rPr>
@@ -5075,9 +4902,25 @@
                   <w:pPr>
                     <w:suppressAutoHyphens/>
                     <w:autoSpaceDN w:val="0"/>
-                    <w:spacing w:after="0" w:line="360" w:lineRule="auto"/>
-                    <w:ind w:right="317"/>
-                    <w:jc w:val="both"/>
+                    <w:spacing w:after="0" w:line="276" w:lineRule="auto"/>
+                    <w:ind w:right="317"/>
+                    <w:textAlignment w:val="baseline"/>
+                    <w:rPr>
+                      <w:rFonts w:ascii="Times New Roman" w:hAnsi="Times New Roman"/>
+                      <w:bCs/>
+                      <w:color w:val="000000" w:themeColor="text1"/>
+                      <w:sz w:val="24"/>
+                      <w:szCs w:val="24"/>
+                      <w:lang w:val="en-US"/>
+                    </w:rPr>
+                  </w:pPr>
+                </w:p>
+                <w:p>
+                  <w:pPr>
+                    <w:suppressAutoHyphens/>
+                    <w:autoSpaceDN w:val="0"/>
+                    <w:spacing w:after="0" w:line="276" w:lineRule="auto"/>
+                    <w:ind w:right="317"/>
                     <w:textAlignment w:val="baseline"/>
                     <w:rPr>
                       <w:rFonts w:ascii="Times New Roman" w:hAnsi="Times New Roman"/>
@@ -5108,18 +4951,7 @@
                       <w:szCs w:val="24"/>
                       <w:lang w:val="en-US"/>
                     </w:rPr>
-                    <w:t>d.agendas[i].</w:t>
-                  </w:r>
-                  <w:r>
-                    <w:rPr>
-                      <w:rFonts w:ascii="Times New Roman" w:hAnsi="Times New Roman"/>
-                      <w:bCs/>
-                      <w:color w:val="000000" w:themeColor="text1"/>
-                      <w:sz w:val="24"/>
-                      <w:szCs w:val="24"/>
-                      <w:lang w:val="en-US"/>
-                    </w:rPr>
-                    <w:t>rejectedApplications</w:t>
+                    <w:t>d.agendas[i].rejectedApplications</w:t>
                   </w:r>
                   <w:r>
                     <w:rPr>
@@ -5142,9 +4974,8 @@
                   <w:pPr>
                     <w:suppressAutoHyphens/>
                     <w:autoSpaceDN w:val="0"/>
-                    <w:spacing w:after="0" w:line="360" w:lineRule="auto"/>
-                    <w:ind w:right="317"/>
-                    <w:jc w:val="both"/>
+                    <w:spacing w:after="0" w:line="276" w:lineRule="auto"/>
+                    <w:ind w:right="317"/>
                     <w:textAlignment w:val="baseline"/>
                     <w:rPr>
                       <w:rFonts w:ascii="Times New Roman" w:hAnsi="Times New Roman"/>
@@ -5175,18 +5006,7 @@
                       <w:szCs w:val="24"/>
                       <w:lang w:val="en-US"/>
                     </w:rPr>
-                    <w:t>d.agendas[i].</w:t>
-                  </w:r>
-                  <w:r>
-                    <w:rPr>
-                      <w:rFonts w:ascii="Times New Roman" w:hAnsi="Times New Roman"/>
-                      <w:bCs/>
-                      <w:color w:val="000000" w:themeColor="text1"/>
-                      <w:sz w:val="24"/>
-                      <w:szCs w:val="24"/>
-                      <w:lang w:val="en-US"/>
-                    </w:rPr>
-                    <w:t>rejectedApplications</w:t>
+                    <w:t>d.agendas[i].rejectedApplications</w:t>
                   </w:r>
                   <w:r>
                     <w:rPr>
@@ -5204,9 +5024,25 @@
                   <w:pPr>
                     <w:suppressAutoHyphens/>
                     <w:autoSpaceDN w:val="0"/>
-                    <w:spacing w:after="0" w:line="360" w:lineRule="auto"/>
-                    <w:ind w:right="317"/>
-                    <w:jc w:val="both"/>
+                    <w:spacing w:after="0" w:line="276" w:lineRule="auto"/>
+                    <w:ind w:right="317"/>
+                    <w:textAlignment w:val="baseline"/>
+                    <w:rPr>
+                      <w:rFonts w:ascii="Times New Roman" w:hAnsi="Times New Roman"/>
+                      <w:bCs/>
+                      <w:color w:val="000000" w:themeColor="text1"/>
+                      <w:sz w:val="24"/>
+                      <w:szCs w:val="24"/>
+                      <w:lang w:val="en-US"/>
+                    </w:rPr>
+                  </w:pPr>
+                </w:p>
+                <w:p>
+                  <w:pPr>
+                    <w:suppressAutoHyphens/>
+                    <w:autoSpaceDN w:val="0"/>
+                    <w:spacing w:after="0" w:line="276" w:lineRule="auto"/>
+                    <w:ind w:right="317"/>
                     <w:textAlignment w:val="baseline"/>
                     <w:rPr>
                       <w:rFonts w:ascii="Times New Roman" w:hAnsi="Times New Roman"/>
@@ -5237,18 +5073,7 @@
                       <w:szCs w:val="24"/>
                       <w:lang w:val="en-US"/>
                     </w:rPr>
-                    <w:t>d.agendas[i].</w:t>
-                  </w:r>
-                  <w:r>
-                    <w:rPr>
-                      <w:rFonts w:ascii="Times New Roman" w:hAnsi="Times New Roman"/>
-                      <w:bCs/>
-                      <w:color w:val="000000" w:themeColor="text1"/>
-                      <w:sz w:val="24"/>
-                      <w:szCs w:val="24"/>
-                      <w:lang w:val="en-US"/>
-                    </w:rPr>
-                    <w:t>rejectedApplications</w:t>
+                    <w:t>d.agendas[i].rejectedApplications</w:t>
                   </w:r>
                   <w:r>
                     <w:rPr>
@@ -5271,9 +5096,8 @@
                   <w:pPr>
                     <w:suppressAutoHyphens/>
                     <w:autoSpaceDN w:val="0"/>
-                    <w:spacing w:after="0" w:line="360" w:lineRule="auto"/>
-                    <w:ind w:right="317"/>
-                    <w:jc w:val="both"/>
+                    <w:spacing w:after="0" w:line="276" w:lineRule="auto"/>
+                    <w:ind w:right="317"/>
                     <w:textAlignment w:val="baseline"/>
                     <w:rPr>
                       <w:rFonts w:ascii="Times New Roman" w:hAnsi="Times New Roman"/>
@@ -5304,18 +5128,7 @@
                       <w:szCs w:val="24"/>
                       <w:lang w:val="en-US"/>
                     </w:rPr>
-                    <w:t>d.agendas[i].</w:t>
-                  </w:r>
-                  <w:r>
-                    <w:rPr>
-                      <w:rFonts w:ascii="Times New Roman" w:hAnsi="Times New Roman"/>
-                      <w:bCs/>
-                      <w:color w:val="000000" w:themeColor="text1"/>
-                      <w:sz w:val="24"/>
-                      <w:szCs w:val="24"/>
-                      <w:lang w:val="en-US"/>
-                    </w:rPr>
-                    <w:t>rejectedApplications</w:t>
+                    <w:t>d.agendas[i].rejectedApplications</w:t>
                   </w:r>
                   <w:r>
                     <w:rPr>
@@ -5338,10 +5151,19 @@
                   <w:pPr>
                     <w:suppressAutoHyphens/>
                     <w:autoSpaceDN w:val="0"/>
-                    <w:spacing w:after="0" w:line="360" w:lineRule="auto"/>
-                    <w:ind w:right="317"/>
-                    <w:jc w:val="both"/>
-                    <w:textAlignment w:val="baseline"/>
+                    <w:spacing w:after="0" w:line="276" w:lineRule="auto"/>
+                    <w:ind w:right="317"/>
+                    <w:textAlignment w:val="baseline"/>
+                    <w:rPr>
+                      <w:rFonts w:ascii="Times New Roman" w:hAnsi="Times New Roman"/>
+                      <w:bCs/>
+                      <w:color w:val="000000" w:themeColor="text1"/>
+                      <w:sz w:val="24"/>
+                      <w:szCs w:val="24"/>
+                      <w:lang w:val="en-US"/>
+                    </w:rPr>
+                  </w:pPr>
+                  <w:r>
                     <w:rPr>
                       <w:rFonts w:ascii="Times New Roman" w:hAnsi="Times New Roman"/>
                       <w:b/>
@@ -5351,51 +5173,15 @@
                       <w:szCs w:val="24"/>
                       <w:lang w:val="en-US"/>
                     </w:rPr>
-                  </w:pPr>
-                  <w:r>
-                    <w:rPr>
-                      <w:rFonts w:ascii="Times New Roman" w:hAnsi="Times New Roman"/>
-                      <w:b/>
-                      <w:bCs/>
-                      <w:color w:val="000000" w:themeColor="text1"/>
-                      <w:sz w:val="24"/>
-                      <w:szCs w:val="24"/>
-                      <w:lang w:val="en-US"/>
-                    </w:rPr>
-                    <w:t>{d.agendas[i].</w:t>
-                  </w:r>
-                  <w:r>
-                    <w:rPr>
-                      <w:rFonts w:ascii="Times New Roman" w:hAnsi="Times New Roman"/>
-                      <w:b/>
-                      <w:bCs/>
-                      <w:color w:val="000000" w:themeColor="text1"/>
-                      <w:sz w:val="24"/>
-                      <w:szCs w:val="24"/>
-                      <w:lang w:val="en-US"/>
-                    </w:rPr>
-                    <w:t>rejectedApplications</w:t>
-                  </w:r>
-                  <w:r>
-                    <w:rPr>
-                      <w:rFonts w:ascii="Times New Roman" w:hAnsi="Times New Roman"/>
-                      <w:b/>
-                      <w:bCs/>
-                      <w:color w:val="000000" w:themeColor="text1"/>
-                      <w:sz w:val="24"/>
-                      <w:szCs w:val="24"/>
-                      <w:lang w:val="en-US"/>
-                    </w:rPr>
-                    <w:t>[i].decision}</w:t>
-                  </w:r>
-                </w:p>
-                <w:p>
-                  <w:pPr>
-                    <w:suppressAutoHyphens/>
-                    <w:autoSpaceDN w:val="0"/>
-                    <w:spacing w:after="0" w:line="360" w:lineRule="auto"/>
-                    <w:ind w:right="317"/>
-                    <w:jc w:val="both"/>
+                    <w:t>{d.agendas[i].rejectedApplications[i].decision}</w:t>
+                  </w:r>
+                </w:p>
+                <w:p>
+                  <w:pPr>
+                    <w:suppressAutoHyphens/>
+                    <w:autoSpaceDN w:val="0"/>
+                    <w:spacing w:after="0" w:line="276" w:lineRule="auto"/>
+                    <w:ind w:right="317"/>
                     <w:textAlignment w:val="baseline"/>
                     <w:rPr>
                       <w:rFonts w:ascii="Times New Roman" w:hAnsi="Times New Roman"/>
@@ -5426,29 +5212,7 @@
                       <w:szCs w:val="24"/>
                       <w:lang w:val="en-US"/>
                     </w:rPr>
-                    <w:t>d.agendas[i].</w:t>
-                  </w:r>
-                  <w:r>
-                    <w:rPr>
-                      <w:rFonts w:ascii="Times New Roman" w:hAnsi="Times New Roman"/>
-                      <w:bCs/>
-                      <w:color w:val="000000" w:themeColor="text1"/>
-                      <w:sz w:val="24"/>
-                      <w:szCs w:val="24"/>
-                      <w:lang w:val="en-US"/>
-                    </w:rPr>
-                    <w:t>rejectedApplications</w:t>
-                  </w:r>
-                  <w:r>
-                    <w:rPr>
-                      <w:rFonts w:ascii="Times New Roman" w:hAnsi="Times New Roman"/>
-                      <w:bCs/>
-                      <w:color w:val="000000" w:themeColor="text1"/>
-                      <w:sz w:val="24"/>
-                      <w:szCs w:val="24"/>
-                      <w:lang w:val="en-US"/>
-                    </w:rPr>
-                    <w:t>[i</w:t>
+                    <w:t>d.agendas[i].rejectedApplications[i</w:t>
                   </w:r>
                   <w:r>
                     <w:rPr>
@@ -5467,15 +5231,15 @@
             <w:tr>
               <w:tc>
                 <w:tcPr>
-                  <w:tcW w:w="1075" w:type="dxa"/>
+                  <w:tcW w:w="985" w:type="dxa"/>
                 </w:tcPr>
                 <w:p>
                   <w:pPr>
                     <w:suppressAutoHyphens/>
                     <w:autoSpaceDN w:val="0"/>
-                    <w:spacing w:after="0" w:line="360" w:lineRule="auto"/>
-                    <w:ind w:right="317"/>
-                    <w:jc w:val="both"/>
+                    <w:spacing w:after="0" w:line="276" w:lineRule="auto"/>
+                    <w:ind w:right="317"/>
+                    <w:jc w:val="center"/>
                     <w:textAlignment w:val="baseline"/>
                     <w:rPr>
                       <w:rFonts w:ascii="Times New Roman" w:hAnsi="Times New Roman"/>
@@ -5506,55 +5270,31 @@
                       <w:szCs w:val="24"/>
                       <w:lang w:val="en-US"/>
                     </w:rPr>
-                    <w:t>d.agendas[i].</w:t>
-                  </w:r>
-                  <w:r>
-                    <w:rPr>
-                      <w:rFonts w:ascii="Times New Roman" w:hAnsi="Times New Roman"/>
-                      <w:bCs/>
-                      <w:color w:val="000000" w:themeColor="text1"/>
-                      <w:sz w:val="24"/>
-                      <w:szCs w:val="24"/>
-                      <w:lang w:val="en-US"/>
-                    </w:rPr>
-                    <w:t>rejectedApplications</w:t>
-                  </w:r>
-                  <w:r>
-                    <w:rPr>
-                      <w:rFonts w:ascii="Times New Roman" w:hAnsi="Times New Roman"/>
-                      <w:bCs/>
-                      <w:color w:val="000000" w:themeColor="text1"/>
-                      <w:sz w:val="24"/>
-                      <w:szCs w:val="24"/>
-                      <w:lang w:val="en-US"/>
-                    </w:rPr>
-                    <w:t>[</w:t>
-                  </w:r>
-                  <w:r>
-                    <w:rPr>
-                      <w:rFonts w:ascii="Times New Roman" w:hAnsi="Times New Roman"/>
-                      <w:bCs/>
-                      <w:color w:val="000000" w:themeColor="text1"/>
-                      <w:sz w:val="24"/>
-                      <w:szCs w:val="24"/>
-                      <w:lang w:val="en-US"/>
-                    </w:rPr>
-                    <w:lastRenderedPageBreak/>
-                    <w:t>i+1]}</w:t>
+                    <w:t>d.agendas[i].rejectedApplications</w:t>
+                  </w:r>
+                  <w:r>
+                    <w:rPr>
+                      <w:rFonts w:ascii="Times New Roman" w:hAnsi="Times New Roman"/>
+                      <w:bCs/>
+                      <w:color w:val="000000" w:themeColor="text1"/>
+                      <w:sz w:val="24"/>
+                      <w:szCs w:val="24"/>
+                      <w:lang w:val="en-US"/>
+                    </w:rPr>
+                    <w:t>[i+1]}</w:t>
                   </w:r>
                 </w:p>
               </w:tc>
               <w:tc>
                 <w:tcPr>
-                  <w:tcW w:w="1890" w:type="dxa"/>
+                  <w:tcW w:w="2160" w:type="dxa"/>
                 </w:tcPr>
                 <w:p>
                   <w:pPr>
                     <w:suppressAutoHyphens/>
                     <w:autoSpaceDN w:val="0"/>
-                    <w:spacing w:after="0" w:line="360" w:lineRule="auto"/>
-                    <w:ind w:right="317"/>
-                    <w:jc w:val="both"/>
+                    <w:spacing w:after="0" w:line="276" w:lineRule="auto"/>
+                    <w:ind w:right="317"/>
                     <w:textAlignment w:val="baseline"/>
                     <w:rPr>
                       <w:rFonts w:ascii="Times New Roman" w:hAnsi="Times New Roman"/>
@@ -5570,15 +5310,14 @@
               </w:tc>
               <w:tc>
                 <w:tcPr>
-                  <w:tcW w:w="1886" w:type="dxa"/>
+                  <w:tcW w:w="1706" w:type="dxa"/>
                 </w:tcPr>
                 <w:p>
                   <w:pPr>
                     <w:suppressAutoHyphens/>
                     <w:autoSpaceDN w:val="0"/>
-                    <w:spacing w:after="0" w:line="360" w:lineRule="auto"/>
-                    <w:ind w:right="317"/>
-                    <w:jc w:val="both"/>
+                    <w:spacing w:after="0" w:line="276" w:lineRule="auto"/>
+                    <w:ind w:right="317"/>
                     <w:textAlignment w:val="baseline"/>
                     <w:rPr>
                       <w:rFonts w:ascii="Times New Roman" w:hAnsi="Times New Roman"/>
@@ -5600,9 +5339,8 @@
                   <w:pPr>
                     <w:suppressAutoHyphens/>
                     <w:autoSpaceDN w:val="0"/>
-                    <w:spacing w:after="0" w:line="360" w:lineRule="auto"/>
-                    <w:ind w:right="317"/>
-                    <w:jc w:val="both"/>
+                    <w:spacing w:after="0" w:line="276" w:lineRule="auto"/>
+                    <w:ind w:right="317"/>
                     <w:textAlignment w:val="baseline"/>
                     <w:rPr>
                       <w:rFonts w:ascii="Times New Roman" w:hAnsi="Times New Roman"/>
@@ -5624,9 +5362,8 @@
                   <w:pPr>
                     <w:suppressAutoHyphens/>
                     <w:autoSpaceDN w:val="0"/>
-                    <w:spacing w:after="0" w:line="360" w:lineRule="auto"/>
-                    <w:ind w:right="317"/>
-                    <w:jc w:val="both"/>
+                    <w:spacing w:after="0" w:line="276" w:lineRule="auto"/>
+                    <w:ind w:right="317"/>
                     <w:textAlignment w:val="baseline"/>
                     <w:rPr>
                       <w:rFonts w:ascii="Times New Roman" w:hAnsi="Times New Roman"/>
@@ -5648,9 +5385,8 @@
                   <w:pPr>
                     <w:suppressAutoHyphens/>
                     <w:autoSpaceDN w:val="0"/>
-                    <w:spacing w:after="0" w:line="360" w:lineRule="auto"/>
-                    <w:ind w:right="317"/>
-                    <w:jc w:val="both"/>
+                    <w:spacing w:after="0" w:line="276" w:lineRule="auto"/>
+                    <w:ind w:right="317"/>
                     <w:textAlignment w:val="baseline"/>
                     <w:rPr>
                       <w:rFonts w:ascii="Times New Roman" w:hAnsi="Times New Roman"/>
@@ -5672,9 +5408,8 @@
                   <w:pPr>
                     <w:suppressAutoHyphens/>
                     <w:autoSpaceDN w:val="0"/>
-                    <w:spacing w:after="0" w:line="360" w:lineRule="auto"/>
-                    <w:ind w:right="317"/>
-                    <w:jc w:val="both"/>
+                    <w:spacing w:after="0" w:line="276" w:lineRule="auto"/>
+                    <w:ind w:right="317"/>
                     <w:textAlignment w:val="baseline"/>
                     <w:rPr>
                       <w:rFonts w:ascii="Times New Roman" w:hAnsi="Times New Roman"/>
@@ -5699,7 +5434,7 @@
                   <w:pPr>
                     <w:suppressAutoHyphens/>
                     <w:autoSpaceDN w:val="0"/>
-                    <w:spacing w:after="0" w:line="360" w:lineRule="auto"/>
+                    <w:spacing w:after="0" w:line="276" w:lineRule="auto"/>
                     <w:ind w:right="317"/>
                     <w:jc w:val="center"/>
                     <w:textAlignment w:val="baseline"/>
@@ -5721,7 +5456,6 @@
                       <w:szCs w:val="24"/>
                       <w:lang w:val="en-US"/>
                     </w:rPr>
-                    <w:lastRenderedPageBreak/>
                     <w:t>REJECTED</w:t>
                   </w:r>
                   <w:r>
@@ -5804,7 +5538,7 @@
             <w:pPr>
               <w:suppressAutoHyphens/>
               <w:autoSpaceDN w:val="0"/>
-              <w:spacing w:after="0" w:line="360" w:lineRule="auto"/>
+              <w:spacing w:after="0" w:line="276" w:lineRule="auto"/>
               <w:ind w:right="317"/>
               <w:textAlignment w:val="baseline"/>
               <w:rPr>
@@ -6188,22 +5922,25 @@
               <w:tblLook w:val="04A0"/>
             </w:tblPr>
             <w:tblGrid>
-              <w:gridCol w:w="895"/>
-              <w:gridCol w:w="2700"/>
-              <w:gridCol w:w="2970"/>
-              <w:gridCol w:w="224"/>
-              <w:gridCol w:w="1846"/>
-              <w:gridCol w:w="2681"/>
+              <w:gridCol w:w="985"/>
+              <w:gridCol w:w="2880"/>
+              <w:gridCol w:w="2924"/>
+              <w:gridCol w:w="136"/>
+              <w:gridCol w:w="1710"/>
+              <w:gridCol w:w="630"/>
+              <w:gridCol w:w="2051"/>
             </w:tblGrid>
             <w:tr>
               <w:tc>
                 <w:tcPr>
-                  <w:tcW w:w="895" w:type="dxa"/>
+                  <w:tcW w:w="985" w:type="dxa"/>
                 </w:tcPr>
                 <w:bookmarkEnd w:id="39"/>
                 <w:bookmarkEnd w:id="40"/>
                 <w:p>
                   <w:pPr>
+                    <w:spacing w:line="276" w:lineRule="auto"/>
+                    <w:jc w:val="center"/>
                     <w:rPr>
                       <w:rFonts w:ascii="Times New Roman" w:hAnsi="Times New Roman"/>
                       <w:b/>
@@ -6226,10 +5963,11 @@
               </w:tc>
               <w:tc>
                 <w:tcPr>
-                  <w:tcW w:w="2700" w:type="dxa"/>
+                  <w:tcW w:w="2880" w:type="dxa"/>
                 </w:tcPr>
                 <w:p>
                   <w:pPr>
+                    <w:spacing w:line="276" w:lineRule="auto"/>
                     <w:rPr>
                       <w:rFonts w:ascii="Times New Roman" w:hAnsi="Times New Roman"/>
                       <w:b/>
@@ -6252,10 +5990,12 @@
               </w:tc>
               <w:tc>
                 <w:tcPr>
-                  <w:tcW w:w="2970" w:type="dxa"/>
+                  <w:tcW w:w="3060" w:type="dxa"/>
+                  <w:gridSpan w:val="2"/>
                 </w:tcPr>
                 <w:p>
                   <w:pPr>
+                    <w:spacing w:line="276" w:lineRule="auto"/>
                     <w:rPr>
                       <w:rFonts w:ascii="Times New Roman" w:hAnsi="Times New Roman"/>
                       <w:b/>
@@ -6278,11 +6018,12 @@
               </w:tc>
               <w:tc>
                 <w:tcPr>
-                  <w:tcW w:w="2070" w:type="dxa"/>
+                  <w:tcW w:w="2340" w:type="dxa"/>
                   <w:gridSpan w:val="2"/>
                 </w:tcPr>
                 <w:p>
                   <w:pPr>
+                    <w:spacing w:line="276" w:lineRule="auto"/>
                     <w:rPr>
                       <w:rFonts w:ascii="Times New Roman" w:hAnsi="Times New Roman"/>
                       <w:b/>
@@ -6305,10 +6046,11 @@
               </w:tc>
               <w:tc>
                 <w:tcPr>
-                  <w:tcW w:w="2681" w:type="dxa"/>
+                  <w:tcW w:w="2051" w:type="dxa"/>
                 </w:tcPr>
                 <w:p>
                   <w:pPr>
+                    <w:spacing w:line="276" w:lineRule="auto"/>
                     <w:rPr>
                       <w:rFonts w:ascii="Times New Roman" w:hAnsi="Times New Roman"/>
                       <w:b/>
@@ -6333,15 +6075,15 @@
             <w:tr>
               <w:tc>
                 <w:tcPr>
-                  <w:tcW w:w="895" w:type="dxa"/>
+                  <w:tcW w:w="985" w:type="dxa"/>
                 </w:tcPr>
                 <w:p>
                   <w:pPr>
                     <w:suppressAutoHyphens/>
                     <w:autoSpaceDN w:val="0"/>
-                    <w:spacing w:after="0" w:line="360" w:lineRule="auto"/>
-                    <w:ind w:right="317"/>
-                    <w:jc w:val="both"/>
+                    <w:spacing w:after="0" w:line="276" w:lineRule="auto"/>
+                    <w:ind w:right="317"/>
+                    <w:jc w:val="center"/>
                     <w:textAlignment w:val="baseline"/>
                     <w:rPr>
                       <w:rFonts w:ascii="Times New Roman" w:hAnsi="Times New Roman"/>
@@ -6363,6 +6105,7 @@
                       <w:szCs w:val="24"/>
                       <w:lang w:val="en-US"/>
                     </w:rPr>
+                    <w:lastRenderedPageBreak/>
                     <w:t>{</w:t>
                   </w:r>
                   <w:r>
@@ -6481,29 +6224,28 @@
               </w:tc>
               <w:tc>
                 <w:tcPr>
-                  <w:tcW w:w="2700" w:type="dxa"/>
+                  <w:tcW w:w="2880" w:type="dxa"/>
                 </w:tcPr>
                 <w:p>
                   <w:pPr>
                     <w:suppressAutoHyphens/>
                     <w:autoSpaceDN w:val="0"/>
-                    <w:spacing w:after="0" w:line="360" w:lineRule="auto"/>
-                    <w:ind w:right="317"/>
-                    <w:jc w:val="both"/>
-                    <w:textAlignment w:val="baseline"/>
-                    <w:rPr>
-                      <w:rFonts w:ascii="Times New Roman" w:hAnsi="Times New Roman"/>
-                      <w:bCs/>
-                      <w:color w:val="000000" w:themeColor="text1"/>
-                      <w:sz w:val="24"/>
-                      <w:szCs w:val="24"/>
-                      <w:lang w:val="en-US"/>
-                    </w:rPr>
-                  </w:pPr>
-                  <w:bookmarkStart w:id="43" w:name="OLE_LINK33"/>
-                  <w:bookmarkStart w:id="44" w:name="OLE_LINK34"/>
-                  <w:bookmarkStart w:id="45" w:name="OLE_LINK69"/>
-                  <w:bookmarkStart w:id="46" w:name="OLE_LINK70"/>
+                    <w:spacing w:after="0" w:line="276" w:lineRule="auto"/>
+                    <w:ind w:right="317"/>
+                    <w:textAlignment w:val="baseline"/>
+                    <w:rPr>
+                      <w:rFonts w:ascii="Times New Roman" w:hAnsi="Times New Roman"/>
+                      <w:bCs/>
+                      <w:color w:val="0070C0"/>
+                      <w:sz w:val="24"/>
+                      <w:szCs w:val="24"/>
+                      <w:lang w:val="en-US"/>
+                    </w:rPr>
+                  </w:pPr>
+                  <w:bookmarkStart w:id="43" w:name="OLE_LINK69"/>
+                  <w:bookmarkStart w:id="44" w:name="OLE_LINK70"/>
+                  <w:bookmarkStart w:id="45" w:name="OLE_LINK33"/>
+                  <w:bookmarkStart w:id="46" w:name="OLE_LINK34"/>
                   <w:r>
                     <w:rPr>
                       <w:rFonts w:ascii="Times New Roman" w:hAnsi="Times New Roman"/>
@@ -6569,30 +6311,29 @@
                       <w:lang w:val="en-US"/>
                     </w:rPr>
                     <w:t>].</w:t>
+                  </w:r>
+                  <w:bookmarkEnd w:id="43"/>
+                  <w:bookmarkEnd w:id="44"/>
+                  <w:r>
+                    <w:rPr>
+                      <w:rFonts w:ascii="Times New Roman" w:hAnsi="Times New Roman"/>
+                      <w:bCs/>
+                      <w:color w:val="000000" w:themeColor="text1"/>
+                      <w:sz w:val="24"/>
+                      <w:szCs w:val="24"/>
+                      <w:lang w:val="en-US"/>
+                    </w:rPr>
+                    <w:t>owners}</w:t>
                   </w:r>
                   <w:bookmarkEnd w:id="45"/>
                   <w:bookmarkEnd w:id="46"/>
-                  <w:r>
-                    <w:rPr>
-                      <w:rFonts w:ascii="Times New Roman" w:hAnsi="Times New Roman"/>
-                      <w:bCs/>
-                      <w:color w:val="000000" w:themeColor="text1"/>
-                      <w:sz w:val="24"/>
-                      <w:szCs w:val="24"/>
-                      <w:lang w:val="en-US"/>
-                    </w:rPr>
-                    <w:t>owners}</w:t>
-                  </w:r>
-                  <w:bookmarkEnd w:id="43"/>
-                  <w:bookmarkEnd w:id="44"/>
-                </w:p>
-                <w:p>
-                  <w:pPr>
-                    <w:suppressAutoHyphens/>
-                    <w:autoSpaceDN w:val="0"/>
-                    <w:spacing w:after="0" w:line="360" w:lineRule="auto"/>
-                    <w:ind w:right="317"/>
-                    <w:jc w:val="both"/>
+                </w:p>
+                <w:p>
+                  <w:pPr>
+                    <w:suppressAutoHyphens/>
+                    <w:autoSpaceDN w:val="0"/>
+                    <w:spacing w:after="0" w:line="276" w:lineRule="auto"/>
+                    <w:ind w:right="317"/>
                     <w:textAlignment w:val="baseline"/>
                     <w:rPr>
                       <w:rFonts w:ascii="Times New Roman" w:hAnsi="Times New Roman"/>
@@ -6619,9 +6360,8 @@
                   <w:pPr>
                     <w:suppressAutoHyphens/>
                     <w:autoSpaceDN w:val="0"/>
-                    <w:spacing w:after="0" w:line="360" w:lineRule="auto"/>
-                    <w:ind w:right="317"/>
-                    <w:jc w:val="both"/>
+                    <w:spacing w:after="0" w:line="276" w:lineRule="auto"/>
+                    <w:ind w:right="317"/>
                     <w:textAlignment w:val="baseline"/>
                     <w:rPr>
                       <w:rFonts w:ascii="Times New Roman" w:hAnsi="Times New Roman"/>
@@ -6636,15 +6376,15 @@
               </w:tc>
               <w:tc>
                 <w:tcPr>
-                  <w:tcW w:w="2970" w:type="dxa"/>
+                  <w:tcW w:w="3060" w:type="dxa"/>
+                  <w:gridSpan w:val="2"/>
                 </w:tcPr>
                 <w:p>
                   <w:pPr>
                     <w:suppressAutoHyphens/>
                     <w:autoSpaceDN w:val="0"/>
-                    <w:spacing w:after="0" w:line="360" w:lineRule="auto"/>
-                    <w:ind w:right="317"/>
-                    <w:jc w:val="both"/>
+                    <w:spacing w:after="0" w:line="276" w:lineRule="auto"/>
+                    <w:ind w:right="317"/>
                     <w:textAlignment w:val="baseline"/>
                     <w:rPr>
                       <w:rFonts w:ascii="Times New Roman" w:hAnsi="Times New Roman"/>
@@ -6715,9 +6455,25 @@
                   <w:pPr>
                     <w:suppressAutoHyphens/>
                     <w:autoSpaceDN w:val="0"/>
-                    <w:spacing w:after="0" w:line="360" w:lineRule="auto"/>
-                    <w:ind w:right="317"/>
-                    <w:jc w:val="both"/>
+                    <w:spacing w:after="0" w:line="276" w:lineRule="auto"/>
+                    <w:ind w:right="317"/>
+                    <w:textAlignment w:val="baseline"/>
+                    <w:rPr>
+                      <w:rFonts w:ascii="Times New Roman" w:hAnsi="Times New Roman"/>
+                      <w:bCs/>
+                      <w:color w:val="000000" w:themeColor="text1"/>
+                      <w:sz w:val="24"/>
+                      <w:szCs w:val="24"/>
+                      <w:lang w:val="en-US"/>
+                    </w:rPr>
+                  </w:pPr>
+                </w:p>
+                <w:p>
+                  <w:pPr>
+                    <w:suppressAutoHyphens/>
+                    <w:autoSpaceDN w:val="0"/>
+                    <w:spacing w:after="0" w:line="276" w:lineRule="auto"/>
+                    <w:ind w:right="317"/>
                     <w:textAlignment w:val="baseline"/>
                     <w:rPr>
                       <w:rFonts w:ascii="Times New Roman" w:hAnsi="Times New Roman"/>
@@ -6776,16 +6532,15 @@
               </w:tc>
               <w:tc>
                 <w:tcPr>
-                  <w:tcW w:w="2070" w:type="dxa"/>
+                  <w:tcW w:w="2340" w:type="dxa"/>
                   <w:gridSpan w:val="2"/>
                 </w:tcPr>
                 <w:p>
                   <w:pPr>
                     <w:suppressAutoHyphens/>
                     <w:autoSpaceDN w:val="0"/>
-                    <w:spacing w:after="0" w:line="360" w:lineRule="auto"/>
-                    <w:ind w:right="317"/>
-                    <w:jc w:val="both"/>
+                    <w:spacing w:after="0" w:line="276" w:lineRule="auto"/>
+                    <w:ind w:right="317"/>
                     <w:textAlignment w:val="baseline"/>
                     <w:rPr>
                       <w:rFonts w:ascii="Times New Roman" w:hAnsi="Times New Roman"/>
@@ -6866,16 +6621,25 @@
               </w:tc>
               <w:tc>
                 <w:tcPr>
-                  <w:tcW w:w="2681" w:type="dxa"/>
+                  <w:tcW w:w="2051" w:type="dxa"/>
                 </w:tcPr>
                 <w:p>
                   <w:pPr>
                     <w:suppressAutoHyphens/>
                     <w:autoSpaceDN w:val="0"/>
-                    <w:spacing w:after="0" w:line="360" w:lineRule="auto"/>
-                    <w:ind w:right="317"/>
-                    <w:jc w:val="both"/>
-                    <w:textAlignment w:val="baseline"/>
+                    <w:spacing w:after="0" w:line="276" w:lineRule="auto"/>
+                    <w:ind w:right="317"/>
+                    <w:textAlignment w:val="baseline"/>
+                    <w:rPr>
+                      <w:rFonts w:ascii="Times New Roman" w:hAnsi="Times New Roman"/>
+                      <w:bCs/>
+                      <w:color w:val="000000" w:themeColor="text1"/>
+                      <w:sz w:val="24"/>
+                      <w:szCs w:val="24"/>
+                      <w:lang w:val="en-US"/>
+                    </w:rPr>
+                  </w:pPr>
+                  <w:r>
                     <w:rPr>
                       <w:rFonts w:ascii="Times New Roman" w:hAnsi="Times New Roman"/>
                       <w:b/>
@@ -6885,7 +6649,8 @@
                       <w:szCs w:val="24"/>
                       <w:lang w:val="en-US"/>
                     </w:rPr>
-                  </w:pPr>
+                    <w:t>{</w:t>
+                  </w:r>
                   <w:r>
                     <w:rPr>
                       <w:rFonts w:ascii="Times New Roman" w:hAnsi="Times New Roman"/>
@@ -6896,7 +6661,7 @@
                       <w:szCs w:val="24"/>
                       <w:lang w:val="en-US"/>
                     </w:rPr>
-                    <w:t>{</w:t>
+                    <w:t>d.agendas[i].</w:t>
                   </w:r>
                   <w:r>
                     <w:rPr>
@@ -6908,7 +6673,7 @@
                       <w:szCs w:val="24"/>
                       <w:lang w:val="en-US"/>
                     </w:rPr>
-                    <w:t>d.agendas[i].</w:t>
+                    <w:t>approvedApplications</w:t>
                   </w:r>
                   <w:r>
                     <w:rPr>
@@ -6920,18 +6685,6 @@
                       <w:szCs w:val="24"/>
                       <w:lang w:val="en-US"/>
                     </w:rPr>
-                    <w:t>approvedApplications</w:t>
-                  </w:r>
-                  <w:r>
-                    <w:rPr>
-                      <w:rFonts w:ascii="Times New Roman" w:hAnsi="Times New Roman"/>
-                      <w:b/>
-                      <w:bCs/>
-                      <w:color w:val="000000" w:themeColor="text1"/>
-                      <w:sz w:val="24"/>
-                      <w:szCs w:val="24"/>
-                      <w:lang w:val="en-US"/>
-                    </w:rPr>
                     <w:t>[i].recommendation}</w:t>
                   </w:r>
                 </w:p>
@@ -6939,9 +6692,8 @@
                   <w:pPr>
                     <w:suppressAutoHyphens/>
                     <w:autoSpaceDN w:val="0"/>
-                    <w:spacing w:after="0" w:line="360" w:lineRule="auto"/>
-                    <w:ind w:right="317"/>
-                    <w:jc w:val="both"/>
+                    <w:spacing w:after="0" w:line="276" w:lineRule="auto"/>
+                    <w:ind w:right="317"/>
                     <w:textAlignment w:val="baseline"/>
                     <w:rPr>
                       <w:rFonts w:ascii="Times New Roman" w:hAnsi="Times New Roman"/>
@@ -7003,61 +6755,48 @@
             <w:tr>
               <w:tc>
                 <w:tcPr>
-                  <w:tcW w:w="895" w:type="dxa"/>
+                  <w:tcW w:w="985" w:type="dxa"/>
                 </w:tcPr>
                 <w:p>
                   <w:pPr>
                     <w:suppressAutoHyphens/>
                     <w:autoSpaceDN w:val="0"/>
-                    <w:spacing w:after="0" w:line="360" w:lineRule="auto"/>
-                    <w:ind w:right="317"/>
-                    <w:jc w:val="both"/>
-                    <w:textAlignment w:val="baseline"/>
-                    <w:rPr>
-                      <w:rFonts w:ascii="Times New Roman" w:hAnsi="Times New Roman"/>
-                      <w:bCs/>
-                      <w:color w:val="000000" w:themeColor="text1"/>
-                      <w:sz w:val="24"/>
-                      <w:szCs w:val="24"/>
-                      <w:lang w:val="en-US"/>
-                    </w:rPr>
-                  </w:pPr>
-                  <w:r>
-                    <w:rPr>
-                      <w:rFonts w:ascii="Times New Roman" w:hAnsi="Times New Roman"/>
-                      <w:bCs/>
-                      <w:color w:val="000000" w:themeColor="text1"/>
-                      <w:sz w:val="24"/>
-                      <w:szCs w:val="24"/>
-                      <w:lang w:val="en-US"/>
-                    </w:rPr>
-                    <w:t>{d.agendas[i].ap</w:t>
-                  </w:r>
-                  <w:r>
-                    <w:rPr>
-                      <w:rFonts w:ascii="Times New Roman" w:hAnsi="Times New Roman"/>
-                      <w:bCs/>
-                      <w:color w:val="000000" w:themeColor="text1"/>
-                      <w:sz w:val="24"/>
-                      <w:szCs w:val="24"/>
-                      <w:lang w:val="en-US"/>
-                    </w:rPr>
-                    <w:lastRenderedPageBreak/>
-                    <w:t>provedApplications[i+1]}</w:t>
+                    <w:spacing w:after="0" w:line="276" w:lineRule="auto"/>
+                    <w:ind w:right="317"/>
+                    <w:jc w:val="center"/>
+                    <w:textAlignment w:val="baseline"/>
+                    <w:rPr>
+                      <w:rFonts w:ascii="Times New Roman" w:hAnsi="Times New Roman"/>
+                      <w:bCs/>
+                      <w:color w:val="000000" w:themeColor="text1"/>
+                      <w:sz w:val="24"/>
+                      <w:szCs w:val="24"/>
+                      <w:lang w:val="en-US"/>
+                    </w:rPr>
+                  </w:pPr>
+                  <w:r>
+                    <w:rPr>
+                      <w:rFonts w:ascii="Times New Roman" w:hAnsi="Times New Roman"/>
+                      <w:bCs/>
+                      <w:color w:val="000000" w:themeColor="text1"/>
+                      <w:sz w:val="24"/>
+                      <w:szCs w:val="24"/>
+                      <w:lang w:val="en-US"/>
+                    </w:rPr>
+                    <w:t>{d.agendas[i].approvedApplications[i+1]}</w:t>
                   </w:r>
                 </w:p>
               </w:tc>
               <w:tc>
                 <w:tcPr>
-                  <w:tcW w:w="2700" w:type="dxa"/>
+                  <w:tcW w:w="2880" w:type="dxa"/>
                 </w:tcPr>
                 <w:p>
                   <w:pPr>
                     <w:suppressAutoHyphens/>
                     <w:autoSpaceDN w:val="0"/>
-                    <w:spacing w:after="0" w:line="360" w:lineRule="auto"/>
-                    <w:ind w:right="317"/>
-                    <w:jc w:val="both"/>
+                    <w:spacing w:after="0" w:line="276" w:lineRule="auto"/>
+                    <w:ind w:right="317"/>
                     <w:textAlignment w:val="baseline"/>
                     <w:rPr>
                       <w:rFonts w:ascii="Times New Roman" w:hAnsi="Times New Roman"/>
@@ -7072,15 +6811,15 @@
               </w:tc>
               <w:tc>
                 <w:tcPr>
-                  <w:tcW w:w="2970" w:type="dxa"/>
+                  <w:tcW w:w="3060" w:type="dxa"/>
+                  <w:gridSpan w:val="2"/>
                 </w:tcPr>
                 <w:p>
                   <w:pPr>
                     <w:suppressAutoHyphens/>
                     <w:autoSpaceDN w:val="0"/>
-                    <w:spacing w:after="0" w:line="360" w:lineRule="auto"/>
-                    <w:ind w:right="317"/>
-                    <w:jc w:val="both"/>
+                    <w:spacing w:after="0" w:line="276" w:lineRule="auto"/>
+                    <w:ind w:right="317"/>
                     <w:textAlignment w:val="baseline"/>
                     <w:rPr>
                       <w:rFonts w:ascii="Times New Roman" w:hAnsi="Times New Roman"/>
@@ -7095,16 +6834,15 @@
               </w:tc>
               <w:tc>
                 <w:tcPr>
-                  <w:tcW w:w="2070" w:type="dxa"/>
+                  <w:tcW w:w="2340" w:type="dxa"/>
                   <w:gridSpan w:val="2"/>
                 </w:tcPr>
                 <w:p>
                   <w:pPr>
                     <w:suppressAutoHyphens/>
                     <w:autoSpaceDN w:val="0"/>
-                    <w:spacing w:after="0" w:line="360" w:lineRule="auto"/>
-                    <w:ind w:right="317"/>
-                    <w:jc w:val="both"/>
+                    <w:spacing w:after="0" w:line="276" w:lineRule="auto"/>
+                    <w:ind w:right="317"/>
                     <w:textAlignment w:val="baseline"/>
                     <w:rPr>
                       <w:rFonts w:ascii="Times New Roman" w:hAnsi="Times New Roman"/>
@@ -7119,15 +6857,14 @@
               </w:tc>
               <w:tc>
                 <w:tcPr>
-                  <w:tcW w:w="2681" w:type="dxa"/>
+                  <w:tcW w:w="2051" w:type="dxa"/>
                 </w:tcPr>
                 <w:p>
                   <w:pPr>
                     <w:suppressAutoHyphens/>
                     <w:autoSpaceDN w:val="0"/>
-                    <w:spacing w:after="0" w:line="360" w:lineRule="auto"/>
-                    <w:ind w:right="317"/>
-                    <w:jc w:val="both"/>
+                    <w:spacing w:after="0" w:line="276" w:lineRule="auto"/>
+                    <w:ind w:right="317"/>
                     <w:textAlignment w:val="baseline"/>
                     <w:rPr>
                       <w:rFonts w:ascii="Times New Roman" w:hAnsi="Times New Roman"/>
@@ -7146,14 +6883,14 @@
               <w:tc>
                 <w:tcPr>
                   <w:tcW w:w="11316" w:type="dxa"/>
-                  <w:gridSpan w:val="6"/>
+                  <w:gridSpan w:val="7"/>
                   <w:vAlign w:val="center"/>
                 </w:tcPr>
                 <w:p>
                   <w:pPr>
                     <w:suppressAutoHyphens/>
                     <w:autoSpaceDN w:val="0"/>
-                    <w:spacing w:after="0" w:line="360" w:lineRule="auto"/>
+                    <w:spacing w:after="0" w:line="276" w:lineRule="auto"/>
                     <w:ind w:right="317"/>
                     <w:jc w:val="center"/>
                     <w:textAlignment w:val="baseline"/>
@@ -7177,7 +6914,6 @@
                       <w:szCs w:val="24"/>
                       <w:lang w:val="en-US"/>
                     </w:rPr>
-                    <w:lastRenderedPageBreak/>
                     <w:t>APPROVED</w:t>
                   </w:r>
                   <w:r>
@@ -7221,15 +6957,15 @@
             <w:tr>
               <w:tc>
                 <w:tcPr>
-                  <w:tcW w:w="895" w:type="dxa"/>
+                  <w:tcW w:w="985" w:type="dxa"/>
                 </w:tcPr>
                 <w:p>
                   <w:pPr>
                     <w:suppressAutoHyphens/>
                     <w:autoSpaceDN w:val="0"/>
-                    <w:spacing w:after="0" w:line="360" w:lineRule="auto"/>
-                    <w:ind w:right="317"/>
-                    <w:jc w:val="both"/>
+                    <w:spacing w:after="0" w:line="276" w:lineRule="auto"/>
+                    <w:ind w:right="317"/>
+                    <w:jc w:val="center"/>
                     <w:textAlignment w:val="baseline"/>
                     <w:rPr>
                       <w:rFonts w:ascii="Times New Roman" w:hAnsi="Times New Roman"/>
@@ -7250,29 +6986,7 @@
                       <w:szCs w:val="24"/>
                       <w:lang w:val="en-US"/>
                     </w:rPr>
-                    <w:t>{d.agendas[i].</w:t>
-                  </w:r>
-                  <w:r>
-                    <w:rPr>
-                      <w:rFonts w:ascii="Times New Roman" w:hAnsi="Times New Roman"/>
-                      <w:bCs/>
-                      <w:color w:val="000000" w:themeColor="text1"/>
-                      <w:sz w:val="24"/>
-                      <w:szCs w:val="24"/>
-                      <w:lang w:val="en-US"/>
-                    </w:rPr>
-                    <w:t>deferred</w:t>
-                  </w:r>
-                  <w:r>
-                    <w:rPr>
-                      <w:rFonts w:ascii="Times New Roman" w:hAnsi="Times New Roman"/>
-                      <w:bCs/>
-                      <w:color w:val="000000" w:themeColor="text1"/>
-                      <w:sz w:val="24"/>
-                      <w:szCs w:val="24"/>
-                      <w:lang w:val="en-US"/>
-                    </w:rPr>
-                    <w:t>Applications[i]}{d.agendas[i].</w:t>
+                    <w:t>{d.agendas[i].deferredApplications[i]}{d.agendas[i].</w:t>
                   </w:r>
                   <w:r>
                     <w:rPr>
@@ -7294,18 +7008,19 @@
                       <w:szCs w:val="24"/>
                       <w:lang w:val="en-US"/>
                     </w:rPr>
-                    <w:t>eferred</w:t>
-                  </w:r>
-                  <w:r>
-                    <w:rPr>
-                      <w:rFonts w:ascii="Times New Roman" w:hAnsi="Times New Roman"/>
-                      <w:bCs/>
-                      <w:color w:val="000000" w:themeColor="text1"/>
-                      <w:sz w:val="24"/>
-                      <w:szCs w:val="24"/>
-                      <w:lang w:val="en-US"/>
-                    </w:rPr>
-                    <w:t>Applications[i</w:t>
+                    <w:t>eferre</w:t>
+                  </w:r>
+                  <w:r>
+                    <w:rPr>
+                      <w:rFonts w:ascii="Times New Roman" w:hAnsi="Times New Roman"/>
+                      <w:bCs/>
+                      <w:color w:val="000000" w:themeColor="text1"/>
+                      <w:sz w:val="24"/>
+                      <w:szCs w:val="24"/>
+                      <w:lang w:val="en-US"/>
+                    </w:rPr>
+                    <w:lastRenderedPageBreak/>
+                    <w:t>dApplications[i</w:t>
                   </w:r>
                   <w:r>
                     <w:rPr>
@@ -7322,34 +7037,34 @@
               </w:tc>
               <w:tc>
                 <w:tcPr>
-                  <w:tcW w:w="2700" w:type="dxa"/>
+                  <w:tcW w:w="2880" w:type="dxa"/>
                 </w:tcPr>
                 <w:p>
                   <w:pPr>
                     <w:suppressAutoHyphens/>
                     <w:autoSpaceDN w:val="0"/>
-                    <w:spacing w:after="0" w:line="360" w:lineRule="auto"/>
-                    <w:ind w:right="317"/>
-                    <w:jc w:val="both"/>
-                    <w:textAlignment w:val="baseline"/>
-                    <w:rPr>
-                      <w:rFonts w:ascii="Times New Roman" w:hAnsi="Times New Roman"/>
-                      <w:bCs/>
-                      <w:color w:val="000000" w:themeColor="text1"/>
-                      <w:sz w:val="24"/>
-                      <w:szCs w:val="24"/>
-                      <w:lang w:val="en-US"/>
-                    </w:rPr>
-                  </w:pPr>
-                  <w:r>
-                    <w:rPr>
-                      <w:rFonts w:ascii="Times New Roman" w:hAnsi="Times New Roman"/>
-                      <w:bCs/>
-                      <w:color w:val="000000" w:themeColor="text1"/>
-                      <w:sz w:val="24"/>
-                      <w:szCs w:val="24"/>
-                      <w:lang w:val="en-US"/>
-                    </w:rPr>
+                    <w:spacing w:after="0" w:line="276" w:lineRule="auto"/>
+                    <w:ind w:right="317"/>
+                    <w:textAlignment w:val="baseline"/>
+                    <w:rPr>
+                      <w:rFonts w:ascii="Times New Roman" w:hAnsi="Times New Roman"/>
+                      <w:bCs/>
+                      <w:color w:val="000000" w:themeColor="text1"/>
+                      <w:sz w:val="24"/>
+                      <w:szCs w:val="24"/>
+                      <w:lang w:val="en-US"/>
+                    </w:rPr>
+                  </w:pPr>
+                  <w:r>
+                    <w:rPr>
+                      <w:rFonts w:ascii="Times New Roman" w:hAnsi="Times New Roman"/>
+                      <w:bCs/>
+                      <w:color w:val="000000" w:themeColor="text1"/>
+                      <w:sz w:val="24"/>
+                      <w:szCs w:val="24"/>
+                      <w:lang w:val="en-US"/>
+                    </w:rPr>
+                    <w:lastRenderedPageBreak/>
                     <w:t>{</w:t>
                   </w:r>
                   <w:r>
@@ -7361,29 +7076,7 @@
                       <w:szCs w:val="24"/>
                       <w:lang w:val="en-US"/>
                     </w:rPr>
-                    <w:t>d.agendas[i].</w:t>
-                  </w:r>
-                  <w:r>
-                    <w:rPr>
-                      <w:rFonts w:ascii="Times New Roman" w:hAnsi="Times New Roman"/>
-                      <w:bCs/>
-                      <w:color w:val="000000" w:themeColor="text1"/>
-                      <w:sz w:val="24"/>
-                      <w:szCs w:val="24"/>
-                      <w:lang w:val="en-US"/>
-                    </w:rPr>
-                    <w:t>deferred</w:t>
-                  </w:r>
-                  <w:r>
-                    <w:rPr>
-                      <w:rFonts w:ascii="Times New Roman" w:hAnsi="Times New Roman"/>
-                      <w:bCs/>
-                      <w:color w:val="000000" w:themeColor="text1"/>
-                      <w:sz w:val="24"/>
-                      <w:szCs w:val="24"/>
-                      <w:lang w:val="en-US"/>
-                    </w:rPr>
-                    <w:t>Applications[i</w:t>
+                    <w:t>d.agendas[i].deferredApplications[i</w:t>
                   </w:r>
                   <w:r>
                     <w:rPr>
@@ -7401,9 +7094,8 @@
                   <w:pPr>
                     <w:suppressAutoHyphens/>
                     <w:autoSpaceDN w:val="0"/>
-                    <w:spacing w:after="0" w:line="360" w:lineRule="auto"/>
-                    <w:ind w:right="317"/>
-                    <w:jc w:val="both"/>
+                    <w:spacing w:after="0" w:line="276" w:lineRule="auto"/>
+                    <w:ind w:right="317"/>
                     <w:textAlignment w:val="baseline"/>
                     <w:rPr>
                       <w:rFonts w:ascii="Times New Roman" w:hAnsi="Times New Roman"/>
@@ -7451,16 +7143,14 @@
               </w:tc>
               <w:tc>
                 <w:tcPr>
-                  <w:tcW w:w="3194" w:type="dxa"/>
-                  <w:gridSpan w:val="2"/>
+                  <w:tcW w:w="2924" w:type="dxa"/>
                 </w:tcPr>
                 <w:p>
                   <w:pPr>
                     <w:suppressAutoHyphens/>
                     <w:autoSpaceDN w:val="0"/>
-                    <w:spacing w:after="0" w:line="360" w:lineRule="auto"/>
-                    <w:ind w:right="317"/>
-                    <w:jc w:val="both"/>
+                    <w:spacing w:after="0" w:line="276" w:lineRule="auto"/>
+                    <w:ind w:right="317"/>
                     <w:textAlignment w:val="baseline"/>
                     <w:rPr>
                       <w:rFonts w:ascii="Times New Roman" w:hAnsi="Times New Roman"/>
@@ -7491,29 +7181,7 @@
                       <w:szCs w:val="24"/>
                       <w:lang w:val="en-US"/>
                     </w:rPr>
-                    <w:t>d.agendas[i].</w:t>
-                  </w:r>
-                  <w:r>
-                    <w:rPr>
-                      <w:rFonts w:ascii="Times New Roman" w:hAnsi="Times New Roman"/>
-                      <w:bCs/>
-                      <w:color w:val="000000" w:themeColor="text1"/>
-                      <w:sz w:val="24"/>
-                      <w:szCs w:val="24"/>
-                      <w:lang w:val="en-US"/>
-                    </w:rPr>
-                    <w:t>deferred</w:t>
-                  </w:r>
-                  <w:r>
-                    <w:rPr>
-                      <w:rFonts w:ascii="Times New Roman" w:hAnsi="Times New Roman"/>
-                      <w:bCs/>
-                      <w:color w:val="000000" w:themeColor="text1"/>
-                      <w:sz w:val="24"/>
-                      <w:szCs w:val="24"/>
-                      <w:lang w:val="en-US"/>
-                    </w:rPr>
-                    <w:t>Applications[i</w:t>
+                    <w:t>d.agendas[i].deferredApplications[i</w:t>
                   </w:r>
                   <w:r>
                     <w:rPr>
@@ -7531,9 +7199,25 @@
                   <w:pPr>
                     <w:suppressAutoHyphens/>
                     <w:autoSpaceDN w:val="0"/>
-                    <w:spacing w:after="0" w:line="360" w:lineRule="auto"/>
-                    <w:ind w:right="317"/>
-                    <w:jc w:val="both"/>
+                    <w:spacing w:after="0" w:line="276" w:lineRule="auto"/>
+                    <w:ind w:right="317"/>
+                    <w:textAlignment w:val="baseline"/>
+                    <w:rPr>
+                      <w:rFonts w:ascii="Times New Roman" w:hAnsi="Times New Roman"/>
+                      <w:bCs/>
+                      <w:color w:val="000000" w:themeColor="text1"/>
+                      <w:sz w:val="24"/>
+                      <w:szCs w:val="24"/>
+                      <w:lang w:val="en-US"/>
+                    </w:rPr>
+                  </w:pPr>
+                </w:p>
+                <w:p>
+                  <w:pPr>
+                    <w:suppressAutoHyphens/>
+                    <w:autoSpaceDN w:val="0"/>
+                    <w:spacing w:after="0" w:line="276" w:lineRule="auto"/>
+                    <w:ind w:right="317"/>
                     <w:textAlignment w:val="baseline"/>
                     <w:rPr>
                       <w:rFonts w:ascii="Times New Roman" w:hAnsi="Times New Roman"/>
@@ -7564,29 +7248,7 @@
                       <w:szCs w:val="24"/>
                       <w:lang w:val="en-US"/>
                     </w:rPr>
-                    <w:t>d.agendas[i].</w:t>
-                  </w:r>
-                  <w:r>
-                    <w:rPr>
-                      <w:rFonts w:ascii="Times New Roman" w:hAnsi="Times New Roman"/>
-                      <w:bCs/>
-                      <w:color w:val="000000" w:themeColor="text1"/>
-                      <w:sz w:val="24"/>
-                      <w:szCs w:val="24"/>
-                      <w:lang w:val="en-US"/>
-                    </w:rPr>
-                    <w:t>deferred</w:t>
-                  </w:r>
-                  <w:r>
-                    <w:rPr>
-                      <w:rFonts w:ascii="Times New Roman" w:hAnsi="Times New Roman"/>
-                      <w:bCs/>
-                      <w:color w:val="000000" w:themeColor="text1"/>
-                      <w:sz w:val="24"/>
-                      <w:szCs w:val="24"/>
-                      <w:lang w:val="en-US"/>
-                    </w:rPr>
-                    <w:t>Applications</w:t>
+                    <w:t>d.agendas[i].deferredApplications</w:t>
                   </w:r>
                   <w:r>
                     <w:rPr>
@@ -7604,56 +7266,34 @@
               <w:tc>
                 <w:tcPr>
                   <w:tcW w:w="1846" w:type="dxa"/>
+                  <w:gridSpan w:val="2"/>
                 </w:tcPr>
                 <w:p>
                   <w:pPr>
                     <w:suppressAutoHyphens/>
                     <w:autoSpaceDN w:val="0"/>
-                    <w:spacing w:after="0" w:line="360" w:lineRule="auto"/>
-                    <w:ind w:right="317"/>
-                    <w:jc w:val="both"/>
-                    <w:textAlignment w:val="baseline"/>
-                    <w:rPr>
-                      <w:rFonts w:ascii="Times New Roman" w:hAnsi="Times New Roman"/>
-                      <w:bCs/>
-                      <w:color w:val="000000" w:themeColor="text1"/>
-                      <w:sz w:val="24"/>
-                      <w:szCs w:val="24"/>
-                      <w:lang w:val="en-US"/>
-                    </w:rPr>
-                  </w:pPr>
-                  <w:r>
-                    <w:rPr>
-                      <w:rFonts w:ascii="Times New Roman" w:hAnsi="Times New Roman"/>
-                      <w:bCs/>
-                      <w:color w:val="000000" w:themeColor="text1"/>
-                      <w:sz w:val="24"/>
-                      <w:szCs w:val="24"/>
-                      <w:lang w:val="en-US"/>
-                    </w:rPr>
-                    <w:t>{d.agendas[i].</w:t>
-                  </w:r>
-                  <w:r>
-                    <w:rPr>
-                      <w:rFonts w:ascii="Times New Roman" w:hAnsi="Times New Roman"/>
-                      <w:bCs/>
-                      <w:color w:val="000000" w:themeColor="text1"/>
-                      <w:sz w:val="24"/>
-                      <w:szCs w:val="24"/>
-                      <w:lang w:val="en-US"/>
-                    </w:rPr>
-                    <w:t>deferred</w:t>
-                  </w:r>
-                  <w:r>
-                    <w:rPr>
-                      <w:rFonts w:ascii="Times New Roman" w:hAnsi="Times New Roman"/>
-                      <w:bCs/>
-                      <w:color w:val="000000" w:themeColor="text1"/>
-                      <w:sz w:val="24"/>
-                      <w:szCs w:val="24"/>
-                      <w:lang w:val="en-US"/>
-                    </w:rPr>
-                    <w:t>Applications</w:t>
+                    <w:spacing w:after="0" w:line="276" w:lineRule="auto"/>
+                    <w:ind w:right="317"/>
+                    <w:textAlignment w:val="baseline"/>
+                    <w:rPr>
+                      <w:rFonts w:ascii="Times New Roman" w:hAnsi="Times New Roman"/>
+                      <w:bCs/>
+                      <w:color w:val="000000" w:themeColor="text1"/>
+                      <w:sz w:val="24"/>
+                      <w:szCs w:val="24"/>
+                      <w:lang w:val="en-US"/>
+                    </w:rPr>
+                  </w:pPr>
+                  <w:r>
+                    <w:rPr>
+                      <w:rFonts w:ascii="Times New Roman" w:hAnsi="Times New Roman"/>
+                      <w:bCs/>
+                      <w:color w:val="000000" w:themeColor="text1"/>
+                      <w:sz w:val="24"/>
+                      <w:szCs w:val="24"/>
+                      <w:lang w:val="en-US"/>
+                    </w:rPr>
+                    <w:t>{d.agendas[i].deferredApplications</w:t>
                   </w:r>
                   <w:r>
                     <w:rPr>
@@ -7693,14 +7333,14 @@
               <w:tc>
                 <w:tcPr>
                   <w:tcW w:w="2681" w:type="dxa"/>
+                  <w:gridSpan w:val="2"/>
                 </w:tcPr>
                 <w:p>
                   <w:pPr>
                     <w:suppressAutoHyphens/>
                     <w:autoSpaceDN w:val="0"/>
-                    <w:spacing w:after="0" w:line="360" w:lineRule="auto"/>
-                    <w:ind w:right="317"/>
-                    <w:jc w:val="both"/>
+                    <w:spacing w:after="0" w:line="276" w:lineRule="auto"/>
+                    <w:ind w:right="317"/>
                     <w:textAlignment w:val="baseline"/>
                     <w:rPr>
                       <w:rFonts w:ascii="Times New Roman" w:hAnsi="Times New Roman"/>
@@ -7722,9 +7362,16 @@
                       <w:szCs w:val="24"/>
                       <w:lang w:val="en-US"/>
                     </w:rPr>
-                    <w:t>{d.agendas[i].</w:t>
-                  </w:r>
-                  <w:r>
+                    <w:t>{d.agendas[i].deferredApplications[i].recommendation}</w:t>
+                  </w:r>
+                </w:p>
+                <w:p>
+                  <w:pPr>
+                    <w:suppressAutoHyphens/>
+                    <w:autoSpaceDN w:val="0"/>
+                    <w:spacing w:after="0" w:line="276" w:lineRule="auto"/>
+                    <w:ind w:right="317"/>
+                    <w:textAlignment w:val="baseline"/>
                     <w:rPr>
                       <w:rFonts w:ascii="Times New Roman" w:hAnsi="Times New Roman"/>
                       <w:b/>
@@ -7734,71 +7381,17 @@
                       <w:szCs w:val="24"/>
                       <w:lang w:val="en-US"/>
                     </w:rPr>
-                    <w:t>deferred</w:t>
-                  </w:r>
-                  <w:r>
-                    <w:rPr>
-                      <w:rFonts w:ascii="Times New Roman" w:hAnsi="Times New Roman"/>
-                      <w:b/>
-                      <w:bCs/>
-                      <w:color w:val="000000" w:themeColor="text1"/>
-                      <w:sz w:val="24"/>
-                      <w:szCs w:val="24"/>
-                      <w:lang w:val="en-US"/>
-                    </w:rPr>
-                    <w:t>Applications[i].recommendation}</w:t>
-                  </w:r>
-                </w:p>
-                <w:p>
-                  <w:pPr>
-                    <w:suppressAutoHyphens/>
-                    <w:autoSpaceDN w:val="0"/>
-                    <w:spacing w:after="0" w:line="360" w:lineRule="auto"/>
-                    <w:ind w:right="317"/>
-                    <w:jc w:val="both"/>
-                    <w:textAlignment w:val="baseline"/>
-                    <w:rPr>
-                      <w:rFonts w:ascii="Times New Roman" w:hAnsi="Times New Roman"/>
-                      <w:b/>
-                      <w:bCs/>
-                      <w:color w:val="000000" w:themeColor="text1"/>
-                      <w:sz w:val="24"/>
-                      <w:szCs w:val="24"/>
-                      <w:lang w:val="en-US"/>
-                    </w:rPr>
-                  </w:pPr>
-                  <w:r>
-                    <w:rPr>
-                      <w:rFonts w:ascii="Times New Roman" w:hAnsi="Times New Roman"/>
-                      <w:bCs/>
-                      <w:color w:val="000000" w:themeColor="text1"/>
-                      <w:sz w:val="24"/>
-                      <w:szCs w:val="24"/>
-                      <w:lang w:val="en-US"/>
-                    </w:rPr>
-                    <w:t>{d.agendas[i].</w:t>
-                  </w:r>
-                  <w:r>
-                    <w:rPr>
-                      <w:rFonts w:ascii="Times New Roman" w:hAnsi="Times New Roman"/>
-                      <w:bCs/>
-                      <w:color w:val="000000" w:themeColor="text1"/>
-                      <w:sz w:val="24"/>
-                      <w:szCs w:val="24"/>
-                      <w:lang w:val="en-US"/>
-                    </w:rPr>
-                    <w:t>deferred</w:t>
-                  </w:r>
-                  <w:r>
-                    <w:rPr>
-                      <w:rFonts w:ascii="Times New Roman" w:hAnsi="Times New Roman"/>
-                      <w:bCs/>
-                      <w:color w:val="000000" w:themeColor="text1"/>
-                      <w:sz w:val="24"/>
-                      <w:szCs w:val="24"/>
-                      <w:lang w:val="en-US"/>
-                    </w:rPr>
-                    <w:t>Applications[i].report}</w:t>
+                  </w:pPr>
+                  <w:r>
+                    <w:rPr>
+                      <w:rFonts w:ascii="Times New Roman" w:hAnsi="Times New Roman"/>
+                      <w:bCs/>
+                      <w:color w:val="000000" w:themeColor="text1"/>
+                      <w:sz w:val="24"/>
+                      <w:szCs w:val="24"/>
+                      <w:lang w:val="en-US"/>
+                    </w:rPr>
+                    <w:t>{d.agendas[i].deferredApplications[i].report}</w:t>
                   </w:r>
                 </w:p>
               </w:tc>
@@ -7806,36 +7399,25 @@
             <w:tr>
               <w:tc>
                 <w:tcPr>
-                  <w:tcW w:w="895" w:type="dxa"/>
+                  <w:tcW w:w="985" w:type="dxa"/>
                 </w:tcPr>
                 <w:p>
                   <w:pPr>
                     <w:suppressAutoHyphens/>
                     <w:autoSpaceDN w:val="0"/>
-                    <w:spacing w:after="0" w:line="360" w:lineRule="auto"/>
-                    <w:ind w:right="317"/>
-                    <w:jc w:val="both"/>
-                    <w:textAlignment w:val="baseline"/>
-                    <w:rPr>
-                      <w:rFonts w:ascii="Times New Roman" w:hAnsi="Times New Roman"/>
-                      <w:bCs/>
-                      <w:color w:val="000000" w:themeColor="text1"/>
-                      <w:sz w:val="24"/>
-                      <w:szCs w:val="24"/>
-                      <w:lang w:val="en-US"/>
-                    </w:rPr>
-                  </w:pPr>
-                  <w:r>
-                    <w:rPr>
-                      <w:rFonts w:ascii="Times New Roman" w:hAnsi="Times New Roman"/>
-                      <w:bCs/>
-                      <w:color w:val="000000" w:themeColor="text1"/>
-                      <w:sz w:val="24"/>
-                      <w:szCs w:val="24"/>
-                      <w:lang w:val="en-US"/>
-                    </w:rPr>
-                    <w:t>{d.age</w:t>
-                  </w:r>
+                    <w:spacing w:after="0" w:line="276" w:lineRule="auto"/>
+                    <w:ind w:right="317"/>
+                    <w:jc w:val="center"/>
+                    <w:textAlignment w:val="baseline"/>
+                    <w:rPr>
+                      <w:rFonts w:ascii="Times New Roman" w:hAnsi="Times New Roman"/>
+                      <w:bCs/>
+                      <w:color w:val="000000" w:themeColor="text1"/>
+                      <w:sz w:val="24"/>
+                      <w:szCs w:val="24"/>
+                      <w:lang w:val="en-US"/>
+                    </w:rPr>
+                  </w:pPr>
                   <w:r>
                     <w:rPr>
                       <w:rFonts w:ascii="Times New Roman" w:hAnsi="Times New Roman"/>
@@ -7846,7 +7428,7 @@
                       <w:lang w:val="en-US"/>
                     </w:rPr>
                     <w:lastRenderedPageBreak/>
-                    <w:t>ndas[i].</w:t>
+                    <w:t>{d.agendas[i].</w:t>
                   </w:r>
                   <w:bookmarkStart w:id="50" w:name="OLE_LINK79"/>
                   <w:bookmarkStart w:id="51" w:name="OLE_LINK80"/>
@@ -7859,18 +7441,7 @@
                       <w:szCs w:val="24"/>
                       <w:lang w:val="en-US"/>
                     </w:rPr>
-                    <w:t>deferred</w:t>
-                  </w:r>
-                  <w:r>
-                    <w:rPr>
-                      <w:rFonts w:ascii="Times New Roman" w:hAnsi="Times New Roman"/>
-                      <w:bCs/>
-                      <w:color w:val="000000" w:themeColor="text1"/>
-                      <w:sz w:val="24"/>
-                      <w:szCs w:val="24"/>
-                      <w:lang w:val="en-US"/>
-                    </w:rPr>
-                    <w:t>Applications</w:t>
+                    <w:t>deferredApplications</w:t>
                   </w:r>
                   <w:bookmarkEnd w:id="50"/>
                   <w:bookmarkEnd w:id="51"/>
@@ -7889,15 +7460,14 @@
               </w:tc>
               <w:tc>
                 <w:tcPr>
-                  <w:tcW w:w="2700" w:type="dxa"/>
+                  <w:tcW w:w="2880" w:type="dxa"/>
                 </w:tcPr>
                 <w:p>
                   <w:pPr>
                     <w:suppressAutoHyphens/>
                     <w:autoSpaceDN w:val="0"/>
-                    <w:spacing w:after="0" w:line="360" w:lineRule="auto"/>
-                    <w:ind w:right="317"/>
-                    <w:jc w:val="both"/>
+                    <w:spacing w:after="0" w:line="276" w:lineRule="auto"/>
+                    <w:ind w:right="317"/>
                     <w:textAlignment w:val="baseline"/>
                     <w:rPr>
                       <w:rFonts w:ascii="Times New Roman" w:hAnsi="Times New Roman"/>
@@ -7912,16 +7482,14 @@
               </w:tc>
               <w:tc>
                 <w:tcPr>
-                  <w:tcW w:w="3194" w:type="dxa"/>
-                  <w:gridSpan w:val="2"/>
+                  <w:tcW w:w="2924" w:type="dxa"/>
                 </w:tcPr>
                 <w:p>
                   <w:pPr>
                     <w:suppressAutoHyphens/>
                     <w:autoSpaceDN w:val="0"/>
-                    <w:spacing w:after="0" w:line="360" w:lineRule="auto"/>
-                    <w:ind w:right="317"/>
-                    <w:jc w:val="both"/>
+                    <w:spacing w:after="0" w:line="276" w:lineRule="auto"/>
+                    <w:ind w:right="317"/>
                     <w:textAlignment w:val="baseline"/>
                     <w:rPr>
                       <w:rFonts w:ascii="Times New Roman" w:hAnsi="Times New Roman"/>
@@ -7937,14 +7505,14 @@
               <w:tc>
                 <w:tcPr>
                   <w:tcW w:w="1846" w:type="dxa"/>
+                  <w:gridSpan w:val="2"/>
                 </w:tcPr>
                 <w:p>
                   <w:pPr>
                     <w:suppressAutoHyphens/>
                     <w:autoSpaceDN w:val="0"/>
-                    <w:spacing w:after="0" w:line="360" w:lineRule="auto"/>
-                    <w:ind w:right="317"/>
-                    <w:jc w:val="both"/>
+                    <w:spacing w:after="0" w:line="276" w:lineRule="auto"/>
+                    <w:ind w:right="317"/>
                     <w:textAlignment w:val="baseline"/>
                     <w:rPr>
                       <w:rFonts w:ascii="Times New Roman" w:hAnsi="Times New Roman"/>
@@ -7960,14 +7528,14 @@
               <w:tc>
                 <w:tcPr>
                   <w:tcW w:w="2681" w:type="dxa"/>
+                  <w:gridSpan w:val="2"/>
                 </w:tcPr>
                 <w:p>
                   <w:pPr>
                     <w:suppressAutoHyphens/>
                     <w:autoSpaceDN w:val="0"/>
-                    <w:spacing w:after="0" w:line="360" w:lineRule="auto"/>
-                    <w:ind w:right="317"/>
-                    <w:jc w:val="both"/>
+                    <w:spacing w:after="0" w:line="276" w:lineRule="auto"/>
+                    <w:ind w:right="317"/>
                     <w:textAlignment w:val="baseline"/>
                     <w:rPr>
                       <w:rFonts w:ascii="Times New Roman" w:hAnsi="Times New Roman"/>
@@ -7987,14 +7555,14 @@
               <w:tc>
                 <w:tcPr>
                   <w:tcW w:w="11316" w:type="dxa"/>
-                  <w:gridSpan w:val="6"/>
+                  <w:gridSpan w:val="7"/>
                   <w:vAlign w:val="center"/>
                 </w:tcPr>
                 <w:p>
                   <w:pPr>
                     <w:suppressAutoHyphens/>
                     <w:autoSpaceDN w:val="0"/>
-                    <w:spacing w:after="0" w:line="360" w:lineRule="auto"/>
+                    <w:spacing w:after="0" w:line="276" w:lineRule="auto"/>
                     <w:ind w:right="317"/>
                     <w:jc w:val="center"/>
                     <w:textAlignment w:val="baseline"/>
@@ -8016,7 +7584,6 @@
                       <w:szCs w:val="24"/>
                       <w:lang w:val="en-US"/>
                     </w:rPr>
-                    <w:lastRenderedPageBreak/>
                     <w:t>DEFERRED BUILDING APPLICATIONS(</w:t>
                   </w:r>
                   <w:r>
@@ -8036,136 +7603,78 @@
             <w:tr>
               <w:tc>
                 <w:tcPr>
-                  <w:tcW w:w="895" w:type="dxa"/>
+                  <w:tcW w:w="985" w:type="dxa"/>
                 </w:tcPr>
                 <w:p>
                   <w:pPr>
                     <w:suppressAutoHyphens/>
                     <w:autoSpaceDN w:val="0"/>
-                    <w:spacing w:after="0" w:line="360" w:lineRule="auto"/>
-                    <w:ind w:right="317"/>
-                    <w:jc w:val="both"/>
-                    <w:textAlignment w:val="baseline"/>
-                    <w:rPr>
-                      <w:rFonts w:ascii="Times New Roman" w:hAnsi="Times New Roman"/>
-                      <w:bCs/>
-                      <w:color w:val="000000" w:themeColor="text1"/>
-                      <w:sz w:val="24"/>
-                      <w:szCs w:val="24"/>
-                      <w:lang w:val="en-US"/>
-                    </w:rPr>
-                  </w:pPr>
-                  <w:r>
-                    <w:rPr>
-                      <w:rFonts w:ascii="Times New Roman" w:hAnsi="Times New Roman"/>
-                      <w:bCs/>
-                      <w:color w:val="000000" w:themeColor="text1"/>
-                      <w:sz w:val="24"/>
-                      <w:szCs w:val="24"/>
-                      <w:lang w:val="en-US"/>
-                    </w:rPr>
-                    <w:t>{d.agendas[i].</w:t>
-                  </w:r>
-                  <w:r>
-                    <w:rPr>
-                      <w:rFonts w:ascii="Times New Roman" w:hAnsi="Times New Roman"/>
-                      <w:bCs/>
-                      <w:color w:val="000000" w:themeColor="text1"/>
-                      <w:sz w:val="24"/>
-                      <w:szCs w:val="24"/>
-                      <w:lang w:val="en-US"/>
-                    </w:rPr>
-                    <w:t>rejected</w:t>
-                  </w:r>
-                  <w:r>
-                    <w:rPr>
-                      <w:rFonts w:ascii="Times New Roman" w:hAnsi="Times New Roman"/>
-                      <w:bCs/>
-                      <w:color w:val="000000" w:themeColor="text1"/>
-                      <w:sz w:val="24"/>
-                      <w:szCs w:val="24"/>
-                      <w:lang w:val="en-US"/>
-                    </w:rPr>
-                    <w:t>Applications[i]}{d.agendas[i].</w:t>
-                  </w:r>
-                  <w:r>
-                    <w:rPr>
-                      <w:rFonts w:ascii="Times New Roman" w:hAnsi="Times New Roman"/>
-                      <w:bCs/>
-                      <w:color w:val="000000" w:themeColor="text1"/>
-                      <w:sz w:val="24"/>
-                      <w:szCs w:val="24"/>
-                      <w:lang w:val="en-US"/>
-                    </w:rPr>
-                    <w:t>rejected</w:t>
-                  </w:r>
-                  <w:r>
-                    <w:rPr>
-                      <w:rFonts w:ascii="Times New Roman" w:hAnsi="Times New Roman"/>
-                      <w:bCs/>
-                      <w:color w:val="000000" w:themeColor="text1"/>
-                      <w:sz w:val="24"/>
-                      <w:szCs w:val="24"/>
-                      <w:lang w:val="en-US"/>
-                    </w:rPr>
-                    <w:t>Applications[i</w:t>
-                  </w:r>
-                  <w:r>
-                    <w:rPr>
-                      <w:rFonts w:ascii="Times New Roman" w:hAnsi="Times New Roman"/>
-                      <w:bCs/>
-                      <w:color w:val="000000" w:themeColor="text1"/>
-                      <w:sz w:val="24"/>
-                      <w:szCs w:val="24"/>
-                      <w:lang w:val="en-US"/>
-                    </w:rPr>
-                    <w:t>].sn</w:t>
-                  </w:r>
-                  <w:r>
-                    <w:rPr>
-                      <w:rFonts w:ascii="Times New Roman" w:hAnsi="Times New Roman"/>
-                      <w:bCs/>
-                      <w:color w:val="000000" w:themeColor="text1"/>
-                      <w:sz w:val="24"/>
-                      <w:szCs w:val="24"/>
-                      <w:lang w:val="en-US"/>
-                    </w:rPr>
-                    <w:lastRenderedPageBreak/>
-                    <w:t>}</w:t>
+                    <w:spacing w:after="0" w:line="276" w:lineRule="auto"/>
+                    <w:ind w:right="317"/>
+                    <w:jc w:val="center"/>
+                    <w:textAlignment w:val="baseline"/>
+                    <w:rPr>
+                      <w:rFonts w:ascii="Times New Roman" w:hAnsi="Times New Roman"/>
+                      <w:bCs/>
+                      <w:color w:val="000000" w:themeColor="text1"/>
+                      <w:sz w:val="24"/>
+                      <w:szCs w:val="24"/>
+                      <w:lang w:val="en-US"/>
+                    </w:rPr>
+                  </w:pPr>
+                  <w:r>
+                    <w:rPr>
+                      <w:rFonts w:ascii="Times New Roman" w:hAnsi="Times New Roman"/>
+                      <w:bCs/>
+                      <w:color w:val="000000" w:themeColor="text1"/>
+                      <w:sz w:val="24"/>
+                      <w:szCs w:val="24"/>
+                      <w:lang w:val="en-US"/>
+                    </w:rPr>
+                    <w:t>{d.agendas[i].rejectedApplications[i]}{d.agendas[i].rejectedApplications[i</w:t>
+                  </w:r>
+                  <w:r>
+                    <w:rPr>
+                      <w:rFonts w:ascii="Times New Roman" w:hAnsi="Times New Roman"/>
+                      <w:bCs/>
+                      <w:color w:val="000000" w:themeColor="text1"/>
+                      <w:sz w:val="24"/>
+                      <w:szCs w:val="24"/>
+                      <w:lang w:val="en-US"/>
+                    </w:rPr>
+                    <w:t>].sn}</w:t>
                   </w:r>
                 </w:p>
               </w:tc>
               <w:tc>
                 <w:tcPr>
-                  <w:tcW w:w="2700" w:type="dxa"/>
+                  <w:tcW w:w="2880" w:type="dxa"/>
                 </w:tcPr>
                 <w:p>
                   <w:pPr>
                     <w:suppressAutoHyphens/>
                     <w:autoSpaceDN w:val="0"/>
-                    <w:spacing w:after="0" w:line="360" w:lineRule="auto"/>
-                    <w:ind w:right="317"/>
-                    <w:jc w:val="both"/>
-                    <w:textAlignment w:val="baseline"/>
-                    <w:rPr>
-                      <w:rFonts w:ascii="Times New Roman" w:hAnsi="Times New Roman"/>
-                      <w:bCs/>
-                      <w:color w:val="000000" w:themeColor="text1"/>
-                      <w:sz w:val="24"/>
-                      <w:szCs w:val="24"/>
-                      <w:lang w:val="en-US"/>
-                    </w:rPr>
-                  </w:pPr>
-                  <w:r>
-                    <w:rPr>
-                      <w:rFonts w:ascii="Times New Roman" w:hAnsi="Times New Roman"/>
-                      <w:bCs/>
-                      <w:color w:val="000000" w:themeColor="text1"/>
-                      <w:sz w:val="24"/>
-                      <w:szCs w:val="24"/>
-                      <w:lang w:val="en-US"/>
-                    </w:rPr>
-                    <w:lastRenderedPageBreak/>
+                    <w:spacing w:after="0" w:line="276" w:lineRule="auto"/>
+                    <w:ind w:right="317"/>
+                    <w:textAlignment w:val="baseline"/>
+                    <w:rPr>
+                      <w:rFonts w:ascii="Times New Roman" w:hAnsi="Times New Roman"/>
+                      <w:bCs/>
+                      <w:color w:val="000000" w:themeColor="text1"/>
+                      <w:sz w:val="24"/>
+                      <w:szCs w:val="24"/>
+                      <w:lang w:val="en-US"/>
+                    </w:rPr>
+                  </w:pPr>
+                  <w:r>
+                    <w:rPr>
+                      <w:rFonts w:ascii="Times New Roman" w:hAnsi="Times New Roman"/>
+                      <w:bCs/>
+                      <w:color w:val="000000" w:themeColor="text1"/>
+                      <w:sz w:val="24"/>
+                      <w:szCs w:val="24"/>
+                      <w:lang w:val="en-US"/>
+                    </w:rPr>
                     <w:t>{</w:t>
                   </w:r>
                   <w:r>
@@ -8217,9 +7726,8 @@
                   <w:pPr>
                     <w:suppressAutoHyphens/>
                     <w:autoSpaceDN w:val="0"/>
-                    <w:spacing w:after="0" w:line="360" w:lineRule="auto"/>
-                    <w:ind w:right="317"/>
-                    <w:jc w:val="both"/>
+                    <w:spacing w:after="0" w:line="276" w:lineRule="auto"/>
+                    <w:ind w:right="317"/>
                     <w:textAlignment w:val="baseline"/>
                     <w:rPr>
                       <w:rFonts w:ascii="Times New Roman" w:hAnsi="Times New Roman"/>
@@ -8267,16 +7775,14 @@
               </w:tc>
               <w:tc>
                 <w:tcPr>
-                  <w:tcW w:w="3194" w:type="dxa"/>
-                  <w:gridSpan w:val="2"/>
+                  <w:tcW w:w="2924" w:type="dxa"/>
                 </w:tcPr>
                 <w:p>
                   <w:pPr>
                     <w:suppressAutoHyphens/>
                     <w:autoSpaceDN w:val="0"/>
-                    <w:spacing w:after="0" w:line="360" w:lineRule="auto"/>
-                    <w:ind w:right="317"/>
-                    <w:jc w:val="both"/>
+                    <w:spacing w:after="0" w:line="276" w:lineRule="auto"/>
+                    <w:ind w:right="317"/>
                     <w:textAlignment w:val="baseline"/>
                     <w:rPr>
                       <w:rFonts w:ascii="Times New Roman" w:hAnsi="Times New Roman"/>
@@ -8307,29 +7813,7 @@
                       <w:szCs w:val="24"/>
                       <w:lang w:val="en-US"/>
                     </w:rPr>
-                    <w:t>d.agendas[i].</w:t>
-                  </w:r>
-                  <w:r>
-                    <w:rPr>
-                      <w:rFonts w:ascii="Times New Roman" w:hAnsi="Times New Roman"/>
-                      <w:bCs/>
-                      <w:color w:val="000000" w:themeColor="text1"/>
-                      <w:sz w:val="24"/>
-                      <w:szCs w:val="24"/>
-                      <w:lang w:val="en-US"/>
-                    </w:rPr>
-                    <w:t>rejected</w:t>
-                  </w:r>
-                  <w:r>
-                    <w:rPr>
-                      <w:rFonts w:ascii="Times New Roman" w:hAnsi="Times New Roman"/>
-                      <w:bCs/>
-                      <w:color w:val="000000" w:themeColor="text1"/>
-                      <w:sz w:val="24"/>
-                      <w:szCs w:val="24"/>
-                      <w:lang w:val="en-US"/>
-                    </w:rPr>
-                    <w:t>Applications[i</w:t>
+                    <w:t>d.agendas[i].rejectedApplications[i</w:t>
                   </w:r>
                   <w:r>
                     <w:rPr>
@@ -8347,9 +7831,25 @@
                   <w:pPr>
                     <w:suppressAutoHyphens/>
                     <w:autoSpaceDN w:val="0"/>
-                    <w:spacing w:after="0" w:line="360" w:lineRule="auto"/>
-                    <w:ind w:right="317"/>
-                    <w:jc w:val="both"/>
+                    <w:spacing w:after="0" w:line="276" w:lineRule="auto"/>
+                    <w:ind w:right="317"/>
+                    <w:textAlignment w:val="baseline"/>
+                    <w:rPr>
+                      <w:rFonts w:ascii="Times New Roman" w:hAnsi="Times New Roman"/>
+                      <w:bCs/>
+                      <w:color w:val="000000" w:themeColor="text1"/>
+                      <w:sz w:val="24"/>
+                      <w:szCs w:val="24"/>
+                      <w:lang w:val="en-US"/>
+                    </w:rPr>
+                  </w:pPr>
+                </w:p>
+                <w:p>
+                  <w:pPr>
+                    <w:suppressAutoHyphens/>
+                    <w:autoSpaceDN w:val="0"/>
+                    <w:spacing w:after="0" w:line="276" w:lineRule="auto"/>
+                    <w:ind w:right="317"/>
                     <w:textAlignment w:val="baseline"/>
                     <w:rPr>
                       <w:rFonts w:ascii="Times New Roman" w:hAnsi="Times New Roman"/>
@@ -8380,29 +7880,7 @@
                       <w:szCs w:val="24"/>
                       <w:lang w:val="en-US"/>
                     </w:rPr>
-                    <w:t>d.agendas[i].</w:t>
-                  </w:r>
-                  <w:r>
-                    <w:rPr>
-                      <w:rFonts w:ascii="Times New Roman" w:hAnsi="Times New Roman"/>
-                      <w:bCs/>
-                      <w:color w:val="000000" w:themeColor="text1"/>
-                      <w:sz w:val="24"/>
-                      <w:szCs w:val="24"/>
-                      <w:lang w:val="en-US"/>
-                    </w:rPr>
-                    <w:t>rejected</w:t>
-                  </w:r>
-                  <w:r>
-                    <w:rPr>
-                      <w:rFonts w:ascii="Times New Roman" w:hAnsi="Times New Roman"/>
-                      <w:bCs/>
-                      <w:color w:val="000000" w:themeColor="text1"/>
-                      <w:sz w:val="24"/>
-                      <w:szCs w:val="24"/>
-                      <w:lang w:val="en-US"/>
-                    </w:rPr>
-                    <w:t>Applications</w:t>
+                    <w:t>d.agendas[i].rejectedApplications</w:t>
                   </w:r>
                   <w:r>
                     <w:rPr>
@@ -8420,56 +7898,34 @@
               <w:tc>
                 <w:tcPr>
                   <w:tcW w:w="1846" w:type="dxa"/>
+                  <w:gridSpan w:val="2"/>
                 </w:tcPr>
                 <w:p>
                   <w:pPr>
                     <w:suppressAutoHyphens/>
                     <w:autoSpaceDN w:val="0"/>
-                    <w:spacing w:after="0" w:line="360" w:lineRule="auto"/>
-                    <w:ind w:right="317"/>
-                    <w:jc w:val="both"/>
-                    <w:textAlignment w:val="baseline"/>
-                    <w:rPr>
-                      <w:rFonts w:ascii="Times New Roman" w:hAnsi="Times New Roman"/>
-                      <w:bCs/>
-                      <w:color w:val="000000" w:themeColor="text1"/>
-                      <w:sz w:val="24"/>
-                      <w:szCs w:val="24"/>
-                      <w:lang w:val="en-US"/>
-                    </w:rPr>
-                  </w:pPr>
-                  <w:r>
-                    <w:rPr>
-                      <w:rFonts w:ascii="Times New Roman" w:hAnsi="Times New Roman"/>
-                      <w:bCs/>
-                      <w:color w:val="000000" w:themeColor="text1"/>
-                      <w:sz w:val="24"/>
-                      <w:szCs w:val="24"/>
-                      <w:lang w:val="en-US"/>
-                    </w:rPr>
-                    <w:t>{d.agendas[i].</w:t>
-                  </w:r>
-                  <w:r>
-                    <w:rPr>
-                      <w:rFonts w:ascii="Times New Roman" w:hAnsi="Times New Roman"/>
-                      <w:bCs/>
-                      <w:color w:val="000000" w:themeColor="text1"/>
-                      <w:sz w:val="24"/>
-                      <w:szCs w:val="24"/>
-                      <w:lang w:val="en-US"/>
-                    </w:rPr>
-                    <w:t>rejected</w:t>
-                  </w:r>
-                  <w:r>
-                    <w:rPr>
-                      <w:rFonts w:ascii="Times New Roman" w:hAnsi="Times New Roman"/>
-                      <w:bCs/>
-                      <w:color w:val="000000" w:themeColor="text1"/>
-                      <w:sz w:val="24"/>
-                      <w:szCs w:val="24"/>
-                      <w:lang w:val="en-US"/>
-                    </w:rPr>
-                    <w:t>Applications</w:t>
+                    <w:spacing w:after="0" w:line="276" w:lineRule="auto"/>
+                    <w:ind w:right="317"/>
+                    <w:textAlignment w:val="baseline"/>
+                    <w:rPr>
+                      <w:rFonts w:ascii="Times New Roman" w:hAnsi="Times New Roman"/>
+                      <w:bCs/>
+                      <w:color w:val="000000" w:themeColor="text1"/>
+                      <w:sz w:val="24"/>
+                      <w:szCs w:val="24"/>
+                      <w:lang w:val="en-US"/>
+                    </w:rPr>
+                  </w:pPr>
+                  <w:r>
+                    <w:rPr>
+                      <w:rFonts w:ascii="Times New Roman" w:hAnsi="Times New Roman"/>
+                      <w:bCs/>
+                      <w:color w:val="000000" w:themeColor="text1"/>
+                      <w:sz w:val="24"/>
+                      <w:szCs w:val="24"/>
+                      <w:lang w:val="en-US"/>
+                    </w:rPr>
+                    <w:t>{d.agendas[i].rejectedApplications</w:t>
                   </w:r>
                   <w:r>
                     <w:rPr>
@@ -8509,14 +7965,14 @@
               <w:tc>
                 <w:tcPr>
                   <w:tcW w:w="2681" w:type="dxa"/>
+                  <w:gridSpan w:val="2"/>
                 </w:tcPr>
                 <w:p>
                   <w:pPr>
                     <w:suppressAutoHyphens/>
                     <w:autoSpaceDN w:val="0"/>
-                    <w:spacing w:after="0" w:line="360" w:lineRule="auto"/>
-                    <w:ind w:right="317"/>
-                    <w:jc w:val="both"/>
+                    <w:spacing w:after="0" w:line="276" w:lineRule="auto"/>
+                    <w:ind w:right="317"/>
                     <w:textAlignment w:val="baseline"/>
                     <w:rPr>
                       <w:rFonts w:ascii="Times New Roman" w:hAnsi="Times New Roman"/>
@@ -8538,9 +7994,16 @@
                       <w:szCs w:val="24"/>
                       <w:lang w:val="en-US"/>
                     </w:rPr>
-                    <w:t>{d.agendas[i].</w:t>
-                  </w:r>
-                  <w:r>
+                    <w:t>{d.agendas[i].rejectedApplications[i].recommendation}</w:t>
+                  </w:r>
+                </w:p>
+                <w:p>
+                  <w:pPr>
+                    <w:suppressAutoHyphens/>
+                    <w:autoSpaceDN w:val="0"/>
+                    <w:spacing w:after="0" w:line="276" w:lineRule="auto"/>
+                    <w:ind w:right="317"/>
+                    <w:textAlignment w:val="baseline"/>
                     <w:rPr>
                       <w:rFonts w:ascii="Times New Roman" w:hAnsi="Times New Roman"/>
                       <w:b/>
@@ -8550,71 +8013,17 @@
                       <w:szCs w:val="24"/>
                       <w:lang w:val="en-US"/>
                     </w:rPr>
-                    <w:t>rejected</w:t>
-                  </w:r>
-                  <w:r>
-                    <w:rPr>
-                      <w:rFonts w:ascii="Times New Roman" w:hAnsi="Times New Roman"/>
-                      <w:b/>
-                      <w:bCs/>
-                      <w:color w:val="000000" w:themeColor="text1"/>
-                      <w:sz w:val="24"/>
-                      <w:szCs w:val="24"/>
-                      <w:lang w:val="en-US"/>
-                    </w:rPr>
-                    <w:t>Applications[i].recommendation}</w:t>
-                  </w:r>
-                </w:p>
-                <w:p>
-                  <w:pPr>
-                    <w:suppressAutoHyphens/>
-                    <w:autoSpaceDN w:val="0"/>
-                    <w:spacing w:after="0" w:line="360" w:lineRule="auto"/>
-                    <w:ind w:right="317"/>
-                    <w:jc w:val="both"/>
-                    <w:textAlignment w:val="baseline"/>
-                    <w:rPr>
-                      <w:rFonts w:ascii="Times New Roman" w:hAnsi="Times New Roman"/>
-                      <w:b/>
-                      <w:bCs/>
-                      <w:color w:val="000000" w:themeColor="text1"/>
-                      <w:sz w:val="24"/>
-                      <w:szCs w:val="24"/>
-                      <w:lang w:val="en-US"/>
-                    </w:rPr>
-                  </w:pPr>
-                  <w:r>
-                    <w:rPr>
-                      <w:rFonts w:ascii="Times New Roman" w:hAnsi="Times New Roman"/>
-                      <w:bCs/>
-                      <w:color w:val="000000" w:themeColor="text1"/>
-                      <w:sz w:val="24"/>
-                      <w:szCs w:val="24"/>
-                      <w:lang w:val="en-US"/>
-                    </w:rPr>
-                    <w:t>{d.agendas[i].</w:t>
-                  </w:r>
-                  <w:r>
-                    <w:rPr>
-                      <w:rFonts w:ascii="Times New Roman" w:hAnsi="Times New Roman"/>
-                      <w:bCs/>
-                      <w:color w:val="000000" w:themeColor="text1"/>
-                      <w:sz w:val="24"/>
-                      <w:szCs w:val="24"/>
-                      <w:lang w:val="en-US"/>
-                    </w:rPr>
-                    <w:t>rejected</w:t>
-                  </w:r>
-                  <w:r>
-                    <w:rPr>
-                      <w:rFonts w:ascii="Times New Roman" w:hAnsi="Times New Roman"/>
-                      <w:bCs/>
-                      <w:color w:val="000000" w:themeColor="text1"/>
-                      <w:sz w:val="24"/>
-                      <w:szCs w:val="24"/>
-                      <w:lang w:val="en-US"/>
-                    </w:rPr>
-                    <w:t>Applications[i].report}</w:t>
+                  </w:pPr>
+                  <w:r>
+                    <w:rPr>
+                      <w:rFonts w:ascii="Times New Roman" w:hAnsi="Times New Roman"/>
+                      <w:bCs/>
+                      <w:color w:val="000000" w:themeColor="text1"/>
+                      <w:sz w:val="24"/>
+                      <w:szCs w:val="24"/>
+                      <w:lang w:val="en-US"/>
+                    </w:rPr>
+                    <w:t>{d.agendas[i].rejectedApplications[i].report}</w:t>
                   </w:r>
                 </w:p>
               </w:tc>
@@ -8622,25 +8031,36 @@
             <w:tr>
               <w:tc>
                 <w:tcPr>
-                  <w:tcW w:w="895" w:type="dxa"/>
+                  <w:tcW w:w="985" w:type="dxa"/>
                 </w:tcPr>
                 <w:p>
                   <w:pPr>
                     <w:suppressAutoHyphens/>
                     <w:autoSpaceDN w:val="0"/>
-                    <w:spacing w:after="0" w:line="360" w:lineRule="auto"/>
-                    <w:ind w:right="317"/>
-                    <w:jc w:val="both"/>
-                    <w:textAlignment w:val="baseline"/>
-                    <w:rPr>
-                      <w:rFonts w:ascii="Times New Roman" w:hAnsi="Times New Roman"/>
-                      <w:bCs/>
-                      <w:color w:val="000000" w:themeColor="text1"/>
-                      <w:sz w:val="24"/>
-                      <w:szCs w:val="24"/>
-                      <w:lang w:val="en-US"/>
-                    </w:rPr>
-                  </w:pPr>
+                    <w:spacing w:after="0" w:line="276" w:lineRule="auto"/>
+                    <w:ind w:right="317"/>
+                    <w:jc w:val="center"/>
+                    <w:textAlignment w:val="baseline"/>
+                    <w:rPr>
+                      <w:rFonts w:ascii="Times New Roman" w:hAnsi="Times New Roman"/>
+                      <w:bCs/>
+                      <w:color w:val="000000" w:themeColor="text1"/>
+                      <w:sz w:val="24"/>
+                      <w:szCs w:val="24"/>
+                      <w:lang w:val="en-US"/>
+                    </w:rPr>
+                  </w:pPr>
+                  <w:r>
+                    <w:rPr>
+                      <w:rFonts w:ascii="Times New Roman" w:hAnsi="Times New Roman"/>
+                      <w:bCs/>
+                      <w:color w:val="000000" w:themeColor="text1"/>
+                      <w:sz w:val="24"/>
+                      <w:szCs w:val="24"/>
+                      <w:lang w:val="en-US"/>
+                    </w:rPr>
+                    <w:t>{d.agendas[i].rejectedApplications[i+1]</w:t>
+                  </w:r>
                   <w:r>
                     <w:rPr>
                       <w:rFonts w:ascii="Times New Roman" w:hAnsi="Times New Roman"/>
@@ -8651,43 +8071,20 @@
                       <w:lang w:val="en-US"/>
                     </w:rPr>
                     <w:lastRenderedPageBreak/>
-                    <w:t>{d.agendas[i].</w:t>
-                  </w:r>
-                  <w:r>
-                    <w:rPr>
-                      <w:rFonts w:ascii="Times New Roman" w:hAnsi="Times New Roman"/>
-                      <w:bCs/>
-                      <w:color w:val="000000" w:themeColor="text1"/>
-                      <w:sz w:val="24"/>
-                      <w:szCs w:val="24"/>
-                      <w:lang w:val="en-US"/>
-                    </w:rPr>
-                    <w:t>rejected</w:t>
-                  </w:r>
-                  <w:r>
-                    <w:rPr>
-                      <w:rFonts w:ascii="Times New Roman" w:hAnsi="Times New Roman"/>
-                      <w:bCs/>
-                      <w:color w:val="000000" w:themeColor="text1"/>
-                      <w:sz w:val="24"/>
-                      <w:szCs w:val="24"/>
-                      <w:lang w:val="en-US"/>
-                    </w:rPr>
-                    <w:t>Applications[i+1]}</w:t>
+                    <w:t>}</w:t>
                   </w:r>
                 </w:p>
               </w:tc>
               <w:tc>
                 <w:tcPr>
-                  <w:tcW w:w="2700" w:type="dxa"/>
+                  <w:tcW w:w="2880" w:type="dxa"/>
                 </w:tcPr>
                 <w:p>
                   <w:pPr>
                     <w:suppressAutoHyphens/>
                     <w:autoSpaceDN w:val="0"/>
-                    <w:spacing w:after="0" w:line="360" w:lineRule="auto"/>
-                    <w:ind w:right="317"/>
-                    <w:jc w:val="both"/>
+                    <w:spacing w:after="0" w:line="276" w:lineRule="auto"/>
+                    <w:ind w:right="317"/>
                     <w:textAlignment w:val="baseline"/>
                     <w:rPr>
                       <w:rFonts w:ascii="Times New Roman" w:hAnsi="Times New Roman"/>
@@ -8702,16 +8099,14 @@
               </w:tc>
               <w:tc>
                 <w:tcPr>
-                  <w:tcW w:w="3194" w:type="dxa"/>
-                  <w:gridSpan w:val="2"/>
+                  <w:tcW w:w="2924" w:type="dxa"/>
                 </w:tcPr>
                 <w:p>
                   <w:pPr>
                     <w:suppressAutoHyphens/>
                     <w:autoSpaceDN w:val="0"/>
-                    <w:spacing w:after="0" w:line="360" w:lineRule="auto"/>
-                    <w:ind w:right="317"/>
-                    <w:jc w:val="both"/>
+                    <w:spacing w:after="0" w:line="276" w:lineRule="auto"/>
+                    <w:ind w:right="317"/>
                     <w:textAlignment w:val="baseline"/>
                     <w:rPr>
                       <w:rFonts w:ascii="Times New Roman" w:hAnsi="Times New Roman"/>
@@ -8727,14 +8122,14 @@
               <w:tc>
                 <w:tcPr>
                   <w:tcW w:w="1846" w:type="dxa"/>
+                  <w:gridSpan w:val="2"/>
                 </w:tcPr>
                 <w:p>
                   <w:pPr>
                     <w:suppressAutoHyphens/>
                     <w:autoSpaceDN w:val="0"/>
-                    <w:spacing w:after="0" w:line="360" w:lineRule="auto"/>
-                    <w:ind w:right="317"/>
-                    <w:jc w:val="both"/>
+                    <w:spacing w:after="0" w:line="276" w:lineRule="auto"/>
+                    <w:ind w:right="317"/>
                     <w:textAlignment w:val="baseline"/>
                     <w:rPr>
                       <w:rFonts w:ascii="Times New Roman" w:hAnsi="Times New Roman"/>
@@ -8750,14 +8145,14 @@
               <w:tc>
                 <w:tcPr>
                   <w:tcW w:w="2681" w:type="dxa"/>
+                  <w:gridSpan w:val="2"/>
                 </w:tcPr>
                 <w:p>
                   <w:pPr>
                     <w:suppressAutoHyphens/>
                     <w:autoSpaceDN w:val="0"/>
-                    <w:spacing w:after="0" w:line="360" w:lineRule="auto"/>
-                    <w:ind w:right="317"/>
-                    <w:jc w:val="both"/>
+                    <w:spacing w:after="0" w:line="276" w:lineRule="auto"/>
+                    <w:ind w:right="317"/>
                     <w:textAlignment w:val="baseline"/>
                     <w:rPr>
                       <w:rFonts w:ascii="Times New Roman" w:hAnsi="Times New Roman"/>
@@ -8776,14 +8171,14 @@
               <w:tc>
                 <w:tcPr>
                   <w:tcW w:w="11316" w:type="dxa"/>
-                  <w:gridSpan w:val="6"/>
+                  <w:gridSpan w:val="7"/>
                   <w:vAlign w:val="center"/>
                 </w:tcPr>
                 <w:p>
                   <w:pPr>
                     <w:suppressAutoHyphens/>
                     <w:autoSpaceDN w:val="0"/>
-                    <w:spacing w:after="0" w:line="360" w:lineRule="auto"/>
+                    <w:spacing w:after="0" w:line="276" w:lineRule="auto"/>
                     <w:ind w:right="317"/>
                     <w:jc w:val="center"/>
                     <w:textAlignment w:val="baseline"/>
@@ -8805,6 +8200,7 @@
                       <w:szCs w:val="24"/>
                       <w:lang w:val="en-US"/>
                     </w:rPr>
+                    <w:lastRenderedPageBreak/>
                     <w:t>REJECTED BUILDING APPLICATIONS(</w:t>
                   </w:r>
                   <w:r>
@@ -8837,7 +8233,7 @@
             <w:pPr>
               <w:suppressAutoHyphens/>
               <w:autoSpaceDN w:val="0"/>
-              <w:spacing w:after="0" w:line="360" w:lineRule="auto"/>
+              <w:spacing w:after="0" w:line="276" w:lineRule="auto"/>
               <w:ind w:right="317"/>
               <w:textAlignment w:val="baseline"/>
               <w:rPr>
@@ -8850,10 +8246,10 @@
                 <w:lang w:val="en-US"/>
               </w:rPr>
             </w:pPr>
-            <w:bookmarkStart w:id="52" w:name="OLE_LINK47"/>
-            <w:bookmarkStart w:id="53" w:name="OLE_LINK48"/>
-            <w:bookmarkStart w:id="54" w:name="OLE_LINK91"/>
-            <w:bookmarkStart w:id="55" w:name="OLE_LINK92"/>
+            <w:bookmarkStart w:id="52" w:name="OLE_LINK91"/>
+            <w:bookmarkStart w:id="53" w:name="OLE_LINK92"/>
+            <w:bookmarkStart w:id="54" w:name="OLE_LINK47"/>
+            <w:bookmarkStart w:id="55" w:name="OLE_LINK48"/>
             <w:r>
               <w:rPr>
                 <w:rFonts w:ascii="Times New Roman" w:hAnsi="Times New Roman"/>
@@ -8890,8 +8286,8 @@
               </w:rPr>
               <w:t xml:space="preserve"> </w:t>
             </w:r>
-            <w:bookmarkEnd w:id="54"/>
-            <w:bookmarkEnd w:id="55"/>
+            <w:bookmarkEnd w:id="52"/>
+            <w:bookmarkEnd w:id="53"/>
             <w:r>
               <w:rPr>
                 <w:rFonts w:ascii="Times New Roman" w:hAnsi="Times New Roman"/>
@@ -8947,8 +8343,8 @@
               </w:rPr>
               <w:t>:</w:t>
             </w:r>
-            <w:bookmarkEnd w:id="52"/>
-            <w:bookmarkEnd w:id="53"/>
+            <w:bookmarkEnd w:id="54"/>
+            <w:bookmarkEnd w:id="55"/>
             <w:r>
               <w:rPr>
                 <w:rFonts w:ascii="Times New Roman" w:hAnsi="Times New Roman"/>
@@ -8984,9 +8380,8 @@
             <w:pPr>
               <w:suppressAutoHyphens/>
               <w:autoSpaceDN w:val="0"/>
-              <w:spacing w:after="0" w:line="360" w:lineRule="auto"/>
+              <w:spacing w:after="0" w:line="276" w:lineRule="auto"/>
               <w:ind w:right="317"/>
-              <w:jc w:val="both"/>
               <w:textAlignment w:val="baseline"/>
               <w:rPr>
                 <w:rFonts w:ascii="Times New Roman" w:eastAsia="SimSun" w:hAnsi="Times New Roman"/>
@@ -9067,7 +8462,7 @@
             <w:pPr>
               <w:suppressAutoHyphens/>
               <w:autoSpaceDN w:val="0"/>
-              <w:spacing w:after="0" w:line="360" w:lineRule="auto"/>
+              <w:spacing w:after="0" w:line="276" w:lineRule="auto"/>
               <w:ind w:right="317"/>
               <w:jc w:val="both"/>
               <w:textAlignment w:val="baseline"/>
@@ -9091,7 +8486,7 @@
             <w:pPr>
               <w:suppressAutoHyphens/>
               <w:autoSpaceDN w:val="0"/>
-              <w:spacing w:after="0" w:line="360" w:lineRule="auto"/>
+              <w:spacing w:after="0" w:line="276" w:lineRule="auto"/>
               <w:ind w:right="317"/>
               <w:jc w:val="both"/>
               <w:textAlignment w:val="baseline"/>
@@ -9307,6 +8702,7 @@
       <w:pPr>
         <w:rPr>
           <w:sz w:val="16"/>
+          <w:lang w:val="en-US"/>
         </w:rPr>
       </w:pPr>
     </w:p>
@@ -9356,29 +8752,109 @@
 <w:ftr xmlns:ve="http://schemas.openxmlformats.org/markup-compatibility/2006" xmlns:o="urn:schemas-microsoft-com:office:office" xmlns:r="http://schemas.openxmlformats.org/officeDocument/2006/relationships" xmlns:m="http://schemas.openxmlformats.org/officeDocument/2006/math" xmlns:v="urn:schemas-microsoft-com:vml" xmlns:wp="http://schemas.openxmlformats.org/drawingml/2006/wordprocessingDrawing" xmlns:w10="urn:schemas-microsoft-com:office:word" xmlns:w="http://schemas.openxmlformats.org/wordprocessingml/2006/main" xmlns:wne="http://schemas.microsoft.com/office/word/2006/wordml">
   <w:sdt>
     <w:sdtPr>
-      <w:id w:val="12074599"/>
+      <w:id w:val="4096232"/>
       <w:docPartObj>
         <w:docPartGallery w:val="Page Numbers (Bottom of Page)"/>
         <w:docPartUnique/>
       </w:docPartObj>
     </w:sdtPr>
     <w:sdtContent>
-      <w:p>
-        <w:pPr>
-          <w:pStyle w:val="Footer"/>
-        </w:pPr>
-        <w:r>
-          <w:t xml:space="preserve">Page | </w:t>
-        </w:r>
-        <w:fldSimple w:instr=" PAGE   \* MERGEFORMAT ">
-          <w:r>
-            <w:rPr>
-              <w:noProof/>
-            </w:rPr>
-            <w:t>1</w:t>
-          </w:r>
-        </w:fldSimple>
-      </w:p>
+      <w:sdt>
+        <w:sdtPr>
+          <w:id w:val="98381352"/>
+          <w:docPartObj>
+            <w:docPartGallery w:val="Page Numbers (Top of Page)"/>
+            <w:docPartUnique/>
+          </w:docPartObj>
+        </w:sdtPr>
+        <w:sdtContent>
+          <w:p>
+            <w:pPr>
+              <w:pStyle w:val="Footer"/>
+            </w:pPr>
+            <w:r>
+              <w:t xml:space="preserve">Page </w:t>
+            </w:r>
+            <w:r>
+              <w:rPr>
+                <w:b/>
+                <w:sz w:val="24"/>
+                <w:szCs w:val="24"/>
+              </w:rPr>
+              <w:fldChar w:fldCharType="begin"/>
+            </w:r>
+            <w:r>
+              <w:rPr>
+                <w:b/>
+              </w:rPr>
+              <w:instrText xml:space="preserve"> PAGE </w:instrText>
+            </w:r>
+            <w:r>
+              <w:rPr>
+                <w:b/>
+                <w:sz w:val="24"/>
+                <w:szCs w:val="24"/>
+              </w:rPr>
+              <w:fldChar w:fldCharType="separate"/>
+            </w:r>
+            <w:r>
+              <w:rPr>
+                <w:b/>
+                <w:noProof/>
+              </w:rPr>
+              <w:t>3</w:t>
+            </w:r>
+            <w:r>
+              <w:rPr>
+                <w:b/>
+                <w:sz w:val="24"/>
+                <w:szCs w:val="24"/>
+              </w:rPr>
+              <w:fldChar w:fldCharType="end"/>
+            </w:r>
+            <w:r>
+              <w:t xml:space="preserve"> of </w:t>
+            </w:r>
+            <w:r>
+              <w:rPr>
+                <w:b/>
+                <w:sz w:val="24"/>
+                <w:szCs w:val="24"/>
+              </w:rPr>
+              <w:fldChar w:fldCharType="begin"/>
+            </w:r>
+            <w:r>
+              <w:rPr>
+                <w:b/>
+              </w:rPr>
+              <w:instrText xml:space="preserve"> NUMPAGES  </w:instrText>
+            </w:r>
+            <w:r>
+              <w:rPr>
+                <w:b/>
+                <w:sz w:val="24"/>
+                <w:szCs w:val="24"/>
+              </w:rPr>
+              <w:fldChar w:fldCharType="separate"/>
+            </w:r>
+            <w:r>
+              <w:rPr>
+                <w:b/>
+                <w:noProof/>
+              </w:rPr>
+              <w:t>6</w:t>
+            </w:r>
+            <w:r>
+              <w:rPr>
+                <w:b/>
+                <w:sz w:val="24"/>
+                <w:szCs w:val="24"/>
+              </w:rPr>
+              <w:fldChar w:fldCharType="end"/>
+            </w:r>
+          </w:p>
+        </w:sdtContent>
+      </w:sdt>
     </w:sdtContent>
   </w:sdt>
   <w:p>
@@ -9976,6 +9452,7 @@
   <w:style w:type="character" w:default="1" w:styleId="DefaultParagraphFont">
     <w:name w:val="Default Paragraph Font"/>
     <w:uiPriority w:val="1"/>
+    <w:semiHidden/>
     <w:unhideWhenUsed/>
   </w:style>
   <w:style w:type="table" w:default="1" w:styleId="TableNormal">
